--- a/release/CLOSHA3/RTpred/2026-10-23/docs/Portal_Content.docx
+++ b/release/CLOSHA3/RTpred/2026-10-23/docs/Portal_Content.docx
@@ -2176,7 +2176,7 @@
                 <w:sz w:val="18"/>
                 <w:szCs w:val="18"/>
               </w:rPr>
-              <w:t xml:space="preserve">mdcc (RTpred 코드, 서울대 식품대사체학 연구실)</w:t>
+              <w:t xml:space="preserve">RTpred (서울대학교 식품대사체학 연구실 개발, 코드명 mdcc)</w:t>
             </w:r>
           </w:p>
         </w:tc>
@@ -2216,7 +2216,7 @@
                 <w:sz w:val="18"/>
                 <w:szCs w:val="18"/>
               </w:rPr>
-              <w:t xml:space="preserve">-</w:t>
+              <w:t xml:space="preserve">공개 저장소 없음(이미지에 포함). 방법 출처(Retip): https://doi.org/10.1021/acs.analchem.9b05765</w:t>
             </w:r>
           </w:p>
         </w:tc>
@@ -2237,10 +2237,16 @@
           <w:b/>
           <w:bCs/>
         </w:rPr>
-        <w:t xml:space="preserve">태그(키워드):</w:t>
-      </w:r>
-      <w:r>
-        <w:t xml:space="preserve"> 머무름시간예측, 대사체동정, RDKit, AutoGluon</w:t>
+        <w:t xml:space="preserve">내장 모델:</w:t>
+      </w:r>
+      <w:r>
+        <w:t xml:space="preserve"> 이 이미지에는 서울대학교 식품대사체학 연구실이 사전 학습한 RP·HILIC 기본 모델(best: WeightedEnsemble_L3, RT 단위 분)이 </w:t>
+      </w:r>
+      <w:r>
+        <w:t xml:space="preserve">/opt/mdcc/models</w:t>
+      </w:r>
+      <w:r>
+        <w:t xml:space="preserve">에 들어 있으며, 기본 모델 예측과 비교에 쓰입니다.</w:t>
       </w:r>
     </w:p>
     <w:p>
@@ -2257,16 +2263,16 @@
           <w:b/>
           <w:bCs/>
         </w:rPr>
-        <w:t xml:space="preserve">내용(국문):</w:t>
-      </w:r>
-      <w:r>
-        <w:t xml:space="preserve"> 화합물 구조(SMILES)로 액체크로마토그래피 머무름 시간(RT)을 예측하는 실행 환경입니다. RDKit으로 구조 descriptor를 계산하고 AutoGluon 모델로 예측·학습합니다. RP·HILIC 기본 모델(best: WeightedEnsemble_L3)이 이미지 안 </w:t>
+        <w:t xml:space="preserve">Bundled models:</w:t>
+      </w:r>
+      <w:r>
+        <w:t xml:space="preserve"> this image holds the RP and HILIC default models pre-trained by the SNU food metabolomics lab (best: WeightedEnsemble_L3, RT in minutes) in </w:t>
       </w:r>
       <w:r>
         <w:t xml:space="preserve">/opt/mdcc/models</w:t>
       </w:r>
       <w:r>
-        <w:t xml:space="preserve">에 들어 있습니다. 실행 중 인터넷과 GPU를 쓰지 않습니다.</w:t>
+        <w:t xml:space="preserve">, used for default prediction and comparison.</w:t>
       </w:r>
     </w:p>
     <w:p>
@@ -2283,10 +2289,56 @@
           <w:b/>
           <w:bCs/>
         </w:rPr>
+        <w:t xml:space="preserve">태그(키워드):</w:t>
+      </w:r>
+      <w:r>
+        <w:t xml:space="preserve"> 머무름시간예측, 대사체동정, RDKit, AutoGluon</w:t>
+      </w:r>
+    </w:p>
+    <w:p>
+      <w:pPr>
+        <w:pStyle w:val="ListParagraph"/>
+        <w:numPr>
+          <w:ilvl w:val="0"/>
+          <w:numId w:val="2"/>
+        </w:numPr>
+        <w:spacing w:after="80"/>
+      </w:pPr>
+      <w:r>
+        <w:rPr>
+          <w:b/>
+          <w:bCs/>
+        </w:rPr>
+        <w:t xml:space="preserve">내용(국문):</w:t>
+      </w:r>
+      <w:r>
+        <w:t xml:space="preserve"> 화합물 구조(SMILES)로 액체크로마토그래피 머무름 시간(RT)을 예측하는 실행 환경입니다. RDKit으로 구조 descriptor를 계산하고 AutoGluon 모델로 예측·학습합니다. 사전 학습된 RP·HILIC 기본 모델(best: WeightedEnsemble_L3)이 이미지 안 </w:t>
+      </w:r>
+      <w:r>
+        <w:t xml:space="preserve">/opt/mdcc/models</w:t>
+      </w:r>
+      <w:r>
+        <w:t xml:space="preserve">에 들어 있습니다. 실행 중 인터넷과 GPU를 쓰지 않습니다.</w:t>
+      </w:r>
+    </w:p>
+    <w:p>
+      <w:pPr>
+        <w:pStyle w:val="ListParagraph"/>
+        <w:numPr>
+          <w:ilvl w:val="0"/>
+          <w:numId w:val="2"/>
+        </w:numPr>
+        <w:spacing w:after="80"/>
+      </w:pPr>
+      <w:r>
+        <w:rPr>
+          <w:b/>
+          <w:bCs/>
+        </w:rPr>
         <w:t xml:space="preserve">내용(영문):</w:t>
       </w:r>
       <w:r>
-        <w:t xml:space="preserve"> Runtime environment for predicting liquid chromatography retention time (RT) from compound structures (SMILES). RDKit computes structure descriptors and AutoGluon models predict and train. The default RP and HILIC models (best: WeightedEnsemble_L3) are bundled in </w:t>
+        <w:t xml:space="preserve"> Runtime environment for predicting liquid chromatography retention time (RT) from compound structures (SMILES). RDKit computes structure descriptors and AutoGluon models predict and train. Pre-trained default RP and HILIC models (best: WeightedEnsemble_L3) are bundled in </w:t>
       </w:r>
       <w:r>
         <w:t xml:space="preserve">/opt/mdcc/models</w:t>
@@ -6315,7 +6367,7 @@
                 <w:sz w:val="18"/>
                 <w:szCs w:val="18"/>
               </w:rPr>
-              <w:t xml:space="preserve">mdcc (RTpred 코드, 서울대 식품대사체학 연구실)</w:t>
+              <w:t xml:space="preserve">RTpred (서울대학교 식품대사체학 연구실 개발, 코드명 mdcc)</w:t>
             </w:r>
           </w:p>
         </w:tc>
@@ -6355,13 +6407,53 @@
                 <w:sz w:val="18"/>
                 <w:szCs w:val="18"/>
               </w:rPr>
-              <w:t xml:space="preserve">-</w:t>
+              <w:t xml:space="preserve">공개 저장소 없음(이미지에 포함). 방법 출처(Retip): https://doi.org/10.1021/acs.analchem.9b05765</w:t>
             </w:r>
           </w:p>
         </w:tc>
       </w:tr>
     </w:tbl>
     <w:p/>
+    <w:p>
+      <w:pPr>
+        <w:pStyle w:val="ListParagraph"/>
+        <w:numPr>
+          <w:ilvl w:val="0"/>
+          <w:numId w:val="2"/>
+        </w:numPr>
+        <w:spacing w:after="80"/>
+      </w:pPr>
+      <w:r>
+        <w:rPr>
+          <w:b/>
+          <w:bCs/>
+        </w:rPr>
+        <w:t xml:space="preserve">내장 모델:</w:t>
+      </w:r>
+      <w:r>
+        <w:t xml:space="preserve"> 이 이미지에는 사전 학습 모델이 들어 있지 않습니다(학습 전용).</w:t>
+      </w:r>
+    </w:p>
+    <w:p>
+      <w:pPr>
+        <w:pStyle w:val="ListParagraph"/>
+        <w:numPr>
+          <w:ilvl w:val="0"/>
+          <w:numId w:val="2"/>
+        </w:numPr>
+        <w:spacing w:after="80"/>
+      </w:pPr>
+      <w:r>
+        <w:rPr>
+          <w:b/>
+          <w:bCs/>
+        </w:rPr>
+        <w:t xml:space="preserve">Bundled models:</w:t>
+      </w:r>
+      <w:r>
+        <w:t xml:space="preserve"> this image holds no pre-trained models (training only).</w:t>
+      </w:r>
+    </w:p>
     <w:p>
       <w:pPr>
         <w:pStyle w:val="ListParagraph"/>
@@ -11750,7 +11842,7 @@
                 <w:sz w:val="18"/>
                 <w:szCs w:val="18"/>
               </w:rPr>
-              <w:t xml:space="preserve">mdcc (RTpred 코드, 서울대 식품대사체학 연구실)</w:t>
+              <w:t xml:space="preserve">RTpred (서울대학교 식품대사체학 연구실 개발, 코드명 mdcc)</w:t>
             </w:r>
           </w:p>
         </w:tc>
@@ -11790,7 +11882,7 @@
                 <w:sz w:val="18"/>
                 <w:szCs w:val="18"/>
               </w:rPr>
-              <w:t xml:space="preserve">-</w:t>
+              <w:t xml:space="preserve">공개 저장소 없음(이미지에 포함). 방법 출처(Retip): https://doi.org/10.1021/acs.analchem.9b05765</w:t>
             </w:r>
           </w:p>
         </w:tc>
@@ -11811,10 +11903,16 @@
           <w:b/>
           <w:bCs/>
         </w:rPr>
-        <w:t xml:space="preserve">태그(키워드):</w:t>
-      </w:r>
-      <w:r>
-        <w:t xml:space="preserve"> 머무름시간예측, 대사체동정, RDKit, AutoGluon</w:t>
+        <w:t xml:space="preserve">내장 모델:</w:t>
+      </w:r>
+      <w:r>
+        <w:t xml:space="preserve"> 이 이미지에는 서울대학교 식품대사체학 연구실이 사전 학습한 RP·HILIC 기본 모델(best: WeightedEnsemble_L3, RT 단위 분)이 </w:t>
+      </w:r>
+      <w:r>
+        <w:t xml:space="preserve">/opt/mdcc/models</w:t>
+      </w:r>
+      <w:r>
+        <w:t xml:space="preserve">에 들어 있으며, 기본 모델 예측과 비교에 쓰입니다.</w:t>
       </w:r>
     </w:p>
     <w:p>
@@ -11831,16 +11929,16 @@
           <w:b/>
           <w:bCs/>
         </w:rPr>
-        <w:t xml:space="preserve">내용(국문):</w:t>
-      </w:r>
-      <w:r>
-        <w:t xml:space="preserve"> 화합물 구조(SMILES)로 액체크로마토그래피 머무름 시간(RT)을 예측하는 실행 환경입니다. RDKit으로 구조 descriptor를 계산하고 AutoGluon 모델로 예측·학습합니다. RP·HILIC 기본 모델(best: WeightedEnsemble_L3)이 이미지 안 </w:t>
+        <w:t xml:space="preserve">Bundled models:</w:t>
+      </w:r>
+      <w:r>
+        <w:t xml:space="preserve"> this image holds the RP and HILIC default models pre-trained by the SNU food metabolomics lab (best: WeightedEnsemble_L3, RT in minutes) in </w:t>
       </w:r>
       <w:r>
         <w:t xml:space="preserve">/opt/mdcc/models</w:t>
       </w:r>
       <w:r>
-        <w:t xml:space="preserve">에 들어 있습니다. 실행 중 인터넷과 GPU를 쓰지 않습니다.</w:t>
+        <w:t xml:space="preserve">, used for default prediction and comparison.</w:t>
       </w:r>
     </w:p>
     <w:p>
@@ -11857,10 +11955,56 @@
           <w:b/>
           <w:bCs/>
         </w:rPr>
+        <w:t xml:space="preserve">태그(키워드):</w:t>
+      </w:r>
+      <w:r>
+        <w:t xml:space="preserve"> 머무름시간예측, 대사체동정, RDKit, AutoGluon</w:t>
+      </w:r>
+    </w:p>
+    <w:p>
+      <w:pPr>
+        <w:pStyle w:val="ListParagraph"/>
+        <w:numPr>
+          <w:ilvl w:val="0"/>
+          <w:numId w:val="2"/>
+        </w:numPr>
+        <w:spacing w:after="80"/>
+      </w:pPr>
+      <w:r>
+        <w:rPr>
+          <w:b/>
+          <w:bCs/>
+        </w:rPr>
+        <w:t xml:space="preserve">내용(국문):</w:t>
+      </w:r>
+      <w:r>
+        <w:t xml:space="preserve"> 화합물 구조(SMILES)로 액체크로마토그래피 머무름 시간(RT)을 예측하는 실행 환경입니다. RDKit으로 구조 descriptor를 계산하고 AutoGluon 모델로 예측·학습합니다. 사전 학습된 RP·HILIC 기본 모델(best: WeightedEnsemble_L3)이 이미지 안 </w:t>
+      </w:r>
+      <w:r>
+        <w:t xml:space="preserve">/opt/mdcc/models</w:t>
+      </w:r>
+      <w:r>
+        <w:t xml:space="preserve">에 들어 있습니다. 실행 중 인터넷과 GPU를 쓰지 않습니다.</w:t>
+      </w:r>
+    </w:p>
+    <w:p>
+      <w:pPr>
+        <w:pStyle w:val="ListParagraph"/>
+        <w:numPr>
+          <w:ilvl w:val="0"/>
+          <w:numId w:val="2"/>
+        </w:numPr>
+        <w:spacing w:after="80"/>
+      </w:pPr>
+      <w:r>
+        <w:rPr>
+          <w:b/>
+          <w:bCs/>
+        </w:rPr>
         <w:t xml:space="preserve">내용(영문):</w:t>
       </w:r>
       <w:r>
-        <w:t xml:space="preserve"> Runtime environment for predicting liquid chromatography retention time (RT) from compound structures (SMILES). RDKit computes structure descriptors and AutoGluon models predict and train. The default RP and HILIC models (best: WeightedEnsemble_L3) are bundled in </w:t>
+        <w:t xml:space="preserve"> Runtime environment for predicting liquid chromatography retention time (RT) from compound structures (SMILES). RDKit computes structure descriptors and AutoGluon models predict and train. Pre-trained default RP and HILIC models (best: WeightedEnsemble_L3) are bundled in </w:t>
       </w:r>
       <w:r>
         <w:t xml:space="preserve">/opt/mdcc/models</w:t>

--- a/release/CLOSHA3/RTpred/2026-10-23/docs/Portal_Content.docx
+++ b/release/CLOSHA3/RTpred/2026-10-23/docs/Portal_Content.docx
@@ -2176,7 +2176,7 @@
                 <w:sz w:val="18"/>
                 <w:szCs w:val="18"/>
               </w:rPr>
-              <w:t xml:space="preserve">RTpred (서울대학교 식품대사체학 연구실 개발, 코드명 mdcc)</w:t>
+              <w:t xml:space="preserve">RTpred</w:t>
             </w:r>
           </w:p>
         </w:tc>
@@ -2196,7 +2196,7 @@
                 <w:sz w:val="18"/>
                 <w:szCs w:val="18"/>
               </w:rPr>
-              <w:t xml:space="preserve">Revision 2</w:t>
+              <w:t xml:space="preserve">1.0</w:t>
             </w:r>
           </w:p>
         </w:tc>
@@ -2216,65 +2216,75 @@
                 <w:sz w:val="18"/>
                 <w:szCs w:val="18"/>
               </w:rPr>
-              <w:t xml:space="preserve">공개 저장소 없음(이미지에 포함). 방법 출처(Retip): https://doi.org/10.1021/acs.analchem.9b05765</w:t>
+              <w:t xml:space="preserve">-</w:t>
+            </w:r>
+          </w:p>
+        </w:tc>
+      </w:tr>
+      <w:tr>
+        <w:tc>
+          <w:tcPr>
+            <w:tcW w:type="dxa" w:w="1800"/>
+            <w:tcMar>
+              <w:top w:type="dxa" w:w="60"/>
+              <w:left w:type="dxa" w:w="90"/>
+              <w:bottom w:type="dxa" w:w="60"/>
+              <w:right w:type="dxa" w:w="90"/>
+            </w:tcMar>
+          </w:tcPr>
+          <w:p>
+            <w:r>
+              <w:rPr>
+                <w:sz w:val="18"/>
+                <w:szCs w:val="18"/>
+              </w:rPr>
+              <w:t xml:space="preserve">RTpred 사전 학습 모델 (RP, HILIC)</w:t>
+            </w:r>
+          </w:p>
+        </w:tc>
+        <w:tc>
+          <w:tcPr>
+            <w:tcW w:type="dxa" w:w="3853"/>
+            <w:tcMar>
+              <w:top w:type="dxa" w:w="60"/>
+              <w:left w:type="dxa" w:w="90"/>
+              <w:bottom w:type="dxa" w:w="60"/>
+              <w:right w:type="dxa" w:w="90"/>
+            </w:tcMar>
+          </w:tcPr>
+          <w:p>
+            <w:r>
+              <w:rPr>
+                <w:sz w:val="18"/>
+                <w:szCs w:val="18"/>
+              </w:rPr>
+              <w:t xml:space="preserve">1.0</w:t>
+            </w:r>
+          </w:p>
+        </w:tc>
+        <w:tc>
+          <w:tcPr>
+            <w:tcW w:type="dxa" w:w="3853"/>
+            <w:tcMar>
+              <w:top w:type="dxa" w:w="60"/>
+              <w:left w:type="dxa" w:w="90"/>
+              <w:bottom w:type="dxa" w:w="60"/>
+              <w:right w:type="dxa" w:w="90"/>
+            </w:tcMar>
+          </w:tcPr>
+          <w:p>
+            <w:r>
+              <w:rPr>
+                <w:sz w:val="18"/>
+                <w:szCs w:val="18"/>
+              </w:rPr>
+              <w:t xml:space="preserve">-</w:t>
             </w:r>
           </w:p>
         </w:tc>
       </w:tr>
     </w:tbl>
     <w:p/>
-    <w:p>
-      <w:pPr>
-        <w:pStyle w:val="ListParagraph"/>
-        <w:numPr>
-          <w:ilvl w:val="0"/>
-          <w:numId w:val="2"/>
-        </w:numPr>
-        <w:spacing w:after="80"/>
-      </w:pPr>
-      <w:r>
-        <w:rPr>
-          <w:b/>
-          <w:bCs/>
-        </w:rPr>
-        <w:t xml:space="preserve">내장 모델:</w:t>
-      </w:r>
-      <w:r>
-        <w:t xml:space="preserve"> 이 이미지에는 서울대학교 식품대사체학 연구실이 사전 학습한 RP·HILIC 기본 모델(best: WeightedEnsemble_L3, RT 단위 분)이 </w:t>
-      </w:r>
-      <w:r>
-        <w:t xml:space="preserve">/opt/mdcc/models</w:t>
-      </w:r>
-      <w:r>
-        <w:t xml:space="preserve">에 들어 있으며, 기본 모델 예측과 비교에 쓰입니다.</w:t>
-      </w:r>
-    </w:p>
-    <w:p>
-      <w:pPr>
-        <w:pStyle w:val="ListParagraph"/>
-        <w:numPr>
-          <w:ilvl w:val="0"/>
-          <w:numId w:val="2"/>
-        </w:numPr>
-        <w:spacing w:after="80"/>
-      </w:pPr>
-      <w:r>
-        <w:rPr>
-          <w:b/>
-          <w:bCs/>
-        </w:rPr>
-        <w:t xml:space="preserve">Bundled models:</w:t>
-      </w:r>
-      <w:r>
-        <w:t xml:space="preserve"> this image holds the RP and HILIC default models pre-trained by the SNU food metabolomics lab (best: WeightedEnsemble_L3, RT in minutes) in </w:t>
-      </w:r>
-      <w:r>
-        <w:t xml:space="preserve">/opt/mdcc/models</w:t>
-      </w:r>
-      <w:r>
-        <w:t xml:space="preserve">, used for default prediction and comparison.</w:t>
-      </w:r>
-    </w:p>
     <w:p>
       <w:pPr>
         <w:pStyle w:val="ListParagraph"/>
@@ -6367,7 +6377,7 @@
                 <w:sz w:val="18"/>
                 <w:szCs w:val="18"/>
               </w:rPr>
-              <w:t xml:space="preserve">RTpred (서울대학교 식품대사체학 연구실 개발, 코드명 mdcc)</w:t>
+              <w:t xml:space="preserve">RTpred</w:t>
             </w:r>
           </w:p>
         </w:tc>
@@ -6387,7 +6397,7 @@
                 <w:sz w:val="18"/>
                 <w:szCs w:val="18"/>
               </w:rPr>
-              <w:t xml:space="preserve">Revision 2</w:t>
+              <w:t xml:space="preserve">1.0</w:t>
             </w:r>
           </w:p>
         </w:tc>
@@ -6407,53 +6417,13 @@
                 <w:sz w:val="18"/>
                 <w:szCs w:val="18"/>
               </w:rPr>
-              <w:t xml:space="preserve">공개 저장소 없음(이미지에 포함). 방법 출처(Retip): https://doi.org/10.1021/acs.analchem.9b05765</w:t>
+              <w:t xml:space="preserve">-</w:t>
             </w:r>
           </w:p>
         </w:tc>
       </w:tr>
     </w:tbl>
     <w:p/>
-    <w:p>
-      <w:pPr>
-        <w:pStyle w:val="ListParagraph"/>
-        <w:numPr>
-          <w:ilvl w:val="0"/>
-          <w:numId w:val="2"/>
-        </w:numPr>
-        <w:spacing w:after="80"/>
-      </w:pPr>
-      <w:r>
-        <w:rPr>
-          <w:b/>
-          <w:bCs/>
-        </w:rPr>
-        <w:t xml:space="preserve">내장 모델:</w:t>
-      </w:r>
-      <w:r>
-        <w:t xml:space="preserve"> 이 이미지에는 사전 학습 모델이 들어 있지 않습니다(학습 전용).</w:t>
-      </w:r>
-    </w:p>
-    <w:p>
-      <w:pPr>
-        <w:pStyle w:val="ListParagraph"/>
-        <w:numPr>
-          <w:ilvl w:val="0"/>
-          <w:numId w:val="2"/>
-        </w:numPr>
-        <w:spacing w:after="80"/>
-      </w:pPr>
-      <w:r>
-        <w:rPr>
-          <w:b/>
-          <w:bCs/>
-        </w:rPr>
-        <w:t xml:space="preserve">Bundled models:</w:t>
-      </w:r>
-      <w:r>
-        <w:t xml:space="preserve"> this image holds no pre-trained models (training only).</w:t>
-      </w:r>
-    </w:p>
     <w:p>
       <w:pPr>
         <w:pStyle w:val="ListParagraph"/>
@@ -11842,7 +11812,7 @@
                 <w:sz w:val="18"/>
                 <w:szCs w:val="18"/>
               </w:rPr>
-              <w:t xml:space="preserve">RTpred (서울대학교 식품대사체학 연구실 개발, 코드명 mdcc)</w:t>
+              <w:t xml:space="preserve">RTpred</w:t>
             </w:r>
           </w:p>
         </w:tc>
@@ -11862,7 +11832,7 @@
                 <w:sz w:val="18"/>
                 <w:szCs w:val="18"/>
               </w:rPr>
-              <w:t xml:space="preserve">Revision 2</w:t>
+              <w:t xml:space="preserve">1.0</w:t>
             </w:r>
           </w:p>
         </w:tc>
@@ -11882,65 +11852,75 @@
                 <w:sz w:val="18"/>
                 <w:szCs w:val="18"/>
               </w:rPr>
-              <w:t xml:space="preserve">공개 저장소 없음(이미지에 포함). 방법 출처(Retip): https://doi.org/10.1021/acs.analchem.9b05765</w:t>
+              <w:t xml:space="preserve">-</w:t>
+            </w:r>
+          </w:p>
+        </w:tc>
+      </w:tr>
+      <w:tr>
+        <w:tc>
+          <w:tcPr>
+            <w:tcW w:type="dxa" w:w="1800"/>
+            <w:tcMar>
+              <w:top w:type="dxa" w:w="60"/>
+              <w:left w:type="dxa" w:w="90"/>
+              <w:bottom w:type="dxa" w:w="60"/>
+              <w:right w:type="dxa" w:w="90"/>
+            </w:tcMar>
+          </w:tcPr>
+          <w:p>
+            <w:r>
+              <w:rPr>
+                <w:sz w:val="18"/>
+                <w:szCs w:val="18"/>
+              </w:rPr>
+              <w:t xml:space="preserve">RTpred 사전 학습 모델 (RP, HILIC)</w:t>
+            </w:r>
+          </w:p>
+        </w:tc>
+        <w:tc>
+          <w:tcPr>
+            <w:tcW w:type="dxa" w:w="3853"/>
+            <w:tcMar>
+              <w:top w:type="dxa" w:w="60"/>
+              <w:left w:type="dxa" w:w="90"/>
+              <w:bottom w:type="dxa" w:w="60"/>
+              <w:right w:type="dxa" w:w="90"/>
+            </w:tcMar>
+          </w:tcPr>
+          <w:p>
+            <w:r>
+              <w:rPr>
+                <w:sz w:val="18"/>
+                <w:szCs w:val="18"/>
+              </w:rPr>
+              <w:t xml:space="preserve">1.0</w:t>
+            </w:r>
+          </w:p>
+        </w:tc>
+        <w:tc>
+          <w:tcPr>
+            <w:tcW w:type="dxa" w:w="3853"/>
+            <w:tcMar>
+              <w:top w:type="dxa" w:w="60"/>
+              <w:left w:type="dxa" w:w="90"/>
+              <w:bottom w:type="dxa" w:w="60"/>
+              <w:right w:type="dxa" w:w="90"/>
+            </w:tcMar>
+          </w:tcPr>
+          <w:p>
+            <w:r>
+              <w:rPr>
+                <w:sz w:val="18"/>
+                <w:szCs w:val="18"/>
+              </w:rPr>
+              <w:t xml:space="preserve">-</w:t>
             </w:r>
           </w:p>
         </w:tc>
       </w:tr>
     </w:tbl>
     <w:p/>
-    <w:p>
-      <w:pPr>
-        <w:pStyle w:val="ListParagraph"/>
-        <w:numPr>
-          <w:ilvl w:val="0"/>
-          <w:numId w:val="2"/>
-        </w:numPr>
-        <w:spacing w:after="80"/>
-      </w:pPr>
-      <w:r>
-        <w:rPr>
-          <w:b/>
-          <w:bCs/>
-        </w:rPr>
-        <w:t xml:space="preserve">내장 모델:</w:t>
-      </w:r>
-      <w:r>
-        <w:t xml:space="preserve"> 이 이미지에는 서울대학교 식품대사체학 연구실이 사전 학습한 RP·HILIC 기본 모델(best: WeightedEnsemble_L3, RT 단위 분)이 </w:t>
-      </w:r>
-      <w:r>
-        <w:t xml:space="preserve">/opt/mdcc/models</w:t>
-      </w:r>
-      <w:r>
-        <w:t xml:space="preserve">에 들어 있으며, 기본 모델 예측과 비교에 쓰입니다.</w:t>
-      </w:r>
-    </w:p>
-    <w:p>
-      <w:pPr>
-        <w:pStyle w:val="ListParagraph"/>
-        <w:numPr>
-          <w:ilvl w:val="0"/>
-          <w:numId w:val="2"/>
-        </w:numPr>
-        <w:spacing w:after="80"/>
-      </w:pPr>
-      <w:r>
-        <w:rPr>
-          <w:b/>
-          <w:bCs/>
-        </w:rPr>
-        <w:t xml:space="preserve">Bundled models:</w:t>
-      </w:r>
-      <w:r>
-        <w:t xml:space="preserve"> this image holds the RP and HILIC default models pre-trained by the SNU food metabolomics lab (best: WeightedEnsemble_L3, RT in minutes) in </w:t>
-      </w:r>
-      <w:r>
-        <w:t xml:space="preserve">/opt/mdcc/models</w:t>
-      </w:r>
-      <w:r>
-        <w:t xml:space="preserve">, used for default prediction and comparison.</w:t>
-      </w:r>
-    </w:p>
     <w:p>
       <w:pPr>
         <w:pStyle w:val="ListParagraph"/>

--- a/release/CLOSHA3/RTpred/2026-10-23/docs/Portal_Content.docx
+++ b/release/CLOSHA3/RTpred/2026-10-23/docs/Portal_Content.docx
@@ -326,7 +326,7 @@
         <w:spacing w:after="80"/>
       </w:pPr>
       <w:r>
-        <w:t xml:space="preserve">카테고리: CLOSHA 프로그램 목록에 맞는 중분류가 없어 Omics / Metabolite_Identification(신규)을 제안합니다. 머무름 시간 예측은 비표적 대사체 분석에서 후보 화합물을 거르는 데 쓰이며, 다른 대사체 동정 도구도 담을 수 있는 일반 이름입니다.</w:t>
+        <w:t xml:space="preserve">카테고리: 세 모듈 모두 Annotation / Metabolite_Annotation(신규)입니다. 머무름 시간 예측은 LC-MS 피크에 붙일 화합물 후보를 거르는 대사체 annotation 단계의 도구이며(Retip 논문 제목 "for Compound Annotation"), 대사체 분야에서 가장 흔한 표현을 썼습니다. 다른 대사체 동정·annotation 도구도 담을 수 있는 일반 이름입니다. 서울대가 제안한 화학정보학, 머신러닝은 태그에 넣었습니다.</w:t>
       </w:r>
     </w:p>
     <w:p>
@@ -707,27 +707,27 @@
                 <w:sz w:val="18"/>
                 <w:szCs w:val="18"/>
               </w:rPr>
-              <w:t xml:space="preserve">Omics</w:t>
-            </w:r>
-          </w:p>
-        </w:tc>
-        <w:tc>
-          <w:tcPr>
-            <w:tcW w:type="dxa" w:w="3853"/>
-            <w:tcMar>
-              <w:top w:type="dxa" w:w="60"/>
-              <w:left w:type="dxa" w:w="90"/>
-              <w:bottom w:type="dxa" w:w="60"/>
-              <w:right w:type="dxa" w:w="90"/>
-            </w:tcMar>
-          </w:tcPr>
-          <w:p>
-            <w:r>
-              <w:rPr>
-                <w:sz w:val="18"/>
-                <w:szCs w:val="18"/>
-              </w:rPr>
-              <w:t xml:space="preserve">Omics</w:t>
+              <w:t xml:space="preserve">Annotation</w:t>
+            </w:r>
+          </w:p>
+        </w:tc>
+        <w:tc>
+          <w:tcPr>
+            <w:tcW w:type="dxa" w:w="3853"/>
+            <w:tcMar>
+              <w:top w:type="dxa" w:w="60"/>
+              <w:left w:type="dxa" w:w="90"/>
+              <w:bottom w:type="dxa" w:w="60"/>
+              <w:right w:type="dxa" w:w="90"/>
+            </w:tcMar>
+          </w:tcPr>
+          <w:p>
+            <w:r>
+              <w:rPr>
+                <w:sz w:val="18"/>
+                <w:szCs w:val="18"/>
+              </w:rPr>
+              <w:t xml:space="preserve">Annotation</w:t>
             </w:r>
           </w:p>
         </w:tc>
@@ -769,27 +769,27 @@
                 <w:sz w:val="18"/>
                 <w:szCs w:val="18"/>
               </w:rPr>
-              <w:t xml:space="preserve">Metabolite_Identification (신규)</w:t>
-            </w:r>
-          </w:p>
-        </w:tc>
-        <w:tc>
-          <w:tcPr>
-            <w:tcW w:type="dxa" w:w="3853"/>
-            <w:tcMar>
-              <w:top w:type="dxa" w:w="60"/>
-              <w:left w:type="dxa" w:w="90"/>
-              <w:bottom w:type="dxa" w:w="60"/>
-              <w:right w:type="dxa" w:w="90"/>
-            </w:tcMar>
-          </w:tcPr>
-          <w:p>
-            <w:r>
-              <w:rPr>
-                <w:sz w:val="18"/>
-                <w:szCs w:val="18"/>
-              </w:rPr>
-              <w:t xml:space="preserve">Metabolite_Identification (new)</w:t>
+              <w:t xml:space="preserve">Metabolite_Annotation (신규)</w:t>
+            </w:r>
+          </w:p>
+        </w:tc>
+        <w:tc>
+          <w:tcPr>
+            <w:tcW w:type="dxa" w:w="3853"/>
+            <w:tcMar>
+              <w:top w:type="dxa" w:w="60"/>
+              <w:left w:type="dxa" w:w="90"/>
+              <w:bottom w:type="dxa" w:w="60"/>
+              <w:right w:type="dxa" w:w="90"/>
+            </w:tcMar>
+          </w:tcPr>
+          <w:p>
+            <w:r>
+              <w:rPr>
+                <w:sz w:val="18"/>
+                <w:szCs w:val="18"/>
+              </w:rPr>
+              <w:t xml:space="preserve">Metabolite_Annotation (new)</w:t>
             </w:r>
           </w:p>
         </w:tc>
@@ -831,7 +831,7 @@
                 <w:sz w:val="18"/>
                 <w:szCs w:val="18"/>
               </w:rPr>
-              <w:t xml:space="preserve">retention time, RT prediction, RP, HILIC, SMILES, RDKit, AutoGluon, metabolomics</w:t>
+              <w:t xml:space="preserve">retention time, RT prediction, metabolomics, metabolite annotation, RP, HILIC, SMILES, RDKit, AutoGluon, machine learning, cheminformatics</w:t>
             </w:r>
           </w:p>
         </w:tc>
@@ -3300,7 +3300,7 @@
     </w:p>
     <w:tbl>
       <w:tblPr>
-        <w:tblW w:type="dxa" w:w="9504"/>
+        <w:tblW w:type="dxa" w:w="9506"/>
         <w:tblBorders>
           <w:top w:val="single" w:color="auto" w:sz="4"/>
           <w:left w:val="single" w:color="auto" w:sz="4"/>
@@ -3311,15 +3311,14 @@
         </w:tblBorders>
       </w:tblPr>
       <w:tblGrid>
-        <w:gridCol w:w="2376"/>
-        <w:gridCol w:w="2376"/>
-        <w:gridCol w:w="2376"/>
-        <w:gridCol w:w="2376"/>
+        <w:gridCol w:w="1800"/>
+        <w:gridCol w:w="3853"/>
+        <w:gridCol w:w="3853"/>
       </w:tblGrid>
       <w:tr>
         <w:tc>
           <w:tcPr>
-            <w:tcW w:type="dxa" w:w="2376"/>
+            <w:tcW w:type="dxa" w:w="1800"/>
             <w:shd w:fill="E8EDF6" w:color="auto" w:val="clear"/>
             <w:tcMar>
               <w:top w:type="dxa" w:w="60"/>
@@ -3337,13 +3336,13 @@
                 <w:sz w:val="18"/>
                 <w:szCs w:val="18"/>
               </w:rPr>
-              <w:t xml:space="preserve">열</w:t>
-            </w:r>
-          </w:p>
-        </w:tc>
-        <w:tc>
-          <w:tcPr>
-            <w:tcW w:type="dxa" w:w="2376"/>
+              <w:t xml:space="preserve">칸</w:t>
+            </w:r>
+          </w:p>
+        </w:tc>
+        <w:tc>
+          <w:tcPr>
+            <w:tcW w:type="dxa" w:w="3853"/>
             <w:shd w:fill="E8EDF6" w:color="auto" w:val="clear"/>
             <w:tcMar>
               <w:top w:type="dxa" w:w="60"/>
@@ -3361,13 +3360,13 @@
                 <w:sz w:val="18"/>
                 <w:szCs w:val="18"/>
               </w:rPr>
-              <w:t xml:space="preserve">필수</w:t>
-            </w:r>
-          </w:p>
-        </w:tc>
-        <w:tc>
-          <w:tcPr>
-            <w:tcW w:type="dxa" w:w="2376"/>
+              <w:t xml:space="preserve">국문</w:t>
+            </w:r>
+          </w:p>
+        </w:tc>
+        <w:tc>
+          <w:tcPr>
+            <w:tcW w:type="dxa" w:w="3853"/>
             <w:shd w:fill="E8EDF6" w:color="auto" w:val="clear"/>
             <w:tcMar>
               <w:top w:type="dxa" w:w="60"/>
@@ -3385,31 +3384,7 @@
                 <w:sz w:val="18"/>
                 <w:szCs w:val="18"/>
               </w:rPr>
-              <w:t xml:space="preserve">설명</w:t>
-            </w:r>
-          </w:p>
-        </w:tc>
-        <w:tc>
-          <w:tcPr>
-            <w:tcW w:type="dxa" w:w="2376"/>
-            <w:shd w:fill="E8EDF6" w:color="auto" w:val="clear"/>
-            <w:tcMar>
-              <w:top w:type="dxa" w:w="60"/>
-              <w:left w:type="dxa" w:w="90"/>
-              <w:bottom w:type="dxa" w:w="60"/>
-              <w:right w:type="dxa" w:w="90"/>
-            </w:tcMar>
-          </w:tcPr>
-          <w:p>
-            <w:r>
-              <w:rPr>
-                <w:b/>
-                <w:bCs/>
-                <w:color w:val="32549C"/>
-                <w:sz w:val="18"/>
-                <w:szCs w:val="18"/>
-              </w:rPr>
-              <w:t xml:space="preserve">예시</w:t>
+              <w:t xml:space="preserve">영문</w:t>
             </w:r>
           </w:p>
         </w:tc>
@@ -3417,109 +3392,61 @@
       <w:tr>
         <w:tc>
           <w:tcPr>
-            <w:tcW w:type="dxa" w:w="2376"/>
-            <w:tcMar>
-              <w:top w:type="dxa" w:w="60"/>
-              <w:left w:type="dxa" w:w="90"/>
-              <w:bottom w:type="dxa" w:w="60"/>
-              <w:right w:type="dxa" w:w="90"/>
-            </w:tcMar>
-          </w:tcPr>
-          <w:p>
-            <w:r>
-              <w:rPr>
-                <w:sz w:val="18"/>
-                <w:szCs w:val="18"/>
-              </w:rPr>
-              <w:t xml:space="preserve">SMILES</w:t>
-            </w:r>
-          </w:p>
-        </w:tc>
-        <w:tc>
-          <w:tcPr>
-            <w:tcW w:type="dxa" w:w="2376"/>
-            <w:tcMar>
-              <w:top w:type="dxa" w:w="60"/>
-              <w:left w:type="dxa" w:w="90"/>
-              <w:bottom w:type="dxa" w:w="60"/>
-              <w:right w:type="dxa" w:w="90"/>
-            </w:tcMar>
-          </w:tcPr>
-          <w:p>
-            <w:r>
-              <w:rPr>
-                <w:sz w:val="18"/>
-                <w:szCs w:val="18"/>
-              </w:rPr>
-              <w:t xml:space="preserve">필수</w:t>
-            </w:r>
-          </w:p>
-        </w:tc>
-        <w:tc>
-          <w:tcPr>
-            <w:tcW w:type="dxa" w:w="2376"/>
-            <w:tcMar>
-              <w:top w:type="dxa" w:w="60"/>
-              <w:left w:type="dxa" w:w="90"/>
-              <w:bottom w:type="dxa" w:w="60"/>
-              <w:right w:type="dxa" w:w="90"/>
-            </w:tcMar>
-          </w:tcPr>
-          <w:p>
-            <w:r>
-              <w:rPr>
-                <w:sz w:val="18"/>
-                <w:szCs w:val="18"/>
-              </w:rPr>
-              <w:t xml:space="preserve">분자 구조 문자열(</w:t>
-            </w:r>
-            <w:r>
-              <w:rPr>
-                <w:sz w:val="18"/>
-                <w:szCs w:val="18"/>
-              </w:rPr>
-              <w:t xml:space="preserve">smiles</w:t>
-            </w:r>
-            <w:r>
-              <w:rPr>
-                <w:sz w:val="18"/>
-                <w:szCs w:val="18"/>
-              </w:rPr>
-              <w:t xml:space="preserve">, </w:t>
-            </w:r>
-            <w:r>
-              <w:rPr>
-                <w:sz w:val="18"/>
-                <w:szCs w:val="18"/>
-              </w:rPr>
-              <w:t xml:space="preserve">structure</w:t>
-            </w:r>
-            <w:r>
-              <w:rPr>
-                <w:sz w:val="18"/>
-                <w:szCs w:val="18"/>
-              </w:rPr>
-              <w:t xml:space="preserve">도 가능)</w:t>
-            </w:r>
-          </w:p>
-        </w:tc>
-        <w:tc>
-          <w:tcPr>
-            <w:tcW w:type="dxa" w:w="2376"/>
-            <w:tcMar>
-              <w:top w:type="dxa" w:w="60"/>
-              <w:left w:type="dxa" w:w="90"/>
-              <w:bottom w:type="dxa" w:w="60"/>
-              <w:right w:type="dxa" w:w="90"/>
-            </w:tcMar>
-          </w:tcPr>
-          <w:p>
-            <w:r>
-              <w:rPr>
-                <w:sz w:val="18"/>
-                <w:szCs w:val="18"/>
-              </w:rPr>
-              <w:t xml:space="preserve">O=C(O)c1ccccc1</w:t>
+            <w:tcW w:type="dxa" w:w="1800"/>
+            <w:tcMar>
+              <w:top w:type="dxa" w:w="60"/>
+              <w:left w:type="dxa" w:w="90"/>
+              <w:bottom w:type="dxa" w:w="60"/>
+              <w:right w:type="dxa" w:w="90"/>
+            </w:tcMar>
+          </w:tcPr>
+          <w:p>
+            <w:r>
+              <w:rPr>
+                <w:sz w:val="18"/>
+                <w:szCs w:val="18"/>
+              </w:rPr>
+              <w:t xml:space="preserve">샘플시트 제목</w:t>
+            </w:r>
+          </w:p>
+        </w:tc>
+        <w:tc>
+          <w:tcPr>
+            <w:tcW w:type="dxa" w:w="3853"/>
+            <w:tcMar>
+              <w:top w:type="dxa" w:w="60"/>
+              <w:left w:type="dxa" w:w="90"/>
+              <w:bottom w:type="dxa" w:w="60"/>
+              <w:right w:type="dxa" w:w="90"/>
+            </w:tcMar>
+          </w:tcPr>
+          <w:p>
+            <w:r>
+              <w:rPr>
+                <w:sz w:val="18"/>
+                <w:szCs w:val="18"/>
+              </w:rPr>
+              <w:t xml:space="preserve">예측할 화합물 목록</w:t>
+            </w:r>
+          </w:p>
+        </w:tc>
+        <w:tc>
+          <w:tcPr>
+            <w:tcW w:type="dxa" w:w="3853"/>
+            <w:tcMar>
+              <w:top w:type="dxa" w:w="60"/>
+              <w:left w:type="dxa" w:w="90"/>
+              <w:bottom w:type="dxa" w:w="60"/>
+              <w:right w:type="dxa" w:w="90"/>
+            </w:tcMar>
+          </w:tcPr>
+          <w:p>
+            <w:r>
+              <w:rPr>
+                <w:sz w:val="18"/>
+                <w:szCs w:val="18"/>
+              </w:rPr>
+              <w:t xml:space="preserve">Compound list for prediction</w:t>
             </w:r>
           </w:p>
         </w:tc>
@@ -3527,81 +3454,61 @@
       <w:tr>
         <w:tc>
           <w:tcPr>
-            <w:tcW w:type="dxa" w:w="2376"/>
-            <w:tcMar>
-              <w:top w:type="dxa" w:w="60"/>
-              <w:left w:type="dxa" w:w="90"/>
-              <w:bottom w:type="dxa" w:w="60"/>
-              <w:right w:type="dxa" w:w="90"/>
-            </w:tcMar>
-          </w:tcPr>
-          <w:p>
-            <w:r>
-              <w:rPr>
-                <w:sz w:val="18"/>
-                <w:szCs w:val="18"/>
-              </w:rPr>
-              <w:t xml:space="preserve">model_type</w:t>
-            </w:r>
-          </w:p>
-        </w:tc>
-        <w:tc>
-          <w:tcPr>
-            <w:tcW w:type="dxa" w:w="2376"/>
-            <w:tcMar>
-              <w:top w:type="dxa" w:w="60"/>
-              <w:left w:type="dxa" w:w="90"/>
-              <w:bottom w:type="dxa" w:w="60"/>
-              <w:right w:type="dxa" w:w="90"/>
-            </w:tcMar>
-          </w:tcPr>
-          <w:p>
-            <w:r>
-              <w:rPr>
-                <w:sz w:val="18"/>
-                <w:szCs w:val="18"/>
-              </w:rPr>
-              <w:t xml:space="preserve">필수</w:t>
-            </w:r>
-          </w:p>
-        </w:tc>
-        <w:tc>
-          <w:tcPr>
-            <w:tcW w:type="dxa" w:w="2376"/>
-            <w:tcMar>
-              <w:top w:type="dxa" w:w="60"/>
-              <w:left w:type="dxa" w:w="90"/>
-              <w:bottom w:type="dxa" w:w="60"/>
-              <w:right w:type="dxa" w:w="90"/>
-            </w:tcMar>
-          </w:tcPr>
-          <w:p>
-            <w:r>
-              <w:rPr>
-                <w:sz w:val="18"/>
-                <w:szCs w:val="18"/>
-              </w:rPr>
-              <w:t xml:space="preserve">RP 또는 HILIC(행마다, 섞어도 됨). 이 열로 행마다 쓸 모델을 정함</w:t>
-            </w:r>
-          </w:p>
-        </w:tc>
-        <w:tc>
-          <w:tcPr>
-            <w:tcW w:type="dxa" w:w="2376"/>
-            <w:tcMar>
-              <w:top w:type="dxa" w:w="60"/>
-              <w:left w:type="dxa" w:w="90"/>
-              <w:bottom w:type="dxa" w:w="60"/>
-              <w:right w:type="dxa" w:w="90"/>
-            </w:tcMar>
-          </w:tcPr>
-          <w:p>
-            <w:r>
-              <w:rPr>
-                <w:sz w:val="18"/>
-                <w:szCs w:val="18"/>
-              </w:rPr>
-              <w:t xml:space="preserve">RP</w:t>
+            <w:tcW w:type="dxa" w:w="1800"/>
+            <w:tcMar>
+              <w:top w:type="dxa" w:w="60"/>
+              <w:left w:type="dxa" w:w="90"/>
+              <w:bottom w:type="dxa" w:w="60"/>
+              <w:right w:type="dxa" w:w="90"/>
+            </w:tcMar>
+          </w:tcPr>
+          <w:p>
+            <w:r>
+              <w:rPr>
+                <w:sz w:val="18"/>
+                <w:szCs w:val="18"/>
+              </w:rPr>
+              <w:t xml:space="preserve">샘플시트 본문</w:t>
+            </w:r>
+          </w:p>
+        </w:tc>
+        <w:tc>
+          <w:tcPr>
+            <w:tcW w:type="dxa" w:w="3853"/>
+            <w:tcMar>
+              <w:top w:type="dxa" w:w="60"/>
+              <w:left w:type="dxa" w:w="90"/>
+              <w:bottom w:type="dxa" w:w="60"/>
+              <w:right w:type="dxa" w:w="90"/>
+            </w:tcMar>
+          </w:tcPr>
+          <w:p>
+            <w:r>
+              <w:rPr>
+                <w:sz w:val="18"/>
+                <w:szCs w:val="18"/>
+              </w:rPr>
+              <w:t xml:space="preserve">한 행에 화합물 하나를 적은 CSV 또는 XLSX 표입니다. 첫 행은 열 이름입니다. SMILES(필수): 분자 구조 문자열(smiles, structure도 가능). model_type(필수): 행마다 RP 또는 HILIC이며, 한 표에 섞어도 됩니다. 이 값으로 행마다 쓸 모델을 정합니다. RT(선택): 측정 머무름 시간(분, experimental_rt, retention_time도 가능)이며, 있으면 측정과 예측의 차이(ΔRT)를 계산합니다. compound_id, Name, InChIKey(선택): 추적용 정보로 결과에 그대로 남습니다.</w:t>
+            </w:r>
+          </w:p>
+        </w:tc>
+        <w:tc>
+          <w:tcPr>
+            <w:tcW w:type="dxa" w:w="3853"/>
+            <w:tcMar>
+              <w:top w:type="dxa" w:w="60"/>
+              <w:left w:type="dxa" w:w="90"/>
+              <w:bottom w:type="dxa" w:w="60"/>
+              <w:right w:type="dxa" w:w="90"/>
+            </w:tcMar>
+          </w:tcPr>
+          <w:p>
+            <w:r>
+              <w:rPr>
+                <w:sz w:val="18"/>
+                <w:szCs w:val="18"/>
+              </w:rPr>
+              <w:t xml:space="preserve">A CSV or XLSX table with one compound per row and column names in the first row. SMILES (required): structure string (smiles or structure also accepted). model_type (required): RP or HILIC per row; both may be mixed in one table, and the value selects the model for each row. RT (optional): measured retention time in minutes (experimental_rt or retention_time also accepted); when given, the difference between measured and predicted RT (ΔRT) is computed. compound_id, Name, InChIKey (optional): identifiers kept unchanged in the results.</w:t>
             </w:r>
           </w:p>
         </w:tc>
@@ -3609,197 +3516,67 @@
       <w:tr>
         <w:tc>
           <w:tcPr>
-            <w:tcW w:type="dxa" w:w="2376"/>
-            <w:tcMar>
-              <w:top w:type="dxa" w:w="60"/>
-              <w:left w:type="dxa" w:w="90"/>
-              <w:bottom w:type="dxa" w:w="60"/>
-              <w:right w:type="dxa" w:w="90"/>
-            </w:tcMar>
-          </w:tcPr>
-          <w:p>
-            <w:r>
-              <w:rPr>
-                <w:sz w:val="18"/>
-                <w:szCs w:val="18"/>
-              </w:rPr>
-              <w:t xml:space="preserve">RT</w:t>
-            </w:r>
-          </w:p>
-        </w:tc>
-        <w:tc>
-          <w:tcPr>
-            <w:tcW w:type="dxa" w:w="2376"/>
-            <w:tcMar>
-              <w:top w:type="dxa" w:w="60"/>
-              <w:left w:type="dxa" w:w="90"/>
-              <w:bottom w:type="dxa" w:w="60"/>
-              <w:right w:type="dxa" w:w="90"/>
-            </w:tcMar>
-          </w:tcPr>
-          <w:p>
-            <w:r>
-              <w:rPr>
-                <w:sz w:val="18"/>
-                <w:szCs w:val="18"/>
-              </w:rPr>
-              <w:t xml:space="preserve">선택</w:t>
-            </w:r>
-          </w:p>
-        </w:tc>
-        <w:tc>
-          <w:tcPr>
-            <w:tcW w:type="dxa" w:w="2376"/>
-            <w:tcMar>
-              <w:top w:type="dxa" w:w="60"/>
-              <w:left w:type="dxa" w:w="90"/>
-              <w:bottom w:type="dxa" w:w="60"/>
-              <w:right w:type="dxa" w:w="90"/>
-            </w:tcMar>
-          </w:tcPr>
-          <w:p>
-            <w:r>
-              <w:rPr>
-                <w:sz w:val="18"/>
-                <w:szCs w:val="18"/>
-              </w:rPr>
-              <w:t xml:space="preserve">측정 RT(</w:t>
-            </w:r>
-            <w:r>
-              <w:rPr>
-                <w:sz w:val="18"/>
-                <w:szCs w:val="18"/>
-              </w:rPr>
-              <w:t xml:space="preserve">experimental_rt</w:t>
-            </w:r>
-            <w:r>
-              <w:rPr>
-                <w:sz w:val="18"/>
-                <w:szCs w:val="18"/>
-              </w:rPr>
-              <w:t xml:space="preserve">, </w:t>
-            </w:r>
-            <w:r>
-              <w:rPr>
-                <w:sz w:val="18"/>
-                <w:szCs w:val="18"/>
-              </w:rPr>
-              <w:t xml:space="preserve">retention_time</w:t>
-            </w:r>
-            <w:r>
-              <w:rPr>
-                <w:sz w:val="18"/>
-                <w:szCs w:val="18"/>
-              </w:rPr>
-              <w:t xml:space="preserve">도 가능). 있으면 ΔRT 계산</w:t>
-            </w:r>
-          </w:p>
-        </w:tc>
-        <w:tc>
-          <w:tcPr>
-            <w:tcW w:type="dxa" w:w="2376"/>
-            <w:tcMar>
-              <w:top w:type="dxa" w:w="60"/>
-              <w:left w:type="dxa" w:w="90"/>
-              <w:bottom w:type="dxa" w:w="60"/>
-              <w:right w:type="dxa" w:w="90"/>
-            </w:tcMar>
-          </w:tcPr>
-          <w:p>
-            <w:r>
-              <w:rPr>
-                <w:sz w:val="18"/>
-                <w:szCs w:val="18"/>
-              </w:rPr>
-              <w:t xml:space="preserve">5.4</w:t>
-            </w:r>
-          </w:p>
-        </w:tc>
-      </w:tr>
-      <w:tr>
-        <w:tc>
-          <w:tcPr>
-            <w:tcW w:type="dxa" w:w="2376"/>
-            <w:tcMar>
-              <w:top w:type="dxa" w:w="60"/>
-              <w:left w:type="dxa" w:w="90"/>
-              <w:bottom w:type="dxa" w:w="60"/>
-              <w:right w:type="dxa" w:w="90"/>
-            </w:tcMar>
-          </w:tcPr>
-          <w:p>
-            <w:r>
-              <w:rPr>
-                <w:sz w:val="18"/>
-                <w:szCs w:val="18"/>
-              </w:rPr>
-              <w:t xml:space="preserve">compound_id, Name, InChIKey</w:t>
-            </w:r>
-          </w:p>
-        </w:tc>
-        <w:tc>
-          <w:tcPr>
-            <w:tcW w:type="dxa" w:w="2376"/>
-            <w:tcMar>
-              <w:top w:type="dxa" w:w="60"/>
-              <w:left w:type="dxa" w:w="90"/>
-              <w:bottom w:type="dxa" w:w="60"/>
-              <w:right w:type="dxa" w:w="90"/>
-            </w:tcMar>
-          </w:tcPr>
-          <w:p>
-            <w:r>
-              <w:rPr>
-                <w:sz w:val="18"/>
-                <w:szCs w:val="18"/>
-              </w:rPr>
-              <w:t xml:space="preserve">선택</w:t>
-            </w:r>
-          </w:p>
-        </w:tc>
-        <w:tc>
-          <w:tcPr>
-            <w:tcW w:type="dxa" w:w="2376"/>
-            <w:tcMar>
-              <w:top w:type="dxa" w:w="60"/>
-              <w:left w:type="dxa" w:w="90"/>
-              <w:bottom w:type="dxa" w:w="60"/>
-              <w:right w:type="dxa" w:w="90"/>
-            </w:tcMar>
-          </w:tcPr>
-          <w:p>
-            <w:r>
-              <w:rPr>
-                <w:sz w:val="18"/>
-                <w:szCs w:val="18"/>
-              </w:rPr>
-              <w:t xml:space="preserve">추적용 정보. 그대로 결과에 남음</w:t>
-            </w:r>
-          </w:p>
-        </w:tc>
-        <w:tc>
-          <w:tcPr>
-            <w:tcW w:type="dxa" w:w="2376"/>
-            <w:tcMar>
-              <w:top w:type="dxa" w:w="60"/>
-              <w:left w:type="dxa" w:w="90"/>
-              <w:bottom w:type="dxa" w:w="60"/>
-              <w:right w:type="dxa" w:w="90"/>
-            </w:tcMar>
-          </w:tcPr>
-          <w:p>
-            <w:r>
-              <w:rPr>
-                <w:sz w:val="18"/>
-                <w:szCs w:val="18"/>
-              </w:rPr>
-              <w:t xml:space="preserve">C001</w:t>
-            </w:r>
-          </w:p>
+            <w:tcW w:type="dxa" w:w="1800"/>
+            <w:tcMar>
+              <w:top w:type="dxa" w:w="60"/>
+              <w:left w:type="dxa" w:w="90"/>
+              <w:bottom w:type="dxa" w:w="60"/>
+              <w:right w:type="dxa" w:w="90"/>
+            </w:tcMar>
+          </w:tcPr>
+          <w:p>
+            <w:r>
+              <w:rPr>
+                <w:sz w:val="18"/>
+                <w:szCs w:val="18"/>
+              </w:rPr>
+              <w:t xml:space="preserve">샘플시트 예시 제목</w:t>
+            </w:r>
+          </w:p>
+        </w:tc>
+        <w:tc>
+          <w:tcPr>
+            <w:tcW w:type="dxa" w:w="3853"/>
+            <w:tcMar>
+              <w:top w:type="dxa" w:w="60"/>
+              <w:left w:type="dxa" w:w="90"/>
+              <w:bottom w:type="dxa" w:w="60"/>
+              <w:right w:type="dxa" w:w="90"/>
+            </w:tcMar>
+          </w:tcPr>
+          <w:p>
+            <w:r>
+              <w:rPr>
+                <w:sz w:val="18"/>
+                <w:szCs w:val="18"/>
+              </w:rPr>
+              <w:t xml:space="preserve">compounds.csv</w:t>
+            </w:r>
+          </w:p>
+        </w:tc>
+        <w:tc>
+          <w:tcPr>
+            <w:tcW w:type="dxa" w:w="3853"/>
+            <w:tcMar>
+              <w:top w:type="dxa" w:w="60"/>
+              <w:left w:type="dxa" w:w="90"/>
+              <w:bottom w:type="dxa" w:w="60"/>
+              <w:right w:type="dxa" w:w="90"/>
+            </w:tcMar>
+          </w:tcPr>
+          <w:p/>
         </w:tc>
       </w:tr>
     </w:tbl>
     <w:p/>
+    <w:p>
+      <w:pPr>
+        <w:spacing w:after="140"/>
+      </w:pPr>
+      <w:r>
+        <w:t xml:space="preserve">샘플시트 예시 본문:</w:t>
+      </w:r>
+    </w:p>
     <w:p>
       <w:pPr>
         <w:shd w:fill="F3F4F6" w:color="auto" w:val="clear"/>
@@ -3941,7 +3718,7 @@
                 <w:sz w:val="18"/>
                 <w:szCs w:val="18"/>
               </w:rPr>
-              <w:t xml:space="preserve">기본 모델은 서울대가 학습해 제공한 RP·HILIC 모델이며 RT 단위는 분(min)입니다. 기본 모델의 학습 LC 조건(컬럼, 이동상, gradient)은 제공 자료에서 확인되지 않아, 실측 RT와 비교할 때는 같은 조건인지 주의해 주세요.</w:t>
+              <w:t xml:space="preserve">예측 모델은 model_dir로 정합니다. 비워 두면(default) 이미지에 들어 있는 사전 학습 RP·HILIC 모델로 예측하고, rtpred_train 결과 폴더를 주면 그 사용자 모델로 예측합니다.</w:t>
             </w:r>
           </w:p>
         </w:tc>
@@ -3961,7 +3738,7 @@
                 <w:sz w:val="18"/>
                 <w:szCs w:val="18"/>
               </w:rPr>
-              <w:t xml:space="preserve">The default RP and HILIC models were trained and provided by SNU, with RT in minutes. Their LC conditions (column, mobile phase, gradient) are not stated in the provided material, so take care when comparing with your measured RT.</w:t>
+              <w:t xml:space="preserve">The prediction model is chosen with model_dir: empty (default) uses the pre-trained RP and HILIC models in the image, and a rtpred_train output folder uses that user model.</w:t>
             </w:r>
           </w:p>
         </w:tc>
@@ -3983,7 +3760,7 @@
                 <w:sz w:val="18"/>
                 <w:szCs w:val="18"/>
               </w:rPr>
-              <w:t xml:space="preserve">학습 모델로 예측하면 행마다 그 모드의 학습 모델을 씁니다. 학습하지 않은 모드의 행(예: RP만 학습했을 때 HILIC 행)은 결과 표에 남되 predicted_rt가 비고 parse_status=no_trained_model로 표시되며, 로그에 그 행 수가 경고로 남습니다. 그 행까지 예측하려면 그 모드도 학습하거나 기본 모델(model_dir 비움)로 따로 실행해 주세요. 표의 어떤 행도 학습한 모드가 아니면 멈춥니다.</w:t>
+              <w:t xml:space="preserve">사전 학습 모델의 RT 단위는 분(min)입니다. 학습 LC 조건(컬럼, 이동상, gradient)은 공개되지 않았으므로, 실측 RT와 비교할 때는 조건 차이를 감안해 주세요. 내 LC 조건에 맞는 예측이 필요하면 rtpred_train으로 사용자 모델을 만들어 주세요.</w:t>
             </w:r>
           </w:p>
         </w:tc>
@@ -4003,7 +3780,7 @@
                 <w:sz w:val="18"/>
                 <w:szCs w:val="18"/>
               </w:rPr>
-              <w:t xml:space="preserve">With trained models each row uses the trained model of its mode. Rows of a mode that was not trained (for example HILIC rows when only RP was trained) stay in the table with an empty predicted_rt and parse_status=no_trained_model, and the log warns with their number. To predict them, train that mode too or run separately with the default models (empty model_dir). The run stops when no row has a trained mode.</w:t>
+              <w:t xml:space="preserve">The pre-trained models give RT in minutes. Their LC conditions (column, mobile phase, gradient) are not published, so allow for condition differences when comparing with measured RT; for predictions matching your LC conditions, build a user model with rtpred_train.</w:t>
             </w:r>
           </w:p>
         </w:tc>
@@ -4025,7 +3802,7 @@
                 <w:sz w:val="18"/>
                 <w:szCs w:val="18"/>
               </w:rPr>
-              <w:t xml:space="preserve">잘못되었거나 빈 SMILES 행은 지우지 않고 parse_status=invalid_smiles와 사유를 남기며 예측값은 비웁니다. 오류가 아니라 입력 데이터의 결과입니다.</w:t>
+              <w:t xml:space="preserve">학습 모델로 예측하면 행마다 그 모드의 학습 모델을 씁니다. 학습하지 않은 모드의 행(예: RP만 학습했을 때 HILIC 행)은 결과 표에 남되 predicted_rt가 비고 parse_status=no_trained_model로 표시되며, 로그에 그 행 수가 경고로 남습니다. 그 행까지 예측하려면 그 모드도 학습하거나 기본 모델(model_dir 비움)로 따로 실행해 주세요. 표의 어떤 행도 학습한 모드가 아니면 멈춥니다.</w:t>
             </w:r>
           </w:p>
         </w:tc>
@@ -4045,7 +3822,7 @@
                 <w:sz w:val="18"/>
                 <w:szCs w:val="18"/>
               </w:rPr>
-              <w:t xml:space="preserve">Invalid or empty SMILES rows are kept with parse_status=invalid_smiles and the reason, with an empty prediction; this reflects the input, not an error.</w:t>
+              <w:t xml:space="preserve">With trained models each row uses the trained model of its mode. Rows of a mode that was not trained (for example HILIC rows when only RP was trained) stay in the table with an empty predicted_rt and parse_status=no_trained_model, and the log warns with their number. To predict them, train that mode too or run separately with the default models (empty model_dir). The run stops when no row has a trained mode.</w:t>
             </w:r>
           </w:p>
         </w:tc>
@@ -4067,7 +3844,7 @@
                 <w:sz w:val="18"/>
                 <w:szCs w:val="18"/>
               </w:rPr>
-              <w:t xml:space="preserve">모델이 낸 RT를 보정하거나 단위를 바꾸지 않습니다. 학습 모델로 예측하면 rt_unit 열에 학습 때의 단위가 적힙니다.</w:t>
+              <w:t xml:space="preserve">잘못되었거나 빈 SMILES 행은 지우지 않고 parse_status=invalid_smiles와 사유를 남기며 예측값은 비웁니다. 오류가 아니라 입력 데이터의 결과입니다.</w:t>
             </w:r>
           </w:p>
         </w:tc>
@@ -4087,7 +3864,7 @@
                 <w:sz w:val="18"/>
                 <w:szCs w:val="18"/>
               </w:rPr>
-              <w:t xml:space="preserve">The RT returned by the model is neither corrected nor converted; with trained models the rt_unit column gives the unit used in training.</w:t>
+              <w:t xml:space="preserve">Invalid or empty SMILES rows are kept with parse_status=invalid_smiles and the reason, with an empty prediction; this reflects the input, not an error.</w:t>
             </w:r>
           </w:p>
         </w:tc>
@@ -4109,7 +3886,7 @@
                 <w:sz w:val="18"/>
                 <w:szCs w:val="18"/>
               </w:rPr>
-              <w:t xml:space="preserve">학습 모델은 같은 버전의 이미지(bx_rtpred_train 1.0)로 학습한 것만 쓸 수 있습니다. 패키지 버전이 다르면 서울대 코드가 멈춥니다.</w:t>
+              <w:t xml:space="preserve">모델이 낸 RT를 보정하거나 단위를 바꾸지 않습니다. 학습 모델로 예측하면 rt_unit 열에 학습 때의 단위가 적힙니다.</w:t>
             </w:r>
           </w:p>
         </w:tc>
@@ -4129,7 +3906,49 @@
                 <w:sz w:val="18"/>
                 <w:szCs w:val="18"/>
               </w:rPr>
-              <w:t xml:space="preserve">Only models trained with the matching image (bx_rtpred_train 1.0) can be used; the SNU code stops on different package versions.</w:t>
+              <w:t xml:space="preserve">The RT returned by the model is neither corrected nor converted; with trained models the rt_unit column gives the unit used in training.</w:t>
+            </w:r>
+          </w:p>
+        </w:tc>
+      </w:tr>
+      <w:tr>
+        <w:tc>
+          <w:tcPr>
+            <w:tcW w:type="dxa" w:w="4753"/>
+            <w:tcMar>
+              <w:top w:type="dxa" w:w="60"/>
+              <w:left w:type="dxa" w:w="90"/>
+              <w:bottom w:type="dxa" w:w="60"/>
+              <w:right w:type="dxa" w:w="90"/>
+            </w:tcMar>
+          </w:tcPr>
+          <w:p>
+            <w:r>
+              <w:rPr>
+                <w:sz w:val="18"/>
+                <w:szCs w:val="18"/>
+              </w:rPr>
+              <w:t xml:space="preserve">학습 모델은 같은 버전의 이미지(bx_rtpred_train 1.0)로 학습한 것만 쓸 수 있습니다. 패키지 버전이 다르면 RTpred가 멈춥니다.</w:t>
+            </w:r>
+          </w:p>
+        </w:tc>
+        <w:tc>
+          <w:tcPr>
+            <w:tcW w:type="dxa" w:w="4753"/>
+            <w:tcMar>
+              <w:top w:type="dxa" w:w="60"/>
+              <w:left w:type="dxa" w:w="90"/>
+              <w:bottom w:type="dxa" w:w="60"/>
+              <w:right w:type="dxa" w:w="90"/>
+            </w:tcMar>
+          </w:tcPr>
+          <w:p>
+            <w:r>
+              <w:rPr>
+                <w:sz w:val="18"/>
+                <w:szCs w:val="18"/>
+              </w:rPr>
+              <w:t xml:space="preserve">Only models trained with the matching image (bx_rtpred_train 1.0) can be used; RTpred stops on different package versions.</w:t>
             </w:r>
           </w:p>
         </w:tc>
@@ -4908,27 +4727,27 @@
                 <w:sz w:val="18"/>
                 <w:szCs w:val="18"/>
               </w:rPr>
-              <w:t xml:space="preserve">Omics</w:t>
-            </w:r>
-          </w:p>
-        </w:tc>
-        <w:tc>
-          <w:tcPr>
-            <w:tcW w:type="dxa" w:w="3853"/>
-            <w:tcMar>
-              <w:top w:type="dxa" w:w="60"/>
-              <w:left w:type="dxa" w:w="90"/>
-              <w:bottom w:type="dxa" w:w="60"/>
-              <w:right w:type="dxa" w:w="90"/>
-            </w:tcMar>
-          </w:tcPr>
-          <w:p>
-            <w:r>
-              <w:rPr>
-                <w:sz w:val="18"/>
-                <w:szCs w:val="18"/>
-              </w:rPr>
-              <w:t xml:space="preserve">Omics</w:t>
+              <w:t xml:space="preserve">Annotation</w:t>
+            </w:r>
+          </w:p>
+        </w:tc>
+        <w:tc>
+          <w:tcPr>
+            <w:tcW w:type="dxa" w:w="3853"/>
+            <w:tcMar>
+              <w:top w:type="dxa" w:w="60"/>
+              <w:left w:type="dxa" w:w="90"/>
+              <w:bottom w:type="dxa" w:w="60"/>
+              <w:right w:type="dxa" w:w="90"/>
+            </w:tcMar>
+          </w:tcPr>
+          <w:p>
+            <w:r>
+              <w:rPr>
+                <w:sz w:val="18"/>
+                <w:szCs w:val="18"/>
+              </w:rPr>
+              <w:t xml:space="preserve">Annotation</w:t>
             </w:r>
           </w:p>
         </w:tc>
@@ -4970,27 +4789,27 @@
                 <w:sz w:val="18"/>
                 <w:szCs w:val="18"/>
               </w:rPr>
-              <w:t xml:space="preserve">Metabolite_Identification (신규)</w:t>
-            </w:r>
-          </w:p>
-        </w:tc>
-        <w:tc>
-          <w:tcPr>
-            <w:tcW w:type="dxa" w:w="3853"/>
-            <w:tcMar>
-              <w:top w:type="dxa" w:w="60"/>
-              <w:left w:type="dxa" w:w="90"/>
-              <w:bottom w:type="dxa" w:w="60"/>
-              <w:right w:type="dxa" w:w="90"/>
-            </w:tcMar>
-          </w:tcPr>
-          <w:p>
-            <w:r>
-              <w:rPr>
-                <w:sz w:val="18"/>
-                <w:szCs w:val="18"/>
-              </w:rPr>
-              <w:t xml:space="preserve">Metabolite_Identification (new)</w:t>
+              <w:t xml:space="preserve">Metabolite_Annotation (신규)</w:t>
+            </w:r>
+          </w:p>
+        </w:tc>
+        <w:tc>
+          <w:tcPr>
+            <w:tcW w:type="dxa" w:w="3853"/>
+            <w:tcMar>
+              <w:top w:type="dxa" w:w="60"/>
+              <w:left w:type="dxa" w:w="90"/>
+              <w:bottom w:type="dxa" w:w="60"/>
+              <w:right w:type="dxa" w:w="90"/>
+            </w:tcMar>
+          </w:tcPr>
+          <w:p>
+            <w:r>
+              <w:rPr>
+                <w:sz w:val="18"/>
+                <w:szCs w:val="18"/>
+              </w:rPr>
+              <w:t xml:space="preserve">Metabolite_Annotation (new)</w:t>
             </w:r>
           </w:p>
         </w:tc>
@@ -5032,7 +4851,7 @@
                 <w:sz w:val="18"/>
                 <w:szCs w:val="18"/>
               </w:rPr>
-              <w:t xml:space="preserve">retention time, model training, AutoGluon, pyRetip, RDKit, RP, HILIC, machine learning</w:t>
+              <w:t xml:space="preserve">retention time, model training, metabolomics, metabolite annotation, AutoGluon, pyRetip, RDKit, RP, HILIC, machine learning, cheminformatics</w:t>
             </w:r>
           </w:p>
         </w:tc>
@@ -8589,7 +8408,7 @@
     </w:p>
     <w:tbl>
       <w:tblPr>
-        <w:tblW w:type="dxa" w:w="9504"/>
+        <w:tblW w:type="dxa" w:w="9506"/>
         <w:tblBorders>
           <w:top w:val="single" w:color="auto" w:sz="4"/>
           <w:left w:val="single" w:color="auto" w:sz="4"/>
@@ -8600,15 +8419,14 @@
         </w:tblBorders>
       </w:tblPr>
       <w:tblGrid>
-        <w:gridCol w:w="2376"/>
-        <w:gridCol w:w="2376"/>
-        <w:gridCol w:w="2376"/>
-        <w:gridCol w:w="2376"/>
+        <w:gridCol w:w="1800"/>
+        <w:gridCol w:w="3853"/>
+        <w:gridCol w:w="3853"/>
       </w:tblGrid>
       <w:tr>
         <w:tc>
           <w:tcPr>
-            <w:tcW w:type="dxa" w:w="2376"/>
+            <w:tcW w:type="dxa" w:w="1800"/>
             <w:shd w:fill="E8EDF6" w:color="auto" w:val="clear"/>
             <w:tcMar>
               <w:top w:type="dxa" w:w="60"/>
@@ -8626,13 +8444,13 @@
                 <w:sz w:val="18"/>
                 <w:szCs w:val="18"/>
               </w:rPr>
-              <w:t xml:space="preserve">열</w:t>
-            </w:r>
-          </w:p>
-        </w:tc>
-        <w:tc>
-          <w:tcPr>
-            <w:tcW w:type="dxa" w:w="2376"/>
+              <w:t xml:space="preserve">칸</w:t>
+            </w:r>
+          </w:p>
+        </w:tc>
+        <w:tc>
+          <w:tcPr>
+            <w:tcW w:type="dxa" w:w="3853"/>
             <w:shd w:fill="E8EDF6" w:color="auto" w:val="clear"/>
             <w:tcMar>
               <w:top w:type="dxa" w:w="60"/>
@@ -8650,13 +8468,13 @@
                 <w:sz w:val="18"/>
                 <w:szCs w:val="18"/>
               </w:rPr>
-              <w:t xml:space="preserve">필수</w:t>
-            </w:r>
-          </w:p>
-        </w:tc>
-        <w:tc>
-          <w:tcPr>
-            <w:tcW w:type="dxa" w:w="2376"/>
+              <w:t xml:space="preserve">국문</w:t>
+            </w:r>
+          </w:p>
+        </w:tc>
+        <w:tc>
+          <w:tcPr>
+            <w:tcW w:type="dxa" w:w="3853"/>
             <w:shd w:fill="E8EDF6" w:color="auto" w:val="clear"/>
             <w:tcMar>
               <w:top w:type="dxa" w:w="60"/>
@@ -8674,31 +8492,7 @@
                 <w:sz w:val="18"/>
                 <w:szCs w:val="18"/>
               </w:rPr>
-              <w:t xml:space="preserve">설명</w:t>
-            </w:r>
-          </w:p>
-        </w:tc>
-        <w:tc>
-          <w:tcPr>
-            <w:tcW w:type="dxa" w:w="2376"/>
-            <w:shd w:fill="E8EDF6" w:color="auto" w:val="clear"/>
-            <w:tcMar>
-              <w:top w:type="dxa" w:w="60"/>
-              <w:left w:type="dxa" w:w="90"/>
-              <w:bottom w:type="dxa" w:w="60"/>
-              <w:right w:type="dxa" w:w="90"/>
-            </w:tcMar>
-          </w:tcPr>
-          <w:p>
-            <w:r>
-              <w:rPr>
-                <w:b/>
-                <w:bCs/>
-                <w:color w:val="32549C"/>
-                <w:sz w:val="18"/>
-                <w:szCs w:val="18"/>
-              </w:rPr>
-              <w:t xml:space="preserve">예시</w:t>
+              <w:t xml:space="preserve">영문</w:t>
             </w:r>
           </w:p>
         </w:tc>
@@ -8706,81 +8500,61 @@
       <w:tr>
         <w:tc>
           <w:tcPr>
-            <w:tcW w:type="dxa" w:w="2376"/>
-            <w:tcMar>
-              <w:top w:type="dxa" w:w="60"/>
-              <w:left w:type="dxa" w:w="90"/>
-              <w:bottom w:type="dxa" w:w="60"/>
-              <w:right w:type="dxa" w:w="90"/>
-            </w:tcMar>
-          </w:tcPr>
-          <w:p>
-            <w:r>
-              <w:rPr>
-                <w:sz w:val="18"/>
-                <w:szCs w:val="18"/>
-              </w:rPr>
-              <w:t xml:space="preserve">SMILES</w:t>
-            </w:r>
-          </w:p>
-        </w:tc>
-        <w:tc>
-          <w:tcPr>
-            <w:tcW w:type="dxa" w:w="2376"/>
-            <w:tcMar>
-              <w:top w:type="dxa" w:w="60"/>
-              <w:left w:type="dxa" w:w="90"/>
-              <w:bottom w:type="dxa" w:w="60"/>
-              <w:right w:type="dxa" w:w="90"/>
-            </w:tcMar>
-          </w:tcPr>
-          <w:p>
-            <w:r>
-              <w:rPr>
-                <w:sz w:val="18"/>
-                <w:szCs w:val="18"/>
-              </w:rPr>
-              <w:t xml:space="preserve">필수</w:t>
-            </w:r>
-          </w:p>
-        </w:tc>
-        <w:tc>
-          <w:tcPr>
-            <w:tcW w:type="dxa" w:w="2376"/>
-            <w:tcMar>
-              <w:top w:type="dxa" w:w="60"/>
-              <w:left w:type="dxa" w:w="90"/>
-              <w:bottom w:type="dxa" w:w="60"/>
-              <w:right w:type="dxa" w:w="90"/>
-            </w:tcMar>
-          </w:tcPr>
-          <w:p>
-            <w:r>
-              <w:rPr>
-                <w:sz w:val="18"/>
-                <w:szCs w:val="18"/>
-              </w:rPr>
-              <w:t xml:space="preserve">분자 구조 문자열</w:t>
-            </w:r>
-          </w:p>
-        </w:tc>
-        <w:tc>
-          <w:tcPr>
-            <w:tcW w:type="dxa" w:w="2376"/>
-            <w:tcMar>
-              <w:top w:type="dxa" w:w="60"/>
-              <w:left w:type="dxa" w:w="90"/>
-              <w:bottom w:type="dxa" w:w="60"/>
-              <w:right w:type="dxa" w:w="90"/>
-            </w:tcMar>
-          </w:tcPr>
-          <w:p>
-            <w:r>
-              <w:rPr>
-                <w:sz w:val="18"/>
-                <w:szCs w:val="18"/>
-              </w:rPr>
-              <w:t xml:space="preserve">CCO</w:t>
+            <w:tcW w:type="dxa" w:w="1800"/>
+            <w:tcMar>
+              <w:top w:type="dxa" w:w="60"/>
+              <w:left w:type="dxa" w:w="90"/>
+              <w:bottom w:type="dxa" w:w="60"/>
+              <w:right w:type="dxa" w:w="90"/>
+            </w:tcMar>
+          </w:tcPr>
+          <w:p>
+            <w:r>
+              <w:rPr>
+                <w:sz w:val="18"/>
+                <w:szCs w:val="18"/>
+              </w:rPr>
+              <w:t xml:space="preserve">샘플시트 제목</w:t>
+            </w:r>
+          </w:p>
+        </w:tc>
+        <w:tc>
+          <w:tcPr>
+            <w:tcW w:type="dxa" w:w="3853"/>
+            <w:tcMar>
+              <w:top w:type="dxa" w:w="60"/>
+              <w:left w:type="dxa" w:w="90"/>
+              <w:bottom w:type="dxa" w:w="60"/>
+              <w:right w:type="dxa" w:w="90"/>
+            </w:tcMar>
+          </w:tcPr>
+          <w:p>
+            <w:r>
+              <w:rPr>
+                <w:sz w:val="18"/>
+                <w:szCs w:val="18"/>
+              </w:rPr>
+              <w:t xml:space="preserve">학습용 측정 RT 표</w:t>
+            </w:r>
+          </w:p>
+        </w:tc>
+        <w:tc>
+          <w:tcPr>
+            <w:tcW w:type="dxa" w:w="3853"/>
+            <w:tcMar>
+              <w:top w:type="dxa" w:w="60"/>
+              <w:left w:type="dxa" w:w="90"/>
+              <w:bottom w:type="dxa" w:w="60"/>
+              <w:right w:type="dxa" w:w="90"/>
+            </w:tcMar>
+          </w:tcPr>
+          <w:p>
+            <w:r>
+              <w:rPr>
+                <w:sz w:val="18"/>
+                <w:szCs w:val="18"/>
+              </w:rPr>
+              <w:t xml:space="preserve">Measured RT table for training</w:t>
             </w:r>
           </w:p>
         </w:tc>
@@ -8788,109 +8562,61 @@
       <w:tr>
         <w:tc>
           <w:tcPr>
-            <w:tcW w:type="dxa" w:w="2376"/>
-            <w:tcMar>
-              <w:top w:type="dxa" w:w="60"/>
-              <w:left w:type="dxa" w:w="90"/>
-              <w:bottom w:type="dxa" w:w="60"/>
-              <w:right w:type="dxa" w:w="90"/>
-            </w:tcMar>
-          </w:tcPr>
-          <w:p>
-            <w:r>
-              <w:rPr>
-                <w:sz w:val="18"/>
-                <w:szCs w:val="18"/>
-              </w:rPr>
-              <w:t xml:space="preserve">RT</w:t>
-            </w:r>
-          </w:p>
-        </w:tc>
-        <w:tc>
-          <w:tcPr>
-            <w:tcW w:type="dxa" w:w="2376"/>
-            <w:tcMar>
-              <w:top w:type="dxa" w:w="60"/>
-              <w:left w:type="dxa" w:w="90"/>
-              <w:bottom w:type="dxa" w:w="60"/>
-              <w:right w:type="dxa" w:w="90"/>
-            </w:tcMar>
-          </w:tcPr>
-          <w:p>
-            <w:r>
-              <w:rPr>
-                <w:sz w:val="18"/>
-                <w:szCs w:val="18"/>
-              </w:rPr>
-              <w:t xml:space="preserve">필수</w:t>
-            </w:r>
-          </w:p>
-        </w:tc>
-        <w:tc>
-          <w:tcPr>
-            <w:tcW w:type="dxa" w:w="2376"/>
-            <w:tcMar>
-              <w:top w:type="dxa" w:w="60"/>
-              <w:left w:type="dxa" w:w="90"/>
-              <w:bottom w:type="dxa" w:w="60"/>
-              <w:right w:type="dxa" w:w="90"/>
-            </w:tcMar>
-          </w:tcPr>
-          <w:p>
-            <w:r>
-              <w:rPr>
-                <w:sz w:val="18"/>
-                <w:szCs w:val="18"/>
-              </w:rPr>
-              <w:t xml:space="preserve">측정 RT(</w:t>
-            </w:r>
-            <w:r>
-              <w:rPr>
-                <w:sz w:val="18"/>
-                <w:szCs w:val="18"/>
-              </w:rPr>
-              <w:t xml:space="preserve">experimental_rt</w:t>
-            </w:r>
-            <w:r>
-              <w:rPr>
-                <w:sz w:val="18"/>
-                <w:szCs w:val="18"/>
-              </w:rPr>
-              <w:t xml:space="preserve">, </w:t>
-            </w:r>
-            <w:r>
-              <w:rPr>
-                <w:sz w:val="18"/>
-                <w:szCs w:val="18"/>
-              </w:rPr>
-              <w:t xml:space="preserve">retention_time</w:t>
-            </w:r>
-            <w:r>
-              <w:rPr>
-                <w:sz w:val="18"/>
-                <w:szCs w:val="18"/>
-              </w:rPr>
-              <w:t xml:space="preserve">도 가능). 0 이상 숫자, 모든 행에 필요</w:t>
-            </w:r>
-          </w:p>
-        </w:tc>
-        <w:tc>
-          <w:tcPr>
-            <w:tcW w:type="dxa" w:w="2376"/>
-            <w:tcMar>
-              <w:top w:type="dxa" w:w="60"/>
-              <w:left w:type="dxa" w:w="90"/>
-              <w:bottom w:type="dxa" w:w="60"/>
-              <w:right w:type="dxa" w:w="90"/>
-            </w:tcMar>
-          </w:tcPr>
-          <w:p>
-            <w:r>
-              <w:rPr>
-                <w:sz w:val="18"/>
-                <w:szCs w:val="18"/>
-              </w:rPr>
-              <w:t xml:space="preserve">2.10</w:t>
+            <w:tcW w:type="dxa" w:w="1800"/>
+            <w:tcMar>
+              <w:top w:type="dxa" w:w="60"/>
+              <w:left w:type="dxa" w:w="90"/>
+              <w:bottom w:type="dxa" w:w="60"/>
+              <w:right w:type="dxa" w:w="90"/>
+            </w:tcMar>
+          </w:tcPr>
+          <w:p>
+            <w:r>
+              <w:rPr>
+                <w:sz w:val="18"/>
+                <w:szCs w:val="18"/>
+              </w:rPr>
+              <w:t xml:space="preserve">샘플시트 본문</w:t>
+            </w:r>
+          </w:p>
+        </w:tc>
+        <w:tc>
+          <w:tcPr>
+            <w:tcW w:type="dxa" w:w="3853"/>
+            <w:tcMar>
+              <w:top w:type="dxa" w:w="60"/>
+              <w:left w:type="dxa" w:w="90"/>
+              <w:bottom w:type="dxa" w:w="60"/>
+              <w:right w:type="dxa" w:w="90"/>
+            </w:tcMar>
+          </w:tcPr>
+          <w:p>
+            <w:r>
+              <w:rPr>
+                <w:sz w:val="18"/>
+                <w:szCs w:val="18"/>
+              </w:rPr>
+              <w:t xml:space="preserve">한 행에 화합물 하나와 측정 머무름 시간을 적은 CSV 또는 XLSX 표입니다. 첫 행은 열 이름입니다. SMILES(필수): 분자 구조 문자열. RT(필수): 측정 머무름 시간(experimental_rt, retention_time도 가능). 모든 행에 0 이상 숫자가 있어야 하며 단위는 rt_unit(기본 분)과 같아야 합니다. model_type(필수): 행마다 RP 또는 HILIC이며, 한 표에 섞으면 모드마다 따로 학습합니다. 모드마다 정제 후 25행, 서로 다른 구조 15개 이상이 필요합니다. compound_id, Name(선택): 추적용 정보입니다. 한 모드의 자료는 같은 컬럼, 이동상, gradient로 측정한 것이어야 합니다.</w:t>
+            </w:r>
+          </w:p>
+        </w:tc>
+        <w:tc>
+          <w:tcPr>
+            <w:tcW w:type="dxa" w:w="3853"/>
+            <w:tcMar>
+              <w:top w:type="dxa" w:w="60"/>
+              <w:left w:type="dxa" w:w="90"/>
+              <w:bottom w:type="dxa" w:w="60"/>
+              <w:right w:type="dxa" w:w="90"/>
+            </w:tcMar>
+          </w:tcPr>
+          <w:p>
+            <w:r>
+              <w:rPr>
+                <w:sz w:val="18"/>
+                <w:szCs w:val="18"/>
+              </w:rPr>
+              <w:t xml:space="preserve">A CSV or XLSX table with one compound and its measured retention time per row, column names in the first row. SMILES (required): structure string. RT (required): measured retention time (experimental_rt or retention_time also accepted), a number of 0 or more on every row, in the unit of rt_unit (minutes by default). model_type (required): RP or HILIC per row; when both are present, each mode is trained separately. Each mode needs at least 25 rows and 15 distinct structures after cleaning. compound_id, Name (optional): identifiers. The data of one mode must come from one column, mobile phase and gradient.</w:t>
             </w:r>
           </w:p>
         </w:tc>
@@ -8898,169 +8624,67 @@
       <w:tr>
         <w:tc>
           <w:tcPr>
-            <w:tcW w:type="dxa" w:w="2376"/>
-            <w:tcMar>
-              <w:top w:type="dxa" w:w="60"/>
-              <w:left w:type="dxa" w:w="90"/>
-              <w:bottom w:type="dxa" w:w="60"/>
-              <w:right w:type="dxa" w:w="90"/>
-            </w:tcMar>
-          </w:tcPr>
-          <w:p>
-            <w:r>
-              <w:rPr>
-                <w:sz w:val="18"/>
-                <w:szCs w:val="18"/>
-              </w:rPr>
-              <w:t xml:space="preserve">model_type</w:t>
-            </w:r>
-          </w:p>
-        </w:tc>
-        <w:tc>
-          <w:tcPr>
-            <w:tcW w:type="dxa" w:w="2376"/>
-            <w:tcMar>
-              <w:top w:type="dxa" w:w="60"/>
-              <w:left w:type="dxa" w:w="90"/>
-              <w:bottom w:type="dxa" w:w="60"/>
-              <w:right w:type="dxa" w:w="90"/>
-            </w:tcMar>
-          </w:tcPr>
-          <w:p>
-            <w:r>
-              <w:rPr>
-                <w:sz w:val="18"/>
-                <w:szCs w:val="18"/>
-              </w:rPr>
-              <w:t xml:space="preserve">필수</w:t>
-            </w:r>
-          </w:p>
-        </w:tc>
-        <w:tc>
-          <w:tcPr>
-            <w:tcW w:type="dxa" w:w="2376"/>
-            <w:tcMar>
-              <w:top w:type="dxa" w:w="60"/>
-              <w:left w:type="dxa" w:w="90"/>
-              <w:bottom w:type="dxa" w:w="60"/>
-              <w:right w:type="dxa" w:w="90"/>
-            </w:tcMar>
-          </w:tcPr>
-          <w:p>
-            <w:r>
-              <w:rPr>
-                <w:sz w:val="18"/>
-                <w:szCs w:val="18"/>
-              </w:rPr>
-              <w:t xml:space="preserve">RP 또는 HILIC(행마다, 섞어도 됨). 모드마다 모델을 따로 학습</w:t>
-            </w:r>
-          </w:p>
-        </w:tc>
-        <w:tc>
-          <w:tcPr>
-            <w:tcW w:type="dxa" w:w="2376"/>
-            <w:tcMar>
-              <w:top w:type="dxa" w:w="60"/>
-              <w:left w:type="dxa" w:w="90"/>
-              <w:bottom w:type="dxa" w:w="60"/>
-              <w:right w:type="dxa" w:w="90"/>
-            </w:tcMar>
-          </w:tcPr>
-          <w:p>
-            <w:r>
-              <w:rPr>
-                <w:sz w:val="18"/>
-                <w:szCs w:val="18"/>
-              </w:rPr>
-              <w:t xml:space="preserve">RP</w:t>
-            </w:r>
-          </w:p>
-        </w:tc>
-      </w:tr>
-      <w:tr>
-        <w:tc>
-          <w:tcPr>
-            <w:tcW w:type="dxa" w:w="2376"/>
-            <w:tcMar>
-              <w:top w:type="dxa" w:w="60"/>
-              <w:left w:type="dxa" w:w="90"/>
-              <w:bottom w:type="dxa" w:w="60"/>
-              <w:right w:type="dxa" w:w="90"/>
-            </w:tcMar>
-          </w:tcPr>
-          <w:p>
-            <w:r>
-              <w:rPr>
-                <w:sz w:val="18"/>
-                <w:szCs w:val="18"/>
-              </w:rPr>
-              <w:t xml:space="preserve">compound_id, Name</w:t>
-            </w:r>
-          </w:p>
-        </w:tc>
-        <w:tc>
-          <w:tcPr>
-            <w:tcW w:type="dxa" w:w="2376"/>
-            <w:tcMar>
-              <w:top w:type="dxa" w:w="60"/>
-              <w:left w:type="dxa" w:w="90"/>
-              <w:bottom w:type="dxa" w:w="60"/>
-              <w:right w:type="dxa" w:w="90"/>
-            </w:tcMar>
-          </w:tcPr>
-          <w:p>
-            <w:r>
-              <w:rPr>
-                <w:sz w:val="18"/>
-                <w:szCs w:val="18"/>
-              </w:rPr>
-              <w:t xml:space="preserve">선택</w:t>
-            </w:r>
-          </w:p>
-        </w:tc>
-        <w:tc>
-          <w:tcPr>
-            <w:tcW w:type="dxa" w:w="2376"/>
-            <w:tcMar>
-              <w:top w:type="dxa" w:w="60"/>
-              <w:left w:type="dxa" w:w="90"/>
-              <w:bottom w:type="dxa" w:w="60"/>
-              <w:right w:type="dxa" w:w="90"/>
-            </w:tcMar>
-          </w:tcPr>
-          <w:p>
-            <w:r>
-              <w:rPr>
-                <w:sz w:val="18"/>
-                <w:szCs w:val="18"/>
-              </w:rPr>
-              <w:t xml:space="preserve">추적용 정보</w:t>
-            </w:r>
-          </w:p>
-        </w:tc>
-        <w:tc>
-          <w:tcPr>
-            <w:tcW w:type="dxa" w:w="2376"/>
-            <w:tcMar>
-              <w:top w:type="dxa" w:w="60"/>
-              <w:left w:type="dxa" w:w="90"/>
-              <w:bottom w:type="dxa" w:w="60"/>
-              <w:right w:type="dxa" w:w="90"/>
-            </w:tcMar>
-          </w:tcPr>
-          <w:p>
-            <w:r>
-              <w:rPr>
-                <w:sz w:val="18"/>
-                <w:szCs w:val="18"/>
-              </w:rPr>
-              <w:t xml:space="preserve">S001</w:t>
-            </w:r>
-          </w:p>
+            <w:tcW w:type="dxa" w:w="1800"/>
+            <w:tcMar>
+              <w:top w:type="dxa" w:w="60"/>
+              <w:left w:type="dxa" w:w="90"/>
+              <w:bottom w:type="dxa" w:w="60"/>
+              <w:right w:type="dxa" w:w="90"/>
+            </w:tcMar>
+          </w:tcPr>
+          <w:p>
+            <w:r>
+              <w:rPr>
+                <w:sz w:val="18"/>
+                <w:szCs w:val="18"/>
+              </w:rPr>
+              <w:t xml:space="preserve">샘플시트 예시 제목</w:t>
+            </w:r>
+          </w:p>
+        </w:tc>
+        <w:tc>
+          <w:tcPr>
+            <w:tcW w:type="dxa" w:w="3853"/>
+            <w:tcMar>
+              <w:top w:type="dxa" w:w="60"/>
+              <w:left w:type="dxa" w:w="90"/>
+              <w:bottom w:type="dxa" w:w="60"/>
+              <w:right w:type="dxa" w:w="90"/>
+            </w:tcMar>
+          </w:tcPr>
+          <w:p>
+            <w:r>
+              <w:rPr>
+                <w:sz w:val="18"/>
+                <w:szCs w:val="18"/>
+              </w:rPr>
+              <w:t xml:space="preserve">rt_library.csv</w:t>
+            </w:r>
+          </w:p>
+        </w:tc>
+        <w:tc>
+          <w:tcPr>
+            <w:tcW w:type="dxa" w:w="3853"/>
+            <w:tcMar>
+              <w:top w:type="dxa" w:w="60"/>
+              <w:left w:type="dxa" w:w="90"/>
+              <w:bottom w:type="dxa" w:w="60"/>
+              <w:right w:type="dxa" w:w="90"/>
+            </w:tcMar>
+          </w:tcPr>
+          <w:p/>
         </w:tc>
       </w:tr>
     </w:tbl>
     <w:p/>
+    <w:p>
+      <w:pPr>
+        <w:spacing w:after="140"/>
+      </w:pPr>
+      <w:r>
+        <w:t xml:space="preserve">샘플시트 예시 본문:</w:t>
+      </w:r>
+    </w:p>
     <w:p>
       <w:pPr>
         <w:shd w:fill="F3F4F6" w:color="auto" w:val="clear"/>
@@ -10343,27 +9967,27 @@
                 <w:sz w:val="18"/>
                 <w:szCs w:val="18"/>
               </w:rPr>
-              <w:t xml:space="preserve">Omics</w:t>
-            </w:r>
-          </w:p>
-        </w:tc>
-        <w:tc>
-          <w:tcPr>
-            <w:tcW w:type="dxa" w:w="3853"/>
-            <w:tcMar>
-              <w:top w:type="dxa" w:w="60"/>
-              <w:left w:type="dxa" w:w="90"/>
-              <w:bottom w:type="dxa" w:w="60"/>
-              <w:right w:type="dxa" w:w="90"/>
-            </w:tcMar>
-          </w:tcPr>
-          <w:p>
-            <w:r>
-              <w:rPr>
-                <w:sz w:val="18"/>
-                <w:szCs w:val="18"/>
-              </w:rPr>
-              <w:t xml:space="preserve">Omics</w:t>
+              <w:t xml:space="preserve">Annotation</w:t>
+            </w:r>
+          </w:p>
+        </w:tc>
+        <w:tc>
+          <w:tcPr>
+            <w:tcW w:type="dxa" w:w="3853"/>
+            <w:tcMar>
+              <w:top w:type="dxa" w:w="60"/>
+              <w:left w:type="dxa" w:w="90"/>
+              <w:bottom w:type="dxa" w:w="60"/>
+              <w:right w:type="dxa" w:w="90"/>
+            </w:tcMar>
+          </w:tcPr>
+          <w:p>
+            <w:r>
+              <w:rPr>
+                <w:sz w:val="18"/>
+                <w:szCs w:val="18"/>
+              </w:rPr>
+              <w:t xml:space="preserve">Annotation</w:t>
             </w:r>
           </w:p>
         </w:tc>
@@ -10405,27 +10029,27 @@
                 <w:sz w:val="18"/>
                 <w:szCs w:val="18"/>
               </w:rPr>
-              <w:t xml:space="preserve">Metabolite_Identification (신규)</w:t>
-            </w:r>
-          </w:p>
-        </w:tc>
-        <w:tc>
-          <w:tcPr>
-            <w:tcW w:type="dxa" w:w="3853"/>
-            <w:tcMar>
-              <w:top w:type="dxa" w:w="60"/>
-              <w:left w:type="dxa" w:w="90"/>
-              <w:bottom w:type="dxa" w:w="60"/>
-              <w:right w:type="dxa" w:w="90"/>
-            </w:tcMar>
-          </w:tcPr>
-          <w:p>
-            <w:r>
-              <w:rPr>
-                <w:sz w:val="18"/>
-                <w:szCs w:val="18"/>
-              </w:rPr>
-              <w:t xml:space="preserve">Metabolite_Identification (new)</w:t>
+              <w:t xml:space="preserve">Metabolite_Annotation (신규)</w:t>
+            </w:r>
+          </w:p>
+        </w:tc>
+        <w:tc>
+          <w:tcPr>
+            <w:tcW w:type="dxa" w:w="3853"/>
+            <w:tcMar>
+              <w:top w:type="dxa" w:w="60"/>
+              <w:left w:type="dxa" w:w="90"/>
+              <w:bottom w:type="dxa" w:w="60"/>
+              <w:right w:type="dxa" w:w="90"/>
+            </w:tcMar>
+          </w:tcPr>
+          <w:p>
+            <w:r>
+              <w:rPr>
+                <w:sz w:val="18"/>
+                <w:szCs w:val="18"/>
+              </w:rPr>
+              <w:t xml:space="preserve">Metabolite_Annotation (new)</w:t>
             </w:r>
           </w:p>
         </w:tc>
@@ -10467,7 +10091,7 @@
                 <w:sz w:val="18"/>
                 <w:szCs w:val="18"/>
               </w:rPr>
-              <w:t xml:space="preserve">retention time, model comparison, RMSE, MAE, R-squared, AutoGluon, RP, HILIC</w:t>
+              <w:t xml:space="preserve">retention time, model comparison, metabolomics, metabolite annotation, RMSE, MAE, R-squared, AutoGluon, RP, HILIC, machine learning, cheminformatics</w:t>
             </w:r>
           </w:p>
         </w:tc>
@@ -13386,17 +13010,9 @@
         <w:t xml:space="preserve">샘플시트</w:t>
       </w:r>
     </w:p>
-    <w:p>
-      <w:pPr>
-        <w:spacing w:after="140"/>
-      </w:pPr>
-      <w:r>
-        <w:t xml:space="preserve">평가 표(eval_file)를 따로 줄 때의 형식입니다.</w:t>
-      </w:r>
-    </w:p>
     <w:tbl>
       <w:tblPr>
-        <w:tblW w:type="dxa" w:w="9504"/>
+        <w:tblW w:type="dxa" w:w="9506"/>
         <w:tblBorders>
           <w:top w:val="single" w:color="auto" w:sz="4"/>
           <w:left w:val="single" w:color="auto" w:sz="4"/>
@@ -13407,15 +13023,14 @@
         </w:tblBorders>
       </w:tblPr>
       <w:tblGrid>
-        <w:gridCol w:w="2376"/>
-        <w:gridCol w:w="2376"/>
-        <w:gridCol w:w="2376"/>
-        <w:gridCol w:w="2376"/>
+        <w:gridCol w:w="1800"/>
+        <w:gridCol w:w="3853"/>
+        <w:gridCol w:w="3853"/>
       </w:tblGrid>
       <w:tr>
         <w:tc>
           <w:tcPr>
-            <w:tcW w:type="dxa" w:w="2376"/>
+            <w:tcW w:type="dxa" w:w="1800"/>
             <w:shd w:fill="E8EDF6" w:color="auto" w:val="clear"/>
             <w:tcMar>
               <w:top w:type="dxa" w:w="60"/>
@@ -13433,13 +13048,13 @@
                 <w:sz w:val="18"/>
                 <w:szCs w:val="18"/>
               </w:rPr>
-              <w:t xml:space="preserve">열</w:t>
-            </w:r>
-          </w:p>
-        </w:tc>
-        <w:tc>
-          <w:tcPr>
-            <w:tcW w:type="dxa" w:w="2376"/>
+              <w:t xml:space="preserve">칸</w:t>
+            </w:r>
+          </w:p>
+        </w:tc>
+        <w:tc>
+          <w:tcPr>
+            <w:tcW w:type="dxa" w:w="3853"/>
             <w:shd w:fill="E8EDF6" w:color="auto" w:val="clear"/>
             <w:tcMar>
               <w:top w:type="dxa" w:w="60"/>
@@ -13457,13 +13072,13 @@
                 <w:sz w:val="18"/>
                 <w:szCs w:val="18"/>
               </w:rPr>
-              <w:t xml:space="preserve">필수</w:t>
-            </w:r>
-          </w:p>
-        </w:tc>
-        <w:tc>
-          <w:tcPr>
-            <w:tcW w:type="dxa" w:w="2376"/>
+              <w:t xml:space="preserve">국문</w:t>
+            </w:r>
+          </w:p>
+        </w:tc>
+        <w:tc>
+          <w:tcPr>
+            <w:tcW w:type="dxa" w:w="3853"/>
             <w:shd w:fill="E8EDF6" w:color="auto" w:val="clear"/>
             <w:tcMar>
               <w:top w:type="dxa" w:w="60"/>
@@ -13481,31 +13096,7 @@
                 <w:sz w:val="18"/>
                 <w:szCs w:val="18"/>
               </w:rPr>
-              <w:t xml:space="preserve">설명</w:t>
-            </w:r>
-          </w:p>
-        </w:tc>
-        <w:tc>
-          <w:tcPr>
-            <w:tcW w:type="dxa" w:w="2376"/>
-            <w:shd w:fill="E8EDF6" w:color="auto" w:val="clear"/>
-            <w:tcMar>
-              <w:top w:type="dxa" w:w="60"/>
-              <w:left w:type="dxa" w:w="90"/>
-              <w:bottom w:type="dxa" w:w="60"/>
-              <w:right w:type="dxa" w:w="90"/>
-            </w:tcMar>
-          </w:tcPr>
-          <w:p>
-            <w:r>
-              <w:rPr>
-                <w:b/>
-                <w:bCs/>
-                <w:color w:val="32549C"/>
-                <w:sz w:val="18"/>
-                <w:szCs w:val="18"/>
-              </w:rPr>
-              <w:t xml:space="preserve">예시</w:t>
+              <w:t xml:space="preserve">영문</w:t>
             </w:r>
           </w:p>
         </w:tc>
@@ -13513,81 +13104,61 @@
       <w:tr>
         <w:tc>
           <w:tcPr>
-            <w:tcW w:type="dxa" w:w="2376"/>
-            <w:tcMar>
-              <w:top w:type="dxa" w:w="60"/>
-              <w:left w:type="dxa" w:w="90"/>
-              <w:bottom w:type="dxa" w:w="60"/>
-              <w:right w:type="dxa" w:w="90"/>
-            </w:tcMar>
-          </w:tcPr>
-          <w:p>
-            <w:r>
-              <w:rPr>
-                <w:sz w:val="18"/>
-                <w:szCs w:val="18"/>
-              </w:rPr>
-              <w:t xml:space="preserve">SMILES</w:t>
-            </w:r>
-          </w:p>
-        </w:tc>
-        <w:tc>
-          <w:tcPr>
-            <w:tcW w:type="dxa" w:w="2376"/>
-            <w:tcMar>
-              <w:top w:type="dxa" w:w="60"/>
-              <w:left w:type="dxa" w:w="90"/>
-              <w:bottom w:type="dxa" w:w="60"/>
-              <w:right w:type="dxa" w:w="90"/>
-            </w:tcMar>
-          </w:tcPr>
-          <w:p>
-            <w:r>
-              <w:rPr>
-                <w:sz w:val="18"/>
-                <w:szCs w:val="18"/>
-              </w:rPr>
-              <w:t xml:space="preserve">필수</w:t>
-            </w:r>
-          </w:p>
-        </w:tc>
-        <w:tc>
-          <w:tcPr>
-            <w:tcW w:type="dxa" w:w="2376"/>
-            <w:tcMar>
-              <w:top w:type="dxa" w:w="60"/>
-              <w:left w:type="dxa" w:w="90"/>
-              <w:bottom w:type="dxa" w:w="60"/>
-              <w:right w:type="dxa" w:w="90"/>
-            </w:tcMar>
-          </w:tcPr>
-          <w:p>
-            <w:r>
-              <w:rPr>
-                <w:sz w:val="18"/>
-                <w:szCs w:val="18"/>
-              </w:rPr>
-              <w:t xml:space="preserve">분자 구조 문자열</w:t>
-            </w:r>
-          </w:p>
-        </w:tc>
-        <w:tc>
-          <w:tcPr>
-            <w:tcW w:type="dxa" w:w="2376"/>
-            <w:tcMar>
-              <w:top w:type="dxa" w:w="60"/>
-              <w:left w:type="dxa" w:w="90"/>
-              <w:bottom w:type="dxa" w:w="60"/>
-              <w:right w:type="dxa" w:w="90"/>
-            </w:tcMar>
-          </w:tcPr>
-          <w:p>
-            <w:r>
-              <w:rPr>
-                <w:sz w:val="18"/>
-                <w:szCs w:val="18"/>
-              </w:rPr>
-              <w:t xml:space="preserve">CCO</w:t>
+            <w:tcW w:type="dxa" w:w="1800"/>
+            <w:tcMar>
+              <w:top w:type="dxa" w:w="60"/>
+              <w:left w:type="dxa" w:w="90"/>
+              <w:bottom w:type="dxa" w:w="60"/>
+              <w:right w:type="dxa" w:w="90"/>
+            </w:tcMar>
+          </w:tcPr>
+          <w:p>
+            <w:r>
+              <w:rPr>
+                <w:sz w:val="18"/>
+                <w:szCs w:val="18"/>
+              </w:rPr>
+              <w:t xml:space="preserve">샘플시트 제목</w:t>
+            </w:r>
+          </w:p>
+        </w:tc>
+        <w:tc>
+          <w:tcPr>
+            <w:tcW w:type="dxa" w:w="3853"/>
+            <w:tcMar>
+              <w:top w:type="dxa" w:w="60"/>
+              <w:left w:type="dxa" w:w="90"/>
+              <w:bottom w:type="dxa" w:w="60"/>
+              <w:right w:type="dxa" w:w="90"/>
+            </w:tcMar>
+          </w:tcPr>
+          <w:p>
+            <w:r>
+              <w:rPr>
+                <w:sz w:val="18"/>
+                <w:szCs w:val="18"/>
+              </w:rPr>
+              <w:t xml:space="preserve">평가용 측정 RT 표(선택)</w:t>
+            </w:r>
+          </w:p>
+        </w:tc>
+        <w:tc>
+          <w:tcPr>
+            <w:tcW w:type="dxa" w:w="3853"/>
+            <w:tcMar>
+              <w:top w:type="dxa" w:w="60"/>
+              <w:left w:type="dxa" w:w="90"/>
+              <w:bottom w:type="dxa" w:w="60"/>
+              <w:right w:type="dxa" w:w="90"/>
+            </w:tcMar>
+          </w:tcPr>
+          <w:p>
+            <w:r>
+              <w:rPr>
+                <w:sz w:val="18"/>
+                <w:szCs w:val="18"/>
+              </w:rPr>
+              <w:t xml:space="preserve">Measured RT table for evaluation (optional)</w:t>
             </w:r>
           </w:p>
         </w:tc>
@@ -13595,81 +13166,61 @@
       <w:tr>
         <w:tc>
           <w:tcPr>
-            <w:tcW w:type="dxa" w:w="2376"/>
-            <w:tcMar>
-              <w:top w:type="dxa" w:w="60"/>
-              <w:left w:type="dxa" w:w="90"/>
-              <w:bottom w:type="dxa" w:w="60"/>
-              <w:right w:type="dxa" w:w="90"/>
-            </w:tcMar>
-          </w:tcPr>
-          <w:p>
-            <w:r>
-              <w:rPr>
-                <w:sz w:val="18"/>
-                <w:szCs w:val="18"/>
-              </w:rPr>
-              <w:t xml:space="preserve">RT</w:t>
-            </w:r>
-          </w:p>
-        </w:tc>
-        <w:tc>
-          <w:tcPr>
-            <w:tcW w:type="dxa" w:w="2376"/>
-            <w:tcMar>
-              <w:top w:type="dxa" w:w="60"/>
-              <w:left w:type="dxa" w:w="90"/>
-              <w:bottom w:type="dxa" w:w="60"/>
-              <w:right w:type="dxa" w:w="90"/>
-            </w:tcMar>
-          </w:tcPr>
-          <w:p>
-            <w:r>
-              <w:rPr>
-                <w:sz w:val="18"/>
-                <w:szCs w:val="18"/>
-              </w:rPr>
-              <w:t xml:space="preserve">필수</w:t>
-            </w:r>
-          </w:p>
-        </w:tc>
-        <w:tc>
-          <w:tcPr>
-            <w:tcW w:type="dxa" w:w="2376"/>
-            <w:tcMar>
-              <w:top w:type="dxa" w:w="60"/>
-              <w:left w:type="dxa" w:w="90"/>
-              <w:bottom w:type="dxa" w:w="60"/>
-              <w:right w:type="dxa" w:w="90"/>
-            </w:tcMar>
-          </w:tcPr>
-          <w:p>
-            <w:r>
-              <w:rPr>
-                <w:sz w:val="18"/>
-                <w:szCs w:val="18"/>
-              </w:rPr>
-              <w:t xml:space="preserve">측정 RT. 0 이상 숫자</w:t>
-            </w:r>
-          </w:p>
-        </w:tc>
-        <w:tc>
-          <w:tcPr>
-            <w:tcW w:type="dxa" w:w="2376"/>
-            <w:tcMar>
-              <w:top w:type="dxa" w:w="60"/>
-              <w:left w:type="dxa" w:w="90"/>
-              <w:bottom w:type="dxa" w:w="60"/>
-              <w:right w:type="dxa" w:w="90"/>
-            </w:tcMar>
-          </w:tcPr>
-          <w:p>
-            <w:r>
-              <w:rPr>
-                <w:sz w:val="18"/>
-                <w:szCs w:val="18"/>
-              </w:rPr>
-              <w:t xml:space="preserve">2.10</w:t>
+            <w:tcW w:type="dxa" w:w="1800"/>
+            <w:tcMar>
+              <w:top w:type="dxa" w:w="60"/>
+              <w:left w:type="dxa" w:w="90"/>
+              <w:bottom w:type="dxa" w:w="60"/>
+              <w:right w:type="dxa" w:w="90"/>
+            </w:tcMar>
+          </w:tcPr>
+          <w:p>
+            <w:r>
+              <w:rPr>
+                <w:sz w:val="18"/>
+                <w:szCs w:val="18"/>
+              </w:rPr>
+              <w:t xml:space="preserve">샘플시트 본문</w:t>
+            </w:r>
+          </w:p>
+        </w:tc>
+        <w:tc>
+          <w:tcPr>
+            <w:tcW w:type="dxa" w:w="3853"/>
+            <w:tcMar>
+              <w:top w:type="dxa" w:w="60"/>
+              <w:left w:type="dxa" w:w="90"/>
+              <w:bottom w:type="dxa" w:w="60"/>
+              <w:right w:type="dxa" w:w="90"/>
+            </w:tcMar>
+          </w:tcPr>
+          <w:p>
+            <w:r>
+              <w:rPr>
+                <w:sz w:val="18"/>
+                <w:szCs w:val="18"/>
+              </w:rPr>
+              <w:t xml:space="preserve">eval_file을 줄 때의 형식입니다. 비워 두면 학습 때 떼어 둔 reserved_test.csv를 쓰므로 따로 만들 필요가 없습니다. 한 행에 화합물 하나와 측정 머무름 시간을 적은 CSV 또는 XLSX 표이며, 첫 행은 열 이름입니다. SMILES(필수): 분자 구조 문자열. RT(필수): 측정 머무름 시간(학습 때와 같은 단위). model_type(필수): 행마다 RP 또는 HILIC이며, 같은 모드의 기본 모델과 사용자 모델을 비교하는 데 씁니다. 학습이나 validation에 쓴 구조가 들어 있으면 멈춥니다.</w:t>
+            </w:r>
+          </w:p>
+        </w:tc>
+        <w:tc>
+          <w:tcPr>
+            <w:tcW w:type="dxa" w:w="3853"/>
+            <w:tcMar>
+              <w:top w:type="dxa" w:w="60"/>
+              <w:left w:type="dxa" w:w="90"/>
+              <w:bottom w:type="dxa" w:w="60"/>
+              <w:right w:type="dxa" w:w="90"/>
+            </w:tcMar>
+          </w:tcPr>
+          <w:p>
+            <w:r>
+              <w:rPr>
+                <w:sz w:val="18"/>
+                <w:szCs w:val="18"/>
+              </w:rPr>
+              <w:t xml:space="preserve">Format of eval_file. When it is empty, the reserved_test.csv held out in training is used, so no table is needed. A CSV or XLSX table with one compound and its measured retention time per row, column names in the first row. SMILES (required): structure string. RT (required): measured retention time (same unit as in training). model_type (required): RP or HILIC per row, used to compare the default and user models of the same mode. The run stops if it holds structures used for training or validation.</w:t>
             </w:r>
           </w:p>
         </w:tc>
@@ -13677,86 +13228,109 @@
       <w:tr>
         <w:tc>
           <w:tcPr>
-            <w:tcW w:type="dxa" w:w="2376"/>
-            <w:tcMar>
-              <w:top w:type="dxa" w:w="60"/>
-              <w:left w:type="dxa" w:w="90"/>
-              <w:bottom w:type="dxa" w:w="60"/>
-              <w:right w:type="dxa" w:w="90"/>
-            </w:tcMar>
-          </w:tcPr>
-          <w:p>
-            <w:r>
-              <w:rPr>
-                <w:sz w:val="18"/>
-                <w:szCs w:val="18"/>
-              </w:rPr>
-              <w:t xml:space="preserve">model_type</w:t>
-            </w:r>
-          </w:p>
-        </w:tc>
-        <w:tc>
-          <w:tcPr>
-            <w:tcW w:type="dxa" w:w="2376"/>
-            <w:tcMar>
-              <w:top w:type="dxa" w:w="60"/>
-              <w:left w:type="dxa" w:w="90"/>
-              <w:bottom w:type="dxa" w:w="60"/>
-              <w:right w:type="dxa" w:w="90"/>
-            </w:tcMar>
-          </w:tcPr>
-          <w:p>
-            <w:r>
-              <w:rPr>
-                <w:sz w:val="18"/>
-                <w:szCs w:val="18"/>
-              </w:rPr>
-              <w:t xml:space="preserve">필수</w:t>
-            </w:r>
-          </w:p>
-        </w:tc>
-        <w:tc>
-          <w:tcPr>
-            <w:tcW w:type="dxa" w:w="2376"/>
-            <w:tcMar>
-              <w:top w:type="dxa" w:w="60"/>
-              <w:left w:type="dxa" w:w="90"/>
-              <w:bottom w:type="dxa" w:w="60"/>
-              <w:right w:type="dxa" w:w="90"/>
-            </w:tcMar>
-          </w:tcPr>
-          <w:p>
-            <w:r>
-              <w:rPr>
-                <w:sz w:val="18"/>
-                <w:szCs w:val="18"/>
-              </w:rPr>
-              <w:t xml:space="preserve">RP 또는 HILIC(행마다). 같은 모드의 모델끼리 비교하는 데 씀</w:t>
-            </w:r>
-          </w:p>
-        </w:tc>
-        <w:tc>
-          <w:tcPr>
-            <w:tcW w:type="dxa" w:w="2376"/>
-            <w:tcMar>
-              <w:top w:type="dxa" w:w="60"/>
-              <w:left w:type="dxa" w:w="90"/>
-              <w:bottom w:type="dxa" w:w="60"/>
-              <w:right w:type="dxa" w:w="90"/>
-            </w:tcMar>
-          </w:tcPr>
-          <w:p>
-            <w:r>
-              <w:rPr>
-                <w:sz w:val="18"/>
-                <w:szCs w:val="18"/>
-              </w:rPr>
-              <w:t xml:space="preserve">RP</w:t>
-            </w:r>
-          </w:p>
+            <w:tcW w:type="dxa" w:w="1800"/>
+            <w:tcMar>
+              <w:top w:type="dxa" w:w="60"/>
+              <w:left w:type="dxa" w:w="90"/>
+              <w:bottom w:type="dxa" w:w="60"/>
+              <w:right w:type="dxa" w:w="90"/>
+            </w:tcMar>
+          </w:tcPr>
+          <w:p>
+            <w:r>
+              <w:rPr>
+                <w:sz w:val="18"/>
+                <w:szCs w:val="18"/>
+              </w:rPr>
+              <w:t xml:space="preserve">샘플시트 예시 제목</w:t>
+            </w:r>
+          </w:p>
+        </w:tc>
+        <w:tc>
+          <w:tcPr>
+            <w:tcW w:type="dxa" w:w="3853"/>
+            <w:tcMar>
+              <w:top w:type="dxa" w:w="60"/>
+              <w:left w:type="dxa" w:w="90"/>
+              <w:bottom w:type="dxa" w:w="60"/>
+              <w:right w:type="dxa" w:w="90"/>
+            </w:tcMar>
+          </w:tcPr>
+          <w:p>
+            <w:r>
+              <w:rPr>
+                <w:sz w:val="18"/>
+                <w:szCs w:val="18"/>
+              </w:rPr>
+              <w:t xml:space="preserve">evaluation.csv</w:t>
+            </w:r>
+          </w:p>
+        </w:tc>
+        <w:tc>
+          <w:tcPr>
+            <w:tcW w:type="dxa" w:w="3853"/>
+            <w:tcMar>
+              <w:top w:type="dxa" w:w="60"/>
+              <w:left w:type="dxa" w:w="90"/>
+              <w:bottom w:type="dxa" w:w="60"/>
+              <w:right w:type="dxa" w:w="90"/>
+            </w:tcMar>
+          </w:tcPr>
+          <w:p/>
         </w:tc>
       </w:tr>
     </w:tbl>
+    <w:p/>
+    <w:p>
+      <w:pPr>
+        <w:spacing w:after="140"/>
+      </w:pPr>
+      <w:r>
+        <w:t xml:space="preserve">샘플시트 예시 본문:</w:t>
+      </w:r>
+    </w:p>
+    <w:p>
+      <w:pPr>
+        <w:shd w:fill="F3F4F6" w:color="auto" w:val="clear"/>
+        <w:spacing w:after="0"/>
+      </w:pPr>
+      <w:r>
+        <w:rPr>
+          <w:color w:val="3A3A3A"/>
+          <w:sz w:val="19"/>
+          <w:szCs w:val="19"/>
+        </w:rPr>
+        <w:t xml:space="preserve">compound_id,SMILES,RT,model_type</w:t>
+      </w:r>
+    </w:p>
+    <w:p>
+      <w:pPr>
+        <w:shd w:fill="F3F4F6" w:color="auto" w:val="clear"/>
+        <w:spacing w:after="0"/>
+      </w:pPr>
+      <w:r>
+        <w:rPr>
+          <w:color w:val="3A3A3A"/>
+          <w:sz w:val="19"/>
+          <w:szCs w:val="19"/>
+        </w:rPr>
+        <w:t xml:space="preserve">E001,CC(=O)O,1.90,RP</w:t>
+      </w:r>
+    </w:p>
+    <w:p>
+      <w:pPr>
+        <w:shd w:fill="F3F4F6" w:color="auto" w:val="clear"/>
+        <w:spacing w:after="0"/>
+      </w:pPr>
+      <w:r>
+        <w:rPr>
+          <w:color w:val="3A3A3A"/>
+          <w:sz w:val="19"/>
+          <w:szCs w:val="19"/>
+        </w:rPr>
+        <w:t xml:space="preserve">E002,OCC(O)CO,3.10,HILIC</w:t>
+      </w:r>
+    </w:p>
     <w:p/>
     <w:p>
       <w:pPr>

--- a/release/CLOSHA3/RTpred/2026-10-23/docs/Portal_Content.docx
+++ b/release/CLOSHA3/RTpred/2026-10-23/docs/Portal_Content.docx
@@ -4212,7 +4212,7 @@
         <w:spacing w:after="140"/>
       </w:pPr>
       <w:r>
-        <w:t xml:space="preserve">서울대 예제(</w:t>
+        <w:t xml:space="preserve">예제 데이터(</w:t>
       </w:r>
       <w:r>
         <w:t xml:space="preserve">compounds.csv</w:t>
@@ -9446,7 +9446,7 @@
         <w:spacing w:after="140"/>
       </w:pPr>
       <w:r>
-        <w:t xml:space="preserve">서울대 예제(</w:t>
+        <w:t xml:space="preserve">예제 데이터(</w:t>
       </w:r>
       <w:r>
         <w:t xml:space="preserve">synthetic_training_RP.csv</w:t>
@@ -13924,7 +13924,7 @@
         <w:spacing w:after="140"/>
       </w:pPr>
       <w:r>
-        <w:t xml:space="preserve">서울대 예제(RP 합성 RT 학습 결과의 reserved_test, scope=all) 결과입니다.</w:t>
+        <w:t xml:space="preserve">예제 데이터(RP 합성 RT 학습 결과의 reserved_test, scope=all) 결과입니다.</w:t>
       </w:r>
     </w:p>
     <w:p>

--- a/release/CLOSHA3/RTpred/2026-10-23/docs/Portal_Content.docx
+++ b/release/CLOSHA3/RTpred/2026-10-23/docs/Portal_Content.docx
@@ -339,13 +339,25 @@
         <w:spacing w:after="80"/>
       </w:pPr>
       <w:r>
-        <w:t xml:space="preserve">분석 개념 이미지와 주요 결과 이미지는 서울대가 만든 그림(</w:t>
+        <w:t xml:space="preserve">분석 개념 이미지는 지금 동작(모드별 학습·예측·비교)에 맞춰 직접 그린 그림(</w:t>
+      </w:r>
+      <w:r>
+        <w:t xml:space="preserve">docs/RTpred/modules/figures/module_concepts/</w:t>
+      </w:r>
+      <w:r>
+        <w:t xml:space="preserve">, 생성 스크립트 포함)이고, 주요 결과 이미지는 서울대가 만든 그림(</w:t>
       </w:r>
       <w:r>
         <w:t xml:space="preserve">docs/RTpred/images/</w:t>
       </w:r>
       <w:r>
-        <w:t xml:space="preserve">)입니다. 결과 그림은 서울대 예제 실행 결과이며, 학습·비교 예제의 RT는 기능 확인용 합성값입니다.</w:t>
+        <w:t xml:space="preserve">)입니다. 서울대 개념도(</w:t>
+      </w:r>
+      <w:r>
+        <w:t xml:space="preserve">docs/RTpred/images/module*_concept.png</w:t>
+      </w:r>
+      <w:r>
+        <w:t xml:space="preserve">)는 받은 자료로 그대로 둡니다. 결과 그림은 서울대 예제 실행 결과이며, 학습·비교 예제의 RT는 기능 확인용 합성값입니다.</w:t>
       </w:r>
     </w:p>
     <w:p>
@@ -3998,7 +4010,7 @@
           <w:sz w:val="18"/>
           <w:szCs w:val="18"/>
         </w:rPr>
-        <w:t xml:space="preserve">docs/RTpred/images/module1_concept.png</w:t>
+        <w:t xml:space="preserve">docs/RTpred/modules/figures/module_concepts/rtpred_predict_concept.png</w:t>
       </w:r>
     </w:p>
     <w:p>
@@ -4009,7 +4021,7 @@
       <w:r>
         <w:drawing>
           <wp:inline distT="0" distB="0" distL="0" distR="0">
-            <wp:extent cx="5715000" cy="1895475"/>
+            <wp:extent cx="5715000" cy="2362200"/>
             <wp:effectExtent t="0" r="0" b="0" l="0"/>
             <wp:docPr id="1" name="" descr="" title=""/>
             <wp:cNvGraphicFramePr>
@@ -4034,7 +4046,7 @@
                   <pic:spPr bwMode="auto">
                     <a:xfrm>
                       <a:off x="0" y="0"/>
-                      <a:ext cx="5715000" cy="1895475"/>
+                      <a:ext cx="5715000" cy="2362200"/>
                     </a:xfrm>
                     <a:prstGeom prst="rect">
                       <a:avLst/>
@@ -4064,10 +4076,10 @@
           <w:b/>
           <w:bCs/>
         </w:rPr>
-        <w:t xml:space="preserve">그림. 기본 모델로 머무름 시간 예측.</w:t>
-      </w:r>
-      <w:r>
-        <w:t xml:space="preserve"> (Compound input) CSV 또는 XLSX 화합물 표에서 SMILES와 RP·HILIC 모드를 읽으며, 측정 RT는 있어도 되고 없어도 됩니다. (Local best ensemble) 구조를 RDKit descriptor로 바꾸고 이미지에 저장된 best 앙상블(WeightedEnsemble_L3)로 예측합니다. (Predicted RT) 입력 한 행마다 결과 한 행을 내며, 읽지 못한 구조도 결과에 남기고 예측표·QC·분포 그림을 만듭니다.</w:t>
+        <w:t xml:space="preserve">그림. 행마다 맞는 모델로 머무름 시간 예측.</w:t>
+      </w:r>
+      <w:r>
+        <w:t xml:space="preserve"> (A) 예측할 화합물 목록은 한 행에 화합물 하나와 그 분리 모드(model_type: RP 또는 HILIC)를 적으며, 두 모드를 섞을 수 있습니다. 측정 RT가 있으면 ΔRT(측정 - 예측)도 계산합니다. (B) model_dir을 비우면 이미지에 들어 있는 사전 학습 RP·HILIC 모델로, rtpred_train 결과 폴더를 주면 그 사용자 모델로 예측하며, 행마다 자기 모드의 모델을 씁니다. 사용자 모델에서 학습하지 않은 모드(점선)의 행은 예측하지 않습니다. (C) 결과 표에는 행마다 예측 RT와 상태가 적히며, 학습하지 않은 모드의 행은 no_trained_model로 남습니다. 예측 RT는 같은 m/z 후보 가운데 측정 RT 근처(초록 범위)에 있는 것을 고르는 데 씁니다. 값과 구조는 모식적인 값입니다.</w:t>
       </w:r>
     </w:p>
     <w:p>
@@ -4087,10 +4099,10 @@
           <w:b/>
           <w:bCs/>
         </w:rPr>
-        <w:t xml:space="preserve">Figure. Retention time prediction with the default models.</w:t>
-      </w:r>
-      <w:r>
-        <w:t xml:space="preserve"> (Compound input) SMILES and the RP or HILIC mode are read from a CSV or XLSX table; a measured RT is optional. (Local best ensemble) Structures become RDKit descriptors and the best ensemble saved in the image (WeightedEnsemble_L3) predicts. (Predicted RT) Each input row gives one result row; unreadable structures are kept, and a prediction table, QC and distribution plots are written.</w:t>
+        <w:t xml:space="preserve">Figure. Retention time prediction with the model of each row.</w:t>
+      </w:r>
+      <w:r>
+        <w:t xml:space="preserve"> (A) The compound list gives one compound per row with its separation mode (model_type: RP or HILIC); modes may be mixed, and a measured RT adds ΔRT (measured - predicted). (B) With model_dir empty, the pre-trained RP and HILIC models in the image predict; with a rtpred_train output folder, its user models predict. Each row uses the model of its own mode, and rows of a mode the user did not train (dashed) are not predicted. (C) The result table gives the predicted RT and status of every row; rows of an untrained mode are kept as no_trained_model. The predicted RT helps keep, among candidates of one m/z, those near the measured RT (green range). Values and structures are schematic.</w:t>
       </w:r>
     </w:p>
     <w:p>
@@ -4103,7 +4115,7 @@
         <w:spacing w:after="80"/>
       </w:pPr>
       <w:r>
-        <w:t xml:space="preserve">출처: 서울대 식품대사체학 연구실 제공 모식도(외부 논문 그림 사용 안 함)</w:t>
+        <w:t xml:space="preserve">출처: 직접 작성한 모식도(외부 그림 사용 안 함). 구성 참고: Retip(Bonini 외, Anal Chem 2020)의 RT 예측 흐름, METLIN SMRT(Domingo-Almenara 외, Nat Commun 2019)의 예측 RT로 후보 거르기</w:t>
       </w:r>
     </w:p>
     <w:p>
@@ -9120,7 +9132,7 @@
           <w:sz w:val="18"/>
           <w:szCs w:val="18"/>
         </w:rPr>
-        <w:t xml:space="preserve">docs/RTpred/images/module2_concept.png</w:t>
+        <w:t xml:space="preserve">docs/RTpred/modules/figures/module_concepts/rtpred_train_concept.png</w:t>
       </w:r>
     </w:p>
     <w:p>
@@ -9131,7 +9143,7 @@
       <w:r>
         <w:drawing>
           <wp:inline distT="0" distB="0" distL="0" distR="0">
-            <wp:extent cx="5715000" cy="1895475"/>
+            <wp:extent cx="5715000" cy="2362200"/>
             <wp:effectExtent t="0" r="0" b="0" l="0"/>
             <wp:docPr id="3" name="" descr="" title=""/>
             <wp:cNvGraphicFramePr>
@@ -9156,7 +9168,7 @@
                   <pic:spPr bwMode="auto">
                     <a:xfrm>
                       <a:off x="0" y="0"/>
-                      <a:ext cx="5715000" cy="1895475"/>
+                      <a:ext cx="5715000" cy="2362200"/>
                     </a:xfrm>
                     <a:prstGeom prst="rect">
                       <a:avLst/>
@@ -9186,10 +9198,10 @@
           <w:b/>
           <w:bCs/>
         </w:rPr>
-        <w:t xml:space="preserve">그림. 사용자 머무름 시간 모델 학습.</w:t>
-      </w:r>
-      <w:r>
-        <w:t xml:space="preserve"> (Measured library) SMILES와 측정 RT 표를 정규화한 구조 단위로 묶고, 학습 전에 예약 test 화합물을 먼저 떼어 둡니다. (Train and select) descriptor 필터는 train에서만 정하고, pyRetip 방식의 학습 인터페이스로 후보 모델을 학습한 뒤 validation RMSE로 best를 고릅니다. (Reusable models) AutoGluon 모델과 manifest, 학습 구조 해시, 학습에 쓰지 않은 예약 test CSV를 저장합니다.</w:t>
+        <w:t xml:space="preserve">그림. 분리 모드마다 사용자 머무름 시간 모델 학습.</w:t>
+      </w:r>
+      <w:r>
+        <w:t xml:space="preserve"> (A) 측정 RT 표를 model_type에 따라 RP 행과 HILIC 행으로 나눕니다. 모드마다 정제 후 25행, 서로 다른 구조 15개 이상이 필요하며, 한 모드의 자료는 같은 컬럼, 이동상, gradient로 측정한 것이어야 합니다. (B) 모드마다 같은 구조가 두 분할에 들어가지 않도록 구조 단위로 train, validation, 예약 test로 나누고, AutoGluon 후보 모델을 학습해 validation RMSE가 가장 낮은 모델을 best로 고릅니다. (C) 모드마다 result/RP/, result/HILIC/에 모델, 예약 test, leaderboard가 저장되고, train_summary.tsv에 모드별 상태가 남습니다. 이 결과 폴더는 rtpred_predict와 rtpred_compare의 입력입니다. 값은 모식적인 값입니다.</w:t>
       </w:r>
     </w:p>
     <w:p>
@@ -9209,10 +9221,10 @@
           <w:b/>
           <w:bCs/>
         </w:rPr>
-        <w:t xml:space="preserve">Figure. Training a user retention time model.</w:t>
-      </w:r>
-      <w:r>
-        <w:t xml:space="preserve"> (Measured library) The table of SMILES and measured RT is grouped by canonical structure, and reserved test compounds are set aside before training. (Train and select) Descriptor filters are fitted on train only, candidate models are trained through the pyRetip-style interface, and the best is chosen by validation RMSE. (Reusable models) AutoGluon models with a manifest, training structure hashes and the unused reserved test CSV are saved.</w:t>
+        <w:t xml:space="preserve">Figure. Training a user retention time model per separation mode.</w:t>
+      </w:r>
+      <w:r>
+        <w:t xml:space="preserve"> (A) The measured RT table is split by model_type into RP and HILIC rows. Each mode needs at least 25 rows and 15 distinct structures after cleaning, measured with one column, mobile phase and gradient. (B) For each mode the rows are split by structure into train, validation and a reserved test so that no structure falls in two splits, AutoGluon candidate models are trained, and the one with the lowest validation RMSE is kept as best. (C) Each mode is saved in result/RP/ or result/HILIC/ with its models, reserved test and leaderboard, and train_summary.tsv lists the status per mode; the output folder is the input of rtpred_predict and rtpred_compare. Values are schematic.</w:t>
       </w:r>
     </w:p>
     <w:p>
@@ -9225,7 +9237,7 @@
         <w:spacing w:after="80"/>
       </w:pPr>
       <w:r>
-        <w:t xml:space="preserve">출처: 서울대 식품대사체학 연구실 제공 모식도(외부 논문 그림 사용 안 함)</w:t>
+        <w:t xml:space="preserve">출처: 직접 작성한 모식도(외부 그림 사용 안 함). 구성 참고: Retip(Bonini 외, Anal Chem 2020)의 RT 예측 흐름, METLIN SMRT(Domingo-Almenara 외, Nat Commun 2019)의 예측 RT로 후보 거르기</w:t>
       </w:r>
     </w:p>
     <w:p>
@@ -13668,7 +13680,7 @@
           <w:sz w:val="18"/>
           <w:szCs w:val="18"/>
         </w:rPr>
-        <w:t xml:space="preserve">docs/RTpred/images/module3_concept.png</w:t>
+        <w:t xml:space="preserve">docs/RTpred/modules/figures/module_concepts/rtpred_compare_concept.png</w:t>
       </w:r>
     </w:p>
     <w:p>
@@ -13679,7 +13691,7 @@
       <w:r>
         <w:drawing>
           <wp:inline distT="0" distB="0" distL="0" distR="0">
-            <wp:extent cx="5715000" cy="1895475"/>
+            <wp:extent cx="5715000" cy="2362200"/>
             <wp:effectExtent t="0" r="0" b="0" l="0"/>
             <wp:docPr id="5" name="" descr="" title=""/>
             <wp:cNvGraphicFramePr>
@@ -13704,7 +13716,7 @@
                   <pic:spPr bwMode="auto">
                     <a:xfrm>
                       <a:off x="0" y="0"/>
-                      <a:ext cx="5715000" cy="1895475"/>
+                      <a:ext cx="5715000" cy="2362200"/>
                     </a:xfrm>
                     <a:prstGeom prst="rect">
                       <a:avLst/>
@@ -13734,10 +13746,10 @@
           <w:b/>
           <w:bCs/>
         </w:rPr>
-        <w:t xml:space="preserve">그림. 기본 모델과 사용자 모델의 성능 비교.</w:t>
-      </w:r>
-      <w:r>
-        <w:t xml:space="preserve"> (Common evaluation set) SMILES와 측정 RT 평가 표에서 사용자 학습 자료와의 중복을 확인하고, 모든 모델을 같은 유효 행으로 평가합니다. (Models to compare) 이미지의 기본 best 모델과 사용자 모델(모든 후보 또는 best)을 비교합니다. (Performance comparison) RMSE, MAE, R²와 순위표, 측정-예측 그림을 만들며, 기본 모델은 바뀌지 않습니다.</w:t>
+        <w:t xml:space="preserve">그림. 같은 모드의 사전 학습 모델과 사용자 모델 비교.</w:t>
+      </w:r>
+      <w:r>
+        <w:t xml:space="preserve"> (A) 평가 행은 모드마다 학습 때 떼어 둔 reserved_test.csv가 기본이며, model_type 열이 있는 별도 평가 표를 줄 수도 있습니다. 학습이나 validation에 쓴 구조가 들어 있으면 멈춥니다. (B) 모드마다 같은 평가 행으로 사전 학습 모델과 사용자 모델을 비교하며, RP와 HILIC는 서로 비교하지 않습니다. (C) 후보마다 RMSE, MAE, R²와 순위, 측정-예측 RT 그림을 만들고, 모드 열이 붙은 comparison.csv로 모읍니다. 사전 학습 모델은 바뀌지 않습니다. 막대 값은 모식적인 값입니다.</w:t>
       </w:r>
     </w:p>
     <w:p>
@@ -13757,10 +13769,10 @@
           <w:b/>
           <w:bCs/>
         </w:rPr>
-        <w:t xml:space="preserve">Figure. Comparing the default and user models.</w:t>
-      </w:r>
-      <w:r>
-        <w:t xml:space="preserve"> (Common evaluation set) The evaluation table of SMILES and measured RT is checked for overlap with the user training data, and every model is evaluated on the same valid rows. (Models to compare) The default best model of the image is compared with the user model (all candidates or the best). (Performance comparison) RMSE, MAE, R², a rank table and a measured-versus-predicted plot are produced; the default model stays unchanged.</w:t>
+        <w:t xml:space="preserve">Figure. Comparing the pre-trained and user models of the same mode.</w:t>
+      </w:r>
+      <w:r>
+        <w:t xml:space="preserve"> (A) The evaluation rows are, by default, the reserved_test.csv held out per mode in training; a separate evaluation table with a model_type column can be given. Structures used for training or validation stop the run. (B) For each mode the pre-trained and user models are compared on the same evaluation rows; RP and HILIC are never compared with each other. (C) RMSE, MAE, R², a rank and a measured-versus-predicted RT plot are produced per candidate and joined in comparison.csv with a mode column; the pre-trained models stay unchanged. Bar values are schematic.</w:t>
       </w:r>
     </w:p>
     <w:p>
@@ -13773,7 +13785,7 @@
         <w:spacing w:after="80"/>
       </w:pPr>
       <w:r>
-        <w:t xml:space="preserve">출처: 서울대 식품대사체학 연구실 제공 모식도(외부 논문 그림 사용 안 함)</w:t>
+        <w:t xml:space="preserve">출처: 직접 작성한 모식도(외부 그림 사용 안 함). 구성 참고: Retip(Bonini 외, Anal Chem 2020)의 RT 예측 흐름, METLIN SMRT(Domingo-Almenara 외, Nat Commun 2019)의 예측 RT로 후보 거르기</w:t>
       </w:r>
     </w:p>
     <w:p>

--- a/release/CLOSHA3/RTpred/2026-10-23/docs/Portal_Content.docx
+++ b/release/CLOSHA3/RTpred/2026-10-23/docs/Portal_Content.docx
@@ -4215,7 +4215,7 @@
         <w:t xml:space="preserve">그림 2. 예측 머무름 시간 오차로 후보 순위 매기기.</w:t>
       </w:r>
       <w:r>
-        <w:t xml:space="preserve"> (A) 구조를 아는 화합물들의 예측 RT(가로)와 측정 RT(세로)이며, 점선은 예측과 측정이 같은 선입니다. (B) annotation할 MS 피크(M+H, m/z 168.0423) 하나를 확대한 것으로, 점선에서 떨어진 거리가 예측 RT 오차입니다. (C) 같은 m/z를 가진 후보들을 예측 RT 오차가 작은 순서로 세우면 정답(1, vanillic acid)이 맨 위에 옵니다. 값은 모식적인 값입니다. Domingo-Almenara 외, Nat Commun 2019, Fig. 4를 수정(CC BY 4.0).</w:t>
+        <w:t xml:space="preserve"> (A) 구조를 아는 화합물들의 예측 RT(가로)와 측정 RT(세로)이며, 점선은 예측과 측정이 같은 선입니다. annotation할 피크(빨강, m/z 168.0423)가 점선에서 떨어진 거리가 예측 RT 오차입니다. (B) 같은 m/z를 가진 후보들을 예측 RT 오차가 작은 순서로 세우면 정답(1, vanillic acid)이 맨 위에 옵니다. 값은 모식적인 값입니다. Domingo-Almenara 외, Nat Commun 2019, Fig. 4를 수정(CC BY 4.0).</w:t>
       </w:r>
     </w:p>
     <w:p>
@@ -4238,7 +4238,7 @@
         <w:t xml:space="preserve">Figure 2. Ranking candidates by predicted retention time error.</w:t>
       </w:r>
       <w:r>
-        <w:t xml:space="preserve"> (A) Predicted (x) and measured (y) RTs of compounds with known structures; the dashed line is predicted = measured. (B) One MS peak to annotate (M+H, m/z 168.0423), enlarged; its distance from the dashed line is the predicted RT error. (C) Candidates with the same m/z, ordered by predicted RT error, put the correct one (1, vanillic acid) first. Values are schematic. Adapted from Domingo-Almenara et al., Nat Commun 2019, Fig. 4 (CC BY 4.0).</w:t>
+        <w:t xml:space="preserve"> (A) Predicted (x) and measured (y) RTs of compounds with known structures; the dashed line is predicted = measured, and the distance of the peak to annotate (red, m/z 168.0423) from it is the predicted RT error. (B) Candidates with the same m/z, ordered by predicted RT error, put the correct one (1, vanillic acid) first. Values are schematic. Adapted from Domingo-Almenara et al., Nat Commun 2019, Fig. 4 (CC BY 4.0).</w:t>
       </w:r>
     </w:p>
     <w:p>
@@ -14041,7 +14041,7 @@
         <w:t xml:space="preserve">그림. 같은 모드의 사전 학습 모델과 사용자 모델 비교.</w:t>
       </w:r>
       <w:r>
-        <w:t xml:space="preserve"> (A) 평가 행은 모드마다 학습 때 떼어 둔 reserved_test.csv가 기본이며, model_type 열이 있는 별도 평가 표를 줄 수도 있습니다. 학습이나 validation에 쓴 구조가 들어 있으면 멈춥니다. (B) 모드마다 같은 평가 행으로 사전 학습 모델과 사용자 모델을 비교하며, RP와 HILIC는 서로 비교하지 않습니다. (C) 후보마다 RMSE, MAE, R²와 순위, 측정-예측 RT 그림을 만들고, 모드 열이 붙은 comparison.csv로 모읍니다. 사전 학습 모델은 바뀌지 않습니다. 막대 값은 모식적인 값입니다.</w:t>
+        <w:t xml:space="preserve"> (A) 모드마다 같은 평가 행으로 사전 학습 모델과 사용자 모델을 비교합니다. 평가 행은 모드마다 학습 때 떼어 둔 reserved_test.csv가 기본이며, model_type 열이 있는 별도 평가 표를 줄 수도 있습니다. RP와 HILIC는 서로 비교하지 않고, 학습이나 validation에 쓴 구조가 들어 있으면 멈춥니다. (B) 후보마다 RMSE, MAE, R²와 순위, 측정-예측 RT 그림을 만들고, 모드 열이 붙은 comparison.csv로 모읍니다. 사전 학습 모델은 바뀌지 않습니다. 막대 값은 모식적인 값입니다.</w:t>
       </w:r>
     </w:p>
     <w:p>
@@ -14064,7 +14064,7 @@
         <w:t xml:space="preserve">Figure. Comparing the pre-trained and user models of the same mode.</w:t>
       </w:r>
       <w:r>
-        <w:t xml:space="preserve"> (A) The evaluation rows are, by default, the reserved_test.csv held out per mode in training; a separate evaluation table with a model_type column can be given. Structures used for training or validation stop the run. (B) For each mode the pre-trained and user models are compared on the same evaluation rows; RP and HILIC are never compared with each other. (C) RMSE, MAE, R², a rank and a measured-versus-predicted RT plot are produced per candidate and joined in comparison.csv with a mode column; the pre-trained models stay unchanged. Bar values are schematic.</w:t>
+        <w:t xml:space="preserve"> (A) For each mode the pre-trained and user models are compared on the same evaluation rows: by default the reserved_test.csv held out per mode in training, or a separate evaluation table with a model_type column. RP and HILIC are never compared with each other, and structures used for training or validation stop the run. (B) RMSE, MAE, R², a rank and a measured-versus-predicted RT plot are produced per candidate and joined in comparison.csv with a mode column; the pre-trained models stay unchanged. Bar values are schematic.</w:t>
       </w:r>
     </w:p>
     <w:p>

--- a/release/CLOSHA3/RTpred/2026-10-23/docs/Portal_Content.docx
+++ b/release/CLOSHA3/RTpred/2026-10-23/docs/Portal_Content.docx
@@ -9268,7 +9268,7 @@
           <w:sz w:val="18"/>
           <w:szCs w:val="18"/>
         </w:rPr>
-        <w:t xml:space="preserve">docs/RTpred/modules/figures/module_concepts/rtpred_train_representation_concept.png</w:t>
+        <w:t xml:space="preserve">docs/RTpred/modules/figures/module_concepts/rtpred_train_conditions_concept.png</w:t>
       </w:r>
     </w:p>
     <w:p>
@@ -9334,10 +9334,10 @@
           <w:b/>
           <w:bCs/>
         </w:rPr>
-        <w:t xml:space="preserve">그림 2. 머무름 시간 예측에 쓰는 분자 표현.</w:t>
-      </w:r>
-      <w:r>
-        <w:t xml:space="preserve"> SMILES 같은 구조 문자열은 분자 descriptor(물리화학적 값과 그래프 연산 값), 분자 fingerprint(MACCS keys, ECFP 등), 분자 그래프(그래프 신경망용) 가운데 하나로 바뀌어 모델의 입력이 됩니다. RTpred는 Retip처럼 SMILES를 RDKit descriptor(217개)로 바꾸고, 그 값으로 AutoGluon 모델을 학습합니다(파란 경로). Liu 외, J Cheminform 2024, Fig. 4를 수정(CC BY 4.0). 원 그림의 모델 연표는 뺐습니다.</w:t>
+        <w:t xml:space="preserve">그림 2. 크로마토그래피 조건마다 모델 하나.</w:t>
+      </w:r>
+      <w:r>
+        <w:t xml:space="preserve"> 같은 구조라도 분리 조건에 따라 머무름 순서가 다릅니다. 역상(RP)에서는 소수성이 큰 화합물이, HILIC에서는 극성이 큰 화합물이 늦게 나옵니다. 그래서 측정 RT와 descriptor로 조건마다 모델을 따로 학습하고, 각 모델은 자기가 학습한 조건의 RT만 예측합니다. rtpred_train이 model_type마다 모델을 하나씩 만드는 이유입니다. 모식도입니다. Xie 외, J Pharm Anal 2025, Fig. 7A를 수정(CC BY 4.0). 원 그림의 모델 기반 방법(Fig. 7B)은 뺐습니다.</w:t>
       </w:r>
     </w:p>
     <w:p>
@@ -9357,10 +9357,10 @@
           <w:b/>
           <w:bCs/>
         </w:rPr>
-        <w:t xml:space="preserve">Figure 2. Molecular representations for retention time prediction.</w:t>
-      </w:r>
-      <w:r>
-        <w:t xml:space="preserve"> A structure string such as SMILES is turned into molecular descriptors (physicochemical values and graph operators), molecular fingerprints (MACCS keys, ECFP and so on) or molecular graphs (for graph neural networks) as model input. Like Retip, RTpred converts SMILES to RDKit descriptors (217) and trains AutoGluon models on them (blue path). Adapted from Liu et al., J Cheminform 2024, Fig. 4 (CC BY 4.0); the model timeline of the original is left out.</w:t>
+        <w:t xml:space="preserve">Figure 2. One model per chromatographic condition.</w:t>
+      </w:r>
+      <w:r>
+        <w:t xml:space="preserve"> The same structures elute in a different order under different separation conditions: in reversed phase (RP) more hydrophobic compounds elute later, in HILIC more polar ones. A model is therefore trained per condition from measured RTs and descriptors and predicts only the condition it was trained on; this is why rtpred_train builds one model per model_type. Schematic. Adapted from Xie et al., J Pharm Anal 2025, Fig. 7A (CC BY 4.0); the model-based part of the original (Fig. 7B) is left out.</w:t>
       </w:r>
     </w:p>
     <w:p>
@@ -9373,17 +9373,293 @@
         <w:spacing w:after="80"/>
       </w:pPr>
       <w:r>
-        <w:t xml:space="preserve">출처: Liu Y, Yoshizawa AC, Ling Y, Okuda S. Insights into predicting small molecule retention times in liquid chromatography using deep learning. </w:t>
+        <w:t xml:space="preserve">출처: Xie J, Chen S, Zhao L, Dong X. Application of artificial intelligence to quantitative structure-retention relationship calculations in chromatography. </w:t>
       </w:r>
       <w:r>
         <w:rPr>
           <w:i/>
           <w:iCs/>
         </w:rPr>
-        <w:t xml:space="preserve">J Cheminform</w:t>
-      </w:r>
-      <w:r>
-        <w:t xml:space="preserve"> 16, 113 (2024). https://doi.org/10.1186/s13321-024-00905-1, Fig. 4를 수정. CC BY 4.0 (https://creativecommons.org/licenses/by/4.0/).</w:t>
+        <w:t xml:space="preserve">J Pharm Anal</w:t>
+      </w:r>
+      <w:r>
+        <w:t xml:space="preserve"> 15, 101155 (2025). https://doi.org/10.1016/j.jpha.2024.101155, Fig. 7A를 수정. CC BY 4.0 (https://creativecommons.org/licenses/by/4.0/).</w:t>
+      </w:r>
+    </w:p>
+    <w:p>
+      <w:pPr>
+        <w:spacing w:after="100" w:before="200"/>
+      </w:pPr>
+      <w:r>
+        <w:rPr>
+          <w:b/>
+          <w:bCs/>
+          <w:color w:val="3A3A3A"/>
+          <w:sz w:val="24"/>
+          <w:szCs w:val="24"/>
+        </w:rPr>
+        <w:t xml:space="preserve">스크립트 사용 예제</w:t>
+      </w:r>
+    </w:p>
+    <w:p>
+      <w:pPr>
+        <w:shd w:fill="F3F4F6" w:color="auto" w:val="clear"/>
+        <w:spacing w:after="0"/>
+      </w:pPr>
+      <w:r>
+        <w:rPr>
+          <w:color w:val="3A3A3A"/>
+          <w:sz w:val="19"/>
+          <w:szCs w:val="19"/>
+        </w:rPr>
+        <w:t xml:space="preserve">python rtpred_train.1.0.py \</w:t>
+      </w:r>
+    </w:p>
+    <w:p>
+      <w:pPr>
+        <w:shd w:fill="F3F4F6" w:color="auto" w:val="clear"/>
+        <w:spacing w:after="0"/>
+      </w:pPr>
+      <w:r>
+        <w:rPr>
+          <w:color w:val="3A3A3A"/>
+          <w:sz w:val="19"/>
+          <w:szCs w:val="19"/>
+        </w:rPr>
+        <w:t xml:space="preserve">  input_file=/data/rt_library.csv \</w:t>
+      </w:r>
+    </w:p>
+    <w:p>
+      <w:pPr>
+        <w:shd w:fill="F3F4F6" w:color="auto" w:val="clear"/>
+        <w:spacing w:after="0"/>
+      </w:pPr>
+      <w:r>
+        <w:rPr>
+          <w:color w:val="3A3A3A"/>
+          <w:sz w:val="19"/>
+          <w:szCs w:val="19"/>
+        </w:rPr>
+        <w:t xml:space="preserve">  output_dir=/data/rtpred_train \</w:t>
+      </w:r>
+    </w:p>
+    <w:p>
+      <w:pPr>
+        <w:shd w:fill="F3F4F6" w:color="auto" w:val="clear"/>
+        <w:spacing w:after="0"/>
+      </w:pPr>
+      <w:r>
+        <w:rPr>
+          <w:color w:val="3A3A3A"/>
+          <w:sz w:val="19"/>
+          <w:szCs w:val="19"/>
+        </w:rPr>
+        <w:t xml:space="preserve">  sheet=first \</w:t>
+      </w:r>
+    </w:p>
+    <w:p>
+      <w:pPr>
+        <w:shd w:fill="F3F4F6" w:color="auto" w:val="clear"/>
+        <w:spacing w:after="0"/>
+      </w:pPr>
+      <w:r>
+        <w:rPr>
+          <w:color w:val="3A3A3A"/>
+          <w:sz w:val="19"/>
+          <w:szCs w:val="19"/>
+        </w:rPr>
+        <w:t xml:space="preserve">  rt_unit=min \</w:t>
+      </w:r>
+    </w:p>
+    <w:p>
+      <w:pPr>
+        <w:shd w:fill="F3F4F6" w:color="auto" w:val="clear"/>
+        <w:spacing w:after="0"/>
+      </w:pPr>
+      <w:r>
+        <w:rPr>
+          <w:color w:val="3A3A3A"/>
+          <w:sz w:val="19"/>
+          <w:szCs w:val="19"/>
+        </w:rPr>
+        <w:t xml:space="preserve">  time_limit=1200 \</w:t>
+      </w:r>
+    </w:p>
+    <w:p>
+      <w:pPr>
+        <w:shd w:fill="F3F4F6" w:color="auto" w:val="clear"/>
+        <w:spacing w:after="0"/>
+      </w:pPr>
+      <w:r>
+        <w:rPr>
+          <w:color w:val="3A3A3A"/>
+          <w:sz w:val="19"/>
+          <w:szCs w:val="19"/>
+        </w:rPr>
+        <w:t xml:space="preserve">  algorithms=GBM,CAT,RF,XT,KNN \</w:t>
+      </w:r>
+    </w:p>
+    <w:p>
+      <w:pPr>
+        <w:shd w:fill="F3F4F6" w:color="auto" w:val="clear"/>
+        <w:spacing w:after="0"/>
+      </w:pPr>
+      <w:r>
+        <w:rPr>
+          <w:color w:val="3A3A3A"/>
+          <w:sz w:val="19"/>
+          <w:szCs w:val="19"/>
+        </w:rPr>
+        <w:t xml:space="preserve">  test_size=0.2 \</w:t>
+      </w:r>
+    </w:p>
+    <w:p>
+      <w:pPr>
+        <w:shd w:fill="F3F4F6" w:color="auto" w:val="clear"/>
+        <w:spacing w:after="0"/>
+      </w:pPr>
+      <w:r>
+        <w:rPr>
+          <w:color w:val="3A3A3A"/>
+          <w:sz w:val="19"/>
+          <w:szCs w:val="19"/>
+        </w:rPr>
+        <w:t xml:space="preserve">  validation_size=0.2 \</w:t>
+      </w:r>
+    </w:p>
+    <w:p>
+      <w:pPr>
+        <w:shd w:fill="F3F4F6" w:color="auto" w:val="clear"/>
+        <w:spacing w:after="0"/>
+      </w:pPr>
+      <w:r>
+        <w:rPr>
+          <w:color w:val="3A3A3A"/>
+          <w:sz w:val="19"/>
+          <w:szCs w:val="19"/>
+        </w:rPr>
+        <w:t xml:space="preserve">  seed=42 \</w:t>
+      </w:r>
+    </w:p>
+    <w:p>
+      <w:pPr>
+        <w:shd w:fill="F3F4F6" w:color="auto" w:val="clear"/>
+        <w:spacing w:after="0"/>
+      </w:pPr>
+      <w:r>
+        <w:rPr>
+          <w:color w:val="3A3A3A"/>
+          <w:sz w:val="19"/>
+          <w:szCs w:val="19"/>
+        </w:rPr>
+        <w:t xml:space="preserve">  max_missing_fraction=0.2 \</w:t>
+      </w:r>
+    </w:p>
+    <w:p>
+      <w:pPr>
+        <w:shd w:fill="F3F4F6" w:color="auto" w:val="clear"/>
+        <w:spacing w:after="0"/>
+      </w:pPr>
+      <w:r>
+        <w:rPr>
+          <w:color w:val="3A3A3A"/>
+          <w:sz w:val="19"/>
+          <w:szCs w:val="19"/>
+        </w:rPr>
+        <w:t xml:space="preserve">  correlation_threshold=0.995 \</w:t>
+      </w:r>
+    </w:p>
+    <w:p>
+      <w:pPr>
+        <w:shd w:fill="F3F4F6" w:color="auto" w:val="clear"/>
+        <w:spacing w:after="0"/>
+      </w:pPr>
+      <w:r>
+        <w:rPr>
+          <w:color w:val="3A3A3A"/>
+          <w:sz w:val="19"/>
+          <w:szCs w:val="19"/>
+        </w:rPr>
+        <w:t xml:space="preserve">  method_label=user method</w:t>
+      </w:r>
+    </w:p>
+    <w:p/>
+    <w:p>
+      <w:pPr>
+        <w:spacing w:after="100" w:before="200"/>
+      </w:pPr>
+      <w:r>
+        <w:rPr>
+          <w:b/>
+          <w:bCs/>
+          <w:color w:val="3A3A3A"/>
+          <w:sz w:val="24"/>
+          <w:szCs w:val="24"/>
+        </w:rPr>
+        <w:t xml:space="preserve">주요 결과 이미지</w:t>
+      </w:r>
+    </w:p>
+    <w:p>
+      <w:pPr>
+        <w:spacing w:after="140"/>
+      </w:pPr>
+      <w:r>
+        <w:t xml:space="preserve">예제 데이터(</w:t>
+      </w:r>
+      <w:r>
+        <w:t xml:space="preserve">synthetic_training_RP.csv</w:t>
+      </w:r>
+      <w:r>
+        <w:t xml:space="preserve">, 72개 화합물, RP)의 결과입니다. RT는 기능 확인용 합성값입니다.</w:t>
+      </w:r>
+    </w:p>
+    <w:p>
+      <w:pPr>
+        <w:spacing w:after="140"/>
+      </w:pPr>
+      <w:r>
+        <w:rPr>
+          <w:b/>
+          <w:bCs/>
+        </w:rPr>
+        <w:t xml:space="preserve">결과 1. 구조 그룹 분할과 validation 성능</w:t>
+      </w:r>
+    </w:p>
+    <w:p>
+      <w:pPr>
+        <w:pStyle w:val="ListParagraph"/>
+        <w:numPr>
+          <w:ilvl w:val="0"/>
+          <w:numId w:val="2"/>
+        </w:numPr>
+        <w:spacing w:after="80"/>
+      </w:pPr>
+      <w:r>
+        <w:t xml:space="preserve">결과 파일: </w:t>
+      </w:r>
+      <w:r>
+        <w:t xml:space="preserve">result/&lt;MODE&gt;/training.png</w:t>
+      </w:r>
+      <w:r>
+        <w:t xml:space="preserve"> (같은 그림 </w:t>
+      </w:r>
+      <w:r>
+        <w:t xml:space="preserve">training.svg</w:t>
+      </w:r>
+      <w:r>
+        <w:t xml:space="preserve">, 표 </w:t>
+      </w:r>
+      <w:r>
+        <w:t xml:space="preserve">split_assignments.csv</w:t>
+      </w:r>
+      <w:r>
+        <w:t xml:space="preserve">, </w:t>
+      </w:r>
+      <w:r>
+        <w:t xml:space="preserve">validation_leaderboard.csv</w:t>
+      </w:r>
+      <w:r>
+        <w:t xml:space="preserve">)</w:t>
       </w:r>
     </w:p>
     <w:p>
@@ -9414,7 +9690,7 @@
           <w:sz w:val="18"/>
           <w:szCs w:val="18"/>
         </w:rPr>
-        <w:t xml:space="preserve">docs/RTpred/modules/figures/module_concepts/rtpred_train_conditions_concept.png</w:t>
+        <w:t xml:space="preserve">docs/RTpred/images/module2_result.png</w:t>
       </w:r>
     </w:p>
     <w:p>
@@ -9425,7 +9701,7 @@
       <w:r>
         <w:drawing>
           <wp:inline distT="0" distB="0" distL="0" distR="0">
-            <wp:extent cx="5715000" cy="2362200"/>
+            <wp:extent cx="5715000" cy="1943100"/>
             <wp:effectExtent t="0" r="0" b="0" l="0"/>
             <wp:docPr id="5" name="" descr="" title=""/>
             <wp:cNvGraphicFramePr>
@@ -9450,7 +9726,7 @@
                   <pic:spPr bwMode="auto">
                     <a:xfrm>
                       <a:off x="0" y="0"/>
-                      <a:ext cx="5715000" cy="2362200"/>
+                      <a:ext cx="5715000" cy="1943100"/>
                     </a:xfrm>
                     <a:prstGeom prst="rect">
                       <a:avLst/>
@@ -9480,10 +9756,10 @@
           <w:b/>
           <w:bCs/>
         </w:rPr>
-        <w:t xml:space="preserve">그림 3. 크로마토그래피 조건마다 모델 하나.</w:t>
-      </w:r>
-      <w:r>
-        <w:t xml:space="preserve"> 같은 구조라도 분리 조건에 따라 머무름 순서가 다릅니다. 역상(RP)에서는 소수성이 큰 화합물이, HILIC에서는 극성이 큰 화합물이 늦게 나옵니다. 그래서 측정 RT와 descriptor로 조건마다 모델을 따로 학습하고, 각 모델은 자기가 학습한 조건의 RT만 예측합니다. rtpred_train이 model_type마다 모델을 하나씩 만드는 이유입니다. 모식도입니다. Xie 외, J Pharm Anal 2025, Fig. 7A를 수정(CC BY 4.0). 원 그림의 모델 기반 방법(Fig. 7B)은 뺐습니다.</w:t>
+        <w:t xml:space="preserve">학습 자료 분할과 후보 모델의 validation 성능.</w:t>
+      </w:r>
+      <w:r>
+        <w:t xml:space="preserve"> 왼쪽(Structure-group split)은 구조 그룹 기준으로 train, reserved_test, validation에 배정된 행 수(Rows)이고, 오른쪽(Validation model selection)은 학습에 성공한 후보 모델의 validation RMSE(model unit)입니다. 막대가 짧을수록 좋으며, 가장 짧은 모델이 best로 저장됩니다. 정상 결과는 세 분할에 모두 화합물이 있고 후보가 여러 개 학습된 경우입니다. 예시 데이터에서는 72행이 train 42, reserved_test 15, validation 15행으로 나뉘었고, ExtraTrees와 WeightedEnsemble_L2의 validation RMSE가 약 0.15로 RandomForest(약 0.18)보다 낮았습니다. 그림 위 문구처럼 합성 RT라 실제 측정 성능이 아닙니다.</w:t>
       </w:r>
     </w:p>
     <w:p>
@@ -9503,33 +9779,29 @@
           <w:b/>
           <w:bCs/>
         </w:rPr>
-        <w:t xml:space="preserve">Figure 3. One model per chromatographic condition.</w:t>
-      </w:r>
-      <w:r>
-        <w:t xml:space="preserve"> The same structures elute in a different order under different separation conditions: in reversed phase (RP) more hydrophobic compounds elute later, in HILIC more polar ones. A model is therefore trained per condition from measured RTs and descriptors and predicts only the condition it was trained on; this is why rtpred_train builds one model per model_type. Schematic. Adapted from Xie et al., J Pharm Anal 2025, Fig. 7A (CC BY 4.0); the model-based part of the original (Fig. 7B) is left out.</w:t>
-      </w:r>
-    </w:p>
-    <w:p>
-      <w:pPr>
-        <w:pStyle w:val="ListParagraph"/>
-        <w:numPr>
-          <w:ilvl w:val="0"/>
-          <w:numId w:val="2"/>
-        </w:numPr>
-        <w:spacing w:after="80"/>
-      </w:pPr>
-      <w:r>
-        <w:t xml:space="preserve">출처: Xie J, Chen S, Zhao L, Dong X. Application of artificial intelligence to quantitative structure-retention relationship calculations in chromatography. </w:t>
-      </w:r>
+        <w:t xml:space="preserve">Split of the training data and validation performance of the candidates.</w:t>
+      </w:r>
+      <w:r>
+        <w:t xml:space="preserve"> Left (Structure-group split): rows assigned to train, reserved_test and validation by structure group. Right (Validation model selection): validation RMSE (model unit) of the candidates that trained successfully; shorter is better and the shortest is saved as best. A normal result has compounds in all three splits and several trained candidates. In the example data the 72 rows split into 42 train, 15 reserved_test and 15 validation rows, and ExtraTrees and WeightedEnsemble_L2 reached a validation RMSE of about 0.15, below RandomForest (about 0.18). As the figure title says, the RTs are synthetic, so this is not measured performance.</w:t>
+      </w:r>
+    </w:p>
+    <w:p>
+      <w:pPr>
+        <w:pBdr>
+          <w:bottom w:val="single" w:color="32549C" w:sz="8" w:space="4"/>
+        </w:pBdr>
+        <w:spacing w:after="160" w:before="360"/>
+      </w:pPr>
       <w:r>
         <w:rPr>
-          <w:i/>
-          <w:iCs/>
+          <w:rFonts w:ascii="GmarketSans" w:cs="GmarketSans" w:eastAsia="GmarketSans" w:hAnsi="GmarketSans"/>
+          <w:b/>
+          <w:bCs/>
+          <w:color w:val="32549C"/>
+          <w:sz w:val="30"/>
+          <w:szCs w:val="30"/>
         </w:rPr>
-        <w:t xml:space="preserve">J Pharm Anal</w:t>
-      </w:r>
-      <w:r>
-        <w:t xml:space="preserve"> 15, 101155 (2025). https://doi.org/10.1016/j.jpha.2024.101155, Fig. 7A를 수정. CC BY 4.0 (https://creativecommons.org/licenses/by/4.0/).</w:t>
+        <w:t xml:space="preserve">3. rtpred_compare</w:t>
       </w:r>
     </w:p>
     <w:p>
@@ -9544,270 +9816,682 @@
           <w:sz w:val="24"/>
           <w:szCs w:val="24"/>
         </w:rPr>
-        <w:t xml:space="preserve">스크립트 사용 예제</w:t>
-      </w:r>
-    </w:p>
-    <w:p>
-      <w:pPr>
-        <w:shd w:fill="F3F4F6" w:color="auto" w:val="clear"/>
-        <w:spacing w:after="0"/>
-      </w:pPr>
-      <w:r>
-        <w:rPr>
-          <w:color w:val="3A3A3A"/>
-          <w:sz w:val="19"/>
-          <w:szCs w:val="19"/>
-        </w:rPr>
-        <w:t xml:space="preserve">python rtpred_train.1.0.py \</w:t>
-      </w:r>
-    </w:p>
-    <w:p>
-      <w:pPr>
-        <w:shd w:fill="F3F4F6" w:color="auto" w:val="clear"/>
-        <w:spacing w:after="0"/>
-      </w:pPr>
-      <w:r>
-        <w:rPr>
-          <w:color w:val="3A3A3A"/>
-          <w:sz w:val="19"/>
-          <w:szCs w:val="19"/>
-        </w:rPr>
-        <w:t xml:space="preserve">  input_file=/data/rt_library.csv \</w:t>
-      </w:r>
-    </w:p>
-    <w:p>
-      <w:pPr>
-        <w:shd w:fill="F3F4F6" w:color="auto" w:val="clear"/>
-        <w:spacing w:after="0"/>
-      </w:pPr>
-      <w:r>
-        <w:rPr>
-          <w:color w:val="3A3A3A"/>
-          <w:sz w:val="19"/>
-          <w:szCs w:val="19"/>
-        </w:rPr>
-        <w:t xml:space="preserve">  output_dir=/data/rtpred_train \</w:t>
-      </w:r>
-    </w:p>
-    <w:p>
-      <w:pPr>
-        <w:shd w:fill="F3F4F6" w:color="auto" w:val="clear"/>
-        <w:spacing w:after="0"/>
-      </w:pPr>
-      <w:r>
-        <w:rPr>
-          <w:color w:val="3A3A3A"/>
-          <w:sz w:val="19"/>
-          <w:szCs w:val="19"/>
-        </w:rPr>
-        <w:t xml:space="preserve">  sheet=first \</w:t>
-      </w:r>
-    </w:p>
-    <w:p>
-      <w:pPr>
-        <w:shd w:fill="F3F4F6" w:color="auto" w:val="clear"/>
-        <w:spacing w:after="0"/>
-      </w:pPr>
-      <w:r>
-        <w:rPr>
-          <w:color w:val="3A3A3A"/>
-          <w:sz w:val="19"/>
-          <w:szCs w:val="19"/>
-        </w:rPr>
-        <w:t xml:space="preserve">  rt_unit=min \</w:t>
-      </w:r>
-    </w:p>
-    <w:p>
-      <w:pPr>
-        <w:shd w:fill="F3F4F6" w:color="auto" w:val="clear"/>
-        <w:spacing w:after="0"/>
-      </w:pPr>
-      <w:r>
-        <w:rPr>
-          <w:color w:val="3A3A3A"/>
-          <w:sz w:val="19"/>
-          <w:szCs w:val="19"/>
-        </w:rPr>
-        <w:t xml:space="preserve">  time_limit=1200 \</w:t>
-      </w:r>
-    </w:p>
-    <w:p>
-      <w:pPr>
-        <w:shd w:fill="F3F4F6" w:color="auto" w:val="clear"/>
-        <w:spacing w:after="0"/>
-      </w:pPr>
-      <w:r>
-        <w:rPr>
-          <w:color w:val="3A3A3A"/>
-          <w:sz w:val="19"/>
-          <w:szCs w:val="19"/>
-        </w:rPr>
-        <w:t xml:space="preserve">  algorithms=GBM,CAT,RF,XT,KNN \</w:t>
-      </w:r>
-    </w:p>
-    <w:p>
-      <w:pPr>
-        <w:shd w:fill="F3F4F6" w:color="auto" w:val="clear"/>
-        <w:spacing w:after="0"/>
-      </w:pPr>
-      <w:r>
-        <w:rPr>
-          <w:color w:val="3A3A3A"/>
-          <w:sz w:val="19"/>
-          <w:szCs w:val="19"/>
-        </w:rPr>
-        <w:t xml:space="preserve">  test_size=0.2 \</w:t>
-      </w:r>
-    </w:p>
-    <w:p>
-      <w:pPr>
-        <w:shd w:fill="F3F4F6" w:color="auto" w:val="clear"/>
-        <w:spacing w:after="0"/>
-      </w:pPr>
-      <w:r>
-        <w:rPr>
-          <w:color w:val="3A3A3A"/>
-          <w:sz w:val="19"/>
-          <w:szCs w:val="19"/>
-        </w:rPr>
-        <w:t xml:space="preserve">  validation_size=0.2 \</w:t>
-      </w:r>
-    </w:p>
-    <w:p>
-      <w:pPr>
-        <w:shd w:fill="F3F4F6" w:color="auto" w:val="clear"/>
-        <w:spacing w:after="0"/>
-      </w:pPr>
-      <w:r>
-        <w:rPr>
-          <w:color w:val="3A3A3A"/>
-          <w:sz w:val="19"/>
-          <w:szCs w:val="19"/>
-        </w:rPr>
-        <w:t xml:space="preserve">  seed=42 \</w:t>
-      </w:r>
-    </w:p>
-    <w:p>
-      <w:pPr>
-        <w:shd w:fill="F3F4F6" w:color="auto" w:val="clear"/>
-        <w:spacing w:after="0"/>
-      </w:pPr>
-      <w:r>
-        <w:rPr>
-          <w:color w:val="3A3A3A"/>
-          <w:sz w:val="19"/>
-          <w:szCs w:val="19"/>
-        </w:rPr>
-        <w:t xml:space="preserve">  max_missing_fraction=0.2 \</w:t>
-      </w:r>
-    </w:p>
-    <w:p>
-      <w:pPr>
-        <w:shd w:fill="F3F4F6" w:color="auto" w:val="clear"/>
-        <w:spacing w:after="0"/>
-      </w:pPr>
-      <w:r>
-        <w:rPr>
-          <w:color w:val="3A3A3A"/>
-          <w:sz w:val="19"/>
-          <w:szCs w:val="19"/>
-        </w:rPr>
-        <w:t xml:space="preserve">  correlation_threshold=0.995 \</w:t>
-      </w:r>
-    </w:p>
-    <w:p>
-      <w:pPr>
-        <w:shd w:fill="F3F4F6" w:color="auto" w:val="clear"/>
-        <w:spacing w:after="0"/>
-      </w:pPr>
-      <w:r>
-        <w:rPr>
-          <w:color w:val="3A3A3A"/>
-          <w:sz w:val="19"/>
-          <w:szCs w:val="19"/>
-        </w:rPr>
-        <w:t xml:space="preserve">  method_label=user method</w:t>
-      </w:r>
-    </w:p>
+        <w:t xml:space="preserve">기본 정보</w:t>
+      </w:r>
+    </w:p>
+    <w:tbl>
+      <w:tblPr>
+        <w:tblW w:type="dxa" w:w="9506"/>
+        <w:tblBorders>
+          <w:top w:val="single" w:color="auto" w:sz="4"/>
+          <w:left w:val="single" w:color="auto" w:sz="4"/>
+          <w:bottom w:val="single" w:color="auto" w:sz="4"/>
+          <w:right w:val="single" w:color="auto" w:sz="4"/>
+          <w:insideH w:val="single" w:color="auto" w:sz="4"/>
+          <w:insideV w:val="single" w:color="auto" w:sz="4"/>
+        </w:tblBorders>
+      </w:tblPr>
+      <w:tblGrid>
+        <w:gridCol w:w="1800"/>
+        <w:gridCol w:w="3853"/>
+        <w:gridCol w:w="3853"/>
+      </w:tblGrid>
+      <w:tr>
+        <w:tc>
+          <w:tcPr>
+            <w:tcW w:type="dxa" w:w="1800"/>
+            <w:shd w:fill="E8EDF6" w:color="auto" w:val="clear"/>
+            <w:tcMar>
+              <w:top w:type="dxa" w:w="60"/>
+              <w:left w:type="dxa" w:w="90"/>
+              <w:bottom w:type="dxa" w:w="60"/>
+              <w:right w:type="dxa" w:w="90"/>
+            </w:tcMar>
+          </w:tcPr>
+          <w:p>
+            <w:r>
+              <w:rPr>
+                <w:b/>
+                <w:bCs/>
+                <w:color w:val="32549C"/>
+                <w:sz w:val="18"/>
+                <w:szCs w:val="18"/>
+              </w:rPr>
+              <w:t xml:space="preserve">항목</w:t>
+            </w:r>
+          </w:p>
+        </w:tc>
+        <w:tc>
+          <w:tcPr>
+            <w:tcW w:type="dxa" w:w="3853"/>
+            <w:shd w:fill="E8EDF6" w:color="auto" w:val="clear"/>
+            <w:tcMar>
+              <w:top w:type="dxa" w:w="60"/>
+              <w:left w:type="dxa" w:w="90"/>
+              <w:bottom w:type="dxa" w:w="60"/>
+              <w:right w:type="dxa" w:w="90"/>
+            </w:tcMar>
+          </w:tcPr>
+          <w:p>
+            <w:r>
+              <w:rPr>
+                <w:b/>
+                <w:bCs/>
+                <w:color w:val="32549C"/>
+                <w:sz w:val="18"/>
+                <w:szCs w:val="18"/>
+              </w:rPr>
+              <w:t xml:space="preserve">국문</w:t>
+            </w:r>
+          </w:p>
+        </w:tc>
+        <w:tc>
+          <w:tcPr>
+            <w:tcW w:type="dxa" w:w="3853"/>
+            <w:shd w:fill="E8EDF6" w:color="auto" w:val="clear"/>
+            <w:tcMar>
+              <w:top w:type="dxa" w:w="60"/>
+              <w:left w:type="dxa" w:w="90"/>
+              <w:bottom w:type="dxa" w:w="60"/>
+              <w:right w:type="dxa" w:w="90"/>
+            </w:tcMar>
+          </w:tcPr>
+          <w:p>
+            <w:r>
+              <w:rPr>
+                <w:b/>
+                <w:bCs/>
+                <w:color w:val="32549C"/>
+                <w:sz w:val="18"/>
+                <w:szCs w:val="18"/>
+              </w:rPr>
+              <w:t xml:space="preserve">영문</w:t>
+            </w:r>
+          </w:p>
+        </w:tc>
+      </w:tr>
+      <w:tr>
+        <w:tc>
+          <w:tcPr>
+            <w:tcW w:type="dxa" w:w="1800"/>
+            <w:tcMar>
+              <w:top w:type="dxa" w:w="60"/>
+              <w:left w:type="dxa" w:w="90"/>
+              <w:bottom w:type="dxa" w:w="60"/>
+              <w:right w:type="dxa" w:w="90"/>
+            </w:tcMar>
+          </w:tcPr>
+          <w:p>
+            <w:r>
+              <w:rPr>
+                <w:sz w:val="18"/>
+                <w:szCs w:val="18"/>
+              </w:rPr>
+              <w:t xml:space="preserve">모듈명</w:t>
+            </w:r>
+          </w:p>
+        </w:tc>
+        <w:tc>
+          <w:tcPr>
+            <w:tcW w:type="dxa" w:w="3853"/>
+            <w:tcMar>
+              <w:top w:type="dxa" w:w="60"/>
+              <w:left w:type="dxa" w:w="90"/>
+              <w:bottom w:type="dxa" w:w="60"/>
+              <w:right w:type="dxa" w:w="90"/>
+            </w:tcMar>
+          </w:tcPr>
+          <w:p>
+            <w:r>
+              <w:rPr>
+                <w:sz w:val="18"/>
+                <w:szCs w:val="18"/>
+              </w:rPr>
+              <w:t xml:space="preserve">rtpred_compare</w:t>
+            </w:r>
+          </w:p>
+        </w:tc>
+        <w:tc>
+          <w:tcPr>
+            <w:tcW w:type="dxa" w:w="3853"/>
+            <w:tcMar>
+              <w:top w:type="dxa" w:w="60"/>
+              <w:left w:type="dxa" w:w="90"/>
+              <w:bottom w:type="dxa" w:w="60"/>
+              <w:right w:type="dxa" w:w="90"/>
+            </w:tcMar>
+          </w:tcPr>
+          <w:p>
+            <w:r>
+              <w:rPr>
+                <w:sz w:val="18"/>
+                <w:szCs w:val="18"/>
+              </w:rPr>
+              <w:t xml:space="preserve">rtpred_compare</w:t>
+            </w:r>
+          </w:p>
+        </w:tc>
+      </w:tr>
+      <w:tr>
+        <w:tc>
+          <w:tcPr>
+            <w:tcW w:type="dxa" w:w="1800"/>
+            <w:tcMar>
+              <w:top w:type="dxa" w:w="60"/>
+              <w:left w:type="dxa" w:w="90"/>
+              <w:bottom w:type="dxa" w:w="60"/>
+              <w:right w:type="dxa" w:w="90"/>
+            </w:tcMar>
+          </w:tcPr>
+          <w:p>
+            <w:r>
+              <w:rPr>
+                <w:sz w:val="18"/>
+                <w:szCs w:val="18"/>
+              </w:rPr>
+              <w:t xml:space="preserve">서브 타이틀</w:t>
+            </w:r>
+          </w:p>
+        </w:tc>
+        <w:tc>
+          <w:tcPr>
+            <w:tcW w:type="dxa" w:w="3853"/>
+            <w:tcMar>
+              <w:top w:type="dxa" w:w="60"/>
+              <w:left w:type="dxa" w:w="90"/>
+              <w:bottom w:type="dxa" w:w="60"/>
+              <w:right w:type="dxa" w:w="90"/>
+            </w:tcMar>
+          </w:tcPr>
+          <w:p>
+            <w:r>
+              <w:rPr>
+                <w:sz w:val="18"/>
+                <w:szCs w:val="18"/>
+              </w:rPr>
+              <w:t xml:space="preserve">기본·사용자 머무름 시간 모델 성능 비교</w:t>
+            </w:r>
+          </w:p>
+        </w:tc>
+        <w:tc>
+          <w:tcPr>
+            <w:tcW w:type="dxa" w:w="3853"/>
+            <w:tcMar>
+              <w:top w:type="dxa" w:w="60"/>
+              <w:left w:type="dxa" w:w="90"/>
+              <w:bottom w:type="dxa" w:w="60"/>
+              <w:right w:type="dxa" w:w="90"/>
+            </w:tcMar>
+          </w:tcPr>
+          <w:p>
+            <w:r>
+              <w:rPr>
+                <w:sz w:val="18"/>
+                <w:szCs w:val="18"/>
+              </w:rPr>
+              <w:t xml:space="preserve">Default and user RT model comparison</w:t>
+            </w:r>
+          </w:p>
+        </w:tc>
+      </w:tr>
+      <w:tr>
+        <w:tc>
+          <w:tcPr>
+            <w:tcW w:type="dxa" w:w="1800"/>
+            <w:tcMar>
+              <w:top w:type="dxa" w:w="60"/>
+              <w:left w:type="dxa" w:w="90"/>
+              <w:bottom w:type="dxa" w:w="60"/>
+              <w:right w:type="dxa" w:w="90"/>
+            </w:tcMar>
+          </w:tcPr>
+          <w:p>
+            <w:r>
+              <w:rPr>
+                <w:sz w:val="18"/>
+                <w:szCs w:val="18"/>
+              </w:rPr>
+              <w:t xml:space="preserve">버전</w:t>
+            </w:r>
+          </w:p>
+        </w:tc>
+        <w:tc>
+          <w:tcPr>
+            <w:tcW w:type="dxa" w:w="3853"/>
+            <w:tcMar>
+              <w:top w:type="dxa" w:w="60"/>
+              <w:left w:type="dxa" w:w="90"/>
+              <w:bottom w:type="dxa" w:w="60"/>
+              <w:right w:type="dxa" w:w="90"/>
+            </w:tcMar>
+          </w:tcPr>
+          <w:p>
+            <w:r>
+              <w:rPr>
+                <w:sz w:val="18"/>
+                <w:szCs w:val="18"/>
+              </w:rPr>
+              <w:t xml:space="preserve">1.0</w:t>
+            </w:r>
+          </w:p>
+        </w:tc>
+        <w:tc>
+          <w:tcPr>
+            <w:tcW w:type="dxa" w:w="3853"/>
+            <w:tcMar>
+              <w:top w:type="dxa" w:w="60"/>
+              <w:left w:type="dxa" w:w="90"/>
+              <w:bottom w:type="dxa" w:w="60"/>
+              <w:right w:type="dxa" w:w="90"/>
+            </w:tcMar>
+          </w:tcPr>
+          <w:p/>
+        </w:tc>
+      </w:tr>
+      <w:tr>
+        <w:tc>
+          <w:tcPr>
+            <w:tcW w:type="dxa" w:w="1800"/>
+            <w:tcMar>
+              <w:top w:type="dxa" w:w="60"/>
+              <w:left w:type="dxa" w:w="90"/>
+              <w:bottom w:type="dxa" w:w="60"/>
+              <w:right w:type="dxa" w:w="90"/>
+            </w:tcMar>
+          </w:tcPr>
+          <w:p>
+            <w:r>
+              <w:rPr>
+                <w:sz w:val="18"/>
+                <w:szCs w:val="18"/>
+              </w:rPr>
+              <w:t xml:space="preserve">카테고리 대분류</w:t>
+            </w:r>
+          </w:p>
+        </w:tc>
+        <w:tc>
+          <w:tcPr>
+            <w:tcW w:type="dxa" w:w="3853"/>
+            <w:tcMar>
+              <w:top w:type="dxa" w:w="60"/>
+              <w:left w:type="dxa" w:w="90"/>
+              <w:bottom w:type="dxa" w:w="60"/>
+              <w:right w:type="dxa" w:w="90"/>
+            </w:tcMar>
+          </w:tcPr>
+          <w:p>
+            <w:r>
+              <w:rPr>
+                <w:sz w:val="18"/>
+                <w:szCs w:val="18"/>
+              </w:rPr>
+              <w:t xml:space="preserve">Annotation</w:t>
+            </w:r>
+          </w:p>
+        </w:tc>
+        <w:tc>
+          <w:tcPr>
+            <w:tcW w:type="dxa" w:w="3853"/>
+            <w:tcMar>
+              <w:top w:type="dxa" w:w="60"/>
+              <w:left w:type="dxa" w:w="90"/>
+              <w:bottom w:type="dxa" w:w="60"/>
+              <w:right w:type="dxa" w:w="90"/>
+            </w:tcMar>
+          </w:tcPr>
+          <w:p>
+            <w:r>
+              <w:rPr>
+                <w:sz w:val="18"/>
+                <w:szCs w:val="18"/>
+              </w:rPr>
+              <w:t xml:space="preserve">Annotation</w:t>
+            </w:r>
+          </w:p>
+        </w:tc>
+      </w:tr>
+      <w:tr>
+        <w:tc>
+          <w:tcPr>
+            <w:tcW w:type="dxa" w:w="1800"/>
+            <w:tcMar>
+              <w:top w:type="dxa" w:w="60"/>
+              <w:left w:type="dxa" w:w="90"/>
+              <w:bottom w:type="dxa" w:w="60"/>
+              <w:right w:type="dxa" w:w="90"/>
+            </w:tcMar>
+          </w:tcPr>
+          <w:p>
+            <w:r>
+              <w:rPr>
+                <w:sz w:val="18"/>
+                <w:szCs w:val="18"/>
+              </w:rPr>
+              <w:t xml:space="preserve">카테고리 중분류</w:t>
+            </w:r>
+          </w:p>
+        </w:tc>
+        <w:tc>
+          <w:tcPr>
+            <w:tcW w:type="dxa" w:w="3853"/>
+            <w:tcMar>
+              <w:top w:type="dxa" w:w="60"/>
+              <w:left w:type="dxa" w:w="90"/>
+              <w:bottom w:type="dxa" w:w="60"/>
+              <w:right w:type="dxa" w:w="90"/>
+            </w:tcMar>
+          </w:tcPr>
+          <w:p>
+            <w:r>
+              <w:rPr>
+                <w:sz w:val="18"/>
+                <w:szCs w:val="18"/>
+              </w:rPr>
+              <w:t xml:space="preserve">Metabolite_Annotation (신규)</w:t>
+            </w:r>
+          </w:p>
+        </w:tc>
+        <w:tc>
+          <w:tcPr>
+            <w:tcW w:type="dxa" w:w="3853"/>
+            <w:tcMar>
+              <w:top w:type="dxa" w:w="60"/>
+              <w:left w:type="dxa" w:w="90"/>
+              <w:bottom w:type="dxa" w:w="60"/>
+              <w:right w:type="dxa" w:w="90"/>
+            </w:tcMar>
+          </w:tcPr>
+          <w:p>
+            <w:r>
+              <w:rPr>
+                <w:sz w:val="18"/>
+                <w:szCs w:val="18"/>
+              </w:rPr>
+              <w:t xml:space="preserve">Metabolite_Annotation (new)</w:t>
+            </w:r>
+          </w:p>
+        </w:tc>
+      </w:tr>
+      <w:tr>
+        <w:tc>
+          <w:tcPr>
+            <w:tcW w:type="dxa" w:w="1800"/>
+            <w:tcMar>
+              <w:top w:type="dxa" w:w="60"/>
+              <w:left w:type="dxa" w:w="90"/>
+              <w:bottom w:type="dxa" w:w="60"/>
+              <w:right w:type="dxa" w:w="90"/>
+            </w:tcMar>
+          </w:tcPr>
+          <w:p>
+            <w:r>
+              <w:rPr>
+                <w:sz w:val="18"/>
+                <w:szCs w:val="18"/>
+              </w:rPr>
+              <w:t xml:space="preserve">태그</w:t>
+            </w:r>
+          </w:p>
+        </w:tc>
+        <w:tc>
+          <w:tcPr>
+            <w:tcW w:type="dxa" w:w="3853"/>
+            <w:tcMar>
+              <w:top w:type="dxa" w:w="60"/>
+              <w:left w:type="dxa" w:w="90"/>
+              <w:bottom w:type="dxa" w:w="60"/>
+              <w:right w:type="dxa" w:w="90"/>
+            </w:tcMar>
+          </w:tcPr>
+          <w:p>
+            <w:r>
+              <w:rPr>
+                <w:sz w:val="18"/>
+                <w:szCs w:val="18"/>
+              </w:rPr>
+              <w:t xml:space="preserve">retention time, model comparison, metabolomics, metabolite annotation, RMSE, MAE, R-squared, AutoGluon, RP, HILIC, machine learning, cheminformatics</w:t>
+            </w:r>
+          </w:p>
+        </w:tc>
+        <w:tc>
+          <w:tcPr>
+            <w:tcW w:type="dxa" w:w="3853"/>
+            <w:tcMar>
+              <w:top w:type="dxa" w:w="60"/>
+              <w:left w:type="dxa" w:w="90"/>
+              <w:bottom w:type="dxa" w:w="60"/>
+              <w:right w:type="dxa" w:w="90"/>
+            </w:tcMar>
+          </w:tcPr>
+          <w:p/>
+        </w:tc>
+      </w:tr>
+      <w:tr>
+        <w:tc>
+          <w:tcPr>
+            <w:tcW w:type="dxa" w:w="1800"/>
+            <w:tcMar>
+              <w:top w:type="dxa" w:w="60"/>
+              <w:left w:type="dxa" w:w="90"/>
+              <w:bottom w:type="dxa" w:w="60"/>
+              <w:right w:type="dxa" w:w="90"/>
+            </w:tcMar>
+          </w:tcPr>
+          <w:p>
+            <w:r>
+              <w:rPr>
+                <w:sz w:val="18"/>
+                <w:szCs w:val="18"/>
+              </w:rPr>
+              <w:t xml:space="preserve">레퍼런스 URL</w:t>
+            </w:r>
+          </w:p>
+        </w:tc>
+        <w:tc>
+          <w:tcPr>
+            <w:tcW w:type="dxa" w:w="3853"/>
+            <w:tcMar>
+              <w:top w:type="dxa" w:w="60"/>
+              <w:left w:type="dxa" w:w="90"/>
+              <w:bottom w:type="dxa" w:w="60"/>
+              <w:right w:type="dxa" w:w="90"/>
+            </w:tcMar>
+          </w:tcPr>
+          <w:p>
+            <w:r>
+              <w:rPr>
+                <w:sz w:val="18"/>
+                <w:szCs w:val="18"/>
+              </w:rPr>
+              <w:t xml:space="preserve">https://doi.org/10.1021/acs.analchem.9b05765</w:t>
+            </w:r>
+          </w:p>
+        </w:tc>
+        <w:tc>
+          <w:tcPr>
+            <w:tcW w:type="dxa" w:w="3853"/>
+            <w:tcMar>
+              <w:top w:type="dxa" w:w="60"/>
+              <w:left w:type="dxa" w:w="90"/>
+              <w:bottom w:type="dxa" w:w="60"/>
+              <w:right w:type="dxa" w:w="90"/>
+            </w:tcMar>
+          </w:tcPr>
+          <w:p/>
+        </w:tc>
+      </w:tr>
+      <w:tr>
+        <w:tc>
+          <w:tcPr>
+            <w:tcW w:type="dxa" w:w="1800"/>
+            <w:tcMar>
+              <w:top w:type="dxa" w:w="60"/>
+              <w:left w:type="dxa" w:w="90"/>
+              <w:bottom w:type="dxa" w:w="60"/>
+              <w:right w:type="dxa" w:w="90"/>
+            </w:tcMar>
+          </w:tcPr>
+          <w:p>
+            <w:r>
+              <w:rPr>
+                <w:sz w:val="18"/>
+                <w:szCs w:val="18"/>
+              </w:rPr>
+              <w:t xml:space="preserve">컨테이너 이미지</w:t>
+            </w:r>
+          </w:p>
+        </w:tc>
+        <w:tc>
+          <w:tcPr>
+            <w:tcW w:type="dxa" w:w="3853"/>
+            <w:tcMar>
+              <w:top w:type="dxa" w:w="60"/>
+              <w:left w:type="dxa" w:w="90"/>
+              <w:bottom w:type="dxa" w:w="60"/>
+              <w:right w:type="dxa" w:w="90"/>
+            </w:tcMar>
+          </w:tcPr>
+          <w:p>
+            <w:r>
+              <w:rPr>
+                <w:sz w:val="18"/>
+                <w:szCs w:val="18"/>
+              </w:rPr>
+              <w:t xml:space="preserve">bx_rtpred_compare.1.0</w:t>
+            </w:r>
+          </w:p>
+        </w:tc>
+        <w:tc>
+          <w:tcPr>
+            <w:tcW w:type="dxa" w:w="3853"/>
+            <w:tcMar>
+              <w:top w:type="dxa" w:w="60"/>
+              <w:left w:type="dxa" w:w="90"/>
+              <w:bottom w:type="dxa" w:w="60"/>
+              <w:right w:type="dxa" w:w="90"/>
+            </w:tcMar>
+          </w:tcPr>
+          <w:p/>
+        </w:tc>
+      </w:tr>
+      <w:tr>
+        <w:tc>
+          <w:tcPr>
+            <w:tcW w:type="dxa" w:w="1800"/>
+            <w:tcMar>
+              <w:top w:type="dxa" w:w="60"/>
+              <w:left w:type="dxa" w:w="90"/>
+              <w:bottom w:type="dxa" w:w="60"/>
+              <w:right w:type="dxa" w:w="90"/>
+            </w:tcMar>
+          </w:tcPr>
+          <w:p>
+            <w:r>
+              <w:rPr>
+                <w:sz w:val="18"/>
+                <w:szCs w:val="18"/>
+              </w:rPr>
+              <w:t xml:space="preserve">실행 스크립트 파일</w:t>
+            </w:r>
+          </w:p>
+        </w:tc>
+        <w:tc>
+          <w:tcPr>
+            <w:tcW w:type="dxa" w:w="3853"/>
+            <w:tcMar>
+              <w:top w:type="dxa" w:w="60"/>
+              <w:left w:type="dxa" w:w="90"/>
+              <w:bottom w:type="dxa" w:w="60"/>
+              <w:right w:type="dxa" w:w="90"/>
+            </w:tcMar>
+          </w:tcPr>
+          <w:p>
+            <w:r>
+              <w:rPr>
+                <w:sz w:val="18"/>
+                <w:szCs w:val="18"/>
+              </w:rPr>
+              <w:t xml:space="preserve">rtpred_compare.1.0.py</w:t>
+            </w:r>
+          </w:p>
+        </w:tc>
+        <w:tc>
+          <w:tcPr>
+            <w:tcW w:type="dxa" w:w="3853"/>
+            <w:tcMar>
+              <w:top w:type="dxa" w:w="60"/>
+              <w:left w:type="dxa" w:w="90"/>
+              <w:bottom w:type="dxa" w:w="60"/>
+              <w:right w:type="dxa" w:w="90"/>
+            </w:tcMar>
+          </w:tcPr>
+          <w:p/>
+        </w:tc>
+      </w:tr>
+      <w:tr>
+        <w:tc>
+          <w:tcPr>
+            <w:tcW w:type="dxa" w:w="1800"/>
+            <w:tcMar>
+              <w:top w:type="dxa" w:w="60"/>
+              <w:left w:type="dxa" w:w="90"/>
+              <w:bottom w:type="dxa" w:w="60"/>
+              <w:right w:type="dxa" w:w="90"/>
+            </w:tcMar>
+          </w:tcPr>
+          <w:p>
+            <w:r>
+              <w:rPr>
+                <w:sz w:val="18"/>
+                <w:szCs w:val="18"/>
+              </w:rPr>
+              <w:t xml:space="preserve">Processor Core (제안)</w:t>
+            </w:r>
+          </w:p>
+        </w:tc>
+        <w:tc>
+          <w:tcPr>
+            <w:tcW w:type="dxa" w:w="3853"/>
+            <w:tcMar>
+              <w:top w:type="dxa" w:w="60"/>
+              <w:left w:type="dxa" w:w="90"/>
+              <w:bottom w:type="dxa" w:w="60"/>
+              <w:right w:type="dxa" w:w="90"/>
+            </w:tcMar>
+          </w:tcPr>
+          <w:p>
+            <w:r>
+              <w:rPr>
+                <w:sz w:val="18"/>
+                <w:szCs w:val="18"/>
+              </w:rPr>
+              <w:t xml:space="preserve">4코어, 메모리 8GB</w:t>
+            </w:r>
+          </w:p>
+        </w:tc>
+        <w:tc>
+          <w:tcPr>
+            <w:tcW w:type="dxa" w:w="3853"/>
+            <w:tcMar>
+              <w:top w:type="dxa" w:w="60"/>
+              <w:left w:type="dxa" w:w="90"/>
+              <w:bottom w:type="dxa" w:w="60"/>
+              <w:right w:type="dxa" w:w="90"/>
+            </w:tcMar>
+          </w:tcPr>
+          <w:p>
+            <w:r>
+              <w:rPr>
+                <w:sz w:val="18"/>
+                <w:szCs w:val="18"/>
+              </w:rPr>
+              <w:t xml:space="preserve">4 cores, 8 GB of memory</w:t>
+            </w:r>
+          </w:p>
+        </w:tc>
+      </w:tr>
+    </w:tbl>
     <w:p/>
-    <w:p>
-      <w:pPr>
-        <w:spacing w:after="100" w:before="200"/>
-      </w:pPr>
-      <w:r>
-        <w:rPr>
-          <w:b/>
-          <w:bCs/>
-          <w:color w:val="3A3A3A"/>
-          <w:sz w:val="24"/>
-          <w:szCs w:val="24"/>
-        </w:rPr>
-        <w:t xml:space="preserve">주요 결과 이미지</w:t>
-      </w:r>
-    </w:p>
-    <w:p>
-      <w:pPr>
-        <w:spacing w:after="140"/>
-      </w:pPr>
-      <w:r>
-        <w:t xml:space="preserve">예제 데이터(</w:t>
-      </w:r>
-      <w:r>
-        <w:t xml:space="preserve">synthetic_training_RP.csv</w:t>
-      </w:r>
-      <w:r>
-        <w:t xml:space="preserve">, 72개 화합물, RP)의 결과입니다. RT는 기능 확인용 합성값입니다.</w:t>
-      </w:r>
-    </w:p>
-    <w:p>
-      <w:pPr>
-        <w:spacing w:after="140"/>
-      </w:pPr>
-      <w:r>
-        <w:rPr>
-          <w:b/>
-          <w:bCs/>
-        </w:rPr>
-        <w:t xml:space="preserve">결과 1. 구조 그룹 분할과 validation 성능</w:t>
-      </w:r>
-    </w:p>
-    <w:p>
-      <w:pPr>
-        <w:pStyle w:val="ListParagraph"/>
-        <w:numPr>
-          <w:ilvl w:val="0"/>
-          <w:numId w:val="2"/>
-        </w:numPr>
-        <w:spacing w:after="80"/>
-      </w:pPr>
-      <w:r>
-        <w:t xml:space="preserve">결과 파일: </w:t>
-      </w:r>
-      <w:r>
-        <w:t xml:space="preserve">result/&lt;MODE&gt;/training.png</w:t>
-      </w:r>
-      <w:r>
-        <w:t xml:space="preserve"> (같은 그림 </w:t>
-      </w:r>
-      <w:r>
-        <w:t xml:space="preserve">training.svg</w:t>
-      </w:r>
-      <w:r>
-        <w:t xml:space="preserve">, 표 </w:t>
-      </w:r>
-      <w:r>
-        <w:t xml:space="preserve">split_assignments.csv</w:t>
-      </w:r>
-      <w:r>
-        <w:t xml:space="preserve">, </w:t>
-      </w:r>
-      <w:r>
-        <w:t xml:space="preserve">validation_leaderboard.csv</w:t>
-      </w:r>
-      <w:r>
-        <w:t xml:space="preserve">)</w:t>
-      </w:r>
-    </w:p>
     <w:p>
       <w:pPr>
         <w:spacing w:after="120"/>
@@ -9828,7 +10512,7 @@
           <w:sz w:val="18"/>
           <w:szCs w:val="18"/>
         </w:rPr>
-        <w:t xml:space="preserve">그림: </w:t>
+        <w:t xml:space="preserve">등록 메모: 작업 파일 </w:t>
       </w:r>
       <w:r>
         <w:rPr>
@@ -9836,7 +10520,3313 @@
           <w:sz w:val="18"/>
           <w:szCs w:val="18"/>
         </w:rPr>
-        <w:t xml:space="preserve">docs/RTpred/images/module2_result.png</w:t>
+        <w:t xml:space="preserve">scripts/RTpred/rtpred_compare.1.1.py</w:t>
+      </w:r>
+      <w:r>
+        <w:rPr>
+          <w:color w:val="8A8F99"/>
+          <w:sz w:val="18"/>
+          <w:szCs w:val="18"/>
+        </w:rPr>
+        <w:t xml:space="preserve">를 배포 번호 1.0으로 올립니다.</w:t>
+      </w:r>
+    </w:p>
+    <w:p>
+      <w:pPr>
+        <w:spacing w:after="100" w:before="200"/>
+      </w:pPr>
+      <w:r>
+        <w:rPr>
+          <w:b/>
+          <w:bCs/>
+          <w:color w:val="3A3A3A"/>
+          <w:sz w:val="24"/>
+          <w:szCs w:val="24"/>
+        </w:rPr>
+        <w:t xml:space="preserve">실행 이미지</w:t>
+      </w:r>
+    </w:p>
+    <w:p>
+      <w:pPr>
+        <w:spacing w:after="140"/>
+      </w:pPr>
+      <w:r>
+        <w:t xml:space="preserve">이미지: bx_rtpred_compare 1.0</w:t>
+      </w:r>
+    </w:p>
+    <w:tbl>
+      <w:tblPr>
+        <w:tblW w:type="dxa" w:w="9506"/>
+        <w:tblBorders>
+          <w:top w:val="single" w:color="auto" w:sz="4"/>
+          <w:left w:val="single" w:color="auto" w:sz="4"/>
+          <w:bottom w:val="single" w:color="auto" w:sz="4"/>
+          <w:right w:val="single" w:color="auto" w:sz="4"/>
+          <w:insideH w:val="single" w:color="auto" w:sz="4"/>
+          <w:insideV w:val="single" w:color="auto" w:sz="4"/>
+        </w:tblBorders>
+      </w:tblPr>
+      <w:tblGrid>
+        <w:gridCol w:w="4753"/>
+        <w:gridCol w:w="4753"/>
+      </w:tblGrid>
+      <w:tr>
+        <w:tc>
+          <w:tcPr>
+            <w:tcW w:type="dxa" w:w="4753"/>
+            <w:shd w:fill="E8EDF6" w:color="auto" w:val="clear"/>
+            <w:tcMar>
+              <w:top w:type="dxa" w:w="60"/>
+              <w:left w:type="dxa" w:w="90"/>
+              <w:bottom w:type="dxa" w:w="60"/>
+              <w:right w:type="dxa" w:w="90"/>
+            </w:tcMar>
+          </w:tcPr>
+          <w:p>
+            <w:r>
+              <w:rPr>
+                <w:b/>
+                <w:bCs/>
+                <w:color w:val="32549C"/>
+                <w:sz w:val="18"/>
+                <w:szCs w:val="18"/>
+              </w:rPr>
+              <w:t xml:space="preserve">항목 / Item</w:t>
+            </w:r>
+          </w:p>
+        </w:tc>
+        <w:tc>
+          <w:tcPr>
+            <w:tcW w:type="dxa" w:w="4753"/>
+            <w:shd w:fill="E8EDF6" w:color="auto" w:val="clear"/>
+            <w:tcMar>
+              <w:top w:type="dxa" w:w="60"/>
+              <w:left w:type="dxa" w:w="90"/>
+              <w:bottom w:type="dxa" w:w="60"/>
+              <w:right w:type="dxa" w:w="90"/>
+            </w:tcMar>
+          </w:tcPr>
+          <w:p>
+            <w:r>
+              <w:rPr>
+                <w:b/>
+                <w:bCs/>
+                <w:color w:val="32549C"/>
+                <w:sz w:val="18"/>
+                <w:szCs w:val="18"/>
+              </w:rPr>
+              <w:t xml:space="preserve">값 / Value</w:t>
+            </w:r>
+          </w:p>
+        </w:tc>
+      </w:tr>
+      <w:tr>
+        <w:tc>
+          <w:tcPr>
+            <w:tcW w:type="dxa" w:w="4753"/>
+            <w:tcMar>
+              <w:top w:type="dxa" w:w="60"/>
+              <w:left w:type="dxa" w:w="90"/>
+              <w:bottom w:type="dxa" w:w="60"/>
+              <w:right w:type="dxa" w:w="90"/>
+            </w:tcMar>
+          </w:tcPr>
+          <w:p>
+            <w:r>
+              <w:rPr>
+                <w:sz w:val="18"/>
+                <w:szCs w:val="18"/>
+              </w:rPr>
+              <w:t xml:space="preserve">DEF 파일</w:t>
+            </w:r>
+          </w:p>
+        </w:tc>
+        <w:tc>
+          <w:tcPr>
+            <w:tcW w:type="dxa" w:w="4753"/>
+            <w:tcMar>
+              <w:top w:type="dxa" w:w="60"/>
+              <w:left w:type="dxa" w:w="90"/>
+              <w:bottom w:type="dxa" w:w="60"/>
+              <w:right w:type="dxa" w:w="90"/>
+            </w:tcMar>
+          </w:tcPr>
+          <w:p>
+            <w:r>
+              <w:rPr>
+                <w:sz w:val="18"/>
+                <w:szCs w:val="18"/>
+              </w:rPr>
+              <w:t xml:space="preserve">defs/RTpred/bx_rtpred_compare.1.0.def</w:t>
+            </w:r>
+          </w:p>
+        </w:tc>
+      </w:tr>
+      <w:tr>
+        <w:tc>
+          <w:tcPr>
+            <w:tcW w:type="dxa" w:w="4753"/>
+            <w:tcMar>
+              <w:top w:type="dxa" w:w="60"/>
+              <w:left w:type="dxa" w:w="90"/>
+              <w:bottom w:type="dxa" w:w="60"/>
+              <w:right w:type="dxa" w:w="90"/>
+            </w:tcMar>
+          </w:tcPr>
+          <w:p>
+            <w:r>
+              <w:rPr>
+                <w:sz w:val="18"/>
+                <w:szCs w:val="18"/>
+              </w:rPr>
+              <w:t xml:space="preserve">DEF Bootstrap</w:t>
+            </w:r>
+          </w:p>
+        </w:tc>
+        <w:tc>
+          <w:tcPr>
+            <w:tcW w:type="dxa" w:w="4753"/>
+            <w:tcMar>
+              <w:top w:type="dxa" w:w="60"/>
+              <w:left w:type="dxa" w:w="90"/>
+              <w:bottom w:type="dxa" w:w="60"/>
+              <w:right w:type="dxa" w:w="90"/>
+            </w:tcMar>
+          </w:tcPr>
+          <w:p>
+            <w:r>
+              <w:rPr>
+                <w:sz w:val="18"/>
+                <w:szCs w:val="18"/>
+              </w:rPr>
+              <w:t xml:space="preserve">docker</w:t>
+            </w:r>
+          </w:p>
+        </w:tc>
+      </w:tr>
+      <w:tr>
+        <w:tc>
+          <w:tcPr>
+            <w:tcW w:type="dxa" w:w="4753"/>
+            <w:tcMar>
+              <w:top w:type="dxa" w:w="60"/>
+              <w:left w:type="dxa" w:w="90"/>
+              <w:bottom w:type="dxa" w:w="60"/>
+              <w:right w:type="dxa" w:w="90"/>
+            </w:tcMar>
+          </w:tcPr>
+          <w:p>
+            <w:r>
+              <w:rPr>
+                <w:sz w:val="18"/>
+                <w:szCs w:val="18"/>
+              </w:rPr>
+              <w:t xml:space="preserve">DEF From</w:t>
+            </w:r>
+          </w:p>
+        </w:tc>
+        <w:tc>
+          <w:tcPr>
+            <w:tcW w:type="dxa" w:w="4753"/>
+            <w:tcMar>
+              <w:top w:type="dxa" w:w="60"/>
+              <w:left w:type="dxa" w:w="90"/>
+              <w:bottom w:type="dxa" w:w="60"/>
+              <w:right w:type="dxa" w:w="90"/>
+            </w:tcMar>
+          </w:tcPr>
+          <w:p>
+            <w:r>
+              <w:rPr>
+                <w:sz w:val="18"/>
+                <w:szCs w:val="18"/>
+              </w:rPr>
+              <w:t xml:space="preserve">Debian 12 bookworm (</w:t>
+            </w:r>
+            <w:r>
+              <w:rPr>
+                <w:sz w:val="18"/>
+                <w:szCs w:val="18"/>
+              </w:rPr>
+              <w:t xml:space="preserve">python:3.13.15-slim-bookworm</w:t>
+            </w:r>
+            <w:r>
+              <w:rPr>
+                <w:sz w:val="18"/>
+                <w:szCs w:val="18"/>
+              </w:rPr>
+              <w:t xml:space="preserve">)</w:t>
+            </w:r>
+          </w:p>
+        </w:tc>
+      </w:tr>
+      <w:tr>
+        <w:tc>
+          <w:tcPr>
+            <w:tcW w:type="dxa" w:w="4753"/>
+            <w:tcMar>
+              <w:top w:type="dxa" w:w="60"/>
+              <w:left w:type="dxa" w:w="90"/>
+              <w:bottom w:type="dxa" w:w="60"/>
+              <w:right w:type="dxa" w:w="90"/>
+            </w:tcMar>
+          </w:tcPr>
+          <w:p>
+            <w:r>
+              <w:rPr>
+                <w:sz w:val="18"/>
+                <w:szCs w:val="18"/>
+              </w:rPr>
+              <w:t xml:space="preserve">설치 도구 / installer</w:t>
+            </w:r>
+          </w:p>
+        </w:tc>
+        <w:tc>
+          <w:tcPr>
+            <w:tcW w:type="dxa" w:w="4753"/>
+            <w:tcMar>
+              <w:top w:type="dxa" w:w="60"/>
+              <w:left w:type="dxa" w:w="90"/>
+              <w:bottom w:type="dxa" w:w="60"/>
+              <w:right w:type="dxa" w:w="90"/>
+            </w:tcMar>
+          </w:tcPr>
+          <w:p>
+            <w:r>
+              <w:rPr>
+                <w:sz w:val="18"/>
+                <w:szCs w:val="18"/>
+              </w:rPr>
+              <w:t xml:space="preserve">pip(해시 고정), apt (conda 사용 안 함)</w:t>
+            </w:r>
+          </w:p>
+        </w:tc>
+      </w:tr>
+    </w:tbl>
+    <w:p/>
+    <w:tbl>
+      <w:tblPr>
+        <w:tblW w:type="dxa" w:w="9506"/>
+        <w:tblBorders>
+          <w:top w:val="single" w:color="auto" w:sz="4"/>
+          <w:left w:val="single" w:color="auto" w:sz="4"/>
+          <w:bottom w:val="single" w:color="auto" w:sz="4"/>
+          <w:right w:val="single" w:color="auto" w:sz="4"/>
+          <w:insideH w:val="single" w:color="auto" w:sz="4"/>
+          <w:insideV w:val="single" w:color="auto" w:sz="4"/>
+        </w:tblBorders>
+      </w:tblPr>
+      <w:tblGrid>
+        <w:gridCol w:w="1800"/>
+        <w:gridCol w:w="3853"/>
+        <w:gridCol w:w="3853"/>
+      </w:tblGrid>
+      <w:tr>
+        <w:tc>
+          <w:tcPr>
+            <w:tcW w:type="dxa" w:w="1800"/>
+            <w:shd w:fill="E8EDF6" w:color="auto" w:val="clear"/>
+            <w:tcMar>
+              <w:top w:type="dxa" w:w="60"/>
+              <w:left w:type="dxa" w:w="90"/>
+              <w:bottom w:type="dxa" w:w="60"/>
+              <w:right w:type="dxa" w:w="90"/>
+            </w:tcMar>
+          </w:tcPr>
+          <w:p>
+            <w:r>
+              <w:rPr>
+                <w:b/>
+                <w:bCs/>
+                <w:color w:val="32549C"/>
+                <w:sz w:val="18"/>
+                <w:szCs w:val="18"/>
+              </w:rPr>
+              <w:t xml:space="preserve">분석도구</w:t>
+            </w:r>
+          </w:p>
+        </w:tc>
+        <w:tc>
+          <w:tcPr>
+            <w:tcW w:type="dxa" w:w="3853"/>
+            <w:shd w:fill="E8EDF6" w:color="auto" w:val="clear"/>
+            <w:tcMar>
+              <w:top w:type="dxa" w:w="60"/>
+              <w:left w:type="dxa" w:w="90"/>
+              <w:bottom w:type="dxa" w:w="60"/>
+              <w:right w:type="dxa" w:w="90"/>
+            </w:tcMar>
+          </w:tcPr>
+          <w:p>
+            <w:r>
+              <w:rPr>
+                <w:b/>
+                <w:bCs/>
+                <w:color w:val="32549C"/>
+                <w:sz w:val="18"/>
+                <w:szCs w:val="18"/>
+              </w:rPr>
+              <w:t xml:space="preserve">버전</w:t>
+            </w:r>
+          </w:p>
+        </w:tc>
+        <w:tc>
+          <w:tcPr>
+            <w:tcW w:type="dxa" w:w="3853"/>
+            <w:shd w:fill="E8EDF6" w:color="auto" w:val="clear"/>
+            <w:tcMar>
+              <w:top w:type="dxa" w:w="60"/>
+              <w:left w:type="dxa" w:w="90"/>
+              <w:bottom w:type="dxa" w:w="60"/>
+              <w:right w:type="dxa" w:w="90"/>
+            </w:tcMar>
+          </w:tcPr>
+          <w:p>
+            <w:r>
+              <w:rPr>
+                <w:b/>
+                <w:bCs/>
+                <w:color w:val="32549C"/>
+                <w:sz w:val="18"/>
+                <w:szCs w:val="18"/>
+              </w:rPr>
+              <w:t xml:space="preserve">홈페이지</w:t>
+            </w:r>
+          </w:p>
+        </w:tc>
+      </w:tr>
+      <w:tr>
+        <w:tc>
+          <w:tcPr>
+            <w:tcW w:type="dxa" w:w="1800"/>
+            <w:tcMar>
+              <w:top w:type="dxa" w:w="60"/>
+              <w:left w:type="dxa" w:w="90"/>
+              <w:bottom w:type="dxa" w:w="60"/>
+              <w:right w:type="dxa" w:w="90"/>
+            </w:tcMar>
+          </w:tcPr>
+          <w:p>
+            <w:r>
+              <w:rPr>
+                <w:sz w:val="18"/>
+                <w:szCs w:val="18"/>
+              </w:rPr>
+              <w:t xml:space="preserve">Python</w:t>
+            </w:r>
+          </w:p>
+        </w:tc>
+        <w:tc>
+          <w:tcPr>
+            <w:tcW w:type="dxa" w:w="3853"/>
+            <w:tcMar>
+              <w:top w:type="dxa" w:w="60"/>
+              <w:left w:type="dxa" w:w="90"/>
+              <w:bottom w:type="dxa" w:w="60"/>
+              <w:right w:type="dxa" w:w="90"/>
+            </w:tcMar>
+          </w:tcPr>
+          <w:p>
+            <w:r>
+              <w:rPr>
+                <w:sz w:val="18"/>
+                <w:szCs w:val="18"/>
+              </w:rPr>
+              <w:t xml:space="preserve">3.13.15</w:t>
+            </w:r>
+          </w:p>
+        </w:tc>
+        <w:tc>
+          <w:tcPr>
+            <w:tcW w:type="dxa" w:w="3853"/>
+            <w:tcMar>
+              <w:top w:type="dxa" w:w="60"/>
+              <w:left w:type="dxa" w:w="90"/>
+              <w:bottom w:type="dxa" w:w="60"/>
+              <w:right w:type="dxa" w:w="90"/>
+            </w:tcMar>
+          </w:tcPr>
+          <w:p>
+            <w:r>
+              <w:rPr>
+                <w:sz w:val="18"/>
+                <w:szCs w:val="18"/>
+              </w:rPr>
+              <w:t xml:space="preserve">https://www.python.org/</w:t>
+            </w:r>
+          </w:p>
+        </w:tc>
+      </w:tr>
+      <w:tr>
+        <w:tc>
+          <w:tcPr>
+            <w:tcW w:type="dxa" w:w="1800"/>
+            <w:tcMar>
+              <w:top w:type="dxa" w:w="60"/>
+              <w:left w:type="dxa" w:w="90"/>
+              <w:bottom w:type="dxa" w:w="60"/>
+              <w:right w:type="dxa" w:w="90"/>
+            </w:tcMar>
+          </w:tcPr>
+          <w:p>
+            <w:r>
+              <w:rPr>
+                <w:sz w:val="18"/>
+                <w:szCs w:val="18"/>
+              </w:rPr>
+              <w:t xml:space="preserve">RDKit</w:t>
+            </w:r>
+          </w:p>
+        </w:tc>
+        <w:tc>
+          <w:tcPr>
+            <w:tcW w:type="dxa" w:w="3853"/>
+            <w:tcMar>
+              <w:top w:type="dxa" w:w="60"/>
+              <w:left w:type="dxa" w:w="90"/>
+              <w:bottom w:type="dxa" w:w="60"/>
+              <w:right w:type="dxa" w:w="90"/>
+            </w:tcMar>
+          </w:tcPr>
+          <w:p>
+            <w:r>
+              <w:rPr>
+                <w:sz w:val="18"/>
+                <w:szCs w:val="18"/>
+              </w:rPr>
+              <w:t xml:space="preserve">2026.3.1</w:t>
+            </w:r>
+          </w:p>
+        </w:tc>
+        <w:tc>
+          <w:tcPr>
+            <w:tcW w:type="dxa" w:w="3853"/>
+            <w:tcMar>
+              <w:top w:type="dxa" w:w="60"/>
+              <w:left w:type="dxa" w:w="90"/>
+              <w:bottom w:type="dxa" w:w="60"/>
+              <w:right w:type="dxa" w:w="90"/>
+            </w:tcMar>
+          </w:tcPr>
+          <w:p>
+            <w:r>
+              <w:rPr>
+                <w:sz w:val="18"/>
+                <w:szCs w:val="18"/>
+              </w:rPr>
+              <w:t xml:space="preserve">https://www.rdkit.org/</w:t>
+            </w:r>
+          </w:p>
+        </w:tc>
+      </w:tr>
+      <w:tr>
+        <w:tc>
+          <w:tcPr>
+            <w:tcW w:type="dxa" w:w="1800"/>
+            <w:tcMar>
+              <w:top w:type="dxa" w:w="60"/>
+              <w:left w:type="dxa" w:w="90"/>
+              <w:bottom w:type="dxa" w:w="60"/>
+              <w:right w:type="dxa" w:w="90"/>
+            </w:tcMar>
+          </w:tcPr>
+          <w:p>
+            <w:r>
+              <w:rPr>
+                <w:sz w:val="18"/>
+                <w:szCs w:val="18"/>
+              </w:rPr>
+              <w:t xml:space="preserve">AutoGluon Tabular</w:t>
+            </w:r>
+          </w:p>
+        </w:tc>
+        <w:tc>
+          <w:tcPr>
+            <w:tcW w:type="dxa" w:w="3853"/>
+            <w:tcMar>
+              <w:top w:type="dxa" w:w="60"/>
+              <w:left w:type="dxa" w:w="90"/>
+              <w:bottom w:type="dxa" w:w="60"/>
+              <w:right w:type="dxa" w:w="90"/>
+            </w:tcMar>
+          </w:tcPr>
+          <w:p>
+            <w:r>
+              <w:rPr>
+                <w:sz w:val="18"/>
+                <w:szCs w:val="18"/>
+              </w:rPr>
+              <w:t xml:space="preserve">1.5.0</w:t>
+            </w:r>
+          </w:p>
+        </w:tc>
+        <w:tc>
+          <w:tcPr>
+            <w:tcW w:type="dxa" w:w="3853"/>
+            <w:tcMar>
+              <w:top w:type="dxa" w:w="60"/>
+              <w:left w:type="dxa" w:w="90"/>
+              <w:bottom w:type="dxa" w:w="60"/>
+              <w:right w:type="dxa" w:w="90"/>
+            </w:tcMar>
+          </w:tcPr>
+          <w:p>
+            <w:r>
+              <w:rPr>
+                <w:sz w:val="18"/>
+                <w:szCs w:val="18"/>
+              </w:rPr>
+              <w:t xml:space="preserve">https://auto.gluon.ai/</w:t>
+            </w:r>
+          </w:p>
+        </w:tc>
+      </w:tr>
+      <w:tr>
+        <w:tc>
+          <w:tcPr>
+            <w:tcW w:type="dxa" w:w="1800"/>
+            <w:tcMar>
+              <w:top w:type="dxa" w:w="60"/>
+              <w:left w:type="dxa" w:w="90"/>
+              <w:bottom w:type="dxa" w:w="60"/>
+              <w:right w:type="dxa" w:w="90"/>
+            </w:tcMar>
+          </w:tcPr>
+          <w:p>
+            <w:r>
+              <w:rPr>
+                <w:sz w:val="18"/>
+                <w:szCs w:val="18"/>
+              </w:rPr>
+              <w:t xml:space="preserve">scikit-learn</w:t>
+            </w:r>
+          </w:p>
+        </w:tc>
+        <w:tc>
+          <w:tcPr>
+            <w:tcW w:type="dxa" w:w="3853"/>
+            <w:tcMar>
+              <w:top w:type="dxa" w:w="60"/>
+              <w:left w:type="dxa" w:w="90"/>
+              <w:bottom w:type="dxa" w:w="60"/>
+              <w:right w:type="dxa" w:w="90"/>
+            </w:tcMar>
+          </w:tcPr>
+          <w:p>
+            <w:r>
+              <w:rPr>
+                <w:sz w:val="18"/>
+                <w:szCs w:val="18"/>
+              </w:rPr>
+              <w:t xml:space="preserve">1.7.1</w:t>
+            </w:r>
+          </w:p>
+        </w:tc>
+        <w:tc>
+          <w:tcPr>
+            <w:tcW w:type="dxa" w:w="3853"/>
+            <w:tcMar>
+              <w:top w:type="dxa" w:w="60"/>
+              <w:left w:type="dxa" w:w="90"/>
+              <w:bottom w:type="dxa" w:w="60"/>
+              <w:right w:type="dxa" w:w="90"/>
+            </w:tcMar>
+          </w:tcPr>
+          <w:p>
+            <w:r>
+              <w:rPr>
+                <w:sz w:val="18"/>
+                <w:szCs w:val="18"/>
+              </w:rPr>
+              <w:t xml:space="preserve">https://scikit-learn.org/</w:t>
+            </w:r>
+          </w:p>
+        </w:tc>
+      </w:tr>
+      <w:tr>
+        <w:tc>
+          <w:tcPr>
+            <w:tcW w:type="dxa" w:w="1800"/>
+            <w:tcMar>
+              <w:top w:type="dxa" w:w="60"/>
+              <w:left w:type="dxa" w:w="90"/>
+              <w:bottom w:type="dxa" w:w="60"/>
+              <w:right w:type="dxa" w:w="90"/>
+            </w:tcMar>
+          </w:tcPr>
+          <w:p>
+            <w:r>
+              <w:rPr>
+                <w:sz w:val="18"/>
+                <w:szCs w:val="18"/>
+              </w:rPr>
+              <w:t xml:space="preserve">SciPy</w:t>
+            </w:r>
+          </w:p>
+        </w:tc>
+        <w:tc>
+          <w:tcPr>
+            <w:tcW w:type="dxa" w:w="3853"/>
+            <w:tcMar>
+              <w:top w:type="dxa" w:w="60"/>
+              <w:left w:type="dxa" w:w="90"/>
+              <w:bottom w:type="dxa" w:w="60"/>
+              <w:right w:type="dxa" w:w="90"/>
+            </w:tcMar>
+          </w:tcPr>
+          <w:p>
+            <w:r>
+              <w:rPr>
+                <w:sz w:val="18"/>
+                <w:szCs w:val="18"/>
+              </w:rPr>
+              <w:t xml:space="preserve">1.16.3</w:t>
+            </w:r>
+          </w:p>
+        </w:tc>
+        <w:tc>
+          <w:tcPr>
+            <w:tcW w:type="dxa" w:w="3853"/>
+            <w:tcMar>
+              <w:top w:type="dxa" w:w="60"/>
+              <w:left w:type="dxa" w:w="90"/>
+              <w:bottom w:type="dxa" w:w="60"/>
+              <w:right w:type="dxa" w:w="90"/>
+            </w:tcMar>
+          </w:tcPr>
+          <w:p>
+            <w:r>
+              <w:rPr>
+                <w:sz w:val="18"/>
+                <w:szCs w:val="18"/>
+              </w:rPr>
+              <w:t xml:space="preserve">https://scipy.org/</w:t>
+            </w:r>
+          </w:p>
+        </w:tc>
+      </w:tr>
+      <w:tr>
+        <w:tc>
+          <w:tcPr>
+            <w:tcW w:type="dxa" w:w="1800"/>
+            <w:tcMar>
+              <w:top w:type="dxa" w:w="60"/>
+              <w:left w:type="dxa" w:w="90"/>
+              <w:bottom w:type="dxa" w:w="60"/>
+              <w:right w:type="dxa" w:w="90"/>
+            </w:tcMar>
+          </w:tcPr>
+          <w:p>
+            <w:r>
+              <w:rPr>
+                <w:sz w:val="18"/>
+                <w:szCs w:val="18"/>
+              </w:rPr>
+              <w:t xml:space="preserve">NumPy</w:t>
+            </w:r>
+          </w:p>
+        </w:tc>
+        <w:tc>
+          <w:tcPr>
+            <w:tcW w:type="dxa" w:w="3853"/>
+            <w:tcMar>
+              <w:top w:type="dxa" w:w="60"/>
+              <w:left w:type="dxa" w:w="90"/>
+              <w:bottom w:type="dxa" w:w="60"/>
+              <w:right w:type="dxa" w:w="90"/>
+            </w:tcMar>
+          </w:tcPr>
+          <w:p>
+            <w:r>
+              <w:rPr>
+                <w:sz w:val="18"/>
+                <w:szCs w:val="18"/>
+              </w:rPr>
+              <w:t xml:space="preserve">2.3.5</w:t>
+            </w:r>
+          </w:p>
+        </w:tc>
+        <w:tc>
+          <w:tcPr>
+            <w:tcW w:type="dxa" w:w="3853"/>
+            <w:tcMar>
+              <w:top w:type="dxa" w:w="60"/>
+              <w:left w:type="dxa" w:w="90"/>
+              <w:bottom w:type="dxa" w:w="60"/>
+              <w:right w:type="dxa" w:w="90"/>
+            </w:tcMar>
+          </w:tcPr>
+          <w:p>
+            <w:r>
+              <w:rPr>
+                <w:sz w:val="18"/>
+                <w:szCs w:val="18"/>
+              </w:rPr>
+              <w:t xml:space="preserve">https://numpy.org/</w:t>
+            </w:r>
+          </w:p>
+        </w:tc>
+      </w:tr>
+      <w:tr>
+        <w:tc>
+          <w:tcPr>
+            <w:tcW w:type="dxa" w:w="1800"/>
+            <w:tcMar>
+              <w:top w:type="dxa" w:w="60"/>
+              <w:left w:type="dxa" w:w="90"/>
+              <w:bottom w:type="dxa" w:w="60"/>
+              <w:right w:type="dxa" w:w="90"/>
+            </w:tcMar>
+          </w:tcPr>
+          <w:p>
+            <w:r>
+              <w:rPr>
+                <w:sz w:val="18"/>
+                <w:szCs w:val="18"/>
+              </w:rPr>
+              <w:t xml:space="preserve">pandas</w:t>
+            </w:r>
+          </w:p>
+        </w:tc>
+        <w:tc>
+          <w:tcPr>
+            <w:tcW w:type="dxa" w:w="3853"/>
+            <w:tcMar>
+              <w:top w:type="dxa" w:w="60"/>
+              <w:left w:type="dxa" w:w="90"/>
+              <w:bottom w:type="dxa" w:w="60"/>
+              <w:right w:type="dxa" w:w="90"/>
+            </w:tcMar>
+          </w:tcPr>
+          <w:p>
+            <w:r>
+              <w:rPr>
+                <w:sz w:val="18"/>
+                <w:szCs w:val="18"/>
+              </w:rPr>
+              <w:t xml:space="preserve">2.3.3</w:t>
+            </w:r>
+          </w:p>
+        </w:tc>
+        <w:tc>
+          <w:tcPr>
+            <w:tcW w:type="dxa" w:w="3853"/>
+            <w:tcMar>
+              <w:top w:type="dxa" w:w="60"/>
+              <w:left w:type="dxa" w:w="90"/>
+              <w:bottom w:type="dxa" w:w="60"/>
+              <w:right w:type="dxa" w:w="90"/>
+            </w:tcMar>
+          </w:tcPr>
+          <w:p>
+            <w:r>
+              <w:rPr>
+                <w:sz w:val="18"/>
+                <w:szCs w:val="18"/>
+              </w:rPr>
+              <w:t xml:space="preserve">https://pandas.pydata.org/</w:t>
+            </w:r>
+          </w:p>
+        </w:tc>
+      </w:tr>
+      <w:tr>
+        <w:tc>
+          <w:tcPr>
+            <w:tcW w:type="dxa" w:w="1800"/>
+            <w:tcMar>
+              <w:top w:type="dxa" w:w="60"/>
+              <w:left w:type="dxa" w:w="90"/>
+              <w:bottom w:type="dxa" w:w="60"/>
+              <w:right w:type="dxa" w:w="90"/>
+            </w:tcMar>
+          </w:tcPr>
+          <w:p>
+            <w:r>
+              <w:rPr>
+                <w:sz w:val="18"/>
+                <w:szCs w:val="18"/>
+              </w:rPr>
+              <w:t xml:space="preserve">LightGBM</w:t>
+            </w:r>
+          </w:p>
+        </w:tc>
+        <w:tc>
+          <w:tcPr>
+            <w:tcW w:type="dxa" w:w="3853"/>
+            <w:tcMar>
+              <w:top w:type="dxa" w:w="60"/>
+              <w:left w:type="dxa" w:w="90"/>
+              <w:bottom w:type="dxa" w:w="60"/>
+              <w:right w:type="dxa" w:w="90"/>
+            </w:tcMar>
+          </w:tcPr>
+          <w:p>
+            <w:r>
+              <w:rPr>
+                <w:sz w:val="18"/>
+                <w:szCs w:val="18"/>
+              </w:rPr>
+              <w:t xml:space="preserve">4.6.0</w:t>
+            </w:r>
+          </w:p>
+        </w:tc>
+        <w:tc>
+          <w:tcPr>
+            <w:tcW w:type="dxa" w:w="3853"/>
+            <w:tcMar>
+              <w:top w:type="dxa" w:w="60"/>
+              <w:left w:type="dxa" w:w="90"/>
+              <w:bottom w:type="dxa" w:w="60"/>
+              <w:right w:type="dxa" w:w="90"/>
+            </w:tcMar>
+          </w:tcPr>
+          <w:p>
+            <w:r>
+              <w:rPr>
+                <w:sz w:val="18"/>
+                <w:szCs w:val="18"/>
+              </w:rPr>
+              <w:t xml:space="preserve">https://lightgbm.readthedocs.io/</w:t>
+            </w:r>
+          </w:p>
+        </w:tc>
+      </w:tr>
+      <w:tr>
+        <w:tc>
+          <w:tcPr>
+            <w:tcW w:type="dxa" w:w="1800"/>
+            <w:tcMar>
+              <w:top w:type="dxa" w:w="60"/>
+              <w:left w:type="dxa" w:w="90"/>
+              <w:bottom w:type="dxa" w:w="60"/>
+              <w:right w:type="dxa" w:w="90"/>
+            </w:tcMar>
+          </w:tcPr>
+          <w:p>
+            <w:r>
+              <w:rPr>
+                <w:sz w:val="18"/>
+                <w:szCs w:val="18"/>
+              </w:rPr>
+              <w:t xml:space="preserve">CatBoost</w:t>
+            </w:r>
+          </w:p>
+        </w:tc>
+        <w:tc>
+          <w:tcPr>
+            <w:tcW w:type="dxa" w:w="3853"/>
+            <w:tcMar>
+              <w:top w:type="dxa" w:w="60"/>
+              <w:left w:type="dxa" w:w="90"/>
+              <w:bottom w:type="dxa" w:w="60"/>
+              <w:right w:type="dxa" w:w="90"/>
+            </w:tcMar>
+          </w:tcPr>
+          <w:p>
+            <w:r>
+              <w:rPr>
+                <w:sz w:val="18"/>
+                <w:szCs w:val="18"/>
+              </w:rPr>
+              <w:t xml:space="preserve">1.2.10</w:t>
+            </w:r>
+          </w:p>
+        </w:tc>
+        <w:tc>
+          <w:tcPr>
+            <w:tcW w:type="dxa" w:w="3853"/>
+            <w:tcMar>
+              <w:top w:type="dxa" w:w="60"/>
+              <w:left w:type="dxa" w:w="90"/>
+              <w:bottom w:type="dxa" w:w="60"/>
+              <w:right w:type="dxa" w:w="90"/>
+            </w:tcMar>
+          </w:tcPr>
+          <w:p>
+            <w:r>
+              <w:rPr>
+                <w:sz w:val="18"/>
+                <w:szCs w:val="18"/>
+              </w:rPr>
+              <w:t xml:space="preserve">https://catboost.ai/</w:t>
+            </w:r>
+          </w:p>
+        </w:tc>
+      </w:tr>
+      <w:tr>
+        <w:tc>
+          <w:tcPr>
+            <w:tcW w:type="dxa" w:w="1800"/>
+            <w:tcMar>
+              <w:top w:type="dxa" w:w="60"/>
+              <w:left w:type="dxa" w:w="90"/>
+              <w:bottom w:type="dxa" w:w="60"/>
+              <w:right w:type="dxa" w:w="90"/>
+            </w:tcMar>
+          </w:tcPr>
+          <w:p>
+            <w:r>
+              <w:rPr>
+                <w:sz w:val="18"/>
+                <w:szCs w:val="18"/>
+              </w:rPr>
+              <w:t xml:space="preserve">Matplotlib</w:t>
+            </w:r>
+          </w:p>
+        </w:tc>
+        <w:tc>
+          <w:tcPr>
+            <w:tcW w:type="dxa" w:w="3853"/>
+            <w:tcMar>
+              <w:top w:type="dxa" w:w="60"/>
+              <w:left w:type="dxa" w:w="90"/>
+              <w:bottom w:type="dxa" w:w="60"/>
+              <w:right w:type="dxa" w:w="90"/>
+            </w:tcMar>
+          </w:tcPr>
+          <w:p>
+            <w:r>
+              <w:rPr>
+                <w:sz w:val="18"/>
+                <w:szCs w:val="18"/>
+              </w:rPr>
+              <w:t xml:space="preserve">3.10.9</w:t>
+            </w:r>
+          </w:p>
+        </w:tc>
+        <w:tc>
+          <w:tcPr>
+            <w:tcW w:type="dxa" w:w="3853"/>
+            <w:tcMar>
+              <w:top w:type="dxa" w:w="60"/>
+              <w:left w:type="dxa" w:w="90"/>
+              <w:bottom w:type="dxa" w:w="60"/>
+              <w:right w:type="dxa" w:w="90"/>
+            </w:tcMar>
+          </w:tcPr>
+          <w:p>
+            <w:r>
+              <w:rPr>
+                <w:sz w:val="18"/>
+                <w:szCs w:val="18"/>
+              </w:rPr>
+              <w:t xml:space="preserve">https://matplotlib.org/</w:t>
+            </w:r>
+          </w:p>
+        </w:tc>
+      </w:tr>
+      <w:tr>
+        <w:tc>
+          <w:tcPr>
+            <w:tcW w:type="dxa" w:w="1800"/>
+            <w:tcMar>
+              <w:top w:type="dxa" w:w="60"/>
+              <w:left w:type="dxa" w:w="90"/>
+              <w:bottom w:type="dxa" w:w="60"/>
+              <w:right w:type="dxa" w:w="90"/>
+            </w:tcMar>
+          </w:tcPr>
+          <w:p>
+            <w:r>
+              <w:rPr>
+                <w:sz w:val="18"/>
+                <w:szCs w:val="18"/>
+              </w:rPr>
+              <w:t xml:space="preserve">openpyxl</w:t>
+            </w:r>
+          </w:p>
+        </w:tc>
+        <w:tc>
+          <w:tcPr>
+            <w:tcW w:type="dxa" w:w="3853"/>
+            <w:tcMar>
+              <w:top w:type="dxa" w:w="60"/>
+              <w:left w:type="dxa" w:w="90"/>
+              <w:bottom w:type="dxa" w:w="60"/>
+              <w:right w:type="dxa" w:w="90"/>
+            </w:tcMar>
+          </w:tcPr>
+          <w:p>
+            <w:r>
+              <w:rPr>
+                <w:sz w:val="18"/>
+                <w:szCs w:val="18"/>
+              </w:rPr>
+              <w:t xml:space="preserve">3.1.5</w:t>
+            </w:r>
+          </w:p>
+        </w:tc>
+        <w:tc>
+          <w:tcPr>
+            <w:tcW w:type="dxa" w:w="3853"/>
+            <w:tcMar>
+              <w:top w:type="dxa" w:w="60"/>
+              <w:left w:type="dxa" w:w="90"/>
+              <w:bottom w:type="dxa" w:w="60"/>
+              <w:right w:type="dxa" w:w="90"/>
+            </w:tcMar>
+          </w:tcPr>
+          <w:p>
+            <w:r>
+              <w:rPr>
+                <w:sz w:val="18"/>
+                <w:szCs w:val="18"/>
+              </w:rPr>
+              <w:t xml:space="preserve">https://openpyxl.readthedocs.io/</w:t>
+            </w:r>
+          </w:p>
+        </w:tc>
+      </w:tr>
+      <w:tr>
+        <w:tc>
+          <w:tcPr>
+            <w:tcW w:type="dxa" w:w="1800"/>
+            <w:tcMar>
+              <w:top w:type="dxa" w:w="60"/>
+              <w:left w:type="dxa" w:w="90"/>
+              <w:bottom w:type="dxa" w:w="60"/>
+              <w:right w:type="dxa" w:w="90"/>
+            </w:tcMar>
+          </w:tcPr>
+          <w:p>
+            <w:r>
+              <w:rPr>
+                <w:sz w:val="18"/>
+                <w:szCs w:val="18"/>
+              </w:rPr>
+              <w:t xml:space="preserve">RTpred</w:t>
+            </w:r>
+          </w:p>
+        </w:tc>
+        <w:tc>
+          <w:tcPr>
+            <w:tcW w:type="dxa" w:w="3853"/>
+            <w:tcMar>
+              <w:top w:type="dxa" w:w="60"/>
+              <w:left w:type="dxa" w:w="90"/>
+              <w:bottom w:type="dxa" w:w="60"/>
+              <w:right w:type="dxa" w:w="90"/>
+            </w:tcMar>
+          </w:tcPr>
+          <w:p>
+            <w:r>
+              <w:rPr>
+                <w:sz w:val="18"/>
+                <w:szCs w:val="18"/>
+              </w:rPr>
+              <w:t xml:space="preserve">1.0</w:t>
+            </w:r>
+          </w:p>
+        </w:tc>
+        <w:tc>
+          <w:tcPr>
+            <w:tcW w:type="dxa" w:w="3853"/>
+            <w:tcMar>
+              <w:top w:type="dxa" w:w="60"/>
+              <w:left w:type="dxa" w:w="90"/>
+              <w:bottom w:type="dxa" w:w="60"/>
+              <w:right w:type="dxa" w:w="90"/>
+            </w:tcMar>
+          </w:tcPr>
+          <w:p>
+            <w:r>
+              <w:rPr>
+                <w:sz w:val="18"/>
+                <w:szCs w:val="18"/>
+              </w:rPr>
+              <w:t xml:space="preserve">-</w:t>
+            </w:r>
+          </w:p>
+        </w:tc>
+      </w:tr>
+      <w:tr>
+        <w:tc>
+          <w:tcPr>
+            <w:tcW w:type="dxa" w:w="1800"/>
+            <w:tcMar>
+              <w:top w:type="dxa" w:w="60"/>
+              <w:left w:type="dxa" w:w="90"/>
+              <w:bottom w:type="dxa" w:w="60"/>
+              <w:right w:type="dxa" w:w="90"/>
+            </w:tcMar>
+          </w:tcPr>
+          <w:p>
+            <w:r>
+              <w:rPr>
+                <w:sz w:val="18"/>
+                <w:szCs w:val="18"/>
+              </w:rPr>
+              <w:t xml:space="preserve">RTpred 사전 학습 모델 (RP, HILIC)</w:t>
+            </w:r>
+          </w:p>
+        </w:tc>
+        <w:tc>
+          <w:tcPr>
+            <w:tcW w:type="dxa" w:w="3853"/>
+            <w:tcMar>
+              <w:top w:type="dxa" w:w="60"/>
+              <w:left w:type="dxa" w:w="90"/>
+              <w:bottom w:type="dxa" w:w="60"/>
+              <w:right w:type="dxa" w:w="90"/>
+            </w:tcMar>
+          </w:tcPr>
+          <w:p>
+            <w:r>
+              <w:rPr>
+                <w:sz w:val="18"/>
+                <w:szCs w:val="18"/>
+              </w:rPr>
+              <w:t xml:space="preserve">1.0</w:t>
+            </w:r>
+          </w:p>
+        </w:tc>
+        <w:tc>
+          <w:tcPr>
+            <w:tcW w:type="dxa" w:w="3853"/>
+            <w:tcMar>
+              <w:top w:type="dxa" w:w="60"/>
+              <w:left w:type="dxa" w:w="90"/>
+              <w:bottom w:type="dxa" w:w="60"/>
+              <w:right w:type="dxa" w:w="90"/>
+            </w:tcMar>
+          </w:tcPr>
+          <w:p>
+            <w:r>
+              <w:rPr>
+                <w:sz w:val="18"/>
+                <w:szCs w:val="18"/>
+              </w:rPr>
+              <w:t xml:space="preserve">-</w:t>
+            </w:r>
+          </w:p>
+        </w:tc>
+      </w:tr>
+    </w:tbl>
+    <w:p/>
+    <w:p>
+      <w:pPr>
+        <w:pStyle w:val="ListParagraph"/>
+        <w:numPr>
+          <w:ilvl w:val="0"/>
+          <w:numId w:val="2"/>
+        </w:numPr>
+        <w:spacing w:after="80"/>
+      </w:pPr>
+      <w:r>
+        <w:rPr>
+          <w:b/>
+          <w:bCs/>
+        </w:rPr>
+        <w:t xml:space="preserve">태그(키워드):</w:t>
+      </w:r>
+      <w:r>
+        <w:t xml:space="preserve"> 머무름시간예측, 대사체동정, RDKit, AutoGluon</w:t>
+      </w:r>
+    </w:p>
+    <w:p>
+      <w:pPr>
+        <w:pStyle w:val="ListParagraph"/>
+        <w:numPr>
+          <w:ilvl w:val="0"/>
+          <w:numId w:val="2"/>
+        </w:numPr>
+        <w:spacing w:after="80"/>
+      </w:pPr>
+      <w:r>
+        <w:rPr>
+          <w:b/>
+          <w:bCs/>
+        </w:rPr>
+        <w:t xml:space="preserve">내용(국문):</w:t>
+      </w:r>
+      <w:r>
+        <w:t xml:space="preserve"> 화합물 구조(SMILES)로 액체크로마토그래피 머무름 시간(RT)을 예측하는 실행 환경입니다. RDKit으로 구조 descriptor를 계산하고 AutoGluon 모델로 예측·학습합니다. 사전 학습된 RP·HILIC 기본 모델(best: WeightedEnsemble_L3)이 이미지 안 </w:t>
+      </w:r>
+      <w:r>
+        <w:t xml:space="preserve">/opt/mdcc/models</w:t>
+      </w:r>
+      <w:r>
+        <w:t xml:space="preserve">에 들어 있습니다. 실행 중 인터넷과 GPU를 쓰지 않습니다.</w:t>
+      </w:r>
+    </w:p>
+    <w:p>
+      <w:pPr>
+        <w:pStyle w:val="ListParagraph"/>
+        <w:numPr>
+          <w:ilvl w:val="0"/>
+          <w:numId w:val="2"/>
+        </w:numPr>
+        <w:spacing w:after="80"/>
+      </w:pPr>
+      <w:r>
+        <w:rPr>
+          <w:b/>
+          <w:bCs/>
+        </w:rPr>
+        <w:t xml:space="preserve">내용(영문):</w:t>
+      </w:r>
+      <w:r>
+        <w:t xml:space="preserve"> Runtime environment for predicting liquid chromatography retention time (RT) from compound structures (SMILES). RDKit computes structure descriptors and AutoGluon models predict and train. Pre-trained default RP and HILIC models (best: WeightedEnsemble_L3) are bundled in </w:t>
+      </w:r>
+      <w:r>
+        <w:t xml:space="preserve">/opt/mdcc/models</w:t>
+      </w:r>
+      <w:r>
+        <w:t xml:space="preserve">. No internet access or GPU is used at run time.</w:t>
+      </w:r>
+    </w:p>
+    <w:p>
+      <w:pPr>
+        <w:spacing w:after="100" w:before="200"/>
+      </w:pPr>
+      <w:r>
+        <w:rPr>
+          <w:b/>
+          <w:bCs/>
+          <w:color w:val="3A3A3A"/>
+          <w:sz w:val="24"/>
+          <w:szCs w:val="24"/>
+        </w:rPr>
+        <w:t xml:space="preserve">내용(국문)</w:t>
+      </w:r>
+    </w:p>
+    <w:p>
+      <w:pPr>
+        <w:spacing w:after="140"/>
+      </w:pPr>
+      <w:r>
+        <w:t xml:space="preserve">같은 평가 화합물에서 기본 모델과 사용자 모델의 RT 예측 오차를 비교합니다. 사용자 모델을 만든 뒤 기본 모델 대신 쓸 만한지 판단하는 데 씁니다.</w:t>
+      </w:r>
+    </w:p>
+    <w:p>
+      <w:pPr>
+        <w:pStyle w:val="ListParagraph"/>
+        <w:numPr>
+          <w:ilvl w:val="0"/>
+          <w:numId w:val="2"/>
+        </w:numPr>
+        <w:spacing w:after="80"/>
+      </w:pPr>
+      <w:r>
+        <w:t xml:space="preserve">학습한 모드마다 그 모드의 기본 모델과 사용자 모델을 비교하고, 모드 열이 붙은 통합 표로 모읍니다.</w:t>
+      </w:r>
+    </w:p>
+    <w:p>
+      <w:pPr>
+        <w:pStyle w:val="ListParagraph"/>
+        <w:numPr>
+          <w:ilvl w:val="0"/>
+          <w:numId w:val="2"/>
+        </w:numPr>
+        <w:spacing w:after="80"/>
+      </w:pPr>
+      <w:r>
+        <w:t xml:space="preserve">평가 표는 모드마다 학습 때 떼어 둔 reserved_test.csv가 기본이며, 별도의 측정 RT 표(model_type 열 필요)를 줄 수도 있습니다.</w:t>
+      </w:r>
+    </w:p>
+    <w:p>
+      <w:pPr>
+        <w:pStyle w:val="ListParagraph"/>
+        <w:numPr>
+          <w:ilvl w:val="0"/>
+          <w:numId w:val="2"/>
+        </w:numPr>
+        <w:spacing w:after="80"/>
+      </w:pPr>
+      <w:r>
+        <w:t xml:space="preserve">사용자 모델의 학습·validation 구조가 평가 표에 있으면 데이터 누수로 보고 멈춥니다. 기본 모델의 학습 구조 목록은 없어 기본 모델과의 중복은 unknown으로 기록합니다.</w:t>
+      </w:r>
+    </w:p>
+    <w:p>
+      <w:pPr>
+        <w:pStyle w:val="ListParagraph"/>
+        <w:numPr>
+          <w:ilvl w:val="0"/>
+          <w:numId w:val="2"/>
+        </w:numPr>
+        <w:spacing w:after="80"/>
+      </w:pPr>
+      <w:r>
+        <w:t xml:space="preserve">모든 후보를 같은 유효 행으로 평가해 n, RMSE, MAE, R²와 순위를 표로 만들고, 행별 예측을 긴 표로 남깁니다.</w:t>
+      </w:r>
+    </w:p>
+    <w:p>
+      <w:pPr>
+        <w:pStyle w:val="ListParagraph"/>
+        <w:numPr>
+          <w:ilvl w:val="0"/>
+          <w:numId w:val="2"/>
+        </w:numPr>
+        <w:spacing w:after="80"/>
+      </w:pPr>
+      <w:r>
+        <w:t xml:space="preserve">후보별 RMSE 막대와 best 모델의 측정-예측 산점도, HTML 보고서를 만듭니다. 순위는 저장된 best나 기본 모델을 바꾸지 않습니다.</w:t>
+      </w:r>
+    </w:p>
+    <w:p>
+      <w:pPr>
+        <w:spacing w:after="100" w:before="200"/>
+      </w:pPr>
+      <w:r>
+        <w:rPr>
+          <w:b/>
+          <w:bCs/>
+          <w:color w:val="3A3A3A"/>
+          <w:sz w:val="24"/>
+          <w:szCs w:val="24"/>
+        </w:rPr>
+        <w:t xml:space="preserve">내용(영문)</w:t>
+      </w:r>
+    </w:p>
+    <w:p>
+      <w:pPr>
+        <w:spacing w:after="140"/>
+      </w:pPr>
+      <w:r>
+        <w:t xml:space="preserve">Compares the RT prediction errors of the default model and a user model on the same evaluation compounds, to judge whether the user model should replace the default.</w:t>
+      </w:r>
+    </w:p>
+    <w:p>
+      <w:pPr>
+        <w:pStyle w:val="ListParagraph"/>
+        <w:numPr>
+          <w:ilvl w:val="0"/>
+          <w:numId w:val="2"/>
+        </w:numPr>
+        <w:spacing w:after="80"/>
+      </w:pPr>
+      <w:r>
+        <w:t xml:space="preserve">Each trained mode is compared with the default model of that mode, and the results are joined in one table with a mode column.</w:t>
+      </w:r>
+    </w:p>
+    <w:p>
+      <w:pPr>
+        <w:pStyle w:val="ListParagraph"/>
+        <w:numPr>
+          <w:ilvl w:val="0"/>
+          <w:numId w:val="2"/>
+        </w:numPr>
+        <w:spacing w:after="80"/>
+      </w:pPr>
+      <w:r>
+        <w:t xml:space="preserve">The evaluation table is the reserved_test.csv held out in training for each mode by default; a separate table of measured RTs (with a model_type column) can be given.</w:t>
+      </w:r>
+    </w:p>
+    <w:p>
+      <w:pPr>
+        <w:pStyle w:val="ListParagraph"/>
+        <w:numPr>
+          <w:ilvl w:val="0"/>
+          <w:numId w:val="2"/>
+        </w:numPr>
+        <w:spacing w:after="80"/>
+      </w:pPr>
+      <w:r>
+        <w:t xml:space="preserve">If structures used for training or validation of the user model appear in the evaluation table, this is treated as leakage and the run stops. No list of the default model's training structures exists, so its overlap is recorded as unknown.</w:t>
+      </w:r>
+    </w:p>
+    <w:p>
+      <w:pPr>
+        <w:pStyle w:val="ListParagraph"/>
+        <w:numPr>
+          <w:ilvl w:val="0"/>
+          <w:numId w:val="2"/>
+        </w:numPr>
+        <w:spacing w:after="80"/>
+      </w:pPr>
+      <w:r>
+        <w:t xml:space="preserve">All candidates are evaluated on the same valid rows, giving n, RMSE, MAE, R² and a rank, with per-row predictions in a long table.</w:t>
+      </w:r>
+    </w:p>
+    <w:p>
+      <w:pPr>
+        <w:pStyle w:val="ListParagraph"/>
+        <w:numPr>
+          <w:ilvl w:val="0"/>
+          <w:numId w:val="2"/>
+        </w:numPr>
+        <w:spacing w:after="80"/>
+      </w:pPr>
+      <w:r>
+        <w:t xml:space="preserve">An RMSE bar chart of the candidates, a measured-versus-predicted scatter of the best models, and an HTML report are drawn. The ranking does not change the saved best or the default model.</w:t>
+      </w:r>
+    </w:p>
+    <w:p>
+      <w:pPr>
+        <w:spacing w:after="100" w:before="200"/>
+      </w:pPr>
+      <w:r>
+        <w:rPr>
+          <w:b/>
+          <w:bCs/>
+          <w:color w:val="3A3A3A"/>
+          <w:sz w:val="24"/>
+          <w:szCs w:val="24"/>
+        </w:rPr>
+        <w:t xml:space="preserve">입출력 / 파라미터</w:t>
+      </w:r>
+    </w:p>
+    <w:tbl>
+      <w:tblPr>
+        <w:tblW w:type="dxa" w:w="9506"/>
+        <w:tblBorders>
+          <w:top w:val="single" w:color="auto" w:sz="4"/>
+          <w:left w:val="single" w:color="auto" w:sz="4"/>
+          <w:bottom w:val="single" w:color="auto" w:sz="4"/>
+          <w:right w:val="single" w:color="auto" w:sz="4"/>
+          <w:insideH w:val="single" w:color="auto" w:sz="4"/>
+          <w:insideV w:val="single" w:color="auto" w:sz="4"/>
+        </w:tblBorders>
+      </w:tblPr>
+      <w:tblGrid>
+        <w:gridCol w:w="920"/>
+        <w:gridCol w:w="950"/>
+        <w:gridCol w:w="950"/>
+        <w:gridCol w:w="1400"/>
+        <w:gridCol w:w="1000"/>
+        <w:gridCol w:w="2140"/>
+        <w:gridCol w:w="2146"/>
+      </w:tblGrid>
+      <w:tr>
+        <w:tc>
+          <w:tcPr>
+            <w:tcW w:type="dxa" w:w="920"/>
+            <w:shd w:fill="E8EDF6" w:color="auto" w:val="clear"/>
+            <w:tcMar>
+              <w:top w:type="dxa" w:w="60"/>
+              <w:left w:type="dxa" w:w="90"/>
+              <w:bottom w:type="dxa" w:w="60"/>
+              <w:right w:type="dxa" w:w="90"/>
+            </w:tcMar>
+          </w:tcPr>
+          <w:p>
+            <w:r>
+              <w:rPr>
+                <w:b/>
+                <w:bCs/>
+                <w:color w:val="32549C"/>
+                <w:sz w:val="18"/>
+                <w:szCs w:val="18"/>
+              </w:rPr>
+              <w:t xml:space="preserve">탭</w:t>
+            </w:r>
+          </w:p>
+        </w:tc>
+        <w:tc>
+          <w:tcPr>
+            <w:tcW w:type="dxa" w:w="950"/>
+            <w:shd w:fill="E8EDF6" w:color="auto" w:val="clear"/>
+            <w:tcMar>
+              <w:top w:type="dxa" w:w="60"/>
+              <w:left w:type="dxa" w:w="90"/>
+              <w:bottom w:type="dxa" w:w="60"/>
+              <w:right w:type="dxa" w:w="90"/>
+            </w:tcMar>
+          </w:tcPr>
+          <w:p>
+            <w:r>
+              <w:rPr>
+                <w:b/>
+                <w:bCs/>
+                <w:color w:val="32549C"/>
+                <w:sz w:val="18"/>
+                <w:szCs w:val="18"/>
+              </w:rPr>
+              <w:t xml:space="preserve">필수</w:t>
+            </w:r>
+          </w:p>
+        </w:tc>
+        <w:tc>
+          <w:tcPr>
+            <w:tcW w:type="dxa" w:w="950"/>
+            <w:shd w:fill="E8EDF6" w:color="auto" w:val="clear"/>
+            <w:tcMar>
+              <w:top w:type="dxa" w:w="60"/>
+              <w:left w:type="dxa" w:w="90"/>
+              <w:bottom w:type="dxa" w:w="60"/>
+              <w:right w:type="dxa" w:w="90"/>
+            </w:tcMar>
+          </w:tcPr>
+          <w:p>
+            <w:r>
+              <w:rPr>
+                <w:b/>
+                <w:bCs/>
+                <w:color w:val="32549C"/>
+                <w:sz w:val="18"/>
+                <w:szCs w:val="18"/>
+              </w:rPr>
+              <w:t xml:space="preserve">형식</w:t>
+            </w:r>
+          </w:p>
+        </w:tc>
+        <w:tc>
+          <w:tcPr>
+            <w:tcW w:type="dxa" w:w="1400"/>
+            <w:shd w:fill="E8EDF6" w:color="auto" w:val="clear"/>
+            <w:tcMar>
+              <w:top w:type="dxa" w:w="60"/>
+              <w:left w:type="dxa" w:w="90"/>
+              <w:bottom w:type="dxa" w:w="60"/>
+              <w:right w:type="dxa" w:w="90"/>
+            </w:tcMar>
+          </w:tcPr>
+          <w:p>
+            <w:r>
+              <w:rPr>
+                <w:b/>
+                <w:bCs/>
+                <w:color w:val="32549C"/>
+                <w:sz w:val="18"/>
+                <w:szCs w:val="18"/>
+              </w:rPr>
+              <w:t xml:space="preserve">Name</w:t>
+            </w:r>
+          </w:p>
+        </w:tc>
+        <w:tc>
+          <w:tcPr>
+            <w:tcW w:type="dxa" w:w="1000"/>
+            <w:shd w:fill="E8EDF6" w:color="auto" w:val="clear"/>
+            <w:tcMar>
+              <w:top w:type="dxa" w:w="60"/>
+              <w:left w:type="dxa" w:w="90"/>
+              <w:bottom w:type="dxa" w:w="60"/>
+              <w:right w:type="dxa" w:w="90"/>
+            </w:tcMar>
+          </w:tcPr>
+          <w:p>
+            <w:r>
+              <w:rPr>
+                <w:b/>
+                <w:bCs/>
+                <w:color w:val="32549C"/>
+                <w:sz w:val="18"/>
+                <w:szCs w:val="18"/>
+              </w:rPr>
+              <w:t xml:space="preserve">Value</w:t>
+            </w:r>
+          </w:p>
+        </w:tc>
+        <w:tc>
+          <w:tcPr>
+            <w:tcW w:type="dxa" w:w="2140"/>
+            <w:shd w:fill="E8EDF6" w:color="auto" w:val="clear"/>
+            <w:tcMar>
+              <w:top w:type="dxa" w:w="60"/>
+              <w:left w:type="dxa" w:w="90"/>
+              <w:bottom w:type="dxa" w:w="60"/>
+              <w:right w:type="dxa" w:w="90"/>
+            </w:tcMar>
+          </w:tcPr>
+          <w:p>
+            <w:r>
+              <w:rPr>
+                <w:b/>
+                <w:bCs/>
+                <w:color w:val="32549C"/>
+                <w:sz w:val="18"/>
+                <w:szCs w:val="18"/>
+              </w:rPr>
+              <w:t xml:space="preserve">Description</w:t>
+            </w:r>
+          </w:p>
+        </w:tc>
+        <w:tc>
+          <w:tcPr>
+            <w:tcW w:type="dxa" w:w="2146"/>
+            <w:shd w:fill="E8EDF6" w:color="auto" w:val="clear"/>
+            <w:tcMar>
+              <w:top w:type="dxa" w:w="60"/>
+              <w:left w:type="dxa" w:w="90"/>
+              <w:bottom w:type="dxa" w:w="60"/>
+              <w:right w:type="dxa" w:w="90"/>
+            </w:tcMar>
+          </w:tcPr>
+          <w:p>
+            <w:r>
+              <w:rPr>
+                <w:b/>
+                <w:bCs/>
+                <w:color w:val="32549C"/>
+                <w:sz w:val="18"/>
+                <w:szCs w:val="18"/>
+              </w:rPr>
+              <w:t xml:space="preserve">English Description</w:t>
+            </w:r>
+          </w:p>
+        </w:tc>
+      </w:tr>
+      <w:tr>
+        <w:tc>
+          <w:tcPr>
+            <w:tcW w:type="dxa" w:w="920"/>
+            <w:tcMar>
+              <w:top w:type="dxa" w:w="60"/>
+              <w:left w:type="dxa" w:w="90"/>
+              <w:bottom w:type="dxa" w:w="60"/>
+              <w:right w:type="dxa" w:w="90"/>
+            </w:tcMar>
+          </w:tcPr>
+          <w:p>
+            <w:r>
+              <w:rPr>
+                <w:sz w:val="18"/>
+                <w:szCs w:val="18"/>
+              </w:rPr>
+              <w:t xml:space="preserve">Input</w:t>
+            </w:r>
+          </w:p>
+        </w:tc>
+        <w:tc>
+          <w:tcPr>
+            <w:tcW w:type="dxa" w:w="950"/>
+            <w:tcMar>
+              <w:top w:type="dxa" w:w="60"/>
+              <w:left w:type="dxa" w:w="90"/>
+              <w:bottom w:type="dxa" w:w="60"/>
+              <w:right w:type="dxa" w:w="90"/>
+            </w:tcMar>
+          </w:tcPr>
+          <w:p>
+            <w:r>
+              <w:rPr>
+                <w:sz w:val="18"/>
+                <w:szCs w:val="18"/>
+              </w:rPr>
+              <w:t xml:space="preserve">Required</w:t>
+            </w:r>
+          </w:p>
+        </w:tc>
+        <w:tc>
+          <w:tcPr>
+            <w:tcW w:type="dxa" w:w="950"/>
+            <w:tcMar>
+              <w:top w:type="dxa" w:w="60"/>
+              <w:left w:type="dxa" w:w="90"/>
+              <w:bottom w:type="dxa" w:w="60"/>
+              <w:right w:type="dxa" w:w="90"/>
+            </w:tcMar>
+          </w:tcPr>
+          <w:p>
+            <w:r>
+              <w:rPr>
+                <w:sz w:val="18"/>
+                <w:szCs w:val="18"/>
+              </w:rPr>
+              <w:t xml:space="preserve">Directory</w:t>
+            </w:r>
+          </w:p>
+        </w:tc>
+        <w:tc>
+          <w:tcPr>
+            <w:tcW w:type="dxa" w:w="1400"/>
+            <w:tcMar>
+              <w:top w:type="dxa" w:w="60"/>
+              <w:left w:type="dxa" w:w="90"/>
+              <w:bottom w:type="dxa" w:w="60"/>
+              <w:right w:type="dxa" w:w="90"/>
+            </w:tcMar>
+          </w:tcPr>
+          <w:p>
+            <w:r>
+              <w:rPr>
+                <w:sz w:val="18"/>
+                <w:szCs w:val="18"/>
+              </w:rPr>
+              <w:t xml:space="preserve">input_dir</w:t>
+            </w:r>
+          </w:p>
+        </w:tc>
+        <w:tc>
+          <w:tcPr>
+            <w:tcW w:type="dxa" w:w="1000"/>
+            <w:tcMar>
+              <w:top w:type="dxa" w:w="60"/>
+              <w:left w:type="dxa" w:w="90"/>
+              <w:bottom w:type="dxa" w:w="60"/>
+              <w:right w:type="dxa" w:w="90"/>
+            </w:tcMar>
+          </w:tcPr>
+          <w:p>
+            <w:r>
+              <w:rPr>
+                <w:sz w:val="18"/>
+                <w:szCs w:val="18"/>
+              </w:rPr>
+              <w:t xml:space="preserve">/data/rtpred_train</w:t>
+            </w:r>
+          </w:p>
+        </w:tc>
+        <w:tc>
+          <w:tcPr>
+            <w:tcW w:type="dxa" w:w="2140"/>
+            <w:tcMar>
+              <w:top w:type="dxa" w:w="60"/>
+              <w:left w:type="dxa" w:w="90"/>
+              <w:bottom w:type="dxa" w:w="60"/>
+              <w:right w:type="dxa" w:w="90"/>
+            </w:tcMar>
+          </w:tcPr>
+          <w:p>
+            <w:r>
+              <w:rPr>
+                <w:sz w:val="18"/>
+                <w:szCs w:val="18"/>
+              </w:rPr>
+              <w:t xml:space="preserve">rtpred_train 결과 폴더. 학습된 모드마다 model/과 reserved_test.csv가 있어야 함</w:t>
+            </w:r>
+          </w:p>
+        </w:tc>
+        <w:tc>
+          <w:tcPr>
+            <w:tcW w:type="dxa" w:w="2146"/>
+            <w:tcMar>
+              <w:top w:type="dxa" w:w="60"/>
+              <w:left w:type="dxa" w:w="90"/>
+              <w:bottom w:type="dxa" w:w="60"/>
+              <w:right w:type="dxa" w:w="90"/>
+            </w:tcMar>
+          </w:tcPr>
+          <w:p>
+            <w:r>
+              <w:rPr>
+                <w:sz w:val="18"/>
+                <w:szCs w:val="18"/>
+              </w:rPr>
+              <w:t xml:space="preserve">rtpred_train output folder with model/ and reserved_test.csv for each trained mode</w:t>
+            </w:r>
+          </w:p>
+        </w:tc>
+      </w:tr>
+      <w:tr>
+        <w:tc>
+          <w:tcPr>
+            <w:tcW w:type="dxa" w:w="920"/>
+            <w:tcMar>
+              <w:top w:type="dxa" w:w="60"/>
+              <w:left w:type="dxa" w:w="90"/>
+              <w:bottom w:type="dxa" w:w="60"/>
+              <w:right w:type="dxa" w:w="90"/>
+            </w:tcMar>
+          </w:tcPr>
+          <w:p>
+            <w:r>
+              <w:rPr>
+                <w:sz w:val="18"/>
+                <w:szCs w:val="18"/>
+              </w:rPr>
+              <w:t xml:space="preserve">Output</w:t>
+            </w:r>
+          </w:p>
+        </w:tc>
+        <w:tc>
+          <w:tcPr>
+            <w:tcW w:type="dxa" w:w="950"/>
+            <w:tcMar>
+              <w:top w:type="dxa" w:w="60"/>
+              <w:left w:type="dxa" w:w="90"/>
+              <w:bottom w:type="dxa" w:w="60"/>
+              <w:right w:type="dxa" w:w="90"/>
+            </w:tcMar>
+          </w:tcPr>
+          <w:p>
+            <w:r>
+              <w:rPr>
+                <w:sz w:val="18"/>
+                <w:szCs w:val="18"/>
+              </w:rPr>
+              <w:t xml:space="preserve">Required</w:t>
+            </w:r>
+          </w:p>
+        </w:tc>
+        <w:tc>
+          <w:tcPr>
+            <w:tcW w:type="dxa" w:w="950"/>
+            <w:tcMar>
+              <w:top w:type="dxa" w:w="60"/>
+              <w:left w:type="dxa" w:w="90"/>
+              <w:bottom w:type="dxa" w:w="60"/>
+              <w:right w:type="dxa" w:w="90"/>
+            </w:tcMar>
+          </w:tcPr>
+          <w:p>
+            <w:r>
+              <w:rPr>
+                <w:sz w:val="18"/>
+                <w:szCs w:val="18"/>
+              </w:rPr>
+              <w:t xml:space="preserve">Directory</w:t>
+            </w:r>
+          </w:p>
+        </w:tc>
+        <w:tc>
+          <w:tcPr>
+            <w:tcW w:type="dxa" w:w="1400"/>
+            <w:tcMar>
+              <w:top w:type="dxa" w:w="60"/>
+              <w:left w:type="dxa" w:w="90"/>
+              <w:bottom w:type="dxa" w:w="60"/>
+              <w:right w:type="dxa" w:w="90"/>
+            </w:tcMar>
+          </w:tcPr>
+          <w:p>
+            <w:r>
+              <w:rPr>
+                <w:sz w:val="18"/>
+                <w:szCs w:val="18"/>
+              </w:rPr>
+              <w:t xml:space="preserve">output_dir</w:t>
+            </w:r>
+          </w:p>
+        </w:tc>
+        <w:tc>
+          <w:tcPr>
+            <w:tcW w:type="dxa" w:w="1000"/>
+            <w:tcMar>
+              <w:top w:type="dxa" w:w="60"/>
+              <w:left w:type="dxa" w:w="90"/>
+              <w:bottom w:type="dxa" w:w="60"/>
+              <w:right w:type="dxa" w:w="90"/>
+            </w:tcMar>
+          </w:tcPr>
+          <w:p>
+            <w:r>
+              <w:rPr>
+                <w:sz w:val="18"/>
+                <w:szCs w:val="18"/>
+              </w:rPr>
+              <w:t xml:space="preserve">/data/rtpred_compare</w:t>
+            </w:r>
+          </w:p>
+        </w:tc>
+        <w:tc>
+          <w:tcPr>
+            <w:tcW w:type="dxa" w:w="2140"/>
+            <w:tcMar>
+              <w:top w:type="dxa" w:w="60"/>
+              <w:left w:type="dxa" w:w="90"/>
+              <w:bottom w:type="dxa" w:w="60"/>
+              <w:right w:type="dxa" w:w="90"/>
+            </w:tcMar>
+          </w:tcPr>
+          <w:p>
+            <w:r>
+              <w:rPr>
+                <w:sz w:val="18"/>
+                <w:szCs w:val="18"/>
+              </w:rPr>
+              <w:t xml:space="preserve">결과 폴더. result/에 모드별 폴더(RP/, HILIC/: comparison.csv, predictions_long.csv, comparison.png·.svg, report.html, manifest.json), 모드 열이 붙은 통합 comparison.csv, compare_summary.tsv</w:t>
+            </w:r>
+          </w:p>
+        </w:tc>
+        <w:tc>
+          <w:tcPr>
+            <w:tcW w:type="dxa" w:w="2146"/>
+            <w:tcMar>
+              <w:top w:type="dxa" w:w="60"/>
+              <w:left w:type="dxa" w:w="90"/>
+              <w:bottom w:type="dxa" w:w="60"/>
+              <w:right w:type="dxa" w:w="90"/>
+            </w:tcMar>
+          </w:tcPr>
+          <w:p>
+            <w:r>
+              <w:rPr>
+                <w:sz w:val="18"/>
+                <w:szCs w:val="18"/>
+              </w:rPr>
+              <w:t xml:space="preserve">Output folder: result/ holds a folder per mode (RP/, HILIC/: comparison.csv, predictions_long.csv, comparison.png and .svg, report.html, manifest.json), a joint comparison.csv with a Mode column, and compare_summary.tsv</w:t>
+            </w:r>
+          </w:p>
+        </w:tc>
+      </w:tr>
+      <w:tr>
+        <w:tc>
+          <w:tcPr>
+            <w:tcW w:type="dxa" w:w="920"/>
+            <w:tcMar>
+              <w:top w:type="dxa" w:w="60"/>
+              <w:left w:type="dxa" w:w="90"/>
+              <w:bottom w:type="dxa" w:w="60"/>
+              <w:right w:type="dxa" w:w="90"/>
+            </w:tcMar>
+          </w:tcPr>
+          <w:p>
+            <w:r>
+              <w:rPr>
+                <w:sz w:val="18"/>
+                <w:szCs w:val="18"/>
+              </w:rPr>
+              <w:t xml:space="preserve">Input</w:t>
+            </w:r>
+          </w:p>
+        </w:tc>
+        <w:tc>
+          <w:tcPr>
+            <w:tcW w:type="dxa" w:w="950"/>
+            <w:tcMar>
+              <w:top w:type="dxa" w:w="60"/>
+              <w:left w:type="dxa" w:w="90"/>
+              <w:bottom w:type="dxa" w:w="60"/>
+              <w:right w:type="dxa" w:w="90"/>
+            </w:tcMar>
+          </w:tcPr>
+          <w:p>
+            <w:r>
+              <w:rPr>
+                <w:sz w:val="18"/>
+                <w:szCs w:val="18"/>
+              </w:rPr>
+              <w:t xml:space="preserve">Optional</w:t>
+            </w:r>
+          </w:p>
+        </w:tc>
+        <w:tc>
+          <w:tcPr>
+            <w:tcW w:type="dxa" w:w="950"/>
+            <w:tcMar>
+              <w:top w:type="dxa" w:w="60"/>
+              <w:left w:type="dxa" w:w="90"/>
+              <w:bottom w:type="dxa" w:w="60"/>
+              <w:right w:type="dxa" w:w="90"/>
+            </w:tcMar>
+          </w:tcPr>
+          <w:p>
+            <w:r>
+              <w:rPr>
+                <w:sz w:val="18"/>
+                <w:szCs w:val="18"/>
+              </w:rPr>
+              <w:t xml:space="preserve">File</w:t>
+            </w:r>
+          </w:p>
+        </w:tc>
+        <w:tc>
+          <w:tcPr>
+            <w:tcW w:type="dxa" w:w="1400"/>
+            <w:tcMar>
+              <w:top w:type="dxa" w:w="60"/>
+              <w:left w:type="dxa" w:w="90"/>
+              <w:bottom w:type="dxa" w:w="60"/>
+              <w:right w:type="dxa" w:w="90"/>
+            </w:tcMar>
+          </w:tcPr>
+          <w:p>
+            <w:r>
+              <w:rPr>
+                <w:sz w:val="18"/>
+                <w:szCs w:val="18"/>
+              </w:rPr>
+              <w:t xml:space="preserve">eval_file</w:t>
+            </w:r>
+          </w:p>
+        </w:tc>
+        <w:tc>
+          <w:tcPr>
+            <w:tcW w:type="dxa" w:w="1000"/>
+            <w:tcMar>
+              <w:top w:type="dxa" w:w="60"/>
+              <w:left w:type="dxa" w:w="90"/>
+              <w:bottom w:type="dxa" w:w="60"/>
+              <w:right w:type="dxa" w:w="90"/>
+            </w:tcMar>
+          </w:tcPr>
+          <w:p>
+            <w:r>
+              <w:rPr>
+                <w:sz w:val="18"/>
+                <w:szCs w:val="18"/>
+              </w:rPr>
+              <w:t xml:space="preserve">reserved_test</w:t>
+            </w:r>
+          </w:p>
+        </w:tc>
+        <w:tc>
+          <w:tcPr>
+            <w:tcW w:type="dxa" w:w="2140"/>
+            <w:tcMar>
+              <w:top w:type="dxa" w:w="60"/>
+              <w:left w:type="dxa" w:w="90"/>
+              <w:bottom w:type="dxa" w:w="60"/>
+              <w:right w:type="dxa" w:w="90"/>
+            </w:tcMar>
+          </w:tcPr>
+          <w:p>
+            <w:r>
+              <w:rPr>
+                <w:sz w:val="18"/>
+                <w:szCs w:val="18"/>
+              </w:rPr>
+              <w:t xml:space="preserve">평가 표(CSV 또는 XLSX). SMILES, 측정 RT, model_type 열(행마다 RP 또는 HILIC) 필수. reserved_test 또는 빈 값 = 모드마다 학습 때 떼어 둔 reserved_test.csv. 학습하지 않은 모드의 행은 쓰지 않음</w:t>
+            </w:r>
+          </w:p>
+        </w:tc>
+        <w:tc>
+          <w:tcPr>
+            <w:tcW w:type="dxa" w:w="2146"/>
+            <w:tcMar>
+              <w:top w:type="dxa" w:w="60"/>
+              <w:left w:type="dxa" w:w="90"/>
+              <w:bottom w:type="dxa" w:w="60"/>
+              <w:right w:type="dxa" w:w="90"/>
+            </w:tcMar>
+          </w:tcPr>
+          <w:p>
+            <w:r>
+              <w:rPr>
+                <w:sz w:val="18"/>
+                <w:szCs w:val="18"/>
+              </w:rPr>
+              <w:t xml:space="preserve">Evaluation table (CSV or XLSX) with SMILES, measured RT and a model_type column (RP or HILIC per row). reserved_test or empty = the reserved_test.csv held out per mode in training. Rows of an untrained mode are not used</w:t>
+            </w:r>
+          </w:p>
+        </w:tc>
+      </w:tr>
+      <w:tr>
+        <w:tc>
+          <w:tcPr>
+            <w:tcW w:type="dxa" w:w="920"/>
+            <w:tcMar>
+              <w:top w:type="dxa" w:w="60"/>
+              <w:left w:type="dxa" w:w="90"/>
+              <w:bottom w:type="dxa" w:w="60"/>
+              <w:right w:type="dxa" w:w="90"/>
+            </w:tcMar>
+          </w:tcPr>
+          <w:p>
+            <w:r>
+              <w:rPr>
+                <w:sz w:val="18"/>
+                <w:szCs w:val="18"/>
+              </w:rPr>
+              <w:t xml:space="preserve">Option</w:t>
+            </w:r>
+          </w:p>
+        </w:tc>
+        <w:tc>
+          <w:tcPr>
+            <w:tcW w:type="dxa" w:w="950"/>
+            <w:tcMar>
+              <w:top w:type="dxa" w:w="60"/>
+              <w:left w:type="dxa" w:w="90"/>
+              <w:bottom w:type="dxa" w:w="60"/>
+              <w:right w:type="dxa" w:w="90"/>
+            </w:tcMar>
+          </w:tcPr>
+          <w:p>
+            <w:r>
+              <w:rPr>
+                <w:sz w:val="18"/>
+                <w:szCs w:val="18"/>
+              </w:rPr>
+              <w:t xml:space="preserve">Optional</w:t>
+            </w:r>
+          </w:p>
+        </w:tc>
+        <w:tc>
+          <w:tcPr>
+            <w:tcW w:type="dxa" w:w="950"/>
+            <w:tcMar>
+              <w:top w:type="dxa" w:w="60"/>
+              <w:left w:type="dxa" w:w="90"/>
+              <w:bottom w:type="dxa" w:w="60"/>
+              <w:right w:type="dxa" w:w="90"/>
+            </w:tcMar>
+          </w:tcPr>
+          <w:p>
+            <w:r>
+              <w:rPr>
+                <w:sz w:val="18"/>
+                <w:szCs w:val="18"/>
+              </w:rPr>
+              <w:t xml:space="preserve">String</w:t>
+            </w:r>
+          </w:p>
+        </w:tc>
+        <w:tc>
+          <w:tcPr>
+            <w:tcW w:type="dxa" w:w="1400"/>
+            <w:tcMar>
+              <w:top w:type="dxa" w:w="60"/>
+              <w:left w:type="dxa" w:w="90"/>
+              <w:bottom w:type="dxa" w:w="60"/>
+              <w:right w:type="dxa" w:w="90"/>
+            </w:tcMar>
+          </w:tcPr>
+          <w:p>
+            <w:r>
+              <w:rPr>
+                <w:sz w:val="18"/>
+                <w:szCs w:val="18"/>
+              </w:rPr>
+              <w:t xml:space="preserve">sheet</w:t>
+            </w:r>
+          </w:p>
+        </w:tc>
+        <w:tc>
+          <w:tcPr>
+            <w:tcW w:type="dxa" w:w="1000"/>
+            <w:tcMar>
+              <w:top w:type="dxa" w:w="60"/>
+              <w:left w:type="dxa" w:w="90"/>
+              <w:bottom w:type="dxa" w:w="60"/>
+              <w:right w:type="dxa" w:w="90"/>
+            </w:tcMar>
+          </w:tcPr>
+          <w:p>
+            <w:r>
+              <w:rPr>
+                <w:sz w:val="18"/>
+                <w:szCs w:val="18"/>
+              </w:rPr>
+              <w:t xml:space="preserve">first</w:t>
+            </w:r>
+          </w:p>
+        </w:tc>
+        <w:tc>
+          <w:tcPr>
+            <w:tcW w:type="dxa" w:w="2140"/>
+            <w:tcMar>
+              <w:top w:type="dxa" w:w="60"/>
+              <w:left w:type="dxa" w:w="90"/>
+              <w:bottom w:type="dxa" w:w="60"/>
+              <w:right w:type="dxa" w:w="90"/>
+            </w:tcMar>
+          </w:tcPr>
+          <w:p>
+            <w:r>
+              <w:rPr>
+                <w:sz w:val="18"/>
+                <w:szCs w:val="18"/>
+              </w:rPr>
+              <w:t xml:space="preserve">XLSX 시트 이름. first 또는 빈 값 = 첫 시트. CSV에는 적용 안 함</w:t>
+            </w:r>
+          </w:p>
+        </w:tc>
+        <w:tc>
+          <w:tcPr>
+            <w:tcW w:type="dxa" w:w="2146"/>
+            <w:tcMar>
+              <w:top w:type="dxa" w:w="60"/>
+              <w:left w:type="dxa" w:w="90"/>
+              <w:bottom w:type="dxa" w:w="60"/>
+              <w:right w:type="dxa" w:w="90"/>
+            </w:tcMar>
+          </w:tcPr>
+          <w:p>
+            <w:r>
+              <w:rPr>
+                <w:sz w:val="18"/>
+                <w:szCs w:val="18"/>
+              </w:rPr>
+              <w:t xml:space="preserve">XLSX sheet name; first or empty = the first sheet. Ignored for CSV</w:t>
+            </w:r>
+          </w:p>
+        </w:tc>
+      </w:tr>
+      <w:tr>
+        <w:tc>
+          <w:tcPr>
+            <w:tcW w:type="dxa" w:w="920"/>
+            <w:tcMar>
+              <w:top w:type="dxa" w:w="60"/>
+              <w:left w:type="dxa" w:w="90"/>
+              <w:bottom w:type="dxa" w:w="60"/>
+              <w:right w:type="dxa" w:w="90"/>
+            </w:tcMar>
+          </w:tcPr>
+          <w:p>
+            <w:r>
+              <w:rPr>
+                <w:sz w:val="18"/>
+                <w:szCs w:val="18"/>
+              </w:rPr>
+              <w:t xml:space="preserve">Option</w:t>
+            </w:r>
+          </w:p>
+        </w:tc>
+        <w:tc>
+          <w:tcPr>
+            <w:tcW w:type="dxa" w:w="950"/>
+            <w:tcMar>
+              <w:top w:type="dxa" w:w="60"/>
+              <w:left w:type="dxa" w:w="90"/>
+              <w:bottom w:type="dxa" w:w="60"/>
+              <w:right w:type="dxa" w:w="90"/>
+            </w:tcMar>
+          </w:tcPr>
+          <w:p>
+            <w:r>
+              <w:rPr>
+                <w:sz w:val="18"/>
+                <w:szCs w:val="18"/>
+              </w:rPr>
+              <w:t xml:space="preserve">Optional</w:t>
+            </w:r>
+          </w:p>
+        </w:tc>
+        <w:tc>
+          <w:tcPr>
+            <w:tcW w:type="dxa" w:w="950"/>
+            <w:tcMar>
+              <w:top w:type="dxa" w:w="60"/>
+              <w:left w:type="dxa" w:w="90"/>
+              <w:bottom w:type="dxa" w:w="60"/>
+              <w:right w:type="dxa" w:w="90"/>
+            </w:tcMar>
+          </w:tcPr>
+          <w:p>
+            <w:r>
+              <w:rPr>
+                <w:sz w:val="18"/>
+                <w:szCs w:val="18"/>
+              </w:rPr>
+              <w:t xml:space="preserve">String</w:t>
+            </w:r>
+          </w:p>
+        </w:tc>
+        <w:tc>
+          <w:tcPr>
+            <w:tcW w:type="dxa" w:w="1400"/>
+            <w:tcMar>
+              <w:top w:type="dxa" w:w="60"/>
+              <w:left w:type="dxa" w:w="90"/>
+              <w:bottom w:type="dxa" w:w="60"/>
+              <w:right w:type="dxa" w:w="90"/>
+            </w:tcMar>
+          </w:tcPr>
+          <w:p>
+            <w:r>
+              <w:rPr>
+                <w:sz w:val="18"/>
+                <w:szCs w:val="18"/>
+              </w:rPr>
+              <w:t xml:space="preserve">rt_unit</w:t>
+            </w:r>
+          </w:p>
+        </w:tc>
+        <w:tc>
+          <w:tcPr>
+            <w:tcW w:type="dxa" w:w="1000"/>
+            <w:tcMar>
+              <w:top w:type="dxa" w:w="60"/>
+              <w:left w:type="dxa" w:w="90"/>
+              <w:bottom w:type="dxa" w:w="60"/>
+              <w:right w:type="dxa" w:w="90"/>
+            </w:tcMar>
+          </w:tcPr>
+          <w:p>
+            <w:r>
+              <w:rPr>
+                <w:sz w:val="18"/>
+                <w:szCs w:val="18"/>
+              </w:rPr>
+              <w:t xml:space="preserve">auto</w:t>
+            </w:r>
+          </w:p>
+        </w:tc>
+        <w:tc>
+          <w:tcPr>
+            <w:tcW w:type="dxa" w:w="2140"/>
+            <w:tcMar>
+              <w:top w:type="dxa" w:w="60"/>
+              <w:left w:type="dxa" w:w="90"/>
+              <w:bottom w:type="dxa" w:w="60"/>
+              <w:right w:type="dxa" w:w="90"/>
+            </w:tcMar>
+          </w:tcPr>
+          <w:p>
+            <w:r>
+              <w:rPr>
+                <w:sz w:val="18"/>
+                <w:szCs w:val="18"/>
+              </w:rPr>
+              <w:t xml:space="preserve">RT 단위 이름. auto 또는 빈 값 = 모드마다 사용자 모델에 기록된 단위. 학습 때와 다르면 그 모드는 비교하지 않음</w:t>
+            </w:r>
+          </w:p>
+        </w:tc>
+        <w:tc>
+          <w:tcPr>
+            <w:tcW w:type="dxa" w:w="2146"/>
+            <w:tcMar>
+              <w:top w:type="dxa" w:w="60"/>
+              <w:left w:type="dxa" w:w="90"/>
+              <w:bottom w:type="dxa" w:w="60"/>
+              <w:right w:type="dxa" w:w="90"/>
+            </w:tcMar>
+          </w:tcPr>
+          <w:p>
+            <w:r>
+              <w:rPr>
+                <w:sz w:val="18"/>
+                <w:szCs w:val="18"/>
+              </w:rPr>
+              <w:t xml:space="preserve">RT unit label. auto or empty = the unit recorded in each user model; a mode whose unit differs from training is not compared</w:t>
+            </w:r>
+          </w:p>
+        </w:tc>
+      </w:tr>
+      <w:tr>
+        <w:tc>
+          <w:tcPr>
+            <w:tcW w:type="dxa" w:w="920"/>
+            <w:tcMar>
+              <w:top w:type="dxa" w:w="60"/>
+              <w:left w:type="dxa" w:w="90"/>
+              <w:bottom w:type="dxa" w:w="60"/>
+              <w:right w:type="dxa" w:w="90"/>
+            </w:tcMar>
+          </w:tcPr>
+          <w:p>
+            <w:r>
+              <w:rPr>
+                <w:sz w:val="18"/>
+                <w:szCs w:val="18"/>
+              </w:rPr>
+              <w:t xml:space="preserve">Option</w:t>
+            </w:r>
+          </w:p>
+        </w:tc>
+        <w:tc>
+          <w:tcPr>
+            <w:tcW w:type="dxa" w:w="950"/>
+            <w:tcMar>
+              <w:top w:type="dxa" w:w="60"/>
+              <w:left w:type="dxa" w:w="90"/>
+              <w:bottom w:type="dxa" w:w="60"/>
+              <w:right w:type="dxa" w:w="90"/>
+            </w:tcMar>
+          </w:tcPr>
+          <w:p>
+            <w:r>
+              <w:rPr>
+                <w:sz w:val="18"/>
+                <w:szCs w:val="18"/>
+              </w:rPr>
+              <w:t xml:space="preserve">Optional</w:t>
+            </w:r>
+          </w:p>
+        </w:tc>
+        <w:tc>
+          <w:tcPr>
+            <w:tcW w:type="dxa" w:w="950"/>
+            <w:tcMar>
+              <w:top w:type="dxa" w:w="60"/>
+              <w:left w:type="dxa" w:w="90"/>
+              <w:bottom w:type="dxa" w:w="60"/>
+              <w:right w:type="dxa" w:w="90"/>
+            </w:tcMar>
+          </w:tcPr>
+          <w:p>
+            <w:r>
+              <w:rPr>
+                <w:sz w:val="18"/>
+                <w:szCs w:val="18"/>
+              </w:rPr>
+              <w:t xml:space="preserve">List</w:t>
+            </w:r>
+          </w:p>
+        </w:tc>
+        <w:tc>
+          <w:tcPr>
+            <w:tcW w:type="dxa" w:w="1400"/>
+            <w:tcMar>
+              <w:top w:type="dxa" w:w="60"/>
+              <w:left w:type="dxa" w:w="90"/>
+              <w:bottom w:type="dxa" w:w="60"/>
+              <w:right w:type="dxa" w:w="90"/>
+            </w:tcMar>
+          </w:tcPr>
+          <w:p>
+            <w:r>
+              <w:rPr>
+                <w:sz w:val="18"/>
+                <w:szCs w:val="18"/>
+              </w:rPr>
+              <w:t xml:space="preserve">scope</w:t>
+            </w:r>
+          </w:p>
+        </w:tc>
+        <w:tc>
+          <w:tcPr>
+            <w:tcW w:type="dxa" w:w="1000"/>
+            <w:tcMar>
+              <w:top w:type="dxa" w:w="60"/>
+              <w:left w:type="dxa" w:w="90"/>
+              <w:bottom w:type="dxa" w:w="60"/>
+              <w:right w:type="dxa" w:w="90"/>
+            </w:tcMar>
+          </w:tcPr>
+          <w:p>
+            <w:r>
+              <w:rPr>
+                <w:sz w:val="18"/>
+                <w:szCs w:val="18"/>
+              </w:rPr>
+              <w:t xml:space="preserve">all</w:t>
+            </w:r>
+          </w:p>
+        </w:tc>
+        <w:tc>
+          <w:tcPr>
+            <w:tcW w:type="dxa" w:w="2140"/>
+            <w:tcMar>
+              <w:top w:type="dxa" w:w="60"/>
+              <w:left w:type="dxa" w:w="90"/>
+              <w:bottom w:type="dxa" w:w="60"/>
+              <w:right w:type="dxa" w:w="90"/>
+            </w:tcMar>
+          </w:tcPr>
+          <w:p>
+            <w:r>
+              <w:rPr>
+                <w:sz w:val="18"/>
+                <w:szCs w:val="18"/>
+              </w:rPr>
+              <w:t xml:space="preserve">비교 범위. all = 사용자 모델의 모든 후보, best = 저장된 best만(기본 모델은 항상 best 하나)</w:t>
+            </w:r>
+          </w:p>
+        </w:tc>
+        <w:tc>
+          <w:tcPr>
+            <w:tcW w:type="dxa" w:w="2146"/>
+            <w:tcMar>
+              <w:top w:type="dxa" w:w="60"/>
+              <w:left w:type="dxa" w:w="90"/>
+              <w:bottom w:type="dxa" w:w="60"/>
+              <w:right w:type="dxa" w:w="90"/>
+            </w:tcMar>
+          </w:tcPr>
+          <w:p>
+            <w:r>
+              <w:rPr>
+                <w:sz w:val="18"/>
+                <w:szCs w:val="18"/>
+              </w:rPr>
+              <w:t xml:space="preserve">Comparison scope: all = every user-model candidate, best = the saved best only (the default model is always its best)</w:t>
+            </w:r>
+          </w:p>
+        </w:tc>
+      </w:tr>
+      <w:tr>
+        <w:tc>
+          <w:tcPr>
+            <w:tcW w:type="dxa" w:w="920"/>
+            <w:tcMar>
+              <w:top w:type="dxa" w:w="60"/>
+              <w:left w:type="dxa" w:w="90"/>
+              <w:bottom w:type="dxa" w:w="60"/>
+              <w:right w:type="dxa" w:w="90"/>
+            </w:tcMar>
+          </w:tcPr>
+          <w:p>
+            <w:r>
+              <w:rPr>
+                <w:sz w:val="18"/>
+                <w:szCs w:val="18"/>
+              </w:rPr>
+              <w:t xml:space="preserve">Option</w:t>
+            </w:r>
+          </w:p>
+        </w:tc>
+        <w:tc>
+          <w:tcPr>
+            <w:tcW w:type="dxa" w:w="950"/>
+            <w:tcMar>
+              <w:top w:type="dxa" w:w="60"/>
+              <w:left w:type="dxa" w:w="90"/>
+              <w:bottom w:type="dxa" w:w="60"/>
+              <w:right w:type="dxa" w:w="90"/>
+            </w:tcMar>
+          </w:tcPr>
+          <w:p>
+            <w:r>
+              <w:rPr>
+                <w:sz w:val="18"/>
+                <w:szCs w:val="18"/>
+              </w:rPr>
+              <w:t xml:space="preserve">Optional</w:t>
+            </w:r>
+          </w:p>
+        </w:tc>
+        <w:tc>
+          <w:tcPr>
+            <w:tcW w:type="dxa" w:w="950"/>
+            <w:tcMar>
+              <w:top w:type="dxa" w:w="60"/>
+              <w:left w:type="dxa" w:w="90"/>
+              <w:bottom w:type="dxa" w:w="60"/>
+              <w:right w:type="dxa" w:w="90"/>
+            </w:tcMar>
+          </w:tcPr>
+          <w:p>
+            <w:r>
+              <w:rPr>
+                <w:sz w:val="18"/>
+                <w:szCs w:val="18"/>
+              </w:rPr>
+              <w:t xml:space="preserve">String</w:t>
+            </w:r>
+          </w:p>
+        </w:tc>
+        <w:tc>
+          <w:tcPr>
+            <w:tcW w:type="dxa" w:w="1400"/>
+            <w:tcMar>
+              <w:top w:type="dxa" w:w="60"/>
+              <w:left w:type="dxa" w:w="90"/>
+              <w:bottom w:type="dxa" w:w="60"/>
+              <w:right w:type="dxa" w:w="90"/>
+            </w:tcMar>
+          </w:tcPr>
+          <w:p>
+            <w:r>
+              <w:rPr>
+                <w:sz w:val="18"/>
+                <w:szCs w:val="18"/>
+              </w:rPr>
+              <w:t xml:space="preserve">title</w:t>
+            </w:r>
+          </w:p>
+        </w:tc>
+        <w:tc>
+          <w:tcPr>
+            <w:tcW w:type="dxa" w:w="1000"/>
+            <w:tcMar>
+              <w:top w:type="dxa" w:w="60"/>
+              <w:left w:type="dxa" w:w="90"/>
+              <w:bottom w:type="dxa" w:w="60"/>
+              <w:right w:type="dxa" w:w="90"/>
+            </w:tcMar>
+          </w:tcPr>
+          <w:p>
+            <w:r>
+              <w:rPr>
+                <w:sz w:val="18"/>
+                <w:szCs w:val="18"/>
+              </w:rPr>
+              <w:t xml:space="preserve">Default and user model comparison</w:t>
+            </w:r>
+          </w:p>
+        </w:tc>
+        <w:tc>
+          <w:tcPr>
+            <w:tcW w:type="dxa" w:w="2140"/>
+            <w:tcMar>
+              <w:top w:type="dxa" w:w="60"/>
+              <w:left w:type="dxa" w:w="90"/>
+              <w:bottom w:type="dxa" w:w="60"/>
+              <w:right w:type="dxa" w:w="90"/>
+            </w:tcMar>
+          </w:tcPr>
+          <w:p>
+            <w:r>
+              <w:rPr>
+                <w:sz w:val="18"/>
+                <w:szCs w:val="18"/>
+              </w:rPr>
+              <w:t xml:space="preserve">보고서와 그림 제목. 모드별 결과에는 뒤에 (RP), (HILIC)가 붙음</w:t>
+            </w:r>
+          </w:p>
+        </w:tc>
+        <w:tc>
+          <w:tcPr>
+            <w:tcW w:type="dxa" w:w="2146"/>
+            <w:tcMar>
+              <w:top w:type="dxa" w:w="60"/>
+              <w:left w:type="dxa" w:w="90"/>
+              <w:bottom w:type="dxa" w:w="60"/>
+              <w:right w:type="dxa" w:w="90"/>
+            </w:tcMar>
+          </w:tcPr>
+          <w:p>
+            <w:r>
+              <w:rPr>
+                <w:sz w:val="18"/>
+                <w:szCs w:val="18"/>
+              </w:rPr>
+              <w:t xml:space="preserve">Title of the report and figure; per-mode results add (RP) or (HILIC)</w:t>
+            </w:r>
+          </w:p>
+        </w:tc>
+      </w:tr>
+    </w:tbl>
+    <w:p/>
+    <w:p>
+      <w:pPr>
+        <w:spacing w:after="100" w:before="200"/>
+      </w:pPr>
+      <w:r>
+        <w:rPr>
+          <w:b/>
+          <w:bCs/>
+          <w:color w:val="3A3A3A"/>
+          <w:sz w:val="24"/>
+          <w:szCs w:val="24"/>
+        </w:rPr>
+        <w:t xml:space="preserve">샘플시트</w:t>
+      </w:r>
+    </w:p>
+    <w:tbl>
+      <w:tblPr>
+        <w:tblW w:type="dxa" w:w="9506"/>
+        <w:tblBorders>
+          <w:top w:val="single" w:color="auto" w:sz="4"/>
+          <w:left w:val="single" w:color="auto" w:sz="4"/>
+          <w:bottom w:val="single" w:color="auto" w:sz="4"/>
+          <w:right w:val="single" w:color="auto" w:sz="4"/>
+          <w:insideH w:val="single" w:color="auto" w:sz="4"/>
+          <w:insideV w:val="single" w:color="auto" w:sz="4"/>
+        </w:tblBorders>
+      </w:tblPr>
+      <w:tblGrid>
+        <w:gridCol w:w="1800"/>
+        <w:gridCol w:w="3853"/>
+        <w:gridCol w:w="3853"/>
+      </w:tblGrid>
+      <w:tr>
+        <w:tc>
+          <w:tcPr>
+            <w:tcW w:type="dxa" w:w="1800"/>
+            <w:shd w:fill="E8EDF6" w:color="auto" w:val="clear"/>
+            <w:tcMar>
+              <w:top w:type="dxa" w:w="60"/>
+              <w:left w:type="dxa" w:w="90"/>
+              <w:bottom w:type="dxa" w:w="60"/>
+              <w:right w:type="dxa" w:w="90"/>
+            </w:tcMar>
+          </w:tcPr>
+          <w:p>
+            <w:r>
+              <w:rPr>
+                <w:b/>
+                <w:bCs/>
+                <w:color w:val="32549C"/>
+                <w:sz w:val="18"/>
+                <w:szCs w:val="18"/>
+              </w:rPr>
+              <w:t xml:space="preserve">칸</w:t>
+            </w:r>
+          </w:p>
+        </w:tc>
+        <w:tc>
+          <w:tcPr>
+            <w:tcW w:type="dxa" w:w="3853"/>
+            <w:shd w:fill="E8EDF6" w:color="auto" w:val="clear"/>
+            <w:tcMar>
+              <w:top w:type="dxa" w:w="60"/>
+              <w:left w:type="dxa" w:w="90"/>
+              <w:bottom w:type="dxa" w:w="60"/>
+              <w:right w:type="dxa" w:w="90"/>
+            </w:tcMar>
+          </w:tcPr>
+          <w:p>
+            <w:r>
+              <w:rPr>
+                <w:b/>
+                <w:bCs/>
+                <w:color w:val="32549C"/>
+                <w:sz w:val="18"/>
+                <w:szCs w:val="18"/>
+              </w:rPr>
+              <w:t xml:space="preserve">국문</w:t>
+            </w:r>
+          </w:p>
+        </w:tc>
+        <w:tc>
+          <w:tcPr>
+            <w:tcW w:type="dxa" w:w="3853"/>
+            <w:shd w:fill="E8EDF6" w:color="auto" w:val="clear"/>
+            <w:tcMar>
+              <w:top w:type="dxa" w:w="60"/>
+              <w:left w:type="dxa" w:w="90"/>
+              <w:bottom w:type="dxa" w:w="60"/>
+              <w:right w:type="dxa" w:w="90"/>
+            </w:tcMar>
+          </w:tcPr>
+          <w:p>
+            <w:r>
+              <w:rPr>
+                <w:b/>
+                <w:bCs/>
+                <w:color w:val="32549C"/>
+                <w:sz w:val="18"/>
+                <w:szCs w:val="18"/>
+              </w:rPr>
+              <w:t xml:space="preserve">영문</w:t>
+            </w:r>
+          </w:p>
+        </w:tc>
+      </w:tr>
+      <w:tr>
+        <w:tc>
+          <w:tcPr>
+            <w:tcW w:type="dxa" w:w="1800"/>
+            <w:tcMar>
+              <w:top w:type="dxa" w:w="60"/>
+              <w:left w:type="dxa" w:w="90"/>
+              <w:bottom w:type="dxa" w:w="60"/>
+              <w:right w:type="dxa" w:w="90"/>
+            </w:tcMar>
+          </w:tcPr>
+          <w:p>
+            <w:r>
+              <w:rPr>
+                <w:sz w:val="18"/>
+                <w:szCs w:val="18"/>
+              </w:rPr>
+              <w:t xml:space="preserve">샘플시트 제목</w:t>
+            </w:r>
+          </w:p>
+        </w:tc>
+        <w:tc>
+          <w:tcPr>
+            <w:tcW w:type="dxa" w:w="3853"/>
+            <w:tcMar>
+              <w:top w:type="dxa" w:w="60"/>
+              <w:left w:type="dxa" w:w="90"/>
+              <w:bottom w:type="dxa" w:w="60"/>
+              <w:right w:type="dxa" w:w="90"/>
+            </w:tcMar>
+          </w:tcPr>
+          <w:p>
+            <w:r>
+              <w:rPr>
+                <w:sz w:val="18"/>
+                <w:szCs w:val="18"/>
+              </w:rPr>
+              <w:t xml:space="preserve">평가용 측정 RT 표(선택)</w:t>
+            </w:r>
+          </w:p>
+        </w:tc>
+        <w:tc>
+          <w:tcPr>
+            <w:tcW w:type="dxa" w:w="3853"/>
+            <w:tcMar>
+              <w:top w:type="dxa" w:w="60"/>
+              <w:left w:type="dxa" w:w="90"/>
+              <w:bottom w:type="dxa" w:w="60"/>
+              <w:right w:type="dxa" w:w="90"/>
+            </w:tcMar>
+          </w:tcPr>
+          <w:p>
+            <w:r>
+              <w:rPr>
+                <w:sz w:val="18"/>
+                <w:szCs w:val="18"/>
+              </w:rPr>
+              <w:t xml:space="preserve">Measured RT table for evaluation (optional)</w:t>
+            </w:r>
+          </w:p>
+        </w:tc>
+      </w:tr>
+      <w:tr>
+        <w:tc>
+          <w:tcPr>
+            <w:tcW w:type="dxa" w:w="1800"/>
+            <w:tcMar>
+              <w:top w:type="dxa" w:w="60"/>
+              <w:left w:type="dxa" w:w="90"/>
+              <w:bottom w:type="dxa" w:w="60"/>
+              <w:right w:type="dxa" w:w="90"/>
+            </w:tcMar>
+          </w:tcPr>
+          <w:p>
+            <w:r>
+              <w:rPr>
+                <w:sz w:val="18"/>
+                <w:szCs w:val="18"/>
+              </w:rPr>
+              <w:t xml:space="preserve">샘플시트 본문</w:t>
+            </w:r>
+          </w:p>
+        </w:tc>
+        <w:tc>
+          <w:tcPr>
+            <w:tcW w:type="dxa" w:w="3853"/>
+            <w:tcMar>
+              <w:top w:type="dxa" w:w="60"/>
+              <w:left w:type="dxa" w:w="90"/>
+              <w:bottom w:type="dxa" w:w="60"/>
+              <w:right w:type="dxa" w:w="90"/>
+            </w:tcMar>
+          </w:tcPr>
+          <w:p>
+            <w:r>
+              <w:rPr>
+                <w:sz w:val="18"/>
+                <w:szCs w:val="18"/>
+              </w:rPr>
+              <w:t xml:space="preserve">eval_file을 줄 때의 형식입니다. 비워 두면 학습 때 떼어 둔 reserved_test.csv를 쓰므로 따로 만들 필요가 없습니다. 한 행에 화합물 하나와 측정 머무름 시간을 적은 CSV 또는 XLSX 표이며, 첫 행은 열 이름입니다. SMILES(필수): 분자 구조 문자열. RT(필수): 측정 머무름 시간(학습 때와 같은 단위). model_type(필수): 행마다 RP 또는 HILIC이며, 같은 모드의 기본 모델과 사용자 모델을 비교하는 데 씁니다. 학습이나 validation에 쓴 구조가 들어 있으면 멈춥니다.</w:t>
+            </w:r>
+          </w:p>
+        </w:tc>
+        <w:tc>
+          <w:tcPr>
+            <w:tcW w:type="dxa" w:w="3853"/>
+            <w:tcMar>
+              <w:top w:type="dxa" w:w="60"/>
+              <w:left w:type="dxa" w:w="90"/>
+              <w:bottom w:type="dxa" w:w="60"/>
+              <w:right w:type="dxa" w:w="90"/>
+            </w:tcMar>
+          </w:tcPr>
+          <w:p>
+            <w:r>
+              <w:rPr>
+                <w:sz w:val="18"/>
+                <w:szCs w:val="18"/>
+              </w:rPr>
+              <w:t xml:space="preserve">Format of eval_file. When it is empty, the reserved_test.csv held out in training is used, so no table is needed. A CSV or XLSX table with one compound and its measured retention time per row, column names in the first row. SMILES (required): structure string. RT (required): measured retention time (same unit as in training). model_type (required): RP or HILIC per row, used to compare the default and user models of the same mode. The run stops if it holds structures used for training or validation.</w:t>
+            </w:r>
+          </w:p>
+        </w:tc>
+      </w:tr>
+      <w:tr>
+        <w:tc>
+          <w:tcPr>
+            <w:tcW w:type="dxa" w:w="1800"/>
+            <w:tcMar>
+              <w:top w:type="dxa" w:w="60"/>
+              <w:left w:type="dxa" w:w="90"/>
+              <w:bottom w:type="dxa" w:w="60"/>
+              <w:right w:type="dxa" w:w="90"/>
+            </w:tcMar>
+          </w:tcPr>
+          <w:p>
+            <w:r>
+              <w:rPr>
+                <w:sz w:val="18"/>
+                <w:szCs w:val="18"/>
+              </w:rPr>
+              <w:t xml:space="preserve">샘플시트 예시 제목</w:t>
+            </w:r>
+          </w:p>
+        </w:tc>
+        <w:tc>
+          <w:tcPr>
+            <w:tcW w:type="dxa" w:w="3853"/>
+            <w:tcMar>
+              <w:top w:type="dxa" w:w="60"/>
+              <w:left w:type="dxa" w:w="90"/>
+              <w:bottom w:type="dxa" w:w="60"/>
+              <w:right w:type="dxa" w:w="90"/>
+            </w:tcMar>
+          </w:tcPr>
+          <w:p>
+            <w:r>
+              <w:rPr>
+                <w:sz w:val="18"/>
+                <w:szCs w:val="18"/>
+              </w:rPr>
+              <w:t xml:space="preserve">evaluation.csv</w:t>
+            </w:r>
+          </w:p>
+        </w:tc>
+        <w:tc>
+          <w:tcPr>
+            <w:tcW w:type="dxa" w:w="3853"/>
+            <w:tcMar>
+              <w:top w:type="dxa" w:w="60"/>
+              <w:left w:type="dxa" w:w="90"/>
+              <w:bottom w:type="dxa" w:w="60"/>
+              <w:right w:type="dxa" w:w="90"/>
+            </w:tcMar>
+          </w:tcPr>
+          <w:p/>
+        </w:tc>
+      </w:tr>
+    </w:tbl>
+    <w:p/>
+    <w:p>
+      <w:pPr>
+        <w:spacing w:after="140"/>
+      </w:pPr>
+      <w:r>
+        <w:t xml:space="preserve">샘플시트 예시 본문:</w:t>
+      </w:r>
+    </w:p>
+    <w:p>
+      <w:pPr>
+        <w:shd w:fill="F3F4F6" w:color="auto" w:val="clear"/>
+        <w:spacing w:after="0"/>
+      </w:pPr>
+      <w:r>
+        <w:rPr>
+          <w:color w:val="3A3A3A"/>
+          <w:sz w:val="19"/>
+          <w:szCs w:val="19"/>
+        </w:rPr>
+        <w:t xml:space="preserve">compound_id,SMILES,RT,model_type</w:t>
+      </w:r>
+    </w:p>
+    <w:p>
+      <w:pPr>
+        <w:shd w:fill="F3F4F6" w:color="auto" w:val="clear"/>
+        <w:spacing w:after="0"/>
+      </w:pPr>
+      <w:r>
+        <w:rPr>
+          <w:color w:val="3A3A3A"/>
+          <w:sz w:val="19"/>
+          <w:szCs w:val="19"/>
+        </w:rPr>
+        <w:t xml:space="preserve">E001,CC(=O)O,1.90,RP</w:t>
+      </w:r>
+    </w:p>
+    <w:p>
+      <w:pPr>
+        <w:shd w:fill="F3F4F6" w:color="auto" w:val="clear"/>
+        <w:spacing w:after="0"/>
+      </w:pPr>
+      <w:r>
+        <w:rPr>
+          <w:color w:val="3A3A3A"/>
+          <w:sz w:val="19"/>
+          <w:szCs w:val="19"/>
+        </w:rPr>
+        <w:t xml:space="preserve">E002,OCC(O)CO,3.10,HILIC</w:t>
+      </w:r>
+    </w:p>
+    <w:p/>
+    <w:p>
+      <w:pPr>
+        <w:spacing w:after="100" w:before="200"/>
+      </w:pPr>
+      <w:r>
+        <w:rPr>
+          <w:b/>
+          <w:bCs/>
+          <w:color w:val="3A3A3A"/>
+          <w:sz w:val="24"/>
+          <w:szCs w:val="24"/>
+        </w:rPr>
+        <w:t xml:space="preserve">주요 사항</w:t>
+      </w:r>
+    </w:p>
+    <w:tbl>
+      <w:tblPr>
+        <w:tblW w:type="dxa" w:w="9506"/>
+        <w:tblBorders>
+          <w:top w:val="single" w:color="auto" w:sz="4"/>
+          <w:left w:val="single" w:color="auto" w:sz="4"/>
+          <w:bottom w:val="single" w:color="auto" w:sz="4"/>
+          <w:right w:val="single" w:color="auto" w:sz="4"/>
+          <w:insideH w:val="single" w:color="auto" w:sz="4"/>
+          <w:insideV w:val="single" w:color="auto" w:sz="4"/>
+        </w:tblBorders>
+      </w:tblPr>
+      <w:tblGrid>
+        <w:gridCol w:w="4753"/>
+        <w:gridCol w:w="4753"/>
+      </w:tblGrid>
+      <w:tr>
+        <w:tc>
+          <w:tcPr>
+            <w:tcW w:type="dxa" w:w="4753"/>
+            <w:shd w:fill="E8EDF6" w:color="auto" w:val="clear"/>
+            <w:tcMar>
+              <w:top w:type="dxa" w:w="60"/>
+              <w:left w:type="dxa" w:w="90"/>
+              <w:bottom w:type="dxa" w:w="60"/>
+              <w:right w:type="dxa" w:w="90"/>
+            </w:tcMar>
+          </w:tcPr>
+          <w:p>
+            <w:r>
+              <w:rPr>
+                <w:b/>
+                <w:bCs/>
+                <w:color w:val="32549C"/>
+                <w:sz w:val="18"/>
+                <w:szCs w:val="18"/>
+              </w:rPr>
+              <w:t xml:space="preserve">국문</w:t>
+            </w:r>
+          </w:p>
+        </w:tc>
+        <w:tc>
+          <w:tcPr>
+            <w:tcW w:type="dxa" w:w="4753"/>
+            <w:shd w:fill="E8EDF6" w:color="auto" w:val="clear"/>
+            <w:tcMar>
+              <w:top w:type="dxa" w:w="60"/>
+              <w:left w:type="dxa" w:w="90"/>
+              <w:bottom w:type="dxa" w:w="60"/>
+              <w:right w:type="dxa" w:w="90"/>
+            </w:tcMar>
+          </w:tcPr>
+          <w:p>
+            <w:r>
+              <w:rPr>
+                <w:b/>
+                <w:bCs/>
+                <w:color w:val="32549C"/>
+                <w:sz w:val="18"/>
+                <w:szCs w:val="18"/>
+              </w:rPr>
+              <w:t xml:space="preserve">영문</w:t>
+            </w:r>
+          </w:p>
+        </w:tc>
+      </w:tr>
+      <w:tr>
+        <w:tc>
+          <w:tcPr>
+            <w:tcW w:type="dxa" w:w="4753"/>
+            <w:tcMar>
+              <w:top w:type="dxa" w:w="60"/>
+              <w:left w:type="dxa" w:w="90"/>
+              <w:bottom w:type="dxa" w:w="60"/>
+              <w:right w:type="dxa" w:w="90"/>
+            </w:tcMar>
+          </w:tcPr>
+          <w:p>
+            <w:r>
+              <w:rPr>
+                <w:sz w:val="18"/>
+                <w:szCs w:val="18"/>
+              </w:rPr>
+              <w:t xml:space="preserve">평가 화합물은 사용자 모델의 학습·validation에 쓰지 않은 것이어야 합니다. 겹치면 "Evaluation leakage"로 멈춥니다. 가장 안전한 평가 표는 학습 결과의 reserved_test.csv입니다.</w:t>
+            </w:r>
+          </w:p>
+        </w:tc>
+        <w:tc>
+          <w:tcPr>
+            <w:tcW w:type="dxa" w:w="4753"/>
+            <w:tcMar>
+              <w:top w:type="dxa" w:w="60"/>
+              <w:left w:type="dxa" w:w="90"/>
+              <w:bottom w:type="dxa" w:w="60"/>
+              <w:right w:type="dxa" w:w="90"/>
+            </w:tcMar>
+          </w:tcPr>
+          <w:p>
+            <w:r>
+              <w:rPr>
+                <w:sz w:val="18"/>
+                <w:szCs w:val="18"/>
+              </w:rPr>
+              <w:t xml:space="preserve">Evaluation compounds must not have been used for training or validation of the user model; overlap stops the run with "Evaluation leakage". The safest evaluation table is the reserved_test.csv of the training output.</w:t>
+            </w:r>
+          </w:p>
+        </w:tc>
+      </w:tr>
+      <w:tr>
+        <w:tc>
+          <w:tcPr>
+            <w:tcW w:type="dxa" w:w="4753"/>
+            <w:tcMar>
+              <w:top w:type="dxa" w:w="60"/>
+              <w:left w:type="dxa" w:w="90"/>
+              <w:bottom w:type="dxa" w:w="60"/>
+              <w:right w:type="dxa" w:w="90"/>
+            </w:tcMar>
+          </w:tcPr>
+          <w:p>
+            <w:r>
+              <w:rPr>
+                <w:sz w:val="18"/>
+                <w:szCs w:val="18"/>
+              </w:rPr>
+              <w:t xml:space="preserve">기본 모델의 학습 자료와 겹치는지는 알 수 없습니다(unknown). 평가 화합물이 기본 모델 학습에 쓰였다면 기본 모델 성능이 실제보다 좋게 보일 수 있습니다.</w:t>
+            </w:r>
+          </w:p>
+        </w:tc>
+        <w:tc>
+          <w:tcPr>
+            <w:tcW w:type="dxa" w:w="4753"/>
+            <w:tcMar>
+              <w:top w:type="dxa" w:w="60"/>
+              <w:left w:type="dxa" w:w="90"/>
+              <w:bottom w:type="dxa" w:w="60"/>
+              <w:right w:type="dxa" w:w="90"/>
+            </w:tcMar>
+          </w:tcPr>
+          <w:p>
+            <w:r>
+              <w:rPr>
+                <w:sz w:val="18"/>
+                <w:szCs w:val="18"/>
+              </w:rPr>
+              <w:t xml:space="preserve">Overlap with the default model's training data is unknown; if evaluation compounds were used to train the default model, its performance may look better than it is.</w:t>
+            </w:r>
+          </w:p>
+        </w:tc>
+      </w:tr>
+      <w:tr>
+        <w:tc>
+          <w:tcPr>
+            <w:tcW w:type="dxa" w:w="4753"/>
+            <w:tcMar>
+              <w:top w:type="dxa" w:w="60"/>
+              <w:left w:type="dxa" w:w="90"/>
+              <w:bottom w:type="dxa" w:w="60"/>
+              <w:right w:type="dxa" w:w="90"/>
+            </w:tcMar>
+          </w:tcPr>
+          <w:p>
+            <w:r>
+              <w:rPr>
+                <w:sz w:val="18"/>
+                <w:szCs w:val="18"/>
+              </w:rPr>
+              <w:t xml:space="preserve">LC 조건이나 RT 단위가 다른 모델 사이의 수치 비교는 조건을 맞춘 검증이 아닙니다. 사용자 모델과 평가 표의 RT 단위 이름이 다르면 멈춥니다.</w:t>
+            </w:r>
+          </w:p>
+        </w:tc>
+        <w:tc>
+          <w:tcPr>
+            <w:tcW w:type="dxa" w:w="4753"/>
+            <w:tcMar>
+              <w:top w:type="dxa" w:w="60"/>
+              <w:left w:type="dxa" w:w="90"/>
+              <w:bottom w:type="dxa" w:w="60"/>
+              <w:right w:type="dxa" w:w="90"/>
+            </w:tcMar>
+          </w:tcPr>
+          <w:p>
+            <w:r>
+              <w:rPr>
+                <w:sz w:val="18"/>
+                <w:szCs w:val="18"/>
+              </w:rPr>
+              <w:t xml:space="preserve">Comparing models made under different LC conditions or RT units is not a matched validation; a different RT unit label between the user model and the evaluation stops the run.</w:t>
+            </w:r>
+          </w:p>
+        </w:tc>
+      </w:tr>
+      <w:tr>
+        <w:tc>
+          <w:tcPr>
+            <w:tcW w:type="dxa" w:w="4753"/>
+            <w:tcMar>
+              <w:top w:type="dxa" w:w="60"/>
+              <w:left w:type="dxa" w:w="90"/>
+              <w:bottom w:type="dxa" w:w="60"/>
+              <w:right w:type="dxa" w:w="90"/>
+            </w:tcMar>
+          </w:tcPr>
+          <w:p>
+            <w:r>
+              <w:rPr>
+                <w:sz w:val="18"/>
+                <w:szCs w:val="18"/>
+              </w:rPr>
+              <w:t xml:space="preserve">비교는 모드마다 같은 모드의 기본 모델과 사용자 모델 사이에서 합니다. RP와 HILIC는 RT의 뜻이 달라 서로 비교하지 않습니다. 평가 표에 학습하지 않은 모드의 행이 있으면 쓰지 않고 경고를 남깁니다. 한 모드만 실패하면 다른 모드 결과는 남기며, compare_summary.tsv의 Status로 확인할 수 있습니다.</w:t>
+            </w:r>
+          </w:p>
+        </w:tc>
+        <w:tc>
+          <w:tcPr>
+            <w:tcW w:type="dxa" w:w="4753"/>
+            <w:tcMar>
+              <w:top w:type="dxa" w:w="60"/>
+              <w:left w:type="dxa" w:w="90"/>
+              <w:bottom w:type="dxa" w:w="60"/>
+              <w:right w:type="dxa" w:w="90"/>
+            </w:tcMar>
+          </w:tcPr>
+          <w:p>
+            <w:r>
+              <w:rPr>
+                <w:sz w:val="18"/>
+                <w:szCs w:val="18"/>
+              </w:rPr>
+              <w:t xml:space="preserve">Each mode is compared between the default and user models of that mode; RP and HILIC are not compared with each other because their RTs mean different things. Evaluation rows of an untrained mode are not used, with a warning. If one mode fails, the other's results are kept; check Status in compare_summary.tsv.</w:t>
+            </w:r>
+          </w:p>
+        </w:tc>
+      </w:tr>
+      <w:tr>
+        <w:tc>
+          <w:tcPr>
+            <w:tcW w:type="dxa" w:w="4753"/>
+            <w:tcMar>
+              <w:top w:type="dxa" w:w="60"/>
+              <w:left w:type="dxa" w:w="90"/>
+              <w:bottom w:type="dxa" w:w="60"/>
+              <w:right w:type="dxa" w:w="90"/>
+            </w:tcMar>
+          </w:tcPr>
+          <w:p>
+            <w:r>
+              <w:rPr>
+                <w:sz w:val="18"/>
+                <w:szCs w:val="18"/>
+              </w:rPr>
+              <w:t xml:space="preserve">잘못된 구조는 지표에서 빠지지만 predictions_long.csv에는 남습니다. 측정 RT의 분산이 0이면 R²는 빈 값입니다. 유효한 평가 구조가 2개 미만이면 멈춥니다.</w:t>
+            </w:r>
+          </w:p>
+        </w:tc>
+        <w:tc>
+          <w:tcPr>
+            <w:tcW w:type="dxa" w:w="4753"/>
+            <w:tcMar>
+              <w:top w:type="dxa" w:w="60"/>
+              <w:left w:type="dxa" w:w="90"/>
+              <w:bottom w:type="dxa" w:w="60"/>
+              <w:right w:type="dxa" w:w="90"/>
+            </w:tcMar>
+          </w:tcPr>
+          <w:p>
+            <w:r>
+              <w:rPr>
+                <w:sz w:val="18"/>
+                <w:szCs w:val="18"/>
+              </w:rPr>
+              <w:t xml:space="preserve">Invalid structures are excluded from the metrics but kept in predictions_long.csv; R² is empty when the measured RTs have no variance; fewer than two valid evaluation structures stop the run.</w:t>
+            </w:r>
+          </w:p>
+        </w:tc>
+      </w:tr>
+    </w:tbl>
+    <w:p/>
+    <w:p>
+      <w:pPr>
+        <w:spacing w:after="100" w:before="200"/>
+      </w:pPr>
+      <w:r>
+        <w:rPr>
+          <w:b/>
+          <w:bCs/>
+          <w:color w:val="3A3A3A"/>
+          <w:sz w:val="24"/>
+          <w:szCs w:val="24"/>
+        </w:rPr>
+        <w:t xml:space="preserve">분석 개념 이미지</w:t>
+      </w:r>
+    </w:p>
+    <w:p>
+      <w:pPr>
+        <w:spacing w:after="120"/>
+      </w:pPr>
+      <w:r>
+        <w:rPr>
+          <w:b/>
+          <w:bCs/>
+          <w:color w:val="B0B0B0"/>
+          <w:sz w:val="18"/>
+          <w:szCs w:val="18"/>
+        </w:rPr>
+        <w:t xml:space="preserve">[내부 메모 · 붙여 넣지 마세요] </w:t>
+      </w:r>
+      <w:r>
+        <w:rPr>
+          <w:color w:val="8A8F99"/>
+          <w:sz w:val="18"/>
+          <w:szCs w:val="18"/>
+        </w:rPr>
+        <w:t xml:space="preserve">그림: </w:t>
+      </w:r>
+      <w:r>
+        <w:rPr>
+          <w:color w:val="8A8F99"/>
+          <w:sz w:val="18"/>
+          <w:szCs w:val="18"/>
+        </w:rPr>
+        <w:t xml:space="preserve">docs/RTpred/modules/figures/module_concepts/rtpred_compare_concept.png</w:t>
       </w:r>
     </w:p>
     <w:p>
@@ -9847,7 +13837,7 @@
       <w:r>
         <w:drawing>
           <wp:inline distT="0" distB="0" distL="0" distR="0">
-            <wp:extent cx="5715000" cy="1943100"/>
+            <wp:extent cx="5715000" cy="2362200"/>
             <wp:effectExtent t="0" r="0" b="0" l="0"/>
             <wp:docPr id="6" name="" descr="" title=""/>
             <wp:cNvGraphicFramePr>
@@ -9872,7 +13862,7 @@
                   <pic:spPr bwMode="auto">
                     <a:xfrm>
                       <a:off x="0" y="0"/>
-                      <a:ext cx="5715000" cy="1943100"/>
+                      <a:ext cx="5715000" cy="2362200"/>
                     </a:xfrm>
                     <a:prstGeom prst="rect">
                       <a:avLst/>
@@ -9902,10 +13892,10 @@
           <w:b/>
           <w:bCs/>
         </w:rPr>
-        <w:t xml:space="preserve">학습 자료 분할과 후보 모델의 validation 성능.</w:t>
-      </w:r>
-      <w:r>
-        <w:t xml:space="preserve"> 왼쪽(Structure-group split)은 구조 그룹 기준으로 train, reserved_test, validation에 배정된 행 수(Rows)이고, 오른쪽(Validation model selection)은 학습에 성공한 후보 모델의 validation RMSE(model unit)입니다. 막대가 짧을수록 좋으며, 가장 짧은 모델이 best로 저장됩니다. 정상 결과는 세 분할에 모두 화합물이 있고 후보가 여러 개 학습된 경우입니다. 예시 데이터에서는 72행이 train 42, reserved_test 15, validation 15행으로 나뉘었고, ExtraTrees와 WeightedEnsemble_L2의 validation RMSE가 약 0.15로 RandomForest(약 0.18)보다 낮았습니다. 그림 위 문구처럼 합성 RT라 실제 측정 성능이 아닙니다.</w:t>
+        <w:t xml:space="preserve">그림. 같은 모드의 사전 학습 모델과 사용자 모델 비교.</w:t>
+      </w:r>
+      <w:r>
+        <w:t xml:space="preserve"> (A) 모드마다 같은 평가 행으로 사전 학습 모델과 사용자 모델을 비교합니다. 평가 행은 모드마다 학습 때 떼어 둔 reserved_test.csv가 기본이며, model_type 열이 있는 별도 평가 표를 줄 수도 있습니다. RP와 HILIC는 서로 비교하지 않고, 학습이나 validation에 쓴 구조가 들어 있으면 멈춥니다. (B) 후보마다 RMSE, MAE, R²와 순위, 측정-예측 RT 그림을 만들고, 모드 열이 붙은 comparison.csv로 모읍니다. 사전 학습 모델은 바뀌지 않습니다. 막대 값은 모식적인 값입니다.</w:t>
       </w:r>
     </w:p>
     <w:p>
@@ -9925,29 +13915,23 @@
           <w:b/>
           <w:bCs/>
         </w:rPr>
-        <w:t xml:space="preserve">Split of the training data and validation performance of the candidates.</w:t>
-      </w:r>
-      <w:r>
-        <w:t xml:space="preserve"> Left (Structure-group split): rows assigned to train, reserved_test and validation by structure group. Right (Validation model selection): validation RMSE (model unit) of the candidates that trained successfully; shorter is better and the shortest is saved as best. A normal result has compounds in all three splits and several trained candidates. In the example data the 72 rows split into 42 train, 15 reserved_test and 15 validation rows, and ExtraTrees and WeightedEnsemble_L2 reached a validation RMSE of about 0.15, below RandomForest (about 0.18). As the figure title says, the RTs are synthetic, so this is not measured performance.</w:t>
-      </w:r>
-    </w:p>
-    <w:p>
-      <w:pPr>
-        <w:pBdr>
-          <w:bottom w:val="single" w:color="32549C" w:sz="8" w:space="4"/>
-        </w:pBdr>
-        <w:spacing w:after="160" w:before="360"/>
-      </w:pPr>
-      <w:r>
-        <w:rPr>
-          <w:rFonts w:ascii="GmarketSans" w:cs="GmarketSans" w:eastAsia="GmarketSans" w:hAnsi="GmarketSans"/>
-          <w:b/>
-          <w:bCs/>
-          <w:color w:val="32549C"/>
-          <w:sz w:val="30"/>
-          <w:szCs w:val="30"/>
-        </w:rPr>
-        <w:t xml:space="preserve">3. rtpred_compare</w:t>
+        <w:t xml:space="preserve">Figure. Comparing the pre-trained and user models of the same mode.</w:t>
+      </w:r>
+      <w:r>
+        <w:t xml:space="preserve"> (A) For each mode the pre-trained and user models are compared on the same evaluation rows: by default the reserved_test.csv held out per mode in training, or a separate evaluation table with a model_type column. RP and HILIC are never compared with each other, and structures used for training or validation stop the run. (B) RMSE, MAE, R², a rank and a measured-versus-predicted RT plot are produced per candidate and joined in comparison.csv with a mode column; the pre-trained models stay unchanged. Bar values are schematic.</w:t>
+      </w:r>
+    </w:p>
+    <w:p>
+      <w:pPr>
+        <w:pStyle w:val="ListParagraph"/>
+        <w:numPr>
+          <w:ilvl w:val="0"/>
+          <w:numId w:val="2"/>
+        </w:numPr>
+        <w:spacing w:after="80"/>
+      </w:pPr>
+      <w:r>
+        <w:t xml:space="preserve">출처: 직접 작성한 모식도(외부 그림 사용 안 함). 구성 참고: Retip(Bonini 외, Anal Chem 2020)의 RT 예측 흐름, METLIN SMRT(Domingo-Almenara 외, Nat Commun 2019)의 예측 RT로 후보 거르기</w:t>
       </w:r>
     </w:p>
     <w:p>
@@ -9962,682 +13946,197 @@
           <w:sz w:val="24"/>
           <w:szCs w:val="24"/>
         </w:rPr>
-        <w:t xml:space="preserve">기본 정보</w:t>
-      </w:r>
-    </w:p>
-    <w:tbl>
-      <w:tblPr>
-        <w:tblW w:type="dxa" w:w="9506"/>
-        <w:tblBorders>
-          <w:top w:val="single" w:color="auto" w:sz="4"/>
-          <w:left w:val="single" w:color="auto" w:sz="4"/>
-          <w:bottom w:val="single" w:color="auto" w:sz="4"/>
-          <w:right w:val="single" w:color="auto" w:sz="4"/>
-          <w:insideH w:val="single" w:color="auto" w:sz="4"/>
-          <w:insideV w:val="single" w:color="auto" w:sz="4"/>
-        </w:tblBorders>
-      </w:tblPr>
-      <w:tblGrid>
-        <w:gridCol w:w="1800"/>
-        <w:gridCol w:w="3853"/>
-        <w:gridCol w:w="3853"/>
-      </w:tblGrid>
-      <w:tr>
-        <w:tc>
-          <w:tcPr>
-            <w:tcW w:type="dxa" w:w="1800"/>
-            <w:shd w:fill="E8EDF6" w:color="auto" w:val="clear"/>
-            <w:tcMar>
-              <w:top w:type="dxa" w:w="60"/>
-              <w:left w:type="dxa" w:w="90"/>
-              <w:bottom w:type="dxa" w:w="60"/>
-              <w:right w:type="dxa" w:w="90"/>
-            </w:tcMar>
-          </w:tcPr>
-          <w:p>
-            <w:r>
-              <w:rPr>
-                <w:b/>
-                <w:bCs/>
-                <w:color w:val="32549C"/>
-                <w:sz w:val="18"/>
-                <w:szCs w:val="18"/>
-              </w:rPr>
-              <w:t xml:space="preserve">항목</w:t>
-            </w:r>
-          </w:p>
-        </w:tc>
-        <w:tc>
-          <w:tcPr>
-            <w:tcW w:type="dxa" w:w="3853"/>
-            <w:shd w:fill="E8EDF6" w:color="auto" w:val="clear"/>
-            <w:tcMar>
-              <w:top w:type="dxa" w:w="60"/>
-              <w:left w:type="dxa" w:w="90"/>
-              <w:bottom w:type="dxa" w:w="60"/>
-              <w:right w:type="dxa" w:w="90"/>
-            </w:tcMar>
-          </w:tcPr>
-          <w:p>
-            <w:r>
-              <w:rPr>
-                <w:b/>
-                <w:bCs/>
-                <w:color w:val="32549C"/>
-                <w:sz w:val="18"/>
-                <w:szCs w:val="18"/>
-              </w:rPr>
-              <w:t xml:space="preserve">국문</w:t>
-            </w:r>
-          </w:p>
-        </w:tc>
-        <w:tc>
-          <w:tcPr>
-            <w:tcW w:type="dxa" w:w="3853"/>
-            <w:shd w:fill="E8EDF6" w:color="auto" w:val="clear"/>
-            <w:tcMar>
-              <w:top w:type="dxa" w:w="60"/>
-              <w:left w:type="dxa" w:w="90"/>
-              <w:bottom w:type="dxa" w:w="60"/>
-              <w:right w:type="dxa" w:w="90"/>
-            </w:tcMar>
-          </w:tcPr>
-          <w:p>
-            <w:r>
-              <w:rPr>
-                <w:b/>
-                <w:bCs/>
-                <w:color w:val="32549C"/>
-                <w:sz w:val="18"/>
-                <w:szCs w:val="18"/>
-              </w:rPr>
-              <w:t xml:space="preserve">영문</w:t>
-            </w:r>
-          </w:p>
-        </w:tc>
-      </w:tr>
-      <w:tr>
-        <w:tc>
-          <w:tcPr>
-            <w:tcW w:type="dxa" w:w="1800"/>
-            <w:tcMar>
-              <w:top w:type="dxa" w:w="60"/>
-              <w:left w:type="dxa" w:w="90"/>
-              <w:bottom w:type="dxa" w:w="60"/>
-              <w:right w:type="dxa" w:w="90"/>
-            </w:tcMar>
-          </w:tcPr>
-          <w:p>
-            <w:r>
-              <w:rPr>
-                <w:sz w:val="18"/>
-                <w:szCs w:val="18"/>
-              </w:rPr>
-              <w:t xml:space="preserve">모듈명</w:t>
-            </w:r>
-          </w:p>
-        </w:tc>
-        <w:tc>
-          <w:tcPr>
-            <w:tcW w:type="dxa" w:w="3853"/>
-            <w:tcMar>
-              <w:top w:type="dxa" w:w="60"/>
-              <w:left w:type="dxa" w:w="90"/>
-              <w:bottom w:type="dxa" w:w="60"/>
-              <w:right w:type="dxa" w:w="90"/>
-            </w:tcMar>
-          </w:tcPr>
-          <w:p>
-            <w:r>
-              <w:rPr>
-                <w:sz w:val="18"/>
-                <w:szCs w:val="18"/>
-              </w:rPr>
-              <w:t xml:space="preserve">rtpred_compare</w:t>
-            </w:r>
-          </w:p>
-        </w:tc>
-        <w:tc>
-          <w:tcPr>
-            <w:tcW w:type="dxa" w:w="3853"/>
-            <w:tcMar>
-              <w:top w:type="dxa" w:w="60"/>
-              <w:left w:type="dxa" w:w="90"/>
-              <w:bottom w:type="dxa" w:w="60"/>
-              <w:right w:type="dxa" w:w="90"/>
-            </w:tcMar>
-          </w:tcPr>
-          <w:p>
-            <w:r>
-              <w:rPr>
-                <w:sz w:val="18"/>
-                <w:szCs w:val="18"/>
-              </w:rPr>
-              <w:t xml:space="preserve">rtpred_compare</w:t>
-            </w:r>
-          </w:p>
-        </w:tc>
-      </w:tr>
-      <w:tr>
-        <w:tc>
-          <w:tcPr>
-            <w:tcW w:type="dxa" w:w="1800"/>
-            <w:tcMar>
-              <w:top w:type="dxa" w:w="60"/>
-              <w:left w:type="dxa" w:w="90"/>
-              <w:bottom w:type="dxa" w:w="60"/>
-              <w:right w:type="dxa" w:w="90"/>
-            </w:tcMar>
-          </w:tcPr>
-          <w:p>
-            <w:r>
-              <w:rPr>
-                <w:sz w:val="18"/>
-                <w:szCs w:val="18"/>
-              </w:rPr>
-              <w:t xml:space="preserve">서브 타이틀</w:t>
-            </w:r>
-          </w:p>
-        </w:tc>
-        <w:tc>
-          <w:tcPr>
-            <w:tcW w:type="dxa" w:w="3853"/>
-            <w:tcMar>
-              <w:top w:type="dxa" w:w="60"/>
-              <w:left w:type="dxa" w:w="90"/>
-              <w:bottom w:type="dxa" w:w="60"/>
-              <w:right w:type="dxa" w:w="90"/>
-            </w:tcMar>
-          </w:tcPr>
-          <w:p>
-            <w:r>
-              <w:rPr>
-                <w:sz w:val="18"/>
-                <w:szCs w:val="18"/>
-              </w:rPr>
-              <w:t xml:space="preserve">기본·사용자 머무름 시간 모델 성능 비교</w:t>
-            </w:r>
-          </w:p>
-        </w:tc>
-        <w:tc>
-          <w:tcPr>
-            <w:tcW w:type="dxa" w:w="3853"/>
-            <w:tcMar>
-              <w:top w:type="dxa" w:w="60"/>
-              <w:left w:type="dxa" w:w="90"/>
-              <w:bottom w:type="dxa" w:w="60"/>
-              <w:right w:type="dxa" w:w="90"/>
-            </w:tcMar>
-          </w:tcPr>
-          <w:p>
-            <w:r>
-              <w:rPr>
-                <w:sz w:val="18"/>
-                <w:szCs w:val="18"/>
-              </w:rPr>
-              <w:t xml:space="preserve">Default and user RT model comparison</w:t>
-            </w:r>
-          </w:p>
-        </w:tc>
-      </w:tr>
-      <w:tr>
-        <w:tc>
-          <w:tcPr>
-            <w:tcW w:type="dxa" w:w="1800"/>
-            <w:tcMar>
-              <w:top w:type="dxa" w:w="60"/>
-              <w:left w:type="dxa" w:w="90"/>
-              <w:bottom w:type="dxa" w:w="60"/>
-              <w:right w:type="dxa" w:w="90"/>
-            </w:tcMar>
-          </w:tcPr>
-          <w:p>
-            <w:r>
-              <w:rPr>
-                <w:sz w:val="18"/>
-                <w:szCs w:val="18"/>
-              </w:rPr>
-              <w:t xml:space="preserve">버전</w:t>
-            </w:r>
-          </w:p>
-        </w:tc>
-        <w:tc>
-          <w:tcPr>
-            <w:tcW w:type="dxa" w:w="3853"/>
-            <w:tcMar>
-              <w:top w:type="dxa" w:w="60"/>
-              <w:left w:type="dxa" w:w="90"/>
-              <w:bottom w:type="dxa" w:w="60"/>
-              <w:right w:type="dxa" w:w="90"/>
-            </w:tcMar>
-          </w:tcPr>
-          <w:p>
-            <w:r>
-              <w:rPr>
-                <w:sz w:val="18"/>
-                <w:szCs w:val="18"/>
-              </w:rPr>
-              <w:t xml:space="preserve">1.0</w:t>
-            </w:r>
-          </w:p>
-        </w:tc>
-        <w:tc>
-          <w:tcPr>
-            <w:tcW w:type="dxa" w:w="3853"/>
-            <w:tcMar>
-              <w:top w:type="dxa" w:w="60"/>
-              <w:left w:type="dxa" w:w="90"/>
-              <w:bottom w:type="dxa" w:w="60"/>
-              <w:right w:type="dxa" w:w="90"/>
-            </w:tcMar>
-          </w:tcPr>
-          <w:p/>
-        </w:tc>
-      </w:tr>
-      <w:tr>
-        <w:tc>
-          <w:tcPr>
-            <w:tcW w:type="dxa" w:w="1800"/>
-            <w:tcMar>
-              <w:top w:type="dxa" w:w="60"/>
-              <w:left w:type="dxa" w:w="90"/>
-              <w:bottom w:type="dxa" w:w="60"/>
-              <w:right w:type="dxa" w:w="90"/>
-            </w:tcMar>
-          </w:tcPr>
-          <w:p>
-            <w:r>
-              <w:rPr>
-                <w:sz w:val="18"/>
-                <w:szCs w:val="18"/>
-              </w:rPr>
-              <w:t xml:space="preserve">카테고리 대분류</w:t>
-            </w:r>
-          </w:p>
-        </w:tc>
-        <w:tc>
-          <w:tcPr>
-            <w:tcW w:type="dxa" w:w="3853"/>
-            <w:tcMar>
-              <w:top w:type="dxa" w:w="60"/>
-              <w:left w:type="dxa" w:w="90"/>
-              <w:bottom w:type="dxa" w:w="60"/>
-              <w:right w:type="dxa" w:w="90"/>
-            </w:tcMar>
-          </w:tcPr>
-          <w:p>
-            <w:r>
-              <w:rPr>
-                <w:sz w:val="18"/>
-                <w:szCs w:val="18"/>
-              </w:rPr>
-              <w:t xml:space="preserve">Annotation</w:t>
-            </w:r>
-          </w:p>
-        </w:tc>
-        <w:tc>
-          <w:tcPr>
-            <w:tcW w:type="dxa" w:w="3853"/>
-            <w:tcMar>
-              <w:top w:type="dxa" w:w="60"/>
-              <w:left w:type="dxa" w:w="90"/>
-              <w:bottom w:type="dxa" w:w="60"/>
-              <w:right w:type="dxa" w:w="90"/>
-            </w:tcMar>
-          </w:tcPr>
-          <w:p>
-            <w:r>
-              <w:rPr>
-                <w:sz w:val="18"/>
-                <w:szCs w:val="18"/>
-              </w:rPr>
-              <w:t xml:space="preserve">Annotation</w:t>
-            </w:r>
-          </w:p>
-        </w:tc>
-      </w:tr>
-      <w:tr>
-        <w:tc>
-          <w:tcPr>
-            <w:tcW w:type="dxa" w:w="1800"/>
-            <w:tcMar>
-              <w:top w:type="dxa" w:w="60"/>
-              <w:left w:type="dxa" w:w="90"/>
-              <w:bottom w:type="dxa" w:w="60"/>
-              <w:right w:type="dxa" w:w="90"/>
-            </w:tcMar>
-          </w:tcPr>
-          <w:p>
-            <w:r>
-              <w:rPr>
-                <w:sz w:val="18"/>
-                <w:szCs w:val="18"/>
-              </w:rPr>
-              <w:t xml:space="preserve">카테고리 중분류</w:t>
-            </w:r>
-          </w:p>
-        </w:tc>
-        <w:tc>
-          <w:tcPr>
-            <w:tcW w:type="dxa" w:w="3853"/>
-            <w:tcMar>
-              <w:top w:type="dxa" w:w="60"/>
-              <w:left w:type="dxa" w:w="90"/>
-              <w:bottom w:type="dxa" w:w="60"/>
-              <w:right w:type="dxa" w:w="90"/>
-            </w:tcMar>
-          </w:tcPr>
-          <w:p>
-            <w:r>
-              <w:rPr>
-                <w:sz w:val="18"/>
-                <w:szCs w:val="18"/>
-              </w:rPr>
-              <w:t xml:space="preserve">Metabolite_Annotation (신규)</w:t>
-            </w:r>
-          </w:p>
-        </w:tc>
-        <w:tc>
-          <w:tcPr>
-            <w:tcW w:type="dxa" w:w="3853"/>
-            <w:tcMar>
-              <w:top w:type="dxa" w:w="60"/>
-              <w:left w:type="dxa" w:w="90"/>
-              <w:bottom w:type="dxa" w:w="60"/>
-              <w:right w:type="dxa" w:w="90"/>
-            </w:tcMar>
-          </w:tcPr>
-          <w:p>
-            <w:r>
-              <w:rPr>
-                <w:sz w:val="18"/>
-                <w:szCs w:val="18"/>
-              </w:rPr>
-              <w:t xml:space="preserve">Metabolite_Annotation (new)</w:t>
-            </w:r>
-          </w:p>
-        </w:tc>
-      </w:tr>
-      <w:tr>
-        <w:tc>
-          <w:tcPr>
-            <w:tcW w:type="dxa" w:w="1800"/>
-            <w:tcMar>
-              <w:top w:type="dxa" w:w="60"/>
-              <w:left w:type="dxa" w:w="90"/>
-              <w:bottom w:type="dxa" w:w="60"/>
-              <w:right w:type="dxa" w:w="90"/>
-            </w:tcMar>
-          </w:tcPr>
-          <w:p>
-            <w:r>
-              <w:rPr>
-                <w:sz w:val="18"/>
-                <w:szCs w:val="18"/>
-              </w:rPr>
-              <w:t xml:space="preserve">태그</w:t>
-            </w:r>
-          </w:p>
-        </w:tc>
-        <w:tc>
-          <w:tcPr>
-            <w:tcW w:type="dxa" w:w="3853"/>
-            <w:tcMar>
-              <w:top w:type="dxa" w:w="60"/>
-              <w:left w:type="dxa" w:w="90"/>
-              <w:bottom w:type="dxa" w:w="60"/>
-              <w:right w:type="dxa" w:w="90"/>
-            </w:tcMar>
-          </w:tcPr>
-          <w:p>
-            <w:r>
-              <w:rPr>
-                <w:sz w:val="18"/>
-                <w:szCs w:val="18"/>
-              </w:rPr>
-              <w:t xml:space="preserve">retention time, model comparison, metabolomics, metabolite annotation, RMSE, MAE, R-squared, AutoGluon, RP, HILIC, machine learning, cheminformatics</w:t>
-            </w:r>
-          </w:p>
-        </w:tc>
-        <w:tc>
-          <w:tcPr>
-            <w:tcW w:type="dxa" w:w="3853"/>
-            <w:tcMar>
-              <w:top w:type="dxa" w:w="60"/>
-              <w:left w:type="dxa" w:w="90"/>
-              <w:bottom w:type="dxa" w:w="60"/>
-              <w:right w:type="dxa" w:w="90"/>
-            </w:tcMar>
-          </w:tcPr>
-          <w:p/>
-        </w:tc>
-      </w:tr>
-      <w:tr>
-        <w:tc>
-          <w:tcPr>
-            <w:tcW w:type="dxa" w:w="1800"/>
-            <w:tcMar>
-              <w:top w:type="dxa" w:w="60"/>
-              <w:left w:type="dxa" w:w="90"/>
-              <w:bottom w:type="dxa" w:w="60"/>
-              <w:right w:type="dxa" w:w="90"/>
-            </w:tcMar>
-          </w:tcPr>
-          <w:p>
-            <w:r>
-              <w:rPr>
-                <w:sz w:val="18"/>
-                <w:szCs w:val="18"/>
-              </w:rPr>
-              <w:t xml:space="preserve">레퍼런스 URL</w:t>
-            </w:r>
-          </w:p>
-        </w:tc>
-        <w:tc>
-          <w:tcPr>
-            <w:tcW w:type="dxa" w:w="3853"/>
-            <w:tcMar>
-              <w:top w:type="dxa" w:w="60"/>
-              <w:left w:type="dxa" w:w="90"/>
-              <w:bottom w:type="dxa" w:w="60"/>
-              <w:right w:type="dxa" w:w="90"/>
-            </w:tcMar>
-          </w:tcPr>
-          <w:p>
-            <w:r>
-              <w:rPr>
-                <w:sz w:val="18"/>
-                <w:szCs w:val="18"/>
-              </w:rPr>
-              <w:t xml:space="preserve">https://doi.org/10.1021/acs.analchem.9b05765</w:t>
-            </w:r>
-          </w:p>
-        </w:tc>
-        <w:tc>
-          <w:tcPr>
-            <w:tcW w:type="dxa" w:w="3853"/>
-            <w:tcMar>
-              <w:top w:type="dxa" w:w="60"/>
-              <w:left w:type="dxa" w:w="90"/>
-              <w:bottom w:type="dxa" w:w="60"/>
-              <w:right w:type="dxa" w:w="90"/>
-            </w:tcMar>
-          </w:tcPr>
-          <w:p/>
-        </w:tc>
-      </w:tr>
-      <w:tr>
-        <w:tc>
-          <w:tcPr>
-            <w:tcW w:type="dxa" w:w="1800"/>
-            <w:tcMar>
-              <w:top w:type="dxa" w:w="60"/>
-              <w:left w:type="dxa" w:w="90"/>
-              <w:bottom w:type="dxa" w:w="60"/>
-              <w:right w:type="dxa" w:w="90"/>
-            </w:tcMar>
-          </w:tcPr>
-          <w:p>
-            <w:r>
-              <w:rPr>
-                <w:sz w:val="18"/>
-                <w:szCs w:val="18"/>
-              </w:rPr>
-              <w:t xml:space="preserve">컨테이너 이미지</w:t>
-            </w:r>
-          </w:p>
-        </w:tc>
-        <w:tc>
-          <w:tcPr>
-            <w:tcW w:type="dxa" w:w="3853"/>
-            <w:tcMar>
-              <w:top w:type="dxa" w:w="60"/>
-              <w:left w:type="dxa" w:w="90"/>
-              <w:bottom w:type="dxa" w:w="60"/>
-              <w:right w:type="dxa" w:w="90"/>
-            </w:tcMar>
-          </w:tcPr>
-          <w:p>
-            <w:r>
-              <w:rPr>
-                <w:sz w:val="18"/>
-                <w:szCs w:val="18"/>
-              </w:rPr>
-              <w:t xml:space="preserve">bx_rtpred_compare.1.0</w:t>
-            </w:r>
-          </w:p>
-        </w:tc>
-        <w:tc>
-          <w:tcPr>
-            <w:tcW w:type="dxa" w:w="3853"/>
-            <w:tcMar>
-              <w:top w:type="dxa" w:w="60"/>
-              <w:left w:type="dxa" w:w="90"/>
-              <w:bottom w:type="dxa" w:w="60"/>
-              <w:right w:type="dxa" w:w="90"/>
-            </w:tcMar>
-          </w:tcPr>
-          <w:p/>
-        </w:tc>
-      </w:tr>
-      <w:tr>
-        <w:tc>
-          <w:tcPr>
-            <w:tcW w:type="dxa" w:w="1800"/>
-            <w:tcMar>
-              <w:top w:type="dxa" w:w="60"/>
-              <w:left w:type="dxa" w:w="90"/>
-              <w:bottom w:type="dxa" w:w="60"/>
-              <w:right w:type="dxa" w:w="90"/>
-            </w:tcMar>
-          </w:tcPr>
-          <w:p>
-            <w:r>
-              <w:rPr>
-                <w:sz w:val="18"/>
-                <w:szCs w:val="18"/>
-              </w:rPr>
-              <w:t xml:space="preserve">실행 스크립트 파일</w:t>
-            </w:r>
-          </w:p>
-        </w:tc>
-        <w:tc>
-          <w:tcPr>
-            <w:tcW w:type="dxa" w:w="3853"/>
-            <w:tcMar>
-              <w:top w:type="dxa" w:w="60"/>
-              <w:left w:type="dxa" w:w="90"/>
-              <w:bottom w:type="dxa" w:w="60"/>
-              <w:right w:type="dxa" w:w="90"/>
-            </w:tcMar>
-          </w:tcPr>
-          <w:p>
-            <w:r>
-              <w:rPr>
-                <w:sz w:val="18"/>
-                <w:szCs w:val="18"/>
-              </w:rPr>
-              <w:t xml:space="preserve">rtpred_compare.1.0.py</w:t>
-            </w:r>
-          </w:p>
-        </w:tc>
-        <w:tc>
-          <w:tcPr>
-            <w:tcW w:type="dxa" w:w="3853"/>
-            <w:tcMar>
-              <w:top w:type="dxa" w:w="60"/>
-              <w:left w:type="dxa" w:w="90"/>
-              <w:bottom w:type="dxa" w:w="60"/>
-              <w:right w:type="dxa" w:w="90"/>
-            </w:tcMar>
-          </w:tcPr>
-          <w:p/>
-        </w:tc>
-      </w:tr>
-      <w:tr>
-        <w:tc>
-          <w:tcPr>
-            <w:tcW w:type="dxa" w:w="1800"/>
-            <w:tcMar>
-              <w:top w:type="dxa" w:w="60"/>
-              <w:left w:type="dxa" w:w="90"/>
-              <w:bottom w:type="dxa" w:w="60"/>
-              <w:right w:type="dxa" w:w="90"/>
-            </w:tcMar>
-          </w:tcPr>
-          <w:p>
-            <w:r>
-              <w:rPr>
-                <w:sz w:val="18"/>
-                <w:szCs w:val="18"/>
-              </w:rPr>
-              <w:t xml:space="preserve">Processor Core (제안)</w:t>
-            </w:r>
-          </w:p>
-        </w:tc>
-        <w:tc>
-          <w:tcPr>
-            <w:tcW w:type="dxa" w:w="3853"/>
-            <w:tcMar>
-              <w:top w:type="dxa" w:w="60"/>
-              <w:left w:type="dxa" w:w="90"/>
-              <w:bottom w:type="dxa" w:w="60"/>
-              <w:right w:type="dxa" w:w="90"/>
-            </w:tcMar>
-          </w:tcPr>
-          <w:p>
-            <w:r>
-              <w:rPr>
-                <w:sz w:val="18"/>
-                <w:szCs w:val="18"/>
-              </w:rPr>
-              <w:t xml:space="preserve">4코어, 메모리 8GB</w:t>
-            </w:r>
-          </w:p>
-        </w:tc>
-        <w:tc>
-          <w:tcPr>
-            <w:tcW w:type="dxa" w:w="3853"/>
-            <w:tcMar>
-              <w:top w:type="dxa" w:w="60"/>
-              <w:left w:type="dxa" w:w="90"/>
-              <w:bottom w:type="dxa" w:w="60"/>
-              <w:right w:type="dxa" w:w="90"/>
-            </w:tcMar>
-          </w:tcPr>
-          <w:p>
-            <w:r>
-              <w:rPr>
-                <w:sz w:val="18"/>
-                <w:szCs w:val="18"/>
-              </w:rPr>
-              <w:t xml:space="preserve">4 cores, 8 GB of memory</w:t>
-            </w:r>
-          </w:p>
-        </w:tc>
-      </w:tr>
-    </w:tbl>
+        <w:t xml:space="preserve">스크립트 사용 예제</w:t>
+      </w:r>
+    </w:p>
+    <w:p>
+      <w:pPr>
+        <w:shd w:fill="F3F4F6" w:color="auto" w:val="clear"/>
+        <w:spacing w:after="0"/>
+      </w:pPr>
+      <w:r>
+        <w:rPr>
+          <w:color w:val="3A3A3A"/>
+          <w:sz w:val="19"/>
+          <w:szCs w:val="19"/>
+        </w:rPr>
+        <w:t xml:space="preserve">python rtpred_compare.1.0.py \</w:t>
+      </w:r>
+    </w:p>
+    <w:p>
+      <w:pPr>
+        <w:shd w:fill="F3F4F6" w:color="auto" w:val="clear"/>
+        <w:spacing w:after="0"/>
+      </w:pPr>
+      <w:r>
+        <w:rPr>
+          <w:color w:val="3A3A3A"/>
+          <w:sz w:val="19"/>
+          <w:szCs w:val="19"/>
+        </w:rPr>
+        <w:t xml:space="preserve">  input_dir=/data/rtpred_train \</w:t>
+      </w:r>
+    </w:p>
+    <w:p>
+      <w:pPr>
+        <w:shd w:fill="F3F4F6" w:color="auto" w:val="clear"/>
+        <w:spacing w:after="0"/>
+      </w:pPr>
+      <w:r>
+        <w:rPr>
+          <w:color w:val="3A3A3A"/>
+          <w:sz w:val="19"/>
+          <w:szCs w:val="19"/>
+        </w:rPr>
+        <w:t xml:space="preserve">  output_dir=/data/rtpred_compare \</w:t>
+      </w:r>
+    </w:p>
+    <w:p>
+      <w:pPr>
+        <w:shd w:fill="F3F4F6" w:color="auto" w:val="clear"/>
+        <w:spacing w:after="0"/>
+      </w:pPr>
+      <w:r>
+        <w:rPr>
+          <w:color w:val="3A3A3A"/>
+          <w:sz w:val="19"/>
+          <w:szCs w:val="19"/>
+        </w:rPr>
+        <w:t xml:space="preserve">  eval_file=reserved_test \</w:t>
+      </w:r>
+    </w:p>
+    <w:p>
+      <w:pPr>
+        <w:shd w:fill="F3F4F6" w:color="auto" w:val="clear"/>
+        <w:spacing w:after="0"/>
+      </w:pPr>
+      <w:r>
+        <w:rPr>
+          <w:color w:val="3A3A3A"/>
+          <w:sz w:val="19"/>
+          <w:szCs w:val="19"/>
+        </w:rPr>
+        <w:t xml:space="preserve">  sheet=first \</w:t>
+      </w:r>
+    </w:p>
+    <w:p>
+      <w:pPr>
+        <w:shd w:fill="F3F4F6" w:color="auto" w:val="clear"/>
+        <w:spacing w:after="0"/>
+      </w:pPr>
+      <w:r>
+        <w:rPr>
+          <w:color w:val="3A3A3A"/>
+          <w:sz w:val="19"/>
+          <w:szCs w:val="19"/>
+        </w:rPr>
+        <w:t xml:space="preserve">  rt_unit=auto \</w:t>
+      </w:r>
+    </w:p>
+    <w:p>
+      <w:pPr>
+        <w:shd w:fill="F3F4F6" w:color="auto" w:val="clear"/>
+        <w:spacing w:after="0"/>
+      </w:pPr>
+      <w:r>
+        <w:rPr>
+          <w:color w:val="3A3A3A"/>
+          <w:sz w:val="19"/>
+          <w:szCs w:val="19"/>
+        </w:rPr>
+        <w:t xml:space="preserve">  scope=all \</w:t>
+      </w:r>
+    </w:p>
+    <w:p>
+      <w:pPr>
+        <w:shd w:fill="F3F4F6" w:color="auto" w:val="clear"/>
+        <w:spacing w:after="0"/>
+      </w:pPr>
+      <w:r>
+        <w:rPr>
+          <w:color w:val="3A3A3A"/>
+          <w:sz w:val="19"/>
+          <w:szCs w:val="19"/>
+        </w:rPr>
+        <w:t xml:space="preserve">  title=Default and user model comparison</w:t>
+      </w:r>
+    </w:p>
     <w:p/>
+    <w:p>
+      <w:pPr>
+        <w:spacing w:after="100" w:before="200"/>
+      </w:pPr>
+      <w:r>
+        <w:rPr>
+          <w:b/>
+          <w:bCs/>
+          <w:color w:val="3A3A3A"/>
+          <w:sz w:val="24"/>
+          <w:szCs w:val="24"/>
+        </w:rPr>
+        <w:t xml:space="preserve">주요 결과 이미지</w:t>
+      </w:r>
+    </w:p>
+    <w:p>
+      <w:pPr>
+        <w:spacing w:after="140"/>
+      </w:pPr>
+      <w:r>
+        <w:t xml:space="preserve">예제 데이터(RP 합성 RT 학습 결과의 reserved_test, scope=all) 결과입니다.</w:t>
+      </w:r>
+    </w:p>
+    <w:p>
+      <w:pPr>
+        <w:spacing w:after="140"/>
+      </w:pPr>
+      <w:r>
+        <w:rPr>
+          <w:b/>
+          <w:bCs/>
+        </w:rPr>
+        <w:t xml:space="preserve">결과 1. 후보별 오차와 측정-예측 비교</w:t>
+      </w:r>
+    </w:p>
+    <w:p>
+      <w:pPr>
+        <w:pStyle w:val="ListParagraph"/>
+        <w:numPr>
+          <w:ilvl w:val="0"/>
+          <w:numId w:val="2"/>
+        </w:numPr>
+        <w:spacing w:after="80"/>
+      </w:pPr>
+      <w:r>
+        <w:t xml:space="preserve">결과 파일: </w:t>
+      </w:r>
+      <w:r>
+        <w:t xml:space="preserve">result/&lt;MODE&gt;/comparison.png</w:t>
+      </w:r>
+      <w:r>
+        <w:t xml:space="preserve"> (같은 그림 </w:t>
+      </w:r>
+      <w:r>
+        <w:t xml:space="preserve">comparison.svg</w:t>
+      </w:r>
+      <w:r>
+        <w:t xml:space="preserve">, 표 </w:t>
+      </w:r>
+      <w:r>
+        <w:t xml:space="preserve">comparison.csv</w:t>
+      </w:r>
+      <w:r>
+        <w:t xml:space="preserve">, </w:t>
+      </w:r>
+      <w:r>
+        <w:t xml:space="preserve">predictions_long.csv</w:t>
+      </w:r>
+      <w:r>
+        <w:t xml:space="preserve">), 모드 통합 표 </w:t>
+      </w:r>
+      <w:r>
+        <w:t xml:space="preserve">result/comparison.csv</w:t>
+      </w:r>
+    </w:p>
     <w:p>
       <w:pPr>
         <w:spacing w:after="120"/>
@@ -10658,7 +14157,7 @@
           <w:sz w:val="18"/>
           <w:szCs w:val="18"/>
         </w:rPr>
-        <w:t xml:space="preserve">등록 메모: 작업 파일 </w:t>
+        <w:t xml:space="preserve">그림: </w:t>
       </w:r>
       <w:r>
         <w:rPr>
@@ -10666,3313 +14165,7 @@
           <w:sz w:val="18"/>
           <w:szCs w:val="18"/>
         </w:rPr>
-        <w:t xml:space="preserve">scripts/RTpred/rtpred_compare.1.1.py</w:t>
-      </w:r>
-      <w:r>
-        <w:rPr>
-          <w:color w:val="8A8F99"/>
-          <w:sz w:val="18"/>
-          <w:szCs w:val="18"/>
-        </w:rPr>
-        <w:t xml:space="preserve">를 배포 번호 1.0으로 올립니다.</w:t>
-      </w:r>
-    </w:p>
-    <w:p>
-      <w:pPr>
-        <w:spacing w:after="100" w:before="200"/>
-      </w:pPr>
-      <w:r>
-        <w:rPr>
-          <w:b/>
-          <w:bCs/>
-          <w:color w:val="3A3A3A"/>
-          <w:sz w:val="24"/>
-          <w:szCs w:val="24"/>
-        </w:rPr>
-        <w:t xml:space="preserve">실행 이미지</w:t>
-      </w:r>
-    </w:p>
-    <w:p>
-      <w:pPr>
-        <w:spacing w:after="140"/>
-      </w:pPr>
-      <w:r>
-        <w:t xml:space="preserve">이미지: bx_rtpred_compare 1.0</w:t>
-      </w:r>
-    </w:p>
-    <w:tbl>
-      <w:tblPr>
-        <w:tblW w:type="dxa" w:w="9506"/>
-        <w:tblBorders>
-          <w:top w:val="single" w:color="auto" w:sz="4"/>
-          <w:left w:val="single" w:color="auto" w:sz="4"/>
-          <w:bottom w:val="single" w:color="auto" w:sz="4"/>
-          <w:right w:val="single" w:color="auto" w:sz="4"/>
-          <w:insideH w:val="single" w:color="auto" w:sz="4"/>
-          <w:insideV w:val="single" w:color="auto" w:sz="4"/>
-        </w:tblBorders>
-      </w:tblPr>
-      <w:tblGrid>
-        <w:gridCol w:w="4753"/>
-        <w:gridCol w:w="4753"/>
-      </w:tblGrid>
-      <w:tr>
-        <w:tc>
-          <w:tcPr>
-            <w:tcW w:type="dxa" w:w="4753"/>
-            <w:shd w:fill="E8EDF6" w:color="auto" w:val="clear"/>
-            <w:tcMar>
-              <w:top w:type="dxa" w:w="60"/>
-              <w:left w:type="dxa" w:w="90"/>
-              <w:bottom w:type="dxa" w:w="60"/>
-              <w:right w:type="dxa" w:w="90"/>
-            </w:tcMar>
-          </w:tcPr>
-          <w:p>
-            <w:r>
-              <w:rPr>
-                <w:b/>
-                <w:bCs/>
-                <w:color w:val="32549C"/>
-                <w:sz w:val="18"/>
-                <w:szCs w:val="18"/>
-              </w:rPr>
-              <w:t xml:space="preserve">항목 / Item</w:t>
-            </w:r>
-          </w:p>
-        </w:tc>
-        <w:tc>
-          <w:tcPr>
-            <w:tcW w:type="dxa" w:w="4753"/>
-            <w:shd w:fill="E8EDF6" w:color="auto" w:val="clear"/>
-            <w:tcMar>
-              <w:top w:type="dxa" w:w="60"/>
-              <w:left w:type="dxa" w:w="90"/>
-              <w:bottom w:type="dxa" w:w="60"/>
-              <w:right w:type="dxa" w:w="90"/>
-            </w:tcMar>
-          </w:tcPr>
-          <w:p>
-            <w:r>
-              <w:rPr>
-                <w:b/>
-                <w:bCs/>
-                <w:color w:val="32549C"/>
-                <w:sz w:val="18"/>
-                <w:szCs w:val="18"/>
-              </w:rPr>
-              <w:t xml:space="preserve">값 / Value</w:t>
-            </w:r>
-          </w:p>
-        </w:tc>
-      </w:tr>
-      <w:tr>
-        <w:tc>
-          <w:tcPr>
-            <w:tcW w:type="dxa" w:w="4753"/>
-            <w:tcMar>
-              <w:top w:type="dxa" w:w="60"/>
-              <w:left w:type="dxa" w:w="90"/>
-              <w:bottom w:type="dxa" w:w="60"/>
-              <w:right w:type="dxa" w:w="90"/>
-            </w:tcMar>
-          </w:tcPr>
-          <w:p>
-            <w:r>
-              <w:rPr>
-                <w:sz w:val="18"/>
-                <w:szCs w:val="18"/>
-              </w:rPr>
-              <w:t xml:space="preserve">DEF 파일</w:t>
-            </w:r>
-          </w:p>
-        </w:tc>
-        <w:tc>
-          <w:tcPr>
-            <w:tcW w:type="dxa" w:w="4753"/>
-            <w:tcMar>
-              <w:top w:type="dxa" w:w="60"/>
-              <w:left w:type="dxa" w:w="90"/>
-              <w:bottom w:type="dxa" w:w="60"/>
-              <w:right w:type="dxa" w:w="90"/>
-            </w:tcMar>
-          </w:tcPr>
-          <w:p>
-            <w:r>
-              <w:rPr>
-                <w:sz w:val="18"/>
-                <w:szCs w:val="18"/>
-              </w:rPr>
-              <w:t xml:space="preserve">defs/RTpred/bx_rtpred_compare.1.0.def</w:t>
-            </w:r>
-          </w:p>
-        </w:tc>
-      </w:tr>
-      <w:tr>
-        <w:tc>
-          <w:tcPr>
-            <w:tcW w:type="dxa" w:w="4753"/>
-            <w:tcMar>
-              <w:top w:type="dxa" w:w="60"/>
-              <w:left w:type="dxa" w:w="90"/>
-              <w:bottom w:type="dxa" w:w="60"/>
-              <w:right w:type="dxa" w:w="90"/>
-            </w:tcMar>
-          </w:tcPr>
-          <w:p>
-            <w:r>
-              <w:rPr>
-                <w:sz w:val="18"/>
-                <w:szCs w:val="18"/>
-              </w:rPr>
-              <w:t xml:space="preserve">DEF Bootstrap</w:t>
-            </w:r>
-          </w:p>
-        </w:tc>
-        <w:tc>
-          <w:tcPr>
-            <w:tcW w:type="dxa" w:w="4753"/>
-            <w:tcMar>
-              <w:top w:type="dxa" w:w="60"/>
-              <w:left w:type="dxa" w:w="90"/>
-              <w:bottom w:type="dxa" w:w="60"/>
-              <w:right w:type="dxa" w:w="90"/>
-            </w:tcMar>
-          </w:tcPr>
-          <w:p>
-            <w:r>
-              <w:rPr>
-                <w:sz w:val="18"/>
-                <w:szCs w:val="18"/>
-              </w:rPr>
-              <w:t xml:space="preserve">docker</w:t>
-            </w:r>
-          </w:p>
-        </w:tc>
-      </w:tr>
-      <w:tr>
-        <w:tc>
-          <w:tcPr>
-            <w:tcW w:type="dxa" w:w="4753"/>
-            <w:tcMar>
-              <w:top w:type="dxa" w:w="60"/>
-              <w:left w:type="dxa" w:w="90"/>
-              <w:bottom w:type="dxa" w:w="60"/>
-              <w:right w:type="dxa" w:w="90"/>
-            </w:tcMar>
-          </w:tcPr>
-          <w:p>
-            <w:r>
-              <w:rPr>
-                <w:sz w:val="18"/>
-                <w:szCs w:val="18"/>
-              </w:rPr>
-              <w:t xml:space="preserve">DEF From</w:t>
-            </w:r>
-          </w:p>
-        </w:tc>
-        <w:tc>
-          <w:tcPr>
-            <w:tcW w:type="dxa" w:w="4753"/>
-            <w:tcMar>
-              <w:top w:type="dxa" w:w="60"/>
-              <w:left w:type="dxa" w:w="90"/>
-              <w:bottom w:type="dxa" w:w="60"/>
-              <w:right w:type="dxa" w:w="90"/>
-            </w:tcMar>
-          </w:tcPr>
-          <w:p>
-            <w:r>
-              <w:rPr>
-                <w:sz w:val="18"/>
-                <w:szCs w:val="18"/>
-              </w:rPr>
-              <w:t xml:space="preserve">Debian 12 bookworm (</w:t>
-            </w:r>
-            <w:r>
-              <w:rPr>
-                <w:sz w:val="18"/>
-                <w:szCs w:val="18"/>
-              </w:rPr>
-              <w:t xml:space="preserve">python:3.13.15-slim-bookworm</w:t>
-            </w:r>
-            <w:r>
-              <w:rPr>
-                <w:sz w:val="18"/>
-                <w:szCs w:val="18"/>
-              </w:rPr>
-              <w:t xml:space="preserve">)</w:t>
-            </w:r>
-          </w:p>
-        </w:tc>
-      </w:tr>
-      <w:tr>
-        <w:tc>
-          <w:tcPr>
-            <w:tcW w:type="dxa" w:w="4753"/>
-            <w:tcMar>
-              <w:top w:type="dxa" w:w="60"/>
-              <w:left w:type="dxa" w:w="90"/>
-              <w:bottom w:type="dxa" w:w="60"/>
-              <w:right w:type="dxa" w:w="90"/>
-            </w:tcMar>
-          </w:tcPr>
-          <w:p>
-            <w:r>
-              <w:rPr>
-                <w:sz w:val="18"/>
-                <w:szCs w:val="18"/>
-              </w:rPr>
-              <w:t xml:space="preserve">설치 도구 / installer</w:t>
-            </w:r>
-          </w:p>
-        </w:tc>
-        <w:tc>
-          <w:tcPr>
-            <w:tcW w:type="dxa" w:w="4753"/>
-            <w:tcMar>
-              <w:top w:type="dxa" w:w="60"/>
-              <w:left w:type="dxa" w:w="90"/>
-              <w:bottom w:type="dxa" w:w="60"/>
-              <w:right w:type="dxa" w:w="90"/>
-            </w:tcMar>
-          </w:tcPr>
-          <w:p>
-            <w:r>
-              <w:rPr>
-                <w:sz w:val="18"/>
-                <w:szCs w:val="18"/>
-              </w:rPr>
-              <w:t xml:space="preserve">pip(해시 고정), apt (conda 사용 안 함)</w:t>
-            </w:r>
-          </w:p>
-        </w:tc>
-      </w:tr>
-    </w:tbl>
-    <w:p/>
-    <w:tbl>
-      <w:tblPr>
-        <w:tblW w:type="dxa" w:w="9506"/>
-        <w:tblBorders>
-          <w:top w:val="single" w:color="auto" w:sz="4"/>
-          <w:left w:val="single" w:color="auto" w:sz="4"/>
-          <w:bottom w:val="single" w:color="auto" w:sz="4"/>
-          <w:right w:val="single" w:color="auto" w:sz="4"/>
-          <w:insideH w:val="single" w:color="auto" w:sz="4"/>
-          <w:insideV w:val="single" w:color="auto" w:sz="4"/>
-        </w:tblBorders>
-      </w:tblPr>
-      <w:tblGrid>
-        <w:gridCol w:w="1800"/>
-        <w:gridCol w:w="3853"/>
-        <w:gridCol w:w="3853"/>
-      </w:tblGrid>
-      <w:tr>
-        <w:tc>
-          <w:tcPr>
-            <w:tcW w:type="dxa" w:w="1800"/>
-            <w:shd w:fill="E8EDF6" w:color="auto" w:val="clear"/>
-            <w:tcMar>
-              <w:top w:type="dxa" w:w="60"/>
-              <w:left w:type="dxa" w:w="90"/>
-              <w:bottom w:type="dxa" w:w="60"/>
-              <w:right w:type="dxa" w:w="90"/>
-            </w:tcMar>
-          </w:tcPr>
-          <w:p>
-            <w:r>
-              <w:rPr>
-                <w:b/>
-                <w:bCs/>
-                <w:color w:val="32549C"/>
-                <w:sz w:val="18"/>
-                <w:szCs w:val="18"/>
-              </w:rPr>
-              <w:t xml:space="preserve">분석도구</w:t>
-            </w:r>
-          </w:p>
-        </w:tc>
-        <w:tc>
-          <w:tcPr>
-            <w:tcW w:type="dxa" w:w="3853"/>
-            <w:shd w:fill="E8EDF6" w:color="auto" w:val="clear"/>
-            <w:tcMar>
-              <w:top w:type="dxa" w:w="60"/>
-              <w:left w:type="dxa" w:w="90"/>
-              <w:bottom w:type="dxa" w:w="60"/>
-              <w:right w:type="dxa" w:w="90"/>
-            </w:tcMar>
-          </w:tcPr>
-          <w:p>
-            <w:r>
-              <w:rPr>
-                <w:b/>
-                <w:bCs/>
-                <w:color w:val="32549C"/>
-                <w:sz w:val="18"/>
-                <w:szCs w:val="18"/>
-              </w:rPr>
-              <w:t xml:space="preserve">버전</w:t>
-            </w:r>
-          </w:p>
-        </w:tc>
-        <w:tc>
-          <w:tcPr>
-            <w:tcW w:type="dxa" w:w="3853"/>
-            <w:shd w:fill="E8EDF6" w:color="auto" w:val="clear"/>
-            <w:tcMar>
-              <w:top w:type="dxa" w:w="60"/>
-              <w:left w:type="dxa" w:w="90"/>
-              <w:bottom w:type="dxa" w:w="60"/>
-              <w:right w:type="dxa" w:w="90"/>
-            </w:tcMar>
-          </w:tcPr>
-          <w:p>
-            <w:r>
-              <w:rPr>
-                <w:b/>
-                <w:bCs/>
-                <w:color w:val="32549C"/>
-                <w:sz w:val="18"/>
-                <w:szCs w:val="18"/>
-              </w:rPr>
-              <w:t xml:space="preserve">홈페이지</w:t>
-            </w:r>
-          </w:p>
-        </w:tc>
-      </w:tr>
-      <w:tr>
-        <w:tc>
-          <w:tcPr>
-            <w:tcW w:type="dxa" w:w="1800"/>
-            <w:tcMar>
-              <w:top w:type="dxa" w:w="60"/>
-              <w:left w:type="dxa" w:w="90"/>
-              <w:bottom w:type="dxa" w:w="60"/>
-              <w:right w:type="dxa" w:w="90"/>
-            </w:tcMar>
-          </w:tcPr>
-          <w:p>
-            <w:r>
-              <w:rPr>
-                <w:sz w:val="18"/>
-                <w:szCs w:val="18"/>
-              </w:rPr>
-              <w:t xml:space="preserve">Python</w:t>
-            </w:r>
-          </w:p>
-        </w:tc>
-        <w:tc>
-          <w:tcPr>
-            <w:tcW w:type="dxa" w:w="3853"/>
-            <w:tcMar>
-              <w:top w:type="dxa" w:w="60"/>
-              <w:left w:type="dxa" w:w="90"/>
-              <w:bottom w:type="dxa" w:w="60"/>
-              <w:right w:type="dxa" w:w="90"/>
-            </w:tcMar>
-          </w:tcPr>
-          <w:p>
-            <w:r>
-              <w:rPr>
-                <w:sz w:val="18"/>
-                <w:szCs w:val="18"/>
-              </w:rPr>
-              <w:t xml:space="preserve">3.13.15</w:t>
-            </w:r>
-          </w:p>
-        </w:tc>
-        <w:tc>
-          <w:tcPr>
-            <w:tcW w:type="dxa" w:w="3853"/>
-            <w:tcMar>
-              <w:top w:type="dxa" w:w="60"/>
-              <w:left w:type="dxa" w:w="90"/>
-              <w:bottom w:type="dxa" w:w="60"/>
-              <w:right w:type="dxa" w:w="90"/>
-            </w:tcMar>
-          </w:tcPr>
-          <w:p>
-            <w:r>
-              <w:rPr>
-                <w:sz w:val="18"/>
-                <w:szCs w:val="18"/>
-              </w:rPr>
-              <w:t xml:space="preserve">https://www.python.org/</w:t>
-            </w:r>
-          </w:p>
-        </w:tc>
-      </w:tr>
-      <w:tr>
-        <w:tc>
-          <w:tcPr>
-            <w:tcW w:type="dxa" w:w="1800"/>
-            <w:tcMar>
-              <w:top w:type="dxa" w:w="60"/>
-              <w:left w:type="dxa" w:w="90"/>
-              <w:bottom w:type="dxa" w:w="60"/>
-              <w:right w:type="dxa" w:w="90"/>
-            </w:tcMar>
-          </w:tcPr>
-          <w:p>
-            <w:r>
-              <w:rPr>
-                <w:sz w:val="18"/>
-                <w:szCs w:val="18"/>
-              </w:rPr>
-              <w:t xml:space="preserve">RDKit</w:t>
-            </w:r>
-          </w:p>
-        </w:tc>
-        <w:tc>
-          <w:tcPr>
-            <w:tcW w:type="dxa" w:w="3853"/>
-            <w:tcMar>
-              <w:top w:type="dxa" w:w="60"/>
-              <w:left w:type="dxa" w:w="90"/>
-              <w:bottom w:type="dxa" w:w="60"/>
-              <w:right w:type="dxa" w:w="90"/>
-            </w:tcMar>
-          </w:tcPr>
-          <w:p>
-            <w:r>
-              <w:rPr>
-                <w:sz w:val="18"/>
-                <w:szCs w:val="18"/>
-              </w:rPr>
-              <w:t xml:space="preserve">2026.3.1</w:t>
-            </w:r>
-          </w:p>
-        </w:tc>
-        <w:tc>
-          <w:tcPr>
-            <w:tcW w:type="dxa" w:w="3853"/>
-            <w:tcMar>
-              <w:top w:type="dxa" w:w="60"/>
-              <w:left w:type="dxa" w:w="90"/>
-              <w:bottom w:type="dxa" w:w="60"/>
-              <w:right w:type="dxa" w:w="90"/>
-            </w:tcMar>
-          </w:tcPr>
-          <w:p>
-            <w:r>
-              <w:rPr>
-                <w:sz w:val="18"/>
-                <w:szCs w:val="18"/>
-              </w:rPr>
-              <w:t xml:space="preserve">https://www.rdkit.org/</w:t>
-            </w:r>
-          </w:p>
-        </w:tc>
-      </w:tr>
-      <w:tr>
-        <w:tc>
-          <w:tcPr>
-            <w:tcW w:type="dxa" w:w="1800"/>
-            <w:tcMar>
-              <w:top w:type="dxa" w:w="60"/>
-              <w:left w:type="dxa" w:w="90"/>
-              <w:bottom w:type="dxa" w:w="60"/>
-              <w:right w:type="dxa" w:w="90"/>
-            </w:tcMar>
-          </w:tcPr>
-          <w:p>
-            <w:r>
-              <w:rPr>
-                <w:sz w:val="18"/>
-                <w:szCs w:val="18"/>
-              </w:rPr>
-              <w:t xml:space="preserve">AutoGluon Tabular</w:t>
-            </w:r>
-          </w:p>
-        </w:tc>
-        <w:tc>
-          <w:tcPr>
-            <w:tcW w:type="dxa" w:w="3853"/>
-            <w:tcMar>
-              <w:top w:type="dxa" w:w="60"/>
-              <w:left w:type="dxa" w:w="90"/>
-              <w:bottom w:type="dxa" w:w="60"/>
-              <w:right w:type="dxa" w:w="90"/>
-            </w:tcMar>
-          </w:tcPr>
-          <w:p>
-            <w:r>
-              <w:rPr>
-                <w:sz w:val="18"/>
-                <w:szCs w:val="18"/>
-              </w:rPr>
-              <w:t xml:space="preserve">1.5.0</w:t>
-            </w:r>
-          </w:p>
-        </w:tc>
-        <w:tc>
-          <w:tcPr>
-            <w:tcW w:type="dxa" w:w="3853"/>
-            <w:tcMar>
-              <w:top w:type="dxa" w:w="60"/>
-              <w:left w:type="dxa" w:w="90"/>
-              <w:bottom w:type="dxa" w:w="60"/>
-              <w:right w:type="dxa" w:w="90"/>
-            </w:tcMar>
-          </w:tcPr>
-          <w:p>
-            <w:r>
-              <w:rPr>
-                <w:sz w:val="18"/>
-                <w:szCs w:val="18"/>
-              </w:rPr>
-              <w:t xml:space="preserve">https://auto.gluon.ai/</w:t>
-            </w:r>
-          </w:p>
-        </w:tc>
-      </w:tr>
-      <w:tr>
-        <w:tc>
-          <w:tcPr>
-            <w:tcW w:type="dxa" w:w="1800"/>
-            <w:tcMar>
-              <w:top w:type="dxa" w:w="60"/>
-              <w:left w:type="dxa" w:w="90"/>
-              <w:bottom w:type="dxa" w:w="60"/>
-              <w:right w:type="dxa" w:w="90"/>
-            </w:tcMar>
-          </w:tcPr>
-          <w:p>
-            <w:r>
-              <w:rPr>
-                <w:sz w:val="18"/>
-                <w:szCs w:val="18"/>
-              </w:rPr>
-              <w:t xml:space="preserve">scikit-learn</w:t>
-            </w:r>
-          </w:p>
-        </w:tc>
-        <w:tc>
-          <w:tcPr>
-            <w:tcW w:type="dxa" w:w="3853"/>
-            <w:tcMar>
-              <w:top w:type="dxa" w:w="60"/>
-              <w:left w:type="dxa" w:w="90"/>
-              <w:bottom w:type="dxa" w:w="60"/>
-              <w:right w:type="dxa" w:w="90"/>
-            </w:tcMar>
-          </w:tcPr>
-          <w:p>
-            <w:r>
-              <w:rPr>
-                <w:sz w:val="18"/>
-                <w:szCs w:val="18"/>
-              </w:rPr>
-              <w:t xml:space="preserve">1.7.1</w:t>
-            </w:r>
-          </w:p>
-        </w:tc>
-        <w:tc>
-          <w:tcPr>
-            <w:tcW w:type="dxa" w:w="3853"/>
-            <w:tcMar>
-              <w:top w:type="dxa" w:w="60"/>
-              <w:left w:type="dxa" w:w="90"/>
-              <w:bottom w:type="dxa" w:w="60"/>
-              <w:right w:type="dxa" w:w="90"/>
-            </w:tcMar>
-          </w:tcPr>
-          <w:p>
-            <w:r>
-              <w:rPr>
-                <w:sz w:val="18"/>
-                <w:szCs w:val="18"/>
-              </w:rPr>
-              <w:t xml:space="preserve">https://scikit-learn.org/</w:t>
-            </w:r>
-          </w:p>
-        </w:tc>
-      </w:tr>
-      <w:tr>
-        <w:tc>
-          <w:tcPr>
-            <w:tcW w:type="dxa" w:w="1800"/>
-            <w:tcMar>
-              <w:top w:type="dxa" w:w="60"/>
-              <w:left w:type="dxa" w:w="90"/>
-              <w:bottom w:type="dxa" w:w="60"/>
-              <w:right w:type="dxa" w:w="90"/>
-            </w:tcMar>
-          </w:tcPr>
-          <w:p>
-            <w:r>
-              <w:rPr>
-                <w:sz w:val="18"/>
-                <w:szCs w:val="18"/>
-              </w:rPr>
-              <w:t xml:space="preserve">SciPy</w:t>
-            </w:r>
-          </w:p>
-        </w:tc>
-        <w:tc>
-          <w:tcPr>
-            <w:tcW w:type="dxa" w:w="3853"/>
-            <w:tcMar>
-              <w:top w:type="dxa" w:w="60"/>
-              <w:left w:type="dxa" w:w="90"/>
-              <w:bottom w:type="dxa" w:w="60"/>
-              <w:right w:type="dxa" w:w="90"/>
-            </w:tcMar>
-          </w:tcPr>
-          <w:p>
-            <w:r>
-              <w:rPr>
-                <w:sz w:val="18"/>
-                <w:szCs w:val="18"/>
-              </w:rPr>
-              <w:t xml:space="preserve">1.16.3</w:t>
-            </w:r>
-          </w:p>
-        </w:tc>
-        <w:tc>
-          <w:tcPr>
-            <w:tcW w:type="dxa" w:w="3853"/>
-            <w:tcMar>
-              <w:top w:type="dxa" w:w="60"/>
-              <w:left w:type="dxa" w:w="90"/>
-              <w:bottom w:type="dxa" w:w="60"/>
-              <w:right w:type="dxa" w:w="90"/>
-            </w:tcMar>
-          </w:tcPr>
-          <w:p>
-            <w:r>
-              <w:rPr>
-                <w:sz w:val="18"/>
-                <w:szCs w:val="18"/>
-              </w:rPr>
-              <w:t xml:space="preserve">https://scipy.org/</w:t>
-            </w:r>
-          </w:p>
-        </w:tc>
-      </w:tr>
-      <w:tr>
-        <w:tc>
-          <w:tcPr>
-            <w:tcW w:type="dxa" w:w="1800"/>
-            <w:tcMar>
-              <w:top w:type="dxa" w:w="60"/>
-              <w:left w:type="dxa" w:w="90"/>
-              <w:bottom w:type="dxa" w:w="60"/>
-              <w:right w:type="dxa" w:w="90"/>
-            </w:tcMar>
-          </w:tcPr>
-          <w:p>
-            <w:r>
-              <w:rPr>
-                <w:sz w:val="18"/>
-                <w:szCs w:val="18"/>
-              </w:rPr>
-              <w:t xml:space="preserve">NumPy</w:t>
-            </w:r>
-          </w:p>
-        </w:tc>
-        <w:tc>
-          <w:tcPr>
-            <w:tcW w:type="dxa" w:w="3853"/>
-            <w:tcMar>
-              <w:top w:type="dxa" w:w="60"/>
-              <w:left w:type="dxa" w:w="90"/>
-              <w:bottom w:type="dxa" w:w="60"/>
-              <w:right w:type="dxa" w:w="90"/>
-            </w:tcMar>
-          </w:tcPr>
-          <w:p>
-            <w:r>
-              <w:rPr>
-                <w:sz w:val="18"/>
-                <w:szCs w:val="18"/>
-              </w:rPr>
-              <w:t xml:space="preserve">2.3.5</w:t>
-            </w:r>
-          </w:p>
-        </w:tc>
-        <w:tc>
-          <w:tcPr>
-            <w:tcW w:type="dxa" w:w="3853"/>
-            <w:tcMar>
-              <w:top w:type="dxa" w:w="60"/>
-              <w:left w:type="dxa" w:w="90"/>
-              <w:bottom w:type="dxa" w:w="60"/>
-              <w:right w:type="dxa" w:w="90"/>
-            </w:tcMar>
-          </w:tcPr>
-          <w:p>
-            <w:r>
-              <w:rPr>
-                <w:sz w:val="18"/>
-                <w:szCs w:val="18"/>
-              </w:rPr>
-              <w:t xml:space="preserve">https://numpy.org/</w:t>
-            </w:r>
-          </w:p>
-        </w:tc>
-      </w:tr>
-      <w:tr>
-        <w:tc>
-          <w:tcPr>
-            <w:tcW w:type="dxa" w:w="1800"/>
-            <w:tcMar>
-              <w:top w:type="dxa" w:w="60"/>
-              <w:left w:type="dxa" w:w="90"/>
-              <w:bottom w:type="dxa" w:w="60"/>
-              <w:right w:type="dxa" w:w="90"/>
-            </w:tcMar>
-          </w:tcPr>
-          <w:p>
-            <w:r>
-              <w:rPr>
-                <w:sz w:val="18"/>
-                <w:szCs w:val="18"/>
-              </w:rPr>
-              <w:t xml:space="preserve">pandas</w:t>
-            </w:r>
-          </w:p>
-        </w:tc>
-        <w:tc>
-          <w:tcPr>
-            <w:tcW w:type="dxa" w:w="3853"/>
-            <w:tcMar>
-              <w:top w:type="dxa" w:w="60"/>
-              <w:left w:type="dxa" w:w="90"/>
-              <w:bottom w:type="dxa" w:w="60"/>
-              <w:right w:type="dxa" w:w="90"/>
-            </w:tcMar>
-          </w:tcPr>
-          <w:p>
-            <w:r>
-              <w:rPr>
-                <w:sz w:val="18"/>
-                <w:szCs w:val="18"/>
-              </w:rPr>
-              <w:t xml:space="preserve">2.3.3</w:t>
-            </w:r>
-          </w:p>
-        </w:tc>
-        <w:tc>
-          <w:tcPr>
-            <w:tcW w:type="dxa" w:w="3853"/>
-            <w:tcMar>
-              <w:top w:type="dxa" w:w="60"/>
-              <w:left w:type="dxa" w:w="90"/>
-              <w:bottom w:type="dxa" w:w="60"/>
-              <w:right w:type="dxa" w:w="90"/>
-            </w:tcMar>
-          </w:tcPr>
-          <w:p>
-            <w:r>
-              <w:rPr>
-                <w:sz w:val="18"/>
-                <w:szCs w:val="18"/>
-              </w:rPr>
-              <w:t xml:space="preserve">https://pandas.pydata.org/</w:t>
-            </w:r>
-          </w:p>
-        </w:tc>
-      </w:tr>
-      <w:tr>
-        <w:tc>
-          <w:tcPr>
-            <w:tcW w:type="dxa" w:w="1800"/>
-            <w:tcMar>
-              <w:top w:type="dxa" w:w="60"/>
-              <w:left w:type="dxa" w:w="90"/>
-              <w:bottom w:type="dxa" w:w="60"/>
-              <w:right w:type="dxa" w:w="90"/>
-            </w:tcMar>
-          </w:tcPr>
-          <w:p>
-            <w:r>
-              <w:rPr>
-                <w:sz w:val="18"/>
-                <w:szCs w:val="18"/>
-              </w:rPr>
-              <w:t xml:space="preserve">LightGBM</w:t>
-            </w:r>
-          </w:p>
-        </w:tc>
-        <w:tc>
-          <w:tcPr>
-            <w:tcW w:type="dxa" w:w="3853"/>
-            <w:tcMar>
-              <w:top w:type="dxa" w:w="60"/>
-              <w:left w:type="dxa" w:w="90"/>
-              <w:bottom w:type="dxa" w:w="60"/>
-              <w:right w:type="dxa" w:w="90"/>
-            </w:tcMar>
-          </w:tcPr>
-          <w:p>
-            <w:r>
-              <w:rPr>
-                <w:sz w:val="18"/>
-                <w:szCs w:val="18"/>
-              </w:rPr>
-              <w:t xml:space="preserve">4.6.0</w:t>
-            </w:r>
-          </w:p>
-        </w:tc>
-        <w:tc>
-          <w:tcPr>
-            <w:tcW w:type="dxa" w:w="3853"/>
-            <w:tcMar>
-              <w:top w:type="dxa" w:w="60"/>
-              <w:left w:type="dxa" w:w="90"/>
-              <w:bottom w:type="dxa" w:w="60"/>
-              <w:right w:type="dxa" w:w="90"/>
-            </w:tcMar>
-          </w:tcPr>
-          <w:p>
-            <w:r>
-              <w:rPr>
-                <w:sz w:val="18"/>
-                <w:szCs w:val="18"/>
-              </w:rPr>
-              <w:t xml:space="preserve">https://lightgbm.readthedocs.io/</w:t>
-            </w:r>
-          </w:p>
-        </w:tc>
-      </w:tr>
-      <w:tr>
-        <w:tc>
-          <w:tcPr>
-            <w:tcW w:type="dxa" w:w="1800"/>
-            <w:tcMar>
-              <w:top w:type="dxa" w:w="60"/>
-              <w:left w:type="dxa" w:w="90"/>
-              <w:bottom w:type="dxa" w:w="60"/>
-              <w:right w:type="dxa" w:w="90"/>
-            </w:tcMar>
-          </w:tcPr>
-          <w:p>
-            <w:r>
-              <w:rPr>
-                <w:sz w:val="18"/>
-                <w:szCs w:val="18"/>
-              </w:rPr>
-              <w:t xml:space="preserve">CatBoost</w:t>
-            </w:r>
-          </w:p>
-        </w:tc>
-        <w:tc>
-          <w:tcPr>
-            <w:tcW w:type="dxa" w:w="3853"/>
-            <w:tcMar>
-              <w:top w:type="dxa" w:w="60"/>
-              <w:left w:type="dxa" w:w="90"/>
-              <w:bottom w:type="dxa" w:w="60"/>
-              <w:right w:type="dxa" w:w="90"/>
-            </w:tcMar>
-          </w:tcPr>
-          <w:p>
-            <w:r>
-              <w:rPr>
-                <w:sz w:val="18"/>
-                <w:szCs w:val="18"/>
-              </w:rPr>
-              <w:t xml:space="preserve">1.2.10</w:t>
-            </w:r>
-          </w:p>
-        </w:tc>
-        <w:tc>
-          <w:tcPr>
-            <w:tcW w:type="dxa" w:w="3853"/>
-            <w:tcMar>
-              <w:top w:type="dxa" w:w="60"/>
-              <w:left w:type="dxa" w:w="90"/>
-              <w:bottom w:type="dxa" w:w="60"/>
-              <w:right w:type="dxa" w:w="90"/>
-            </w:tcMar>
-          </w:tcPr>
-          <w:p>
-            <w:r>
-              <w:rPr>
-                <w:sz w:val="18"/>
-                <w:szCs w:val="18"/>
-              </w:rPr>
-              <w:t xml:space="preserve">https://catboost.ai/</w:t>
-            </w:r>
-          </w:p>
-        </w:tc>
-      </w:tr>
-      <w:tr>
-        <w:tc>
-          <w:tcPr>
-            <w:tcW w:type="dxa" w:w="1800"/>
-            <w:tcMar>
-              <w:top w:type="dxa" w:w="60"/>
-              <w:left w:type="dxa" w:w="90"/>
-              <w:bottom w:type="dxa" w:w="60"/>
-              <w:right w:type="dxa" w:w="90"/>
-            </w:tcMar>
-          </w:tcPr>
-          <w:p>
-            <w:r>
-              <w:rPr>
-                <w:sz w:val="18"/>
-                <w:szCs w:val="18"/>
-              </w:rPr>
-              <w:t xml:space="preserve">Matplotlib</w:t>
-            </w:r>
-          </w:p>
-        </w:tc>
-        <w:tc>
-          <w:tcPr>
-            <w:tcW w:type="dxa" w:w="3853"/>
-            <w:tcMar>
-              <w:top w:type="dxa" w:w="60"/>
-              <w:left w:type="dxa" w:w="90"/>
-              <w:bottom w:type="dxa" w:w="60"/>
-              <w:right w:type="dxa" w:w="90"/>
-            </w:tcMar>
-          </w:tcPr>
-          <w:p>
-            <w:r>
-              <w:rPr>
-                <w:sz w:val="18"/>
-                <w:szCs w:val="18"/>
-              </w:rPr>
-              <w:t xml:space="preserve">3.10.9</w:t>
-            </w:r>
-          </w:p>
-        </w:tc>
-        <w:tc>
-          <w:tcPr>
-            <w:tcW w:type="dxa" w:w="3853"/>
-            <w:tcMar>
-              <w:top w:type="dxa" w:w="60"/>
-              <w:left w:type="dxa" w:w="90"/>
-              <w:bottom w:type="dxa" w:w="60"/>
-              <w:right w:type="dxa" w:w="90"/>
-            </w:tcMar>
-          </w:tcPr>
-          <w:p>
-            <w:r>
-              <w:rPr>
-                <w:sz w:val="18"/>
-                <w:szCs w:val="18"/>
-              </w:rPr>
-              <w:t xml:space="preserve">https://matplotlib.org/</w:t>
-            </w:r>
-          </w:p>
-        </w:tc>
-      </w:tr>
-      <w:tr>
-        <w:tc>
-          <w:tcPr>
-            <w:tcW w:type="dxa" w:w="1800"/>
-            <w:tcMar>
-              <w:top w:type="dxa" w:w="60"/>
-              <w:left w:type="dxa" w:w="90"/>
-              <w:bottom w:type="dxa" w:w="60"/>
-              <w:right w:type="dxa" w:w="90"/>
-            </w:tcMar>
-          </w:tcPr>
-          <w:p>
-            <w:r>
-              <w:rPr>
-                <w:sz w:val="18"/>
-                <w:szCs w:val="18"/>
-              </w:rPr>
-              <w:t xml:space="preserve">openpyxl</w:t>
-            </w:r>
-          </w:p>
-        </w:tc>
-        <w:tc>
-          <w:tcPr>
-            <w:tcW w:type="dxa" w:w="3853"/>
-            <w:tcMar>
-              <w:top w:type="dxa" w:w="60"/>
-              <w:left w:type="dxa" w:w="90"/>
-              <w:bottom w:type="dxa" w:w="60"/>
-              <w:right w:type="dxa" w:w="90"/>
-            </w:tcMar>
-          </w:tcPr>
-          <w:p>
-            <w:r>
-              <w:rPr>
-                <w:sz w:val="18"/>
-                <w:szCs w:val="18"/>
-              </w:rPr>
-              <w:t xml:space="preserve">3.1.5</w:t>
-            </w:r>
-          </w:p>
-        </w:tc>
-        <w:tc>
-          <w:tcPr>
-            <w:tcW w:type="dxa" w:w="3853"/>
-            <w:tcMar>
-              <w:top w:type="dxa" w:w="60"/>
-              <w:left w:type="dxa" w:w="90"/>
-              <w:bottom w:type="dxa" w:w="60"/>
-              <w:right w:type="dxa" w:w="90"/>
-            </w:tcMar>
-          </w:tcPr>
-          <w:p>
-            <w:r>
-              <w:rPr>
-                <w:sz w:val="18"/>
-                <w:szCs w:val="18"/>
-              </w:rPr>
-              <w:t xml:space="preserve">https://openpyxl.readthedocs.io/</w:t>
-            </w:r>
-          </w:p>
-        </w:tc>
-      </w:tr>
-      <w:tr>
-        <w:tc>
-          <w:tcPr>
-            <w:tcW w:type="dxa" w:w="1800"/>
-            <w:tcMar>
-              <w:top w:type="dxa" w:w="60"/>
-              <w:left w:type="dxa" w:w="90"/>
-              <w:bottom w:type="dxa" w:w="60"/>
-              <w:right w:type="dxa" w:w="90"/>
-            </w:tcMar>
-          </w:tcPr>
-          <w:p>
-            <w:r>
-              <w:rPr>
-                <w:sz w:val="18"/>
-                <w:szCs w:val="18"/>
-              </w:rPr>
-              <w:t xml:space="preserve">RTpred</w:t>
-            </w:r>
-          </w:p>
-        </w:tc>
-        <w:tc>
-          <w:tcPr>
-            <w:tcW w:type="dxa" w:w="3853"/>
-            <w:tcMar>
-              <w:top w:type="dxa" w:w="60"/>
-              <w:left w:type="dxa" w:w="90"/>
-              <w:bottom w:type="dxa" w:w="60"/>
-              <w:right w:type="dxa" w:w="90"/>
-            </w:tcMar>
-          </w:tcPr>
-          <w:p>
-            <w:r>
-              <w:rPr>
-                <w:sz w:val="18"/>
-                <w:szCs w:val="18"/>
-              </w:rPr>
-              <w:t xml:space="preserve">1.0</w:t>
-            </w:r>
-          </w:p>
-        </w:tc>
-        <w:tc>
-          <w:tcPr>
-            <w:tcW w:type="dxa" w:w="3853"/>
-            <w:tcMar>
-              <w:top w:type="dxa" w:w="60"/>
-              <w:left w:type="dxa" w:w="90"/>
-              <w:bottom w:type="dxa" w:w="60"/>
-              <w:right w:type="dxa" w:w="90"/>
-            </w:tcMar>
-          </w:tcPr>
-          <w:p>
-            <w:r>
-              <w:rPr>
-                <w:sz w:val="18"/>
-                <w:szCs w:val="18"/>
-              </w:rPr>
-              <w:t xml:space="preserve">-</w:t>
-            </w:r>
-          </w:p>
-        </w:tc>
-      </w:tr>
-      <w:tr>
-        <w:tc>
-          <w:tcPr>
-            <w:tcW w:type="dxa" w:w="1800"/>
-            <w:tcMar>
-              <w:top w:type="dxa" w:w="60"/>
-              <w:left w:type="dxa" w:w="90"/>
-              <w:bottom w:type="dxa" w:w="60"/>
-              <w:right w:type="dxa" w:w="90"/>
-            </w:tcMar>
-          </w:tcPr>
-          <w:p>
-            <w:r>
-              <w:rPr>
-                <w:sz w:val="18"/>
-                <w:szCs w:val="18"/>
-              </w:rPr>
-              <w:t xml:space="preserve">RTpred 사전 학습 모델 (RP, HILIC)</w:t>
-            </w:r>
-          </w:p>
-        </w:tc>
-        <w:tc>
-          <w:tcPr>
-            <w:tcW w:type="dxa" w:w="3853"/>
-            <w:tcMar>
-              <w:top w:type="dxa" w:w="60"/>
-              <w:left w:type="dxa" w:w="90"/>
-              <w:bottom w:type="dxa" w:w="60"/>
-              <w:right w:type="dxa" w:w="90"/>
-            </w:tcMar>
-          </w:tcPr>
-          <w:p>
-            <w:r>
-              <w:rPr>
-                <w:sz w:val="18"/>
-                <w:szCs w:val="18"/>
-              </w:rPr>
-              <w:t xml:space="preserve">1.0</w:t>
-            </w:r>
-          </w:p>
-        </w:tc>
-        <w:tc>
-          <w:tcPr>
-            <w:tcW w:type="dxa" w:w="3853"/>
-            <w:tcMar>
-              <w:top w:type="dxa" w:w="60"/>
-              <w:left w:type="dxa" w:w="90"/>
-              <w:bottom w:type="dxa" w:w="60"/>
-              <w:right w:type="dxa" w:w="90"/>
-            </w:tcMar>
-          </w:tcPr>
-          <w:p>
-            <w:r>
-              <w:rPr>
-                <w:sz w:val="18"/>
-                <w:szCs w:val="18"/>
-              </w:rPr>
-              <w:t xml:space="preserve">-</w:t>
-            </w:r>
-          </w:p>
-        </w:tc>
-      </w:tr>
-    </w:tbl>
-    <w:p/>
-    <w:p>
-      <w:pPr>
-        <w:pStyle w:val="ListParagraph"/>
-        <w:numPr>
-          <w:ilvl w:val="0"/>
-          <w:numId w:val="2"/>
-        </w:numPr>
-        <w:spacing w:after="80"/>
-      </w:pPr>
-      <w:r>
-        <w:rPr>
-          <w:b/>
-          <w:bCs/>
-        </w:rPr>
-        <w:t xml:space="preserve">태그(키워드):</w:t>
-      </w:r>
-      <w:r>
-        <w:t xml:space="preserve"> 머무름시간예측, 대사체동정, RDKit, AutoGluon</w:t>
-      </w:r>
-    </w:p>
-    <w:p>
-      <w:pPr>
-        <w:pStyle w:val="ListParagraph"/>
-        <w:numPr>
-          <w:ilvl w:val="0"/>
-          <w:numId w:val="2"/>
-        </w:numPr>
-        <w:spacing w:after="80"/>
-      </w:pPr>
-      <w:r>
-        <w:rPr>
-          <w:b/>
-          <w:bCs/>
-        </w:rPr>
-        <w:t xml:space="preserve">내용(국문):</w:t>
-      </w:r>
-      <w:r>
-        <w:t xml:space="preserve"> 화합물 구조(SMILES)로 액체크로마토그래피 머무름 시간(RT)을 예측하는 실행 환경입니다. RDKit으로 구조 descriptor를 계산하고 AutoGluon 모델로 예측·학습합니다. 사전 학습된 RP·HILIC 기본 모델(best: WeightedEnsemble_L3)이 이미지 안 </w:t>
-      </w:r>
-      <w:r>
-        <w:t xml:space="preserve">/opt/mdcc/models</w:t>
-      </w:r>
-      <w:r>
-        <w:t xml:space="preserve">에 들어 있습니다. 실행 중 인터넷과 GPU를 쓰지 않습니다.</w:t>
-      </w:r>
-    </w:p>
-    <w:p>
-      <w:pPr>
-        <w:pStyle w:val="ListParagraph"/>
-        <w:numPr>
-          <w:ilvl w:val="0"/>
-          <w:numId w:val="2"/>
-        </w:numPr>
-        <w:spacing w:after="80"/>
-      </w:pPr>
-      <w:r>
-        <w:rPr>
-          <w:b/>
-          <w:bCs/>
-        </w:rPr>
-        <w:t xml:space="preserve">내용(영문):</w:t>
-      </w:r>
-      <w:r>
-        <w:t xml:space="preserve"> Runtime environment for predicting liquid chromatography retention time (RT) from compound structures (SMILES). RDKit computes structure descriptors and AutoGluon models predict and train. Pre-trained default RP and HILIC models (best: WeightedEnsemble_L3) are bundled in </w:t>
-      </w:r>
-      <w:r>
-        <w:t xml:space="preserve">/opt/mdcc/models</w:t>
-      </w:r>
-      <w:r>
-        <w:t xml:space="preserve">. No internet access or GPU is used at run time.</w:t>
-      </w:r>
-    </w:p>
-    <w:p>
-      <w:pPr>
-        <w:spacing w:after="100" w:before="200"/>
-      </w:pPr>
-      <w:r>
-        <w:rPr>
-          <w:b/>
-          <w:bCs/>
-          <w:color w:val="3A3A3A"/>
-          <w:sz w:val="24"/>
-          <w:szCs w:val="24"/>
-        </w:rPr>
-        <w:t xml:space="preserve">내용(국문)</w:t>
-      </w:r>
-    </w:p>
-    <w:p>
-      <w:pPr>
-        <w:spacing w:after="140"/>
-      </w:pPr>
-      <w:r>
-        <w:t xml:space="preserve">같은 평가 화합물에서 기본 모델과 사용자 모델의 RT 예측 오차를 비교합니다. 사용자 모델을 만든 뒤 기본 모델 대신 쓸 만한지 판단하는 데 씁니다.</w:t>
-      </w:r>
-    </w:p>
-    <w:p>
-      <w:pPr>
-        <w:pStyle w:val="ListParagraph"/>
-        <w:numPr>
-          <w:ilvl w:val="0"/>
-          <w:numId w:val="2"/>
-        </w:numPr>
-        <w:spacing w:after="80"/>
-      </w:pPr>
-      <w:r>
-        <w:t xml:space="preserve">학습한 모드마다 그 모드의 기본 모델과 사용자 모델을 비교하고, 모드 열이 붙은 통합 표로 모읍니다.</w:t>
-      </w:r>
-    </w:p>
-    <w:p>
-      <w:pPr>
-        <w:pStyle w:val="ListParagraph"/>
-        <w:numPr>
-          <w:ilvl w:val="0"/>
-          <w:numId w:val="2"/>
-        </w:numPr>
-        <w:spacing w:after="80"/>
-      </w:pPr>
-      <w:r>
-        <w:t xml:space="preserve">평가 표는 모드마다 학습 때 떼어 둔 reserved_test.csv가 기본이며, 별도의 측정 RT 표(model_type 열 필요)를 줄 수도 있습니다.</w:t>
-      </w:r>
-    </w:p>
-    <w:p>
-      <w:pPr>
-        <w:pStyle w:val="ListParagraph"/>
-        <w:numPr>
-          <w:ilvl w:val="0"/>
-          <w:numId w:val="2"/>
-        </w:numPr>
-        <w:spacing w:after="80"/>
-      </w:pPr>
-      <w:r>
-        <w:t xml:space="preserve">사용자 모델의 학습·validation 구조가 평가 표에 있으면 데이터 누수로 보고 멈춥니다. 기본 모델의 학습 구조 목록은 없어 기본 모델과의 중복은 unknown으로 기록합니다.</w:t>
-      </w:r>
-    </w:p>
-    <w:p>
-      <w:pPr>
-        <w:pStyle w:val="ListParagraph"/>
-        <w:numPr>
-          <w:ilvl w:val="0"/>
-          <w:numId w:val="2"/>
-        </w:numPr>
-        <w:spacing w:after="80"/>
-      </w:pPr>
-      <w:r>
-        <w:t xml:space="preserve">모든 후보를 같은 유효 행으로 평가해 n, RMSE, MAE, R²와 순위를 표로 만들고, 행별 예측을 긴 표로 남깁니다.</w:t>
-      </w:r>
-    </w:p>
-    <w:p>
-      <w:pPr>
-        <w:pStyle w:val="ListParagraph"/>
-        <w:numPr>
-          <w:ilvl w:val="0"/>
-          <w:numId w:val="2"/>
-        </w:numPr>
-        <w:spacing w:after="80"/>
-      </w:pPr>
-      <w:r>
-        <w:t xml:space="preserve">후보별 RMSE 막대와 best 모델의 측정-예측 산점도, HTML 보고서를 만듭니다. 순위는 저장된 best나 기본 모델을 바꾸지 않습니다.</w:t>
-      </w:r>
-    </w:p>
-    <w:p>
-      <w:pPr>
-        <w:spacing w:after="100" w:before="200"/>
-      </w:pPr>
-      <w:r>
-        <w:rPr>
-          <w:b/>
-          <w:bCs/>
-          <w:color w:val="3A3A3A"/>
-          <w:sz w:val="24"/>
-          <w:szCs w:val="24"/>
-        </w:rPr>
-        <w:t xml:space="preserve">내용(영문)</w:t>
-      </w:r>
-    </w:p>
-    <w:p>
-      <w:pPr>
-        <w:spacing w:after="140"/>
-      </w:pPr>
-      <w:r>
-        <w:t xml:space="preserve">Compares the RT prediction errors of the default model and a user model on the same evaluation compounds, to judge whether the user model should replace the default.</w:t>
-      </w:r>
-    </w:p>
-    <w:p>
-      <w:pPr>
-        <w:pStyle w:val="ListParagraph"/>
-        <w:numPr>
-          <w:ilvl w:val="0"/>
-          <w:numId w:val="2"/>
-        </w:numPr>
-        <w:spacing w:after="80"/>
-      </w:pPr>
-      <w:r>
-        <w:t xml:space="preserve">Each trained mode is compared with the default model of that mode, and the results are joined in one table with a mode column.</w:t>
-      </w:r>
-    </w:p>
-    <w:p>
-      <w:pPr>
-        <w:pStyle w:val="ListParagraph"/>
-        <w:numPr>
-          <w:ilvl w:val="0"/>
-          <w:numId w:val="2"/>
-        </w:numPr>
-        <w:spacing w:after="80"/>
-      </w:pPr>
-      <w:r>
-        <w:t xml:space="preserve">The evaluation table is the reserved_test.csv held out in training for each mode by default; a separate table of measured RTs (with a model_type column) can be given.</w:t>
-      </w:r>
-    </w:p>
-    <w:p>
-      <w:pPr>
-        <w:pStyle w:val="ListParagraph"/>
-        <w:numPr>
-          <w:ilvl w:val="0"/>
-          <w:numId w:val="2"/>
-        </w:numPr>
-        <w:spacing w:after="80"/>
-      </w:pPr>
-      <w:r>
-        <w:t xml:space="preserve">If structures used for training or validation of the user model appear in the evaluation table, this is treated as leakage and the run stops. No list of the default model's training structures exists, so its overlap is recorded as unknown.</w:t>
-      </w:r>
-    </w:p>
-    <w:p>
-      <w:pPr>
-        <w:pStyle w:val="ListParagraph"/>
-        <w:numPr>
-          <w:ilvl w:val="0"/>
-          <w:numId w:val="2"/>
-        </w:numPr>
-        <w:spacing w:after="80"/>
-      </w:pPr>
-      <w:r>
-        <w:t xml:space="preserve">All candidates are evaluated on the same valid rows, giving n, RMSE, MAE, R² and a rank, with per-row predictions in a long table.</w:t>
-      </w:r>
-    </w:p>
-    <w:p>
-      <w:pPr>
-        <w:pStyle w:val="ListParagraph"/>
-        <w:numPr>
-          <w:ilvl w:val="0"/>
-          <w:numId w:val="2"/>
-        </w:numPr>
-        <w:spacing w:after="80"/>
-      </w:pPr>
-      <w:r>
-        <w:t xml:space="preserve">An RMSE bar chart of the candidates, a measured-versus-predicted scatter of the best models, and an HTML report are drawn. The ranking does not change the saved best or the default model.</w:t>
-      </w:r>
-    </w:p>
-    <w:p>
-      <w:pPr>
-        <w:spacing w:after="100" w:before="200"/>
-      </w:pPr>
-      <w:r>
-        <w:rPr>
-          <w:b/>
-          <w:bCs/>
-          <w:color w:val="3A3A3A"/>
-          <w:sz w:val="24"/>
-          <w:szCs w:val="24"/>
-        </w:rPr>
-        <w:t xml:space="preserve">입출력 / 파라미터</w:t>
-      </w:r>
-    </w:p>
-    <w:tbl>
-      <w:tblPr>
-        <w:tblW w:type="dxa" w:w="9506"/>
-        <w:tblBorders>
-          <w:top w:val="single" w:color="auto" w:sz="4"/>
-          <w:left w:val="single" w:color="auto" w:sz="4"/>
-          <w:bottom w:val="single" w:color="auto" w:sz="4"/>
-          <w:right w:val="single" w:color="auto" w:sz="4"/>
-          <w:insideH w:val="single" w:color="auto" w:sz="4"/>
-          <w:insideV w:val="single" w:color="auto" w:sz="4"/>
-        </w:tblBorders>
-      </w:tblPr>
-      <w:tblGrid>
-        <w:gridCol w:w="920"/>
-        <w:gridCol w:w="950"/>
-        <w:gridCol w:w="950"/>
-        <w:gridCol w:w="1400"/>
-        <w:gridCol w:w="1000"/>
-        <w:gridCol w:w="2140"/>
-        <w:gridCol w:w="2146"/>
-      </w:tblGrid>
-      <w:tr>
-        <w:tc>
-          <w:tcPr>
-            <w:tcW w:type="dxa" w:w="920"/>
-            <w:shd w:fill="E8EDF6" w:color="auto" w:val="clear"/>
-            <w:tcMar>
-              <w:top w:type="dxa" w:w="60"/>
-              <w:left w:type="dxa" w:w="90"/>
-              <w:bottom w:type="dxa" w:w="60"/>
-              <w:right w:type="dxa" w:w="90"/>
-            </w:tcMar>
-          </w:tcPr>
-          <w:p>
-            <w:r>
-              <w:rPr>
-                <w:b/>
-                <w:bCs/>
-                <w:color w:val="32549C"/>
-                <w:sz w:val="18"/>
-                <w:szCs w:val="18"/>
-              </w:rPr>
-              <w:t xml:space="preserve">탭</w:t>
-            </w:r>
-          </w:p>
-        </w:tc>
-        <w:tc>
-          <w:tcPr>
-            <w:tcW w:type="dxa" w:w="950"/>
-            <w:shd w:fill="E8EDF6" w:color="auto" w:val="clear"/>
-            <w:tcMar>
-              <w:top w:type="dxa" w:w="60"/>
-              <w:left w:type="dxa" w:w="90"/>
-              <w:bottom w:type="dxa" w:w="60"/>
-              <w:right w:type="dxa" w:w="90"/>
-            </w:tcMar>
-          </w:tcPr>
-          <w:p>
-            <w:r>
-              <w:rPr>
-                <w:b/>
-                <w:bCs/>
-                <w:color w:val="32549C"/>
-                <w:sz w:val="18"/>
-                <w:szCs w:val="18"/>
-              </w:rPr>
-              <w:t xml:space="preserve">필수</w:t>
-            </w:r>
-          </w:p>
-        </w:tc>
-        <w:tc>
-          <w:tcPr>
-            <w:tcW w:type="dxa" w:w="950"/>
-            <w:shd w:fill="E8EDF6" w:color="auto" w:val="clear"/>
-            <w:tcMar>
-              <w:top w:type="dxa" w:w="60"/>
-              <w:left w:type="dxa" w:w="90"/>
-              <w:bottom w:type="dxa" w:w="60"/>
-              <w:right w:type="dxa" w:w="90"/>
-            </w:tcMar>
-          </w:tcPr>
-          <w:p>
-            <w:r>
-              <w:rPr>
-                <w:b/>
-                <w:bCs/>
-                <w:color w:val="32549C"/>
-                <w:sz w:val="18"/>
-                <w:szCs w:val="18"/>
-              </w:rPr>
-              <w:t xml:space="preserve">형식</w:t>
-            </w:r>
-          </w:p>
-        </w:tc>
-        <w:tc>
-          <w:tcPr>
-            <w:tcW w:type="dxa" w:w="1400"/>
-            <w:shd w:fill="E8EDF6" w:color="auto" w:val="clear"/>
-            <w:tcMar>
-              <w:top w:type="dxa" w:w="60"/>
-              <w:left w:type="dxa" w:w="90"/>
-              <w:bottom w:type="dxa" w:w="60"/>
-              <w:right w:type="dxa" w:w="90"/>
-            </w:tcMar>
-          </w:tcPr>
-          <w:p>
-            <w:r>
-              <w:rPr>
-                <w:b/>
-                <w:bCs/>
-                <w:color w:val="32549C"/>
-                <w:sz w:val="18"/>
-                <w:szCs w:val="18"/>
-              </w:rPr>
-              <w:t xml:space="preserve">Name</w:t>
-            </w:r>
-          </w:p>
-        </w:tc>
-        <w:tc>
-          <w:tcPr>
-            <w:tcW w:type="dxa" w:w="1000"/>
-            <w:shd w:fill="E8EDF6" w:color="auto" w:val="clear"/>
-            <w:tcMar>
-              <w:top w:type="dxa" w:w="60"/>
-              <w:left w:type="dxa" w:w="90"/>
-              <w:bottom w:type="dxa" w:w="60"/>
-              <w:right w:type="dxa" w:w="90"/>
-            </w:tcMar>
-          </w:tcPr>
-          <w:p>
-            <w:r>
-              <w:rPr>
-                <w:b/>
-                <w:bCs/>
-                <w:color w:val="32549C"/>
-                <w:sz w:val="18"/>
-                <w:szCs w:val="18"/>
-              </w:rPr>
-              <w:t xml:space="preserve">Value</w:t>
-            </w:r>
-          </w:p>
-        </w:tc>
-        <w:tc>
-          <w:tcPr>
-            <w:tcW w:type="dxa" w:w="2140"/>
-            <w:shd w:fill="E8EDF6" w:color="auto" w:val="clear"/>
-            <w:tcMar>
-              <w:top w:type="dxa" w:w="60"/>
-              <w:left w:type="dxa" w:w="90"/>
-              <w:bottom w:type="dxa" w:w="60"/>
-              <w:right w:type="dxa" w:w="90"/>
-            </w:tcMar>
-          </w:tcPr>
-          <w:p>
-            <w:r>
-              <w:rPr>
-                <w:b/>
-                <w:bCs/>
-                <w:color w:val="32549C"/>
-                <w:sz w:val="18"/>
-                <w:szCs w:val="18"/>
-              </w:rPr>
-              <w:t xml:space="preserve">Description</w:t>
-            </w:r>
-          </w:p>
-        </w:tc>
-        <w:tc>
-          <w:tcPr>
-            <w:tcW w:type="dxa" w:w="2146"/>
-            <w:shd w:fill="E8EDF6" w:color="auto" w:val="clear"/>
-            <w:tcMar>
-              <w:top w:type="dxa" w:w="60"/>
-              <w:left w:type="dxa" w:w="90"/>
-              <w:bottom w:type="dxa" w:w="60"/>
-              <w:right w:type="dxa" w:w="90"/>
-            </w:tcMar>
-          </w:tcPr>
-          <w:p>
-            <w:r>
-              <w:rPr>
-                <w:b/>
-                <w:bCs/>
-                <w:color w:val="32549C"/>
-                <w:sz w:val="18"/>
-                <w:szCs w:val="18"/>
-              </w:rPr>
-              <w:t xml:space="preserve">English Description</w:t>
-            </w:r>
-          </w:p>
-        </w:tc>
-      </w:tr>
-      <w:tr>
-        <w:tc>
-          <w:tcPr>
-            <w:tcW w:type="dxa" w:w="920"/>
-            <w:tcMar>
-              <w:top w:type="dxa" w:w="60"/>
-              <w:left w:type="dxa" w:w="90"/>
-              <w:bottom w:type="dxa" w:w="60"/>
-              <w:right w:type="dxa" w:w="90"/>
-            </w:tcMar>
-          </w:tcPr>
-          <w:p>
-            <w:r>
-              <w:rPr>
-                <w:sz w:val="18"/>
-                <w:szCs w:val="18"/>
-              </w:rPr>
-              <w:t xml:space="preserve">Input</w:t>
-            </w:r>
-          </w:p>
-        </w:tc>
-        <w:tc>
-          <w:tcPr>
-            <w:tcW w:type="dxa" w:w="950"/>
-            <w:tcMar>
-              <w:top w:type="dxa" w:w="60"/>
-              <w:left w:type="dxa" w:w="90"/>
-              <w:bottom w:type="dxa" w:w="60"/>
-              <w:right w:type="dxa" w:w="90"/>
-            </w:tcMar>
-          </w:tcPr>
-          <w:p>
-            <w:r>
-              <w:rPr>
-                <w:sz w:val="18"/>
-                <w:szCs w:val="18"/>
-              </w:rPr>
-              <w:t xml:space="preserve">Required</w:t>
-            </w:r>
-          </w:p>
-        </w:tc>
-        <w:tc>
-          <w:tcPr>
-            <w:tcW w:type="dxa" w:w="950"/>
-            <w:tcMar>
-              <w:top w:type="dxa" w:w="60"/>
-              <w:left w:type="dxa" w:w="90"/>
-              <w:bottom w:type="dxa" w:w="60"/>
-              <w:right w:type="dxa" w:w="90"/>
-            </w:tcMar>
-          </w:tcPr>
-          <w:p>
-            <w:r>
-              <w:rPr>
-                <w:sz w:val="18"/>
-                <w:szCs w:val="18"/>
-              </w:rPr>
-              <w:t xml:space="preserve">Directory</w:t>
-            </w:r>
-          </w:p>
-        </w:tc>
-        <w:tc>
-          <w:tcPr>
-            <w:tcW w:type="dxa" w:w="1400"/>
-            <w:tcMar>
-              <w:top w:type="dxa" w:w="60"/>
-              <w:left w:type="dxa" w:w="90"/>
-              <w:bottom w:type="dxa" w:w="60"/>
-              <w:right w:type="dxa" w:w="90"/>
-            </w:tcMar>
-          </w:tcPr>
-          <w:p>
-            <w:r>
-              <w:rPr>
-                <w:sz w:val="18"/>
-                <w:szCs w:val="18"/>
-              </w:rPr>
-              <w:t xml:space="preserve">input_dir</w:t>
-            </w:r>
-          </w:p>
-        </w:tc>
-        <w:tc>
-          <w:tcPr>
-            <w:tcW w:type="dxa" w:w="1000"/>
-            <w:tcMar>
-              <w:top w:type="dxa" w:w="60"/>
-              <w:left w:type="dxa" w:w="90"/>
-              <w:bottom w:type="dxa" w:w="60"/>
-              <w:right w:type="dxa" w:w="90"/>
-            </w:tcMar>
-          </w:tcPr>
-          <w:p>
-            <w:r>
-              <w:rPr>
-                <w:sz w:val="18"/>
-                <w:szCs w:val="18"/>
-              </w:rPr>
-              <w:t xml:space="preserve">/data/rtpred_train</w:t>
-            </w:r>
-          </w:p>
-        </w:tc>
-        <w:tc>
-          <w:tcPr>
-            <w:tcW w:type="dxa" w:w="2140"/>
-            <w:tcMar>
-              <w:top w:type="dxa" w:w="60"/>
-              <w:left w:type="dxa" w:w="90"/>
-              <w:bottom w:type="dxa" w:w="60"/>
-              <w:right w:type="dxa" w:w="90"/>
-            </w:tcMar>
-          </w:tcPr>
-          <w:p>
-            <w:r>
-              <w:rPr>
-                <w:sz w:val="18"/>
-                <w:szCs w:val="18"/>
-              </w:rPr>
-              <w:t xml:space="preserve">rtpred_train 결과 폴더. 학습된 모드마다 model/과 reserved_test.csv가 있어야 함</w:t>
-            </w:r>
-          </w:p>
-        </w:tc>
-        <w:tc>
-          <w:tcPr>
-            <w:tcW w:type="dxa" w:w="2146"/>
-            <w:tcMar>
-              <w:top w:type="dxa" w:w="60"/>
-              <w:left w:type="dxa" w:w="90"/>
-              <w:bottom w:type="dxa" w:w="60"/>
-              <w:right w:type="dxa" w:w="90"/>
-            </w:tcMar>
-          </w:tcPr>
-          <w:p>
-            <w:r>
-              <w:rPr>
-                <w:sz w:val="18"/>
-                <w:szCs w:val="18"/>
-              </w:rPr>
-              <w:t xml:space="preserve">rtpred_train output folder with model/ and reserved_test.csv for each trained mode</w:t>
-            </w:r>
-          </w:p>
-        </w:tc>
-      </w:tr>
-      <w:tr>
-        <w:tc>
-          <w:tcPr>
-            <w:tcW w:type="dxa" w:w="920"/>
-            <w:tcMar>
-              <w:top w:type="dxa" w:w="60"/>
-              <w:left w:type="dxa" w:w="90"/>
-              <w:bottom w:type="dxa" w:w="60"/>
-              <w:right w:type="dxa" w:w="90"/>
-            </w:tcMar>
-          </w:tcPr>
-          <w:p>
-            <w:r>
-              <w:rPr>
-                <w:sz w:val="18"/>
-                <w:szCs w:val="18"/>
-              </w:rPr>
-              <w:t xml:space="preserve">Output</w:t>
-            </w:r>
-          </w:p>
-        </w:tc>
-        <w:tc>
-          <w:tcPr>
-            <w:tcW w:type="dxa" w:w="950"/>
-            <w:tcMar>
-              <w:top w:type="dxa" w:w="60"/>
-              <w:left w:type="dxa" w:w="90"/>
-              <w:bottom w:type="dxa" w:w="60"/>
-              <w:right w:type="dxa" w:w="90"/>
-            </w:tcMar>
-          </w:tcPr>
-          <w:p>
-            <w:r>
-              <w:rPr>
-                <w:sz w:val="18"/>
-                <w:szCs w:val="18"/>
-              </w:rPr>
-              <w:t xml:space="preserve">Required</w:t>
-            </w:r>
-          </w:p>
-        </w:tc>
-        <w:tc>
-          <w:tcPr>
-            <w:tcW w:type="dxa" w:w="950"/>
-            <w:tcMar>
-              <w:top w:type="dxa" w:w="60"/>
-              <w:left w:type="dxa" w:w="90"/>
-              <w:bottom w:type="dxa" w:w="60"/>
-              <w:right w:type="dxa" w:w="90"/>
-            </w:tcMar>
-          </w:tcPr>
-          <w:p>
-            <w:r>
-              <w:rPr>
-                <w:sz w:val="18"/>
-                <w:szCs w:val="18"/>
-              </w:rPr>
-              <w:t xml:space="preserve">Directory</w:t>
-            </w:r>
-          </w:p>
-        </w:tc>
-        <w:tc>
-          <w:tcPr>
-            <w:tcW w:type="dxa" w:w="1400"/>
-            <w:tcMar>
-              <w:top w:type="dxa" w:w="60"/>
-              <w:left w:type="dxa" w:w="90"/>
-              <w:bottom w:type="dxa" w:w="60"/>
-              <w:right w:type="dxa" w:w="90"/>
-            </w:tcMar>
-          </w:tcPr>
-          <w:p>
-            <w:r>
-              <w:rPr>
-                <w:sz w:val="18"/>
-                <w:szCs w:val="18"/>
-              </w:rPr>
-              <w:t xml:space="preserve">output_dir</w:t>
-            </w:r>
-          </w:p>
-        </w:tc>
-        <w:tc>
-          <w:tcPr>
-            <w:tcW w:type="dxa" w:w="1000"/>
-            <w:tcMar>
-              <w:top w:type="dxa" w:w="60"/>
-              <w:left w:type="dxa" w:w="90"/>
-              <w:bottom w:type="dxa" w:w="60"/>
-              <w:right w:type="dxa" w:w="90"/>
-            </w:tcMar>
-          </w:tcPr>
-          <w:p>
-            <w:r>
-              <w:rPr>
-                <w:sz w:val="18"/>
-                <w:szCs w:val="18"/>
-              </w:rPr>
-              <w:t xml:space="preserve">/data/rtpred_compare</w:t>
-            </w:r>
-          </w:p>
-        </w:tc>
-        <w:tc>
-          <w:tcPr>
-            <w:tcW w:type="dxa" w:w="2140"/>
-            <w:tcMar>
-              <w:top w:type="dxa" w:w="60"/>
-              <w:left w:type="dxa" w:w="90"/>
-              <w:bottom w:type="dxa" w:w="60"/>
-              <w:right w:type="dxa" w:w="90"/>
-            </w:tcMar>
-          </w:tcPr>
-          <w:p>
-            <w:r>
-              <w:rPr>
-                <w:sz w:val="18"/>
-                <w:szCs w:val="18"/>
-              </w:rPr>
-              <w:t xml:space="preserve">결과 폴더. result/에 모드별 폴더(RP/, HILIC/: comparison.csv, predictions_long.csv, comparison.png·.svg, report.html, manifest.json), 모드 열이 붙은 통합 comparison.csv, compare_summary.tsv</w:t>
-            </w:r>
-          </w:p>
-        </w:tc>
-        <w:tc>
-          <w:tcPr>
-            <w:tcW w:type="dxa" w:w="2146"/>
-            <w:tcMar>
-              <w:top w:type="dxa" w:w="60"/>
-              <w:left w:type="dxa" w:w="90"/>
-              <w:bottom w:type="dxa" w:w="60"/>
-              <w:right w:type="dxa" w:w="90"/>
-            </w:tcMar>
-          </w:tcPr>
-          <w:p>
-            <w:r>
-              <w:rPr>
-                <w:sz w:val="18"/>
-                <w:szCs w:val="18"/>
-              </w:rPr>
-              <w:t xml:space="preserve">Output folder: result/ holds a folder per mode (RP/, HILIC/: comparison.csv, predictions_long.csv, comparison.png and .svg, report.html, manifest.json), a joint comparison.csv with a Mode column, and compare_summary.tsv</w:t>
-            </w:r>
-          </w:p>
-        </w:tc>
-      </w:tr>
-      <w:tr>
-        <w:tc>
-          <w:tcPr>
-            <w:tcW w:type="dxa" w:w="920"/>
-            <w:tcMar>
-              <w:top w:type="dxa" w:w="60"/>
-              <w:left w:type="dxa" w:w="90"/>
-              <w:bottom w:type="dxa" w:w="60"/>
-              <w:right w:type="dxa" w:w="90"/>
-            </w:tcMar>
-          </w:tcPr>
-          <w:p>
-            <w:r>
-              <w:rPr>
-                <w:sz w:val="18"/>
-                <w:szCs w:val="18"/>
-              </w:rPr>
-              <w:t xml:space="preserve">Input</w:t>
-            </w:r>
-          </w:p>
-        </w:tc>
-        <w:tc>
-          <w:tcPr>
-            <w:tcW w:type="dxa" w:w="950"/>
-            <w:tcMar>
-              <w:top w:type="dxa" w:w="60"/>
-              <w:left w:type="dxa" w:w="90"/>
-              <w:bottom w:type="dxa" w:w="60"/>
-              <w:right w:type="dxa" w:w="90"/>
-            </w:tcMar>
-          </w:tcPr>
-          <w:p>
-            <w:r>
-              <w:rPr>
-                <w:sz w:val="18"/>
-                <w:szCs w:val="18"/>
-              </w:rPr>
-              <w:t xml:space="preserve">Optional</w:t>
-            </w:r>
-          </w:p>
-        </w:tc>
-        <w:tc>
-          <w:tcPr>
-            <w:tcW w:type="dxa" w:w="950"/>
-            <w:tcMar>
-              <w:top w:type="dxa" w:w="60"/>
-              <w:left w:type="dxa" w:w="90"/>
-              <w:bottom w:type="dxa" w:w="60"/>
-              <w:right w:type="dxa" w:w="90"/>
-            </w:tcMar>
-          </w:tcPr>
-          <w:p>
-            <w:r>
-              <w:rPr>
-                <w:sz w:val="18"/>
-                <w:szCs w:val="18"/>
-              </w:rPr>
-              <w:t xml:space="preserve">File</w:t>
-            </w:r>
-          </w:p>
-        </w:tc>
-        <w:tc>
-          <w:tcPr>
-            <w:tcW w:type="dxa" w:w="1400"/>
-            <w:tcMar>
-              <w:top w:type="dxa" w:w="60"/>
-              <w:left w:type="dxa" w:w="90"/>
-              <w:bottom w:type="dxa" w:w="60"/>
-              <w:right w:type="dxa" w:w="90"/>
-            </w:tcMar>
-          </w:tcPr>
-          <w:p>
-            <w:r>
-              <w:rPr>
-                <w:sz w:val="18"/>
-                <w:szCs w:val="18"/>
-              </w:rPr>
-              <w:t xml:space="preserve">eval_file</w:t>
-            </w:r>
-          </w:p>
-        </w:tc>
-        <w:tc>
-          <w:tcPr>
-            <w:tcW w:type="dxa" w:w="1000"/>
-            <w:tcMar>
-              <w:top w:type="dxa" w:w="60"/>
-              <w:left w:type="dxa" w:w="90"/>
-              <w:bottom w:type="dxa" w:w="60"/>
-              <w:right w:type="dxa" w:w="90"/>
-            </w:tcMar>
-          </w:tcPr>
-          <w:p>
-            <w:r>
-              <w:rPr>
-                <w:sz w:val="18"/>
-                <w:szCs w:val="18"/>
-              </w:rPr>
-              <w:t xml:space="preserve">reserved_test</w:t>
-            </w:r>
-          </w:p>
-        </w:tc>
-        <w:tc>
-          <w:tcPr>
-            <w:tcW w:type="dxa" w:w="2140"/>
-            <w:tcMar>
-              <w:top w:type="dxa" w:w="60"/>
-              <w:left w:type="dxa" w:w="90"/>
-              <w:bottom w:type="dxa" w:w="60"/>
-              <w:right w:type="dxa" w:w="90"/>
-            </w:tcMar>
-          </w:tcPr>
-          <w:p>
-            <w:r>
-              <w:rPr>
-                <w:sz w:val="18"/>
-                <w:szCs w:val="18"/>
-              </w:rPr>
-              <w:t xml:space="preserve">평가 표(CSV 또는 XLSX). SMILES, 측정 RT, model_type 열(행마다 RP 또는 HILIC) 필수. reserved_test 또는 빈 값 = 모드마다 학습 때 떼어 둔 reserved_test.csv. 학습하지 않은 모드의 행은 쓰지 않음</w:t>
-            </w:r>
-          </w:p>
-        </w:tc>
-        <w:tc>
-          <w:tcPr>
-            <w:tcW w:type="dxa" w:w="2146"/>
-            <w:tcMar>
-              <w:top w:type="dxa" w:w="60"/>
-              <w:left w:type="dxa" w:w="90"/>
-              <w:bottom w:type="dxa" w:w="60"/>
-              <w:right w:type="dxa" w:w="90"/>
-            </w:tcMar>
-          </w:tcPr>
-          <w:p>
-            <w:r>
-              <w:rPr>
-                <w:sz w:val="18"/>
-                <w:szCs w:val="18"/>
-              </w:rPr>
-              <w:t xml:space="preserve">Evaluation table (CSV or XLSX) with SMILES, measured RT and a model_type column (RP or HILIC per row). reserved_test or empty = the reserved_test.csv held out per mode in training. Rows of an untrained mode are not used</w:t>
-            </w:r>
-          </w:p>
-        </w:tc>
-      </w:tr>
-      <w:tr>
-        <w:tc>
-          <w:tcPr>
-            <w:tcW w:type="dxa" w:w="920"/>
-            <w:tcMar>
-              <w:top w:type="dxa" w:w="60"/>
-              <w:left w:type="dxa" w:w="90"/>
-              <w:bottom w:type="dxa" w:w="60"/>
-              <w:right w:type="dxa" w:w="90"/>
-            </w:tcMar>
-          </w:tcPr>
-          <w:p>
-            <w:r>
-              <w:rPr>
-                <w:sz w:val="18"/>
-                <w:szCs w:val="18"/>
-              </w:rPr>
-              <w:t xml:space="preserve">Option</w:t>
-            </w:r>
-          </w:p>
-        </w:tc>
-        <w:tc>
-          <w:tcPr>
-            <w:tcW w:type="dxa" w:w="950"/>
-            <w:tcMar>
-              <w:top w:type="dxa" w:w="60"/>
-              <w:left w:type="dxa" w:w="90"/>
-              <w:bottom w:type="dxa" w:w="60"/>
-              <w:right w:type="dxa" w:w="90"/>
-            </w:tcMar>
-          </w:tcPr>
-          <w:p>
-            <w:r>
-              <w:rPr>
-                <w:sz w:val="18"/>
-                <w:szCs w:val="18"/>
-              </w:rPr>
-              <w:t xml:space="preserve">Optional</w:t>
-            </w:r>
-          </w:p>
-        </w:tc>
-        <w:tc>
-          <w:tcPr>
-            <w:tcW w:type="dxa" w:w="950"/>
-            <w:tcMar>
-              <w:top w:type="dxa" w:w="60"/>
-              <w:left w:type="dxa" w:w="90"/>
-              <w:bottom w:type="dxa" w:w="60"/>
-              <w:right w:type="dxa" w:w="90"/>
-            </w:tcMar>
-          </w:tcPr>
-          <w:p>
-            <w:r>
-              <w:rPr>
-                <w:sz w:val="18"/>
-                <w:szCs w:val="18"/>
-              </w:rPr>
-              <w:t xml:space="preserve">String</w:t>
-            </w:r>
-          </w:p>
-        </w:tc>
-        <w:tc>
-          <w:tcPr>
-            <w:tcW w:type="dxa" w:w="1400"/>
-            <w:tcMar>
-              <w:top w:type="dxa" w:w="60"/>
-              <w:left w:type="dxa" w:w="90"/>
-              <w:bottom w:type="dxa" w:w="60"/>
-              <w:right w:type="dxa" w:w="90"/>
-            </w:tcMar>
-          </w:tcPr>
-          <w:p>
-            <w:r>
-              <w:rPr>
-                <w:sz w:val="18"/>
-                <w:szCs w:val="18"/>
-              </w:rPr>
-              <w:t xml:space="preserve">sheet</w:t>
-            </w:r>
-          </w:p>
-        </w:tc>
-        <w:tc>
-          <w:tcPr>
-            <w:tcW w:type="dxa" w:w="1000"/>
-            <w:tcMar>
-              <w:top w:type="dxa" w:w="60"/>
-              <w:left w:type="dxa" w:w="90"/>
-              <w:bottom w:type="dxa" w:w="60"/>
-              <w:right w:type="dxa" w:w="90"/>
-            </w:tcMar>
-          </w:tcPr>
-          <w:p>
-            <w:r>
-              <w:rPr>
-                <w:sz w:val="18"/>
-                <w:szCs w:val="18"/>
-              </w:rPr>
-              <w:t xml:space="preserve">first</w:t>
-            </w:r>
-          </w:p>
-        </w:tc>
-        <w:tc>
-          <w:tcPr>
-            <w:tcW w:type="dxa" w:w="2140"/>
-            <w:tcMar>
-              <w:top w:type="dxa" w:w="60"/>
-              <w:left w:type="dxa" w:w="90"/>
-              <w:bottom w:type="dxa" w:w="60"/>
-              <w:right w:type="dxa" w:w="90"/>
-            </w:tcMar>
-          </w:tcPr>
-          <w:p>
-            <w:r>
-              <w:rPr>
-                <w:sz w:val="18"/>
-                <w:szCs w:val="18"/>
-              </w:rPr>
-              <w:t xml:space="preserve">XLSX 시트 이름. first 또는 빈 값 = 첫 시트. CSV에는 적용 안 함</w:t>
-            </w:r>
-          </w:p>
-        </w:tc>
-        <w:tc>
-          <w:tcPr>
-            <w:tcW w:type="dxa" w:w="2146"/>
-            <w:tcMar>
-              <w:top w:type="dxa" w:w="60"/>
-              <w:left w:type="dxa" w:w="90"/>
-              <w:bottom w:type="dxa" w:w="60"/>
-              <w:right w:type="dxa" w:w="90"/>
-            </w:tcMar>
-          </w:tcPr>
-          <w:p>
-            <w:r>
-              <w:rPr>
-                <w:sz w:val="18"/>
-                <w:szCs w:val="18"/>
-              </w:rPr>
-              <w:t xml:space="preserve">XLSX sheet name; first or empty = the first sheet. Ignored for CSV</w:t>
-            </w:r>
-          </w:p>
-        </w:tc>
-      </w:tr>
-      <w:tr>
-        <w:tc>
-          <w:tcPr>
-            <w:tcW w:type="dxa" w:w="920"/>
-            <w:tcMar>
-              <w:top w:type="dxa" w:w="60"/>
-              <w:left w:type="dxa" w:w="90"/>
-              <w:bottom w:type="dxa" w:w="60"/>
-              <w:right w:type="dxa" w:w="90"/>
-            </w:tcMar>
-          </w:tcPr>
-          <w:p>
-            <w:r>
-              <w:rPr>
-                <w:sz w:val="18"/>
-                <w:szCs w:val="18"/>
-              </w:rPr>
-              <w:t xml:space="preserve">Option</w:t>
-            </w:r>
-          </w:p>
-        </w:tc>
-        <w:tc>
-          <w:tcPr>
-            <w:tcW w:type="dxa" w:w="950"/>
-            <w:tcMar>
-              <w:top w:type="dxa" w:w="60"/>
-              <w:left w:type="dxa" w:w="90"/>
-              <w:bottom w:type="dxa" w:w="60"/>
-              <w:right w:type="dxa" w:w="90"/>
-            </w:tcMar>
-          </w:tcPr>
-          <w:p>
-            <w:r>
-              <w:rPr>
-                <w:sz w:val="18"/>
-                <w:szCs w:val="18"/>
-              </w:rPr>
-              <w:t xml:space="preserve">Optional</w:t>
-            </w:r>
-          </w:p>
-        </w:tc>
-        <w:tc>
-          <w:tcPr>
-            <w:tcW w:type="dxa" w:w="950"/>
-            <w:tcMar>
-              <w:top w:type="dxa" w:w="60"/>
-              <w:left w:type="dxa" w:w="90"/>
-              <w:bottom w:type="dxa" w:w="60"/>
-              <w:right w:type="dxa" w:w="90"/>
-            </w:tcMar>
-          </w:tcPr>
-          <w:p>
-            <w:r>
-              <w:rPr>
-                <w:sz w:val="18"/>
-                <w:szCs w:val="18"/>
-              </w:rPr>
-              <w:t xml:space="preserve">String</w:t>
-            </w:r>
-          </w:p>
-        </w:tc>
-        <w:tc>
-          <w:tcPr>
-            <w:tcW w:type="dxa" w:w="1400"/>
-            <w:tcMar>
-              <w:top w:type="dxa" w:w="60"/>
-              <w:left w:type="dxa" w:w="90"/>
-              <w:bottom w:type="dxa" w:w="60"/>
-              <w:right w:type="dxa" w:w="90"/>
-            </w:tcMar>
-          </w:tcPr>
-          <w:p>
-            <w:r>
-              <w:rPr>
-                <w:sz w:val="18"/>
-                <w:szCs w:val="18"/>
-              </w:rPr>
-              <w:t xml:space="preserve">rt_unit</w:t>
-            </w:r>
-          </w:p>
-        </w:tc>
-        <w:tc>
-          <w:tcPr>
-            <w:tcW w:type="dxa" w:w="1000"/>
-            <w:tcMar>
-              <w:top w:type="dxa" w:w="60"/>
-              <w:left w:type="dxa" w:w="90"/>
-              <w:bottom w:type="dxa" w:w="60"/>
-              <w:right w:type="dxa" w:w="90"/>
-            </w:tcMar>
-          </w:tcPr>
-          <w:p>
-            <w:r>
-              <w:rPr>
-                <w:sz w:val="18"/>
-                <w:szCs w:val="18"/>
-              </w:rPr>
-              <w:t xml:space="preserve">auto</w:t>
-            </w:r>
-          </w:p>
-        </w:tc>
-        <w:tc>
-          <w:tcPr>
-            <w:tcW w:type="dxa" w:w="2140"/>
-            <w:tcMar>
-              <w:top w:type="dxa" w:w="60"/>
-              <w:left w:type="dxa" w:w="90"/>
-              <w:bottom w:type="dxa" w:w="60"/>
-              <w:right w:type="dxa" w:w="90"/>
-            </w:tcMar>
-          </w:tcPr>
-          <w:p>
-            <w:r>
-              <w:rPr>
-                <w:sz w:val="18"/>
-                <w:szCs w:val="18"/>
-              </w:rPr>
-              <w:t xml:space="preserve">RT 단위 이름. auto 또는 빈 값 = 모드마다 사용자 모델에 기록된 단위. 학습 때와 다르면 그 모드는 비교하지 않음</w:t>
-            </w:r>
-          </w:p>
-        </w:tc>
-        <w:tc>
-          <w:tcPr>
-            <w:tcW w:type="dxa" w:w="2146"/>
-            <w:tcMar>
-              <w:top w:type="dxa" w:w="60"/>
-              <w:left w:type="dxa" w:w="90"/>
-              <w:bottom w:type="dxa" w:w="60"/>
-              <w:right w:type="dxa" w:w="90"/>
-            </w:tcMar>
-          </w:tcPr>
-          <w:p>
-            <w:r>
-              <w:rPr>
-                <w:sz w:val="18"/>
-                <w:szCs w:val="18"/>
-              </w:rPr>
-              <w:t xml:space="preserve">RT unit label. auto or empty = the unit recorded in each user model; a mode whose unit differs from training is not compared</w:t>
-            </w:r>
-          </w:p>
-        </w:tc>
-      </w:tr>
-      <w:tr>
-        <w:tc>
-          <w:tcPr>
-            <w:tcW w:type="dxa" w:w="920"/>
-            <w:tcMar>
-              <w:top w:type="dxa" w:w="60"/>
-              <w:left w:type="dxa" w:w="90"/>
-              <w:bottom w:type="dxa" w:w="60"/>
-              <w:right w:type="dxa" w:w="90"/>
-            </w:tcMar>
-          </w:tcPr>
-          <w:p>
-            <w:r>
-              <w:rPr>
-                <w:sz w:val="18"/>
-                <w:szCs w:val="18"/>
-              </w:rPr>
-              <w:t xml:space="preserve">Option</w:t>
-            </w:r>
-          </w:p>
-        </w:tc>
-        <w:tc>
-          <w:tcPr>
-            <w:tcW w:type="dxa" w:w="950"/>
-            <w:tcMar>
-              <w:top w:type="dxa" w:w="60"/>
-              <w:left w:type="dxa" w:w="90"/>
-              <w:bottom w:type="dxa" w:w="60"/>
-              <w:right w:type="dxa" w:w="90"/>
-            </w:tcMar>
-          </w:tcPr>
-          <w:p>
-            <w:r>
-              <w:rPr>
-                <w:sz w:val="18"/>
-                <w:szCs w:val="18"/>
-              </w:rPr>
-              <w:t xml:space="preserve">Optional</w:t>
-            </w:r>
-          </w:p>
-        </w:tc>
-        <w:tc>
-          <w:tcPr>
-            <w:tcW w:type="dxa" w:w="950"/>
-            <w:tcMar>
-              <w:top w:type="dxa" w:w="60"/>
-              <w:left w:type="dxa" w:w="90"/>
-              <w:bottom w:type="dxa" w:w="60"/>
-              <w:right w:type="dxa" w:w="90"/>
-            </w:tcMar>
-          </w:tcPr>
-          <w:p>
-            <w:r>
-              <w:rPr>
-                <w:sz w:val="18"/>
-                <w:szCs w:val="18"/>
-              </w:rPr>
-              <w:t xml:space="preserve">List</w:t>
-            </w:r>
-          </w:p>
-        </w:tc>
-        <w:tc>
-          <w:tcPr>
-            <w:tcW w:type="dxa" w:w="1400"/>
-            <w:tcMar>
-              <w:top w:type="dxa" w:w="60"/>
-              <w:left w:type="dxa" w:w="90"/>
-              <w:bottom w:type="dxa" w:w="60"/>
-              <w:right w:type="dxa" w:w="90"/>
-            </w:tcMar>
-          </w:tcPr>
-          <w:p>
-            <w:r>
-              <w:rPr>
-                <w:sz w:val="18"/>
-                <w:szCs w:val="18"/>
-              </w:rPr>
-              <w:t xml:space="preserve">scope</w:t>
-            </w:r>
-          </w:p>
-        </w:tc>
-        <w:tc>
-          <w:tcPr>
-            <w:tcW w:type="dxa" w:w="1000"/>
-            <w:tcMar>
-              <w:top w:type="dxa" w:w="60"/>
-              <w:left w:type="dxa" w:w="90"/>
-              <w:bottom w:type="dxa" w:w="60"/>
-              <w:right w:type="dxa" w:w="90"/>
-            </w:tcMar>
-          </w:tcPr>
-          <w:p>
-            <w:r>
-              <w:rPr>
-                <w:sz w:val="18"/>
-                <w:szCs w:val="18"/>
-              </w:rPr>
-              <w:t xml:space="preserve">all</w:t>
-            </w:r>
-          </w:p>
-        </w:tc>
-        <w:tc>
-          <w:tcPr>
-            <w:tcW w:type="dxa" w:w="2140"/>
-            <w:tcMar>
-              <w:top w:type="dxa" w:w="60"/>
-              <w:left w:type="dxa" w:w="90"/>
-              <w:bottom w:type="dxa" w:w="60"/>
-              <w:right w:type="dxa" w:w="90"/>
-            </w:tcMar>
-          </w:tcPr>
-          <w:p>
-            <w:r>
-              <w:rPr>
-                <w:sz w:val="18"/>
-                <w:szCs w:val="18"/>
-              </w:rPr>
-              <w:t xml:space="preserve">비교 범위. all = 사용자 모델의 모든 후보, best = 저장된 best만(기본 모델은 항상 best 하나)</w:t>
-            </w:r>
-          </w:p>
-        </w:tc>
-        <w:tc>
-          <w:tcPr>
-            <w:tcW w:type="dxa" w:w="2146"/>
-            <w:tcMar>
-              <w:top w:type="dxa" w:w="60"/>
-              <w:left w:type="dxa" w:w="90"/>
-              <w:bottom w:type="dxa" w:w="60"/>
-              <w:right w:type="dxa" w:w="90"/>
-            </w:tcMar>
-          </w:tcPr>
-          <w:p>
-            <w:r>
-              <w:rPr>
-                <w:sz w:val="18"/>
-                <w:szCs w:val="18"/>
-              </w:rPr>
-              <w:t xml:space="preserve">Comparison scope: all = every user-model candidate, best = the saved best only (the default model is always its best)</w:t>
-            </w:r>
-          </w:p>
-        </w:tc>
-      </w:tr>
-      <w:tr>
-        <w:tc>
-          <w:tcPr>
-            <w:tcW w:type="dxa" w:w="920"/>
-            <w:tcMar>
-              <w:top w:type="dxa" w:w="60"/>
-              <w:left w:type="dxa" w:w="90"/>
-              <w:bottom w:type="dxa" w:w="60"/>
-              <w:right w:type="dxa" w:w="90"/>
-            </w:tcMar>
-          </w:tcPr>
-          <w:p>
-            <w:r>
-              <w:rPr>
-                <w:sz w:val="18"/>
-                <w:szCs w:val="18"/>
-              </w:rPr>
-              <w:t xml:space="preserve">Option</w:t>
-            </w:r>
-          </w:p>
-        </w:tc>
-        <w:tc>
-          <w:tcPr>
-            <w:tcW w:type="dxa" w:w="950"/>
-            <w:tcMar>
-              <w:top w:type="dxa" w:w="60"/>
-              <w:left w:type="dxa" w:w="90"/>
-              <w:bottom w:type="dxa" w:w="60"/>
-              <w:right w:type="dxa" w:w="90"/>
-            </w:tcMar>
-          </w:tcPr>
-          <w:p>
-            <w:r>
-              <w:rPr>
-                <w:sz w:val="18"/>
-                <w:szCs w:val="18"/>
-              </w:rPr>
-              <w:t xml:space="preserve">Optional</w:t>
-            </w:r>
-          </w:p>
-        </w:tc>
-        <w:tc>
-          <w:tcPr>
-            <w:tcW w:type="dxa" w:w="950"/>
-            <w:tcMar>
-              <w:top w:type="dxa" w:w="60"/>
-              <w:left w:type="dxa" w:w="90"/>
-              <w:bottom w:type="dxa" w:w="60"/>
-              <w:right w:type="dxa" w:w="90"/>
-            </w:tcMar>
-          </w:tcPr>
-          <w:p>
-            <w:r>
-              <w:rPr>
-                <w:sz w:val="18"/>
-                <w:szCs w:val="18"/>
-              </w:rPr>
-              <w:t xml:space="preserve">String</w:t>
-            </w:r>
-          </w:p>
-        </w:tc>
-        <w:tc>
-          <w:tcPr>
-            <w:tcW w:type="dxa" w:w="1400"/>
-            <w:tcMar>
-              <w:top w:type="dxa" w:w="60"/>
-              <w:left w:type="dxa" w:w="90"/>
-              <w:bottom w:type="dxa" w:w="60"/>
-              <w:right w:type="dxa" w:w="90"/>
-            </w:tcMar>
-          </w:tcPr>
-          <w:p>
-            <w:r>
-              <w:rPr>
-                <w:sz w:val="18"/>
-                <w:szCs w:val="18"/>
-              </w:rPr>
-              <w:t xml:space="preserve">title</w:t>
-            </w:r>
-          </w:p>
-        </w:tc>
-        <w:tc>
-          <w:tcPr>
-            <w:tcW w:type="dxa" w:w="1000"/>
-            <w:tcMar>
-              <w:top w:type="dxa" w:w="60"/>
-              <w:left w:type="dxa" w:w="90"/>
-              <w:bottom w:type="dxa" w:w="60"/>
-              <w:right w:type="dxa" w:w="90"/>
-            </w:tcMar>
-          </w:tcPr>
-          <w:p>
-            <w:r>
-              <w:rPr>
-                <w:sz w:val="18"/>
-                <w:szCs w:val="18"/>
-              </w:rPr>
-              <w:t xml:space="preserve">Default and user model comparison</w:t>
-            </w:r>
-          </w:p>
-        </w:tc>
-        <w:tc>
-          <w:tcPr>
-            <w:tcW w:type="dxa" w:w="2140"/>
-            <w:tcMar>
-              <w:top w:type="dxa" w:w="60"/>
-              <w:left w:type="dxa" w:w="90"/>
-              <w:bottom w:type="dxa" w:w="60"/>
-              <w:right w:type="dxa" w:w="90"/>
-            </w:tcMar>
-          </w:tcPr>
-          <w:p>
-            <w:r>
-              <w:rPr>
-                <w:sz w:val="18"/>
-                <w:szCs w:val="18"/>
-              </w:rPr>
-              <w:t xml:space="preserve">보고서와 그림 제목. 모드별 결과에는 뒤에 (RP), (HILIC)가 붙음</w:t>
-            </w:r>
-          </w:p>
-        </w:tc>
-        <w:tc>
-          <w:tcPr>
-            <w:tcW w:type="dxa" w:w="2146"/>
-            <w:tcMar>
-              <w:top w:type="dxa" w:w="60"/>
-              <w:left w:type="dxa" w:w="90"/>
-              <w:bottom w:type="dxa" w:w="60"/>
-              <w:right w:type="dxa" w:w="90"/>
-            </w:tcMar>
-          </w:tcPr>
-          <w:p>
-            <w:r>
-              <w:rPr>
-                <w:sz w:val="18"/>
-                <w:szCs w:val="18"/>
-              </w:rPr>
-              <w:t xml:space="preserve">Title of the report and figure; per-mode results add (RP) or (HILIC)</w:t>
-            </w:r>
-          </w:p>
-        </w:tc>
-      </w:tr>
-    </w:tbl>
-    <w:p/>
-    <w:p>
-      <w:pPr>
-        <w:spacing w:after="100" w:before="200"/>
-      </w:pPr>
-      <w:r>
-        <w:rPr>
-          <w:b/>
-          <w:bCs/>
-          <w:color w:val="3A3A3A"/>
-          <w:sz w:val="24"/>
-          <w:szCs w:val="24"/>
-        </w:rPr>
-        <w:t xml:space="preserve">샘플시트</w:t>
-      </w:r>
-    </w:p>
-    <w:tbl>
-      <w:tblPr>
-        <w:tblW w:type="dxa" w:w="9506"/>
-        <w:tblBorders>
-          <w:top w:val="single" w:color="auto" w:sz="4"/>
-          <w:left w:val="single" w:color="auto" w:sz="4"/>
-          <w:bottom w:val="single" w:color="auto" w:sz="4"/>
-          <w:right w:val="single" w:color="auto" w:sz="4"/>
-          <w:insideH w:val="single" w:color="auto" w:sz="4"/>
-          <w:insideV w:val="single" w:color="auto" w:sz="4"/>
-        </w:tblBorders>
-      </w:tblPr>
-      <w:tblGrid>
-        <w:gridCol w:w="1800"/>
-        <w:gridCol w:w="3853"/>
-        <w:gridCol w:w="3853"/>
-      </w:tblGrid>
-      <w:tr>
-        <w:tc>
-          <w:tcPr>
-            <w:tcW w:type="dxa" w:w="1800"/>
-            <w:shd w:fill="E8EDF6" w:color="auto" w:val="clear"/>
-            <w:tcMar>
-              <w:top w:type="dxa" w:w="60"/>
-              <w:left w:type="dxa" w:w="90"/>
-              <w:bottom w:type="dxa" w:w="60"/>
-              <w:right w:type="dxa" w:w="90"/>
-            </w:tcMar>
-          </w:tcPr>
-          <w:p>
-            <w:r>
-              <w:rPr>
-                <w:b/>
-                <w:bCs/>
-                <w:color w:val="32549C"/>
-                <w:sz w:val="18"/>
-                <w:szCs w:val="18"/>
-              </w:rPr>
-              <w:t xml:space="preserve">칸</w:t>
-            </w:r>
-          </w:p>
-        </w:tc>
-        <w:tc>
-          <w:tcPr>
-            <w:tcW w:type="dxa" w:w="3853"/>
-            <w:shd w:fill="E8EDF6" w:color="auto" w:val="clear"/>
-            <w:tcMar>
-              <w:top w:type="dxa" w:w="60"/>
-              <w:left w:type="dxa" w:w="90"/>
-              <w:bottom w:type="dxa" w:w="60"/>
-              <w:right w:type="dxa" w:w="90"/>
-            </w:tcMar>
-          </w:tcPr>
-          <w:p>
-            <w:r>
-              <w:rPr>
-                <w:b/>
-                <w:bCs/>
-                <w:color w:val="32549C"/>
-                <w:sz w:val="18"/>
-                <w:szCs w:val="18"/>
-              </w:rPr>
-              <w:t xml:space="preserve">국문</w:t>
-            </w:r>
-          </w:p>
-        </w:tc>
-        <w:tc>
-          <w:tcPr>
-            <w:tcW w:type="dxa" w:w="3853"/>
-            <w:shd w:fill="E8EDF6" w:color="auto" w:val="clear"/>
-            <w:tcMar>
-              <w:top w:type="dxa" w:w="60"/>
-              <w:left w:type="dxa" w:w="90"/>
-              <w:bottom w:type="dxa" w:w="60"/>
-              <w:right w:type="dxa" w:w="90"/>
-            </w:tcMar>
-          </w:tcPr>
-          <w:p>
-            <w:r>
-              <w:rPr>
-                <w:b/>
-                <w:bCs/>
-                <w:color w:val="32549C"/>
-                <w:sz w:val="18"/>
-                <w:szCs w:val="18"/>
-              </w:rPr>
-              <w:t xml:space="preserve">영문</w:t>
-            </w:r>
-          </w:p>
-        </w:tc>
-      </w:tr>
-      <w:tr>
-        <w:tc>
-          <w:tcPr>
-            <w:tcW w:type="dxa" w:w="1800"/>
-            <w:tcMar>
-              <w:top w:type="dxa" w:w="60"/>
-              <w:left w:type="dxa" w:w="90"/>
-              <w:bottom w:type="dxa" w:w="60"/>
-              <w:right w:type="dxa" w:w="90"/>
-            </w:tcMar>
-          </w:tcPr>
-          <w:p>
-            <w:r>
-              <w:rPr>
-                <w:sz w:val="18"/>
-                <w:szCs w:val="18"/>
-              </w:rPr>
-              <w:t xml:space="preserve">샘플시트 제목</w:t>
-            </w:r>
-          </w:p>
-        </w:tc>
-        <w:tc>
-          <w:tcPr>
-            <w:tcW w:type="dxa" w:w="3853"/>
-            <w:tcMar>
-              <w:top w:type="dxa" w:w="60"/>
-              <w:left w:type="dxa" w:w="90"/>
-              <w:bottom w:type="dxa" w:w="60"/>
-              <w:right w:type="dxa" w:w="90"/>
-            </w:tcMar>
-          </w:tcPr>
-          <w:p>
-            <w:r>
-              <w:rPr>
-                <w:sz w:val="18"/>
-                <w:szCs w:val="18"/>
-              </w:rPr>
-              <w:t xml:space="preserve">평가용 측정 RT 표(선택)</w:t>
-            </w:r>
-          </w:p>
-        </w:tc>
-        <w:tc>
-          <w:tcPr>
-            <w:tcW w:type="dxa" w:w="3853"/>
-            <w:tcMar>
-              <w:top w:type="dxa" w:w="60"/>
-              <w:left w:type="dxa" w:w="90"/>
-              <w:bottom w:type="dxa" w:w="60"/>
-              <w:right w:type="dxa" w:w="90"/>
-            </w:tcMar>
-          </w:tcPr>
-          <w:p>
-            <w:r>
-              <w:rPr>
-                <w:sz w:val="18"/>
-                <w:szCs w:val="18"/>
-              </w:rPr>
-              <w:t xml:space="preserve">Measured RT table for evaluation (optional)</w:t>
-            </w:r>
-          </w:p>
-        </w:tc>
-      </w:tr>
-      <w:tr>
-        <w:tc>
-          <w:tcPr>
-            <w:tcW w:type="dxa" w:w="1800"/>
-            <w:tcMar>
-              <w:top w:type="dxa" w:w="60"/>
-              <w:left w:type="dxa" w:w="90"/>
-              <w:bottom w:type="dxa" w:w="60"/>
-              <w:right w:type="dxa" w:w="90"/>
-            </w:tcMar>
-          </w:tcPr>
-          <w:p>
-            <w:r>
-              <w:rPr>
-                <w:sz w:val="18"/>
-                <w:szCs w:val="18"/>
-              </w:rPr>
-              <w:t xml:space="preserve">샘플시트 본문</w:t>
-            </w:r>
-          </w:p>
-        </w:tc>
-        <w:tc>
-          <w:tcPr>
-            <w:tcW w:type="dxa" w:w="3853"/>
-            <w:tcMar>
-              <w:top w:type="dxa" w:w="60"/>
-              <w:left w:type="dxa" w:w="90"/>
-              <w:bottom w:type="dxa" w:w="60"/>
-              <w:right w:type="dxa" w:w="90"/>
-            </w:tcMar>
-          </w:tcPr>
-          <w:p>
-            <w:r>
-              <w:rPr>
-                <w:sz w:val="18"/>
-                <w:szCs w:val="18"/>
-              </w:rPr>
-              <w:t xml:space="preserve">eval_file을 줄 때의 형식입니다. 비워 두면 학습 때 떼어 둔 reserved_test.csv를 쓰므로 따로 만들 필요가 없습니다. 한 행에 화합물 하나와 측정 머무름 시간을 적은 CSV 또는 XLSX 표이며, 첫 행은 열 이름입니다. SMILES(필수): 분자 구조 문자열. RT(필수): 측정 머무름 시간(학습 때와 같은 단위). model_type(필수): 행마다 RP 또는 HILIC이며, 같은 모드의 기본 모델과 사용자 모델을 비교하는 데 씁니다. 학습이나 validation에 쓴 구조가 들어 있으면 멈춥니다.</w:t>
-            </w:r>
-          </w:p>
-        </w:tc>
-        <w:tc>
-          <w:tcPr>
-            <w:tcW w:type="dxa" w:w="3853"/>
-            <w:tcMar>
-              <w:top w:type="dxa" w:w="60"/>
-              <w:left w:type="dxa" w:w="90"/>
-              <w:bottom w:type="dxa" w:w="60"/>
-              <w:right w:type="dxa" w:w="90"/>
-            </w:tcMar>
-          </w:tcPr>
-          <w:p>
-            <w:r>
-              <w:rPr>
-                <w:sz w:val="18"/>
-                <w:szCs w:val="18"/>
-              </w:rPr>
-              <w:t xml:space="preserve">Format of eval_file. When it is empty, the reserved_test.csv held out in training is used, so no table is needed. A CSV or XLSX table with one compound and its measured retention time per row, column names in the first row. SMILES (required): structure string. RT (required): measured retention time (same unit as in training). model_type (required): RP or HILIC per row, used to compare the default and user models of the same mode. The run stops if it holds structures used for training or validation.</w:t>
-            </w:r>
-          </w:p>
-        </w:tc>
-      </w:tr>
-      <w:tr>
-        <w:tc>
-          <w:tcPr>
-            <w:tcW w:type="dxa" w:w="1800"/>
-            <w:tcMar>
-              <w:top w:type="dxa" w:w="60"/>
-              <w:left w:type="dxa" w:w="90"/>
-              <w:bottom w:type="dxa" w:w="60"/>
-              <w:right w:type="dxa" w:w="90"/>
-            </w:tcMar>
-          </w:tcPr>
-          <w:p>
-            <w:r>
-              <w:rPr>
-                <w:sz w:val="18"/>
-                <w:szCs w:val="18"/>
-              </w:rPr>
-              <w:t xml:space="preserve">샘플시트 예시 제목</w:t>
-            </w:r>
-          </w:p>
-        </w:tc>
-        <w:tc>
-          <w:tcPr>
-            <w:tcW w:type="dxa" w:w="3853"/>
-            <w:tcMar>
-              <w:top w:type="dxa" w:w="60"/>
-              <w:left w:type="dxa" w:w="90"/>
-              <w:bottom w:type="dxa" w:w="60"/>
-              <w:right w:type="dxa" w:w="90"/>
-            </w:tcMar>
-          </w:tcPr>
-          <w:p>
-            <w:r>
-              <w:rPr>
-                <w:sz w:val="18"/>
-                <w:szCs w:val="18"/>
-              </w:rPr>
-              <w:t xml:space="preserve">evaluation.csv</w:t>
-            </w:r>
-          </w:p>
-        </w:tc>
-        <w:tc>
-          <w:tcPr>
-            <w:tcW w:type="dxa" w:w="3853"/>
-            <w:tcMar>
-              <w:top w:type="dxa" w:w="60"/>
-              <w:left w:type="dxa" w:w="90"/>
-              <w:bottom w:type="dxa" w:w="60"/>
-              <w:right w:type="dxa" w:w="90"/>
-            </w:tcMar>
-          </w:tcPr>
-          <w:p/>
-        </w:tc>
-      </w:tr>
-    </w:tbl>
-    <w:p/>
-    <w:p>
-      <w:pPr>
-        <w:spacing w:after="140"/>
-      </w:pPr>
-      <w:r>
-        <w:t xml:space="preserve">샘플시트 예시 본문:</w:t>
-      </w:r>
-    </w:p>
-    <w:p>
-      <w:pPr>
-        <w:shd w:fill="F3F4F6" w:color="auto" w:val="clear"/>
-        <w:spacing w:after="0"/>
-      </w:pPr>
-      <w:r>
-        <w:rPr>
-          <w:color w:val="3A3A3A"/>
-          <w:sz w:val="19"/>
-          <w:szCs w:val="19"/>
-        </w:rPr>
-        <w:t xml:space="preserve">compound_id,SMILES,RT,model_type</w:t>
-      </w:r>
-    </w:p>
-    <w:p>
-      <w:pPr>
-        <w:shd w:fill="F3F4F6" w:color="auto" w:val="clear"/>
-        <w:spacing w:after="0"/>
-      </w:pPr>
-      <w:r>
-        <w:rPr>
-          <w:color w:val="3A3A3A"/>
-          <w:sz w:val="19"/>
-          <w:szCs w:val="19"/>
-        </w:rPr>
-        <w:t xml:space="preserve">E001,CC(=O)O,1.90,RP</w:t>
-      </w:r>
-    </w:p>
-    <w:p>
-      <w:pPr>
-        <w:shd w:fill="F3F4F6" w:color="auto" w:val="clear"/>
-        <w:spacing w:after="0"/>
-      </w:pPr>
-      <w:r>
-        <w:rPr>
-          <w:color w:val="3A3A3A"/>
-          <w:sz w:val="19"/>
-          <w:szCs w:val="19"/>
-        </w:rPr>
-        <w:t xml:space="preserve">E002,OCC(O)CO,3.10,HILIC</w:t>
-      </w:r>
-    </w:p>
-    <w:p/>
-    <w:p>
-      <w:pPr>
-        <w:spacing w:after="100" w:before="200"/>
-      </w:pPr>
-      <w:r>
-        <w:rPr>
-          <w:b/>
-          <w:bCs/>
-          <w:color w:val="3A3A3A"/>
-          <w:sz w:val="24"/>
-          <w:szCs w:val="24"/>
-        </w:rPr>
-        <w:t xml:space="preserve">주요 사항</w:t>
-      </w:r>
-    </w:p>
-    <w:tbl>
-      <w:tblPr>
-        <w:tblW w:type="dxa" w:w="9506"/>
-        <w:tblBorders>
-          <w:top w:val="single" w:color="auto" w:sz="4"/>
-          <w:left w:val="single" w:color="auto" w:sz="4"/>
-          <w:bottom w:val="single" w:color="auto" w:sz="4"/>
-          <w:right w:val="single" w:color="auto" w:sz="4"/>
-          <w:insideH w:val="single" w:color="auto" w:sz="4"/>
-          <w:insideV w:val="single" w:color="auto" w:sz="4"/>
-        </w:tblBorders>
-      </w:tblPr>
-      <w:tblGrid>
-        <w:gridCol w:w="4753"/>
-        <w:gridCol w:w="4753"/>
-      </w:tblGrid>
-      <w:tr>
-        <w:tc>
-          <w:tcPr>
-            <w:tcW w:type="dxa" w:w="4753"/>
-            <w:shd w:fill="E8EDF6" w:color="auto" w:val="clear"/>
-            <w:tcMar>
-              <w:top w:type="dxa" w:w="60"/>
-              <w:left w:type="dxa" w:w="90"/>
-              <w:bottom w:type="dxa" w:w="60"/>
-              <w:right w:type="dxa" w:w="90"/>
-            </w:tcMar>
-          </w:tcPr>
-          <w:p>
-            <w:r>
-              <w:rPr>
-                <w:b/>
-                <w:bCs/>
-                <w:color w:val="32549C"/>
-                <w:sz w:val="18"/>
-                <w:szCs w:val="18"/>
-              </w:rPr>
-              <w:t xml:space="preserve">국문</w:t>
-            </w:r>
-          </w:p>
-        </w:tc>
-        <w:tc>
-          <w:tcPr>
-            <w:tcW w:type="dxa" w:w="4753"/>
-            <w:shd w:fill="E8EDF6" w:color="auto" w:val="clear"/>
-            <w:tcMar>
-              <w:top w:type="dxa" w:w="60"/>
-              <w:left w:type="dxa" w:w="90"/>
-              <w:bottom w:type="dxa" w:w="60"/>
-              <w:right w:type="dxa" w:w="90"/>
-            </w:tcMar>
-          </w:tcPr>
-          <w:p>
-            <w:r>
-              <w:rPr>
-                <w:b/>
-                <w:bCs/>
-                <w:color w:val="32549C"/>
-                <w:sz w:val="18"/>
-                <w:szCs w:val="18"/>
-              </w:rPr>
-              <w:t xml:space="preserve">영문</w:t>
-            </w:r>
-          </w:p>
-        </w:tc>
-      </w:tr>
-      <w:tr>
-        <w:tc>
-          <w:tcPr>
-            <w:tcW w:type="dxa" w:w="4753"/>
-            <w:tcMar>
-              <w:top w:type="dxa" w:w="60"/>
-              <w:left w:type="dxa" w:w="90"/>
-              <w:bottom w:type="dxa" w:w="60"/>
-              <w:right w:type="dxa" w:w="90"/>
-            </w:tcMar>
-          </w:tcPr>
-          <w:p>
-            <w:r>
-              <w:rPr>
-                <w:sz w:val="18"/>
-                <w:szCs w:val="18"/>
-              </w:rPr>
-              <w:t xml:space="preserve">평가 화합물은 사용자 모델의 학습·validation에 쓰지 않은 것이어야 합니다. 겹치면 "Evaluation leakage"로 멈춥니다. 가장 안전한 평가 표는 학습 결과의 reserved_test.csv입니다.</w:t>
-            </w:r>
-          </w:p>
-        </w:tc>
-        <w:tc>
-          <w:tcPr>
-            <w:tcW w:type="dxa" w:w="4753"/>
-            <w:tcMar>
-              <w:top w:type="dxa" w:w="60"/>
-              <w:left w:type="dxa" w:w="90"/>
-              <w:bottom w:type="dxa" w:w="60"/>
-              <w:right w:type="dxa" w:w="90"/>
-            </w:tcMar>
-          </w:tcPr>
-          <w:p>
-            <w:r>
-              <w:rPr>
-                <w:sz w:val="18"/>
-                <w:szCs w:val="18"/>
-              </w:rPr>
-              <w:t xml:space="preserve">Evaluation compounds must not have been used for training or validation of the user model; overlap stops the run with "Evaluation leakage". The safest evaluation table is the reserved_test.csv of the training output.</w:t>
-            </w:r>
-          </w:p>
-        </w:tc>
-      </w:tr>
-      <w:tr>
-        <w:tc>
-          <w:tcPr>
-            <w:tcW w:type="dxa" w:w="4753"/>
-            <w:tcMar>
-              <w:top w:type="dxa" w:w="60"/>
-              <w:left w:type="dxa" w:w="90"/>
-              <w:bottom w:type="dxa" w:w="60"/>
-              <w:right w:type="dxa" w:w="90"/>
-            </w:tcMar>
-          </w:tcPr>
-          <w:p>
-            <w:r>
-              <w:rPr>
-                <w:sz w:val="18"/>
-                <w:szCs w:val="18"/>
-              </w:rPr>
-              <w:t xml:space="preserve">기본 모델의 학습 자료와 겹치는지는 알 수 없습니다(unknown). 평가 화합물이 기본 모델 학습에 쓰였다면 기본 모델 성능이 실제보다 좋게 보일 수 있습니다.</w:t>
-            </w:r>
-          </w:p>
-        </w:tc>
-        <w:tc>
-          <w:tcPr>
-            <w:tcW w:type="dxa" w:w="4753"/>
-            <w:tcMar>
-              <w:top w:type="dxa" w:w="60"/>
-              <w:left w:type="dxa" w:w="90"/>
-              <w:bottom w:type="dxa" w:w="60"/>
-              <w:right w:type="dxa" w:w="90"/>
-            </w:tcMar>
-          </w:tcPr>
-          <w:p>
-            <w:r>
-              <w:rPr>
-                <w:sz w:val="18"/>
-                <w:szCs w:val="18"/>
-              </w:rPr>
-              <w:t xml:space="preserve">Overlap with the default model's training data is unknown; if evaluation compounds were used to train the default model, its performance may look better than it is.</w:t>
-            </w:r>
-          </w:p>
-        </w:tc>
-      </w:tr>
-      <w:tr>
-        <w:tc>
-          <w:tcPr>
-            <w:tcW w:type="dxa" w:w="4753"/>
-            <w:tcMar>
-              <w:top w:type="dxa" w:w="60"/>
-              <w:left w:type="dxa" w:w="90"/>
-              <w:bottom w:type="dxa" w:w="60"/>
-              <w:right w:type="dxa" w:w="90"/>
-            </w:tcMar>
-          </w:tcPr>
-          <w:p>
-            <w:r>
-              <w:rPr>
-                <w:sz w:val="18"/>
-                <w:szCs w:val="18"/>
-              </w:rPr>
-              <w:t xml:space="preserve">LC 조건이나 RT 단위가 다른 모델 사이의 수치 비교는 조건을 맞춘 검증이 아닙니다. 사용자 모델과 평가 표의 RT 단위 이름이 다르면 멈춥니다.</w:t>
-            </w:r>
-          </w:p>
-        </w:tc>
-        <w:tc>
-          <w:tcPr>
-            <w:tcW w:type="dxa" w:w="4753"/>
-            <w:tcMar>
-              <w:top w:type="dxa" w:w="60"/>
-              <w:left w:type="dxa" w:w="90"/>
-              <w:bottom w:type="dxa" w:w="60"/>
-              <w:right w:type="dxa" w:w="90"/>
-            </w:tcMar>
-          </w:tcPr>
-          <w:p>
-            <w:r>
-              <w:rPr>
-                <w:sz w:val="18"/>
-                <w:szCs w:val="18"/>
-              </w:rPr>
-              <w:t xml:space="preserve">Comparing models made under different LC conditions or RT units is not a matched validation; a different RT unit label between the user model and the evaluation stops the run.</w:t>
-            </w:r>
-          </w:p>
-        </w:tc>
-      </w:tr>
-      <w:tr>
-        <w:tc>
-          <w:tcPr>
-            <w:tcW w:type="dxa" w:w="4753"/>
-            <w:tcMar>
-              <w:top w:type="dxa" w:w="60"/>
-              <w:left w:type="dxa" w:w="90"/>
-              <w:bottom w:type="dxa" w:w="60"/>
-              <w:right w:type="dxa" w:w="90"/>
-            </w:tcMar>
-          </w:tcPr>
-          <w:p>
-            <w:r>
-              <w:rPr>
-                <w:sz w:val="18"/>
-                <w:szCs w:val="18"/>
-              </w:rPr>
-              <w:t xml:space="preserve">비교는 모드마다 같은 모드의 기본 모델과 사용자 모델 사이에서 합니다. RP와 HILIC는 RT의 뜻이 달라 서로 비교하지 않습니다. 평가 표에 학습하지 않은 모드의 행이 있으면 쓰지 않고 경고를 남깁니다. 한 모드만 실패하면 다른 모드 결과는 남기며, compare_summary.tsv의 Status로 확인할 수 있습니다.</w:t>
-            </w:r>
-          </w:p>
-        </w:tc>
-        <w:tc>
-          <w:tcPr>
-            <w:tcW w:type="dxa" w:w="4753"/>
-            <w:tcMar>
-              <w:top w:type="dxa" w:w="60"/>
-              <w:left w:type="dxa" w:w="90"/>
-              <w:bottom w:type="dxa" w:w="60"/>
-              <w:right w:type="dxa" w:w="90"/>
-            </w:tcMar>
-          </w:tcPr>
-          <w:p>
-            <w:r>
-              <w:rPr>
-                <w:sz w:val="18"/>
-                <w:szCs w:val="18"/>
-              </w:rPr>
-              <w:t xml:space="preserve">Each mode is compared between the default and user models of that mode; RP and HILIC are not compared with each other because their RTs mean different things. Evaluation rows of an untrained mode are not used, with a warning. If one mode fails, the other's results are kept; check Status in compare_summary.tsv.</w:t>
-            </w:r>
-          </w:p>
-        </w:tc>
-      </w:tr>
-      <w:tr>
-        <w:tc>
-          <w:tcPr>
-            <w:tcW w:type="dxa" w:w="4753"/>
-            <w:tcMar>
-              <w:top w:type="dxa" w:w="60"/>
-              <w:left w:type="dxa" w:w="90"/>
-              <w:bottom w:type="dxa" w:w="60"/>
-              <w:right w:type="dxa" w:w="90"/>
-            </w:tcMar>
-          </w:tcPr>
-          <w:p>
-            <w:r>
-              <w:rPr>
-                <w:sz w:val="18"/>
-                <w:szCs w:val="18"/>
-              </w:rPr>
-              <w:t xml:space="preserve">잘못된 구조는 지표에서 빠지지만 predictions_long.csv에는 남습니다. 측정 RT의 분산이 0이면 R²는 빈 값입니다. 유효한 평가 구조가 2개 미만이면 멈춥니다.</w:t>
-            </w:r>
-          </w:p>
-        </w:tc>
-        <w:tc>
-          <w:tcPr>
-            <w:tcW w:type="dxa" w:w="4753"/>
-            <w:tcMar>
-              <w:top w:type="dxa" w:w="60"/>
-              <w:left w:type="dxa" w:w="90"/>
-              <w:bottom w:type="dxa" w:w="60"/>
-              <w:right w:type="dxa" w:w="90"/>
-            </w:tcMar>
-          </w:tcPr>
-          <w:p>
-            <w:r>
-              <w:rPr>
-                <w:sz w:val="18"/>
-                <w:szCs w:val="18"/>
-              </w:rPr>
-              <w:t xml:space="preserve">Invalid structures are excluded from the metrics but kept in predictions_long.csv; R² is empty when the measured RTs have no variance; fewer than two valid evaluation structures stop the run.</w:t>
-            </w:r>
-          </w:p>
-        </w:tc>
-      </w:tr>
-    </w:tbl>
-    <w:p/>
-    <w:p>
-      <w:pPr>
-        <w:spacing w:after="100" w:before="200"/>
-      </w:pPr>
-      <w:r>
-        <w:rPr>
-          <w:b/>
-          <w:bCs/>
-          <w:color w:val="3A3A3A"/>
-          <w:sz w:val="24"/>
-          <w:szCs w:val="24"/>
-        </w:rPr>
-        <w:t xml:space="preserve">분석 개념 이미지</w:t>
-      </w:r>
-    </w:p>
-    <w:p>
-      <w:pPr>
-        <w:spacing w:after="120"/>
-      </w:pPr>
-      <w:r>
-        <w:rPr>
-          <w:b/>
-          <w:bCs/>
-          <w:color w:val="B0B0B0"/>
-          <w:sz w:val="18"/>
-          <w:szCs w:val="18"/>
-        </w:rPr>
-        <w:t xml:space="preserve">[내부 메모 · 붙여 넣지 마세요] </w:t>
-      </w:r>
-      <w:r>
-        <w:rPr>
-          <w:color w:val="8A8F99"/>
-          <w:sz w:val="18"/>
-          <w:szCs w:val="18"/>
-        </w:rPr>
-        <w:t xml:space="preserve">그림: </w:t>
-      </w:r>
-      <w:r>
-        <w:rPr>
-          <w:color w:val="8A8F99"/>
-          <w:sz w:val="18"/>
-          <w:szCs w:val="18"/>
-        </w:rPr>
-        <w:t xml:space="preserve">docs/RTpred/modules/figures/module_concepts/rtpred_compare_concept.png</w:t>
+        <w:t xml:space="preserve">docs/RTpred/images/module3_result.png</w:t>
       </w:r>
     </w:p>
     <w:p>
@@ -13983,7 +14176,7 @@
       <w:r>
         <w:drawing>
           <wp:inline distT="0" distB="0" distL="0" distR="0">
-            <wp:extent cx="5715000" cy="2362200"/>
+            <wp:extent cx="5715000" cy="2228850"/>
             <wp:effectExtent t="0" r="0" b="0" l="0"/>
             <wp:docPr id="7" name="" descr="" title=""/>
             <wp:cNvGraphicFramePr>
@@ -14000,345 +14193,6 @@
                   </pic:nvPicPr>
                   <pic:blipFill>
                     <a:blip r:embed="rId13" cstate="none"/>
-                    <a:srcRect/>
-                    <a:stretch>
-                      <a:fillRect/>
-                    </a:stretch>
-                  </pic:blipFill>
-                  <pic:spPr bwMode="auto">
-                    <a:xfrm>
-                      <a:off x="0" y="0"/>
-                      <a:ext cx="5715000" cy="2362200"/>
-                    </a:xfrm>
-                    <a:prstGeom prst="rect">
-                      <a:avLst/>
-                    </a:prstGeom>
-                  </pic:spPr>
-                </pic:pic>
-              </a:graphicData>
-            </a:graphic>
-          </wp:inline>
-        </w:drawing>
-      </w:r>
-    </w:p>
-    <w:p>
-      <w:pPr>
-        <w:pStyle w:val="ListParagraph"/>
-        <w:numPr>
-          <w:ilvl w:val="0"/>
-          <w:numId w:val="2"/>
-        </w:numPr>
-        <w:spacing w:after="80"/>
-      </w:pPr>
-      <w:r>
-        <w:t xml:space="preserve">레전드(국문): </w:t>
-      </w:r>
-      <w:r>
-        <w:rPr>
-          <w:b/>
-          <w:bCs/>
-        </w:rPr>
-        <w:t xml:space="preserve">그림. 같은 모드의 사전 학습 모델과 사용자 모델 비교.</w:t>
-      </w:r>
-      <w:r>
-        <w:t xml:space="preserve"> (A) 모드마다 같은 평가 행으로 사전 학습 모델과 사용자 모델을 비교합니다. 평가 행은 모드마다 학습 때 떼어 둔 reserved_test.csv가 기본이며, model_type 열이 있는 별도 평가 표를 줄 수도 있습니다. RP와 HILIC는 서로 비교하지 않고, 학습이나 validation에 쓴 구조가 들어 있으면 멈춥니다. (B) 후보마다 RMSE, MAE, R²와 순위, 측정-예측 RT 그림을 만들고, 모드 열이 붙은 comparison.csv로 모읍니다. 사전 학습 모델은 바뀌지 않습니다. 막대 값은 모식적인 값입니다.</w:t>
-      </w:r>
-    </w:p>
-    <w:p>
-      <w:pPr>
-        <w:pStyle w:val="ListParagraph"/>
-        <w:numPr>
-          <w:ilvl w:val="0"/>
-          <w:numId w:val="2"/>
-        </w:numPr>
-        <w:spacing w:after="80"/>
-      </w:pPr>
-      <w:r>
-        <w:t xml:space="preserve">레전드(영문): </w:t>
-      </w:r>
-      <w:r>
-        <w:rPr>
-          <w:b/>
-          <w:bCs/>
-        </w:rPr>
-        <w:t xml:space="preserve">Figure. Comparing the pre-trained and user models of the same mode.</w:t>
-      </w:r>
-      <w:r>
-        <w:t xml:space="preserve"> (A) For each mode the pre-trained and user models are compared on the same evaluation rows: by default the reserved_test.csv held out per mode in training, or a separate evaluation table with a model_type column. RP and HILIC are never compared with each other, and structures used for training or validation stop the run. (B) RMSE, MAE, R², a rank and a measured-versus-predicted RT plot are produced per candidate and joined in comparison.csv with a mode column; the pre-trained models stay unchanged. Bar values are schematic.</w:t>
-      </w:r>
-    </w:p>
-    <w:p>
-      <w:pPr>
-        <w:pStyle w:val="ListParagraph"/>
-        <w:numPr>
-          <w:ilvl w:val="0"/>
-          <w:numId w:val="2"/>
-        </w:numPr>
-        <w:spacing w:after="80"/>
-      </w:pPr>
-      <w:r>
-        <w:t xml:space="preserve">출처: 직접 작성한 모식도(외부 그림 사용 안 함). 구성 참고: Retip(Bonini 외, Anal Chem 2020)의 RT 예측 흐름, METLIN SMRT(Domingo-Almenara 외, Nat Commun 2019)의 예측 RT로 후보 거르기</w:t>
-      </w:r>
-    </w:p>
-    <w:p>
-      <w:pPr>
-        <w:spacing w:after="100" w:before="200"/>
-      </w:pPr>
-      <w:r>
-        <w:rPr>
-          <w:b/>
-          <w:bCs/>
-          <w:color w:val="3A3A3A"/>
-          <w:sz w:val="24"/>
-          <w:szCs w:val="24"/>
-        </w:rPr>
-        <w:t xml:space="preserve">스크립트 사용 예제</w:t>
-      </w:r>
-    </w:p>
-    <w:p>
-      <w:pPr>
-        <w:shd w:fill="F3F4F6" w:color="auto" w:val="clear"/>
-        <w:spacing w:after="0"/>
-      </w:pPr>
-      <w:r>
-        <w:rPr>
-          <w:color w:val="3A3A3A"/>
-          <w:sz w:val="19"/>
-          <w:szCs w:val="19"/>
-        </w:rPr>
-        <w:t xml:space="preserve">python rtpred_compare.1.0.py \</w:t>
-      </w:r>
-    </w:p>
-    <w:p>
-      <w:pPr>
-        <w:shd w:fill="F3F4F6" w:color="auto" w:val="clear"/>
-        <w:spacing w:after="0"/>
-      </w:pPr>
-      <w:r>
-        <w:rPr>
-          <w:color w:val="3A3A3A"/>
-          <w:sz w:val="19"/>
-          <w:szCs w:val="19"/>
-        </w:rPr>
-        <w:t xml:space="preserve">  input_dir=/data/rtpred_train \</w:t>
-      </w:r>
-    </w:p>
-    <w:p>
-      <w:pPr>
-        <w:shd w:fill="F3F4F6" w:color="auto" w:val="clear"/>
-        <w:spacing w:after="0"/>
-      </w:pPr>
-      <w:r>
-        <w:rPr>
-          <w:color w:val="3A3A3A"/>
-          <w:sz w:val="19"/>
-          <w:szCs w:val="19"/>
-        </w:rPr>
-        <w:t xml:space="preserve">  output_dir=/data/rtpred_compare \</w:t>
-      </w:r>
-    </w:p>
-    <w:p>
-      <w:pPr>
-        <w:shd w:fill="F3F4F6" w:color="auto" w:val="clear"/>
-        <w:spacing w:after="0"/>
-      </w:pPr>
-      <w:r>
-        <w:rPr>
-          <w:color w:val="3A3A3A"/>
-          <w:sz w:val="19"/>
-          <w:szCs w:val="19"/>
-        </w:rPr>
-        <w:t xml:space="preserve">  eval_file=reserved_test \</w:t>
-      </w:r>
-    </w:p>
-    <w:p>
-      <w:pPr>
-        <w:shd w:fill="F3F4F6" w:color="auto" w:val="clear"/>
-        <w:spacing w:after="0"/>
-      </w:pPr>
-      <w:r>
-        <w:rPr>
-          <w:color w:val="3A3A3A"/>
-          <w:sz w:val="19"/>
-          <w:szCs w:val="19"/>
-        </w:rPr>
-        <w:t xml:space="preserve">  sheet=first \</w:t>
-      </w:r>
-    </w:p>
-    <w:p>
-      <w:pPr>
-        <w:shd w:fill="F3F4F6" w:color="auto" w:val="clear"/>
-        <w:spacing w:after="0"/>
-      </w:pPr>
-      <w:r>
-        <w:rPr>
-          <w:color w:val="3A3A3A"/>
-          <w:sz w:val="19"/>
-          <w:szCs w:val="19"/>
-        </w:rPr>
-        <w:t xml:space="preserve">  rt_unit=auto \</w:t>
-      </w:r>
-    </w:p>
-    <w:p>
-      <w:pPr>
-        <w:shd w:fill="F3F4F6" w:color="auto" w:val="clear"/>
-        <w:spacing w:after="0"/>
-      </w:pPr>
-      <w:r>
-        <w:rPr>
-          <w:color w:val="3A3A3A"/>
-          <w:sz w:val="19"/>
-          <w:szCs w:val="19"/>
-        </w:rPr>
-        <w:t xml:space="preserve">  scope=all \</w:t>
-      </w:r>
-    </w:p>
-    <w:p>
-      <w:pPr>
-        <w:shd w:fill="F3F4F6" w:color="auto" w:val="clear"/>
-        <w:spacing w:after="0"/>
-      </w:pPr>
-      <w:r>
-        <w:rPr>
-          <w:color w:val="3A3A3A"/>
-          <w:sz w:val="19"/>
-          <w:szCs w:val="19"/>
-        </w:rPr>
-        <w:t xml:space="preserve">  title=Default and user model comparison</w:t>
-      </w:r>
-    </w:p>
-    <w:p/>
-    <w:p>
-      <w:pPr>
-        <w:spacing w:after="100" w:before="200"/>
-      </w:pPr>
-      <w:r>
-        <w:rPr>
-          <w:b/>
-          <w:bCs/>
-          <w:color w:val="3A3A3A"/>
-          <w:sz w:val="24"/>
-          <w:szCs w:val="24"/>
-        </w:rPr>
-        <w:t xml:space="preserve">주요 결과 이미지</w:t>
-      </w:r>
-    </w:p>
-    <w:p>
-      <w:pPr>
-        <w:spacing w:after="140"/>
-      </w:pPr>
-      <w:r>
-        <w:t xml:space="preserve">예제 데이터(RP 합성 RT 학습 결과의 reserved_test, scope=all) 결과입니다.</w:t>
-      </w:r>
-    </w:p>
-    <w:p>
-      <w:pPr>
-        <w:spacing w:after="140"/>
-      </w:pPr>
-      <w:r>
-        <w:rPr>
-          <w:b/>
-          <w:bCs/>
-        </w:rPr>
-        <w:t xml:space="preserve">결과 1. 후보별 오차와 측정-예측 비교</w:t>
-      </w:r>
-    </w:p>
-    <w:p>
-      <w:pPr>
-        <w:pStyle w:val="ListParagraph"/>
-        <w:numPr>
-          <w:ilvl w:val="0"/>
-          <w:numId w:val="2"/>
-        </w:numPr>
-        <w:spacing w:after="80"/>
-      </w:pPr>
-      <w:r>
-        <w:t xml:space="preserve">결과 파일: </w:t>
-      </w:r>
-      <w:r>
-        <w:t xml:space="preserve">result/&lt;MODE&gt;/comparison.png</w:t>
-      </w:r>
-      <w:r>
-        <w:t xml:space="preserve"> (같은 그림 </w:t>
-      </w:r>
-      <w:r>
-        <w:t xml:space="preserve">comparison.svg</w:t>
-      </w:r>
-      <w:r>
-        <w:t xml:space="preserve">, 표 </w:t>
-      </w:r>
-      <w:r>
-        <w:t xml:space="preserve">comparison.csv</w:t>
-      </w:r>
-      <w:r>
-        <w:t xml:space="preserve">, </w:t>
-      </w:r>
-      <w:r>
-        <w:t xml:space="preserve">predictions_long.csv</w:t>
-      </w:r>
-      <w:r>
-        <w:t xml:space="preserve">), 모드 통합 표 </w:t>
-      </w:r>
-      <w:r>
-        <w:t xml:space="preserve">result/comparison.csv</w:t>
-      </w:r>
-    </w:p>
-    <w:p>
-      <w:pPr>
-        <w:spacing w:after="120"/>
-      </w:pPr>
-      <w:r>
-        <w:rPr>
-          <w:b/>
-          <w:bCs/>
-          <w:color w:val="B0B0B0"/>
-          <w:sz w:val="18"/>
-          <w:szCs w:val="18"/>
-        </w:rPr>
-        <w:t xml:space="preserve">[내부 메모 · 붙여 넣지 마세요] </w:t>
-      </w:r>
-      <w:r>
-        <w:rPr>
-          <w:color w:val="8A8F99"/>
-          <w:sz w:val="18"/>
-          <w:szCs w:val="18"/>
-        </w:rPr>
-        <w:t xml:space="preserve">그림: </w:t>
-      </w:r>
-      <w:r>
-        <w:rPr>
-          <w:color w:val="8A8F99"/>
-          <w:sz w:val="18"/>
-          <w:szCs w:val="18"/>
-        </w:rPr>
-        <w:t xml:space="preserve">docs/RTpred/images/module3_result.png</w:t>
-      </w:r>
-    </w:p>
-    <w:p>
-      <w:pPr>
-        <w:spacing w:after="120" w:before="120"/>
-        <w:jc w:val="center"/>
-      </w:pPr>
-      <w:r>
-        <w:drawing>
-          <wp:inline distT="0" distB="0" distL="0" distR="0">
-            <wp:extent cx="5715000" cy="2228850"/>
-            <wp:effectExtent t="0" r="0" b="0" l="0"/>
-            <wp:docPr id="8" name="" descr="" title=""/>
-            <wp:cNvGraphicFramePr>
-              <a:graphicFrameLocks xmlns:a="http://schemas.openxmlformats.org/drawingml/2006/main" noChangeAspect="1"/>
-            </wp:cNvGraphicFramePr>
-            <a:graphic xmlns:a="http://schemas.openxmlformats.org/drawingml/2006/main">
-              <a:graphicData uri="http://schemas.openxmlformats.org/drawingml/2006/picture">
-                <pic:pic xmlns:pic="http://schemas.openxmlformats.org/drawingml/2006/picture">
-                  <pic:nvPicPr>
-                    <pic:cNvPr id="0" name="" descr=""/>
-                    <pic:cNvPicPr>
-                      <a:picLocks noChangeAspect="1" noChangeArrowheads="1"/>
-                    </pic:cNvPicPr>
-                  </pic:nvPicPr>
-                  <pic:blipFill>
-                    <a:blip r:embed="rId14" cstate="none"/>
                     <a:srcRect/>
                     <a:stretch>
                       <a:fillRect/>

--- a/release/CLOSHA3/RTpred/2026-10-23/docs/Portal_Content.docx
+++ b/release/CLOSHA3/RTpred/2026-10-23/docs/Portal_Content.docx
@@ -10009,27 +10009,27 @@
                 <w:sz w:val="18"/>
                 <w:szCs w:val="18"/>
               </w:rPr>
-              <w:t xml:space="preserve">기본·사용자 머무름 시간 모델 성능 비교</w:t>
-            </w:r>
-          </w:p>
-        </w:tc>
-        <w:tc>
-          <w:tcPr>
-            <w:tcW w:type="dxa" w:w="3853"/>
-            <w:tcMar>
-              <w:top w:type="dxa" w:w="60"/>
-              <w:left w:type="dxa" w:w="90"/>
-              <w:bottom w:type="dxa" w:w="60"/>
-              <w:right w:type="dxa" w:w="90"/>
-            </w:tcMar>
-          </w:tcPr>
-          <w:p>
-            <w:r>
-              <w:rPr>
-                <w:sz w:val="18"/>
-                <w:szCs w:val="18"/>
-              </w:rPr>
-              <w:t xml:space="preserve">Default and user RT model comparison</w:t>
+              <w:t xml:space="preserve">사전 학습·사용자 모델 비교</w:t>
+            </w:r>
+          </w:p>
+        </w:tc>
+        <w:tc>
+          <w:tcPr>
+            <w:tcW w:type="dxa" w:w="3853"/>
+            <w:tcMar>
+              <w:top w:type="dxa" w:w="60"/>
+              <w:left w:type="dxa" w:w="90"/>
+              <w:bottom w:type="dxa" w:w="60"/>
+              <w:right w:type="dxa" w:w="90"/>
+            </w:tcMar>
+          </w:tcPr>
+          <w:p>
+            <w:r>
+              <w:rPr>
+                <w:sz w:val="18"/>
+                <w:szCs w:val="18"/>
+              </w:rPr>
+              <w:t xml:space="preserve">Pre-trained and user model comparison</w:t>
             </w:r>
           </w:p>
         </w:tc>
